--- a/docs/论文/v1/v1完整内容.docx
+++ b/docs/论文/v1/v1完整内容.docx
@@ -7387,7 +7387,7 @@
       <w:pPr>
         <w:pStyle w:val="2"/>
         <w:rPr>
-          <w:color w:val="0000FF"/>
+          <w:color w:val="auto"/>
         </w:rPr>
       </w:pPr>
       <w:bookmarkStart w:id="0" w:name="_Toc216114463"/>
@@ -7395,7 +7395,7 @@
       <w:r>
         <w:rPr>
           <w:rFonts w:hint="eastAsia"/>
-          <w:color w:val="0000FF"/>
+          <w:color w:val="auto"/>
         </w:rPr>
         <w:t>摘要</w:t>
       </w:r>
@@ -7407,15 +7407,16 @@
         <w:ind w:firstLine="480"/>
         <w:jc w:val="left"/>
         <w:rPr>
-          <w:color w:val="0000FF"/>
-        </w:rPr>
-      </w:pPr>
-      <w:r>
-        <w:rPr>
-          <w:rFonts w:hint="eastAsia"/>
-          <w:color w:val="0000FF"/>
-        </w:rPr>
-        <w:t>医疗器械发明专利是创新的重要体现，在近几年来数量激增。但是由于医疗器械专利涉及到多个领域知识、文本较长、专业术语多等原因，给专利审查部门的归类管理、企业防范侵权风险及监管部门进行产品注册都造成困难。而且目前的专利分类主要依照IPC或CPC来进行，无法准确对应到《医疗器械分类目录》中的22大类。为了克服这些问题，本文选取IPC分类号为A61B的医疗器械发明专利作为样本进行研究，希望可以利用深度学习的方法将其自动分到《医疗器械分类目录》所包含的22个一级产品类别。</w:t>
+          <w:rFonts w:hint="eastAsia"/>
+          <w:color w:val="auto"/>
+        </w:rPr>
+      </w:pPr>
+      <w:r>
+        <w:rPr>
+          <w:rFonts w:hint="eastAsia"/>
+          <w:color w:val="auto"/>
+        </w:rPr>
+        <w:t>医疗器械发明专利是医疗器械技术创新成果的重要载体。近年来，相关专利数量持续增长，但现有专利分类体系主要依据IPC或CPC等通用技术分类标准组织，难以直接对应我国《医疗器械分类目录》中的监管类别。同时，医疗器械专利文本包含医学、机械、电子、材料等多学科术语，摘要表述专业性强、类别交叉明显，给自动分类模型训练带来困难。针对上述问题，本文以主IPC分类号属于A61B的医疗器械发明专利为研究对象，开展面向《医疗器械分类目录》22个一级产品类别的自动分类研究。</w:t>
       </w:r>
     </w:p>
     <w:p>
@@ -7423,15 +7424,31 @@
         <w:ind w:firstLine="480"/>
         <w:jc w:val="left"/>
         <w:rPr>
-          <w:color w:val="0000FF"/>
-        </w:rPr>
-      </w:pPr>
-      <w:r>
-        <w:rPr>
-          <w:rFonts w:hint="eastAsia"/>
-          <w:color w:val="0000FF"/>
-        </w:rPr>
-        <w:t>为了解决原始专利数据标签质量较低的问题，在此基础上提出了一个完整的数据标注方法。利用分层抽样的方式得到一部分专家标注子集，然后用基于Qwen大模型以及RAG的方法实现自动标注的工作流。其中引入《医疗器械分类目录》，利用条件分支进行判断来处理类别混淆的问题，从而形成了一个由58587个样本组成的高质量的专业化训练数据集，同时使用生成式的大模型对少样本类进行了扩充，一定程度上缓解了样本分布极不平衡的问题。</w:t>
+          <w:rFonts w:hint="eastAsia"/>
+          <w:color w:val="auto"/>
+        </w:rPr>
+      </w:pPr>
+      <w:r>
+        <w:rPr>
+          <w:rFonts w:hint="eastAsia"/>
+          <w:color w:val="auto"/>
+        </w:rPr>
+        <w:t>为提高训练数据质量，本文依据授权状态、附图、一级产品类别标签和文本完整性等条件筛选候选专利，并以申请号去重，获得58495条原始候选数据。在此基础上，构建1104条人工校对数据集D2，用于评价自动标注方法和分析标签置信度。针对原始标签质量不稳定的问题，本文基于Qwen大模型、Dify工作流、《医疗器械分类目录》和《医疗器械分类规则》构建自动标注流程，在模型判断过程中引入分类目录知识、分类规则和易混类别校验机制。实验结果显示，完整标注流程在D2上的Accuracy为0.9321，Macro F1-score为0.9220。随后，本文依据原始标签与自动标注标签的一致性划分高低置信层，并通过D3抽样验证和TOST等价性检验确认高置信样本可用性，</w:t>
+      </w:r>
+      <w:r>
+        <w:rPr>
+          <w:rFonts w:hint="eastAsia"/>
+          <w:color w:val="auto"/>
+          <w:lang w:val="en-US" w:eastAsia="zh-CN"/>
+        </w:rPr>
+        <w:t>然后对小类别数据进行增强，</w:t>
+      </w:r>
+      <w:r>
+        <w:rPr>
+          <w:rFonts w:hint="eastAsia"/>
+          <w:color w:val="auto"/>
+        </w:rPr>
+        <w:t>最终形成34493条训练数据。</w:t>
       </w:r>
     </w:p>
     <w:p>
@@ -7439,92 +7456,30 @@
         <w:ind w:firstLine="480"/>
         <w:jc w:val="left"/>
         <w:rPr>
-          <w:color w:val="0000FF"/>
-        </w:rPr>
-      </w:pPr>
-      <w:r>
-        <w:rPr>
-          <w:rFonts w:hint="eastAsia"/>
-          <w:color w:val="0000FF"/>
-        </w:rPr>
-        <w:t>在此基础上，</w:t>
-      </w:r>
-      <w:r>
-        <w:rPr>
-          <w:rFonts w:hint="eastAsia"/>
-          <w:color w:val="0000FF"/>
-          <w:lang w:val="en-US" w:eastAsia="zh-CN"/>
-        </w:rPr>
-        <w:t>本文</w:t>
-      </w:r>
-      <w:r>
-        <w:rPr>
-          <w:rFonts w:hint="eastAsia"/>
-          <w:color w:val="0000FF"/>
-        </w:rPr>
-        <w:t>提出一种基于预训练语言模型和卷积神经网络的分类模型BERT-TextCNN。该模型利用Chinese-RoBERTa-wwm-ext获取文本深层次动态语义信息，在此基础上使用不同大小卷积核TextCNN得到局部重要特征，从而综合考虑全局及局部信息进行专利文本分类。</w:t>
-      </w:r>
-    </w:p>
-    <w:p>
-      <w:pPr>
-        <w:ind w:firstLine="480"/>
-        <w:jc w:val="left"/>
-        <w:rPr>
-          <w:color w:val="0000FF"/>
-        </w:rPr>
-      </w:pPr>
-      <w:r>
-        <w:rPr>
-          <w:rFonts w:hint="eastAsia"/>
-          <w:color w:val="0000FF"/>
-        </w:rPr>
-        <w:t>结果表明，</w:t>
-      </w:r>
-      <w:r>
-        <w:rPr>
-          <w:rFonts w:hint="eastAsia"/>
-          <w:color w:val="0000FF"/>
-          <w:lang w:val="en-US" w:eastAsia="zh-CN"/>
-        </w:rPr>
-        <w:t>本文</w:t>
-      </w:r>
-      <w:r>
-        <w:rPr>
-          <w:rFonts w:hint="eastAsia"/>
-          <w:color w:val="0000FF"/>
-        </w:rPr>
-        <w:t>的模型在测试集中得到0.8153Accuracy以及0.7527MacroF1-score,各项性能参数明显高于LR、KNN、RF、XGBoost等传统机器学习方法以及单个深度学习方法，在外部验证集中，模型的Accuracy为</w:t>
-      </w:r>
-      <w:r>
-        <w:rPr>
-          <w:rFonts w:hint="eastAsia"/>
-          <w:color w:val="0000FF"/>
-          <w:lang w:val="en-US" w:eastAsia="zh-CN"/>
-        </w:rPr>
-        <w:t>0.9000</w:t>
-      </w:r>
-      <w:r>
-        <w:rPr>
-          <w:rFonts w:hint="eastAsia"/>
-          <w:color w:val="0000FF"/>
-        </w:rPr>
-        <w:t>，远超目前各大平台上的分类器，证明其良好的鲁棒性。根据该模型开发一个基于B/S架构的医疗器械专利自动分类系统，可以供用户在线对专利内容进行分类预测并且展示预测结果。</w:t>
-      </w:r>
-    </w:p>
-    <w:p>
-      <w:pPr>
-        <w:ind w:firstLine="480"/>
-        <w:jc w:val="left"/>
-        <w:rPr>
-          <w:color w:val="0000FF"/>
-        </w:rPr>
-      </w:pPr>
-      <w:r>
-        <w:rPr>
-          <w:rFonts w:hint="eastAsia"/>
-          <w:color w:val="0000FF"/>
-        </w:rPr>
-        <w:t>本研究不仅实现了从专利分类标准到行业监管标准转变，同时也为医疗器械的情报分析、审查提速以及监管决策提供技术支持与数据支持。</w:t>
+          <w:color w:val="auto"/>
+        </w:rPr>
+      </w:pPr>
+      <w:r>
+        <w:rPr>
+          <w:rFonts w:hint="eastAsia"/>
+          <w:color w:val="auto"/>
+        </w:rPr>
+        <w:t>在分类模型方面，本文构建并评估BERT-TextCNN模型。该模型以Chinese-RoBERTa-WWM-Ext作为文本编码器提取上下文语义表示，并通过TextCNN补充局部短语和关键术语特征。实验结果显示，BERT-TextCNN在测试集上的Accuracy为0.9261，Macro F1-score为0.8792，Weighted F1-score为0.9249，整体优于KNN、DeepPatent、PatentSBERTa、PaECTER和RAMHA等对比方法。外部验证结果显示，该模型在330条医知桥平台2025年发明专利上的Accuracy为0.8424，Macro F1-score为0.8546。基于该模型，本文开发了基于B/S架构的医疗器械专利自动分类系统</w:t>
+      </w:r>
+      <w:r>
+        <w:rPr>
+          <w:rFonts w:hint="eastAsia"/>
+          <w:color w:val="auto"/>
+          <w:lang w:eastAsia="zh-CN"/>
+        </w:rPr>
+        <w:t>，</w:t>
+      </w:r>
+      <w:r>
+        <w:rPr>
+          <w:rFonts w:hint="eastAsia"/>
+          <w:color w:val="auto"/>
+        </w:rPr>
+        <w:t>为医疗器械专利数据的分类管理、结果复核和后续分析提供了支撑。</w:t>
       </w:r>
     </w:p>
     <w:p>
@@ -7533,7 +7488,7 @@
         <w:jc w:val="left"/>
         <w:rPr>
           <w:rFonts w:eastAsia="黑体"/>
-          <w:color w:val="0000FF"/>
+          <w:color w:val="auto"/>
         </w:rPr>
         <w:sectPr>
           <w:headerReference r:id="rId15" w:type="default"/>
@@ -7555,7 +7510,7 @@
       <w:r>
         <w:rPr>
           <w:rFonts w:hint="eastAsia" w:eastAsia="黑体"/>
-          <w:color w:val="0000FF"/>
+          <w:color w:val="auto"/>
         </w:rPr>
         <w:t>关键词：医疗器械，发明专利分类，BERT，Qwen</w:t>
       </w:r>
@@ -7566,7 +7521,7 @@
         <w:rPr>
           <w:b/>
           <w:bCs/>
-          <w:color w:val="0000FF"/>
+          <w:color w:val="auto"/>
         </w:rPr>
       </w:pPr>
       <w:bookmarkStart w:id="2" w:name="_Toc216114464"/>
@@ -7576,7 +7531,7 @@
           <w:rFonts w:hint="eastAsia"/>
           <w:b/>
           <w:bCs/>
-          <w:color w:val="0000FF"/>
+          <w:color w:val="auto"/>
         </w:rPr>
         <w:t>ABSTRACT</w:t>
       </w:r>
@@ -7588,81 +7543,56 @@
       <w:pPr>
         <w:ind w:firstLine="480"/>
         <w:rPr>
-          <w:rFonts w:hint="eastAsia" w:eastAsia="宋体"/>
-          <w:color w:val="0000FF"/>
-          <w:lang w:eastAsia="zh-CN"/>
-        </w:rPr>
-      </w:pPr>
-      <w:r>
-        <w:rPr>
-          <w:color w:val="0000FF"/>
-        </w:rPr>
-        <w:t>Medicaldeviceinventionpatentsareanimportantmanifestationofinnovation,andthenumberhassurgedinrecentyears.However,duetothefactthatmedicaldevicepatentsinvolvemultiplefieldsofknowledge,longtexts,andmanyprofessionalterms,itisdifficultforpatentexaminationdepartmentstoclassifyandmanage,enterprisestopreventinfringementrisks,andregulatoryauthoritiestoregisterproducts.Moreover,thecurrentpatentclassificationismainlybasedonIPCorCPC,whichcannotaccuratelycorrespondtothe22categoriesinthe'MedicalDeviceClassificationCatalogue'.Inordertoovercometheseproblems,thispaperselectsthemedicaldeviceinventionpatentwithIPCclassificationnumberA61Basasampleforresearch,hopingtousethedeeplearningmethodtoautomaticallyclassifyitintothe22first-levelproductcategoriesincludedinthe'medicaldeviceclassificationcatalogue'.</w:t>
+          <w:rFonts w:hint="eastAsia"/>
+          <w:color w:val="auto"/>
+        </w:rPr>
+      </w:pPr>
+      <w:r>
+        <w:rPr>
+          <w:rFonts w:hint="eastAsia"/>
+          <w:color w:val="auto"/>
+        </w:rPr>
+        <w:t>Medical device invention patents are important carriers of technological innovation in the medical device industry. In recent years, the number of related patents has continued to increase. However, existing patent classification systems are mainly organized according to general technical classification standards such as IPC or CPC, and they cannot be directly matched with the regulatory categories in the Medical Device Classification Catalogue of China. In addition, medical device patent texts contain terms from medicine, machinery, electronics, materials and other disciplines. Their abstracts are highly specialized, and category boundaries often overlap, which brings difficulties to the training of automatic classification models. To address these problems, this paper takes medical device invention patents whose main IPC classification number belongs to A61B as the research object, and studies automatic classification for the 22 first-level product categories in the Medical Device Classification Catalogue.</w:t>
       </w:r>
     </w:p>
     <w:p>
       <w:pPr>
         <w:ind w:firstLine="480"/>
         <w:rPr>
-          <w:rFonts w:hint="eastAsia" w:eastAsia="宋体"/>
-          <w:color w:val="0000FF"/>
-          <w:lang w:eastAsia="zh-CN"/>
-        </w:rPr>
-      </w:pPr>
-      <w:r>
-        <w:rPr>
-          <w:color w:val="0000FF"/>
-        </w:rPr>
-        <w:t>Inordertosolvetheproblemoflowqualityoforiginalpatentdatalabels,acompletedatalabelingmethodisproposedonthisbasis.Apartoftheexpertannotationsubsetisobtainedbystratifiedsampling,andthentheworkflowofautomaticannotationisrealizedbyQwenlargemodelandRAGmethod.Amongthem,theintroductionof'medicaldeviceclassificationcatalogue',usingconditionalbranchestojudgetodealwiththeproblemofcategoryconfusion,thusformingahigh-qualityprofessionaltrainingdatasetcomposedof58587samples.Atthesametime,thegenerativelargemodelisusedtoexpandthesmallsampleclass,whichalleviatestheproblemofextremelyunbalancedsampledistributiontoacertainextent.</w:t>
+          <w:rFonts w:hint="eastAsia"/>
+          <w:color w:val="auto"/>
+        </w:rPr>
+      </w:pPr>
+      <w:r>
+        <w:rPr>
+          <w:rFonts w:hint="eastAsia"/>
+          <w:color w:val="auto"/>
+        </w:rPr>
+        <w:t>To improve the quality of training data, this paper screens candidate patents according to authorization status, drawings, first-level product category labels and text completeness, and removes duplicate records by application number. A total of 58,495 original candidate samples are obtained. On this basis, an expert-checked dataset D2 containing 1,104 samples is constructed to evaluate automatic labeling methods and analyze label confidence. For the instability of original labels, this paper builds an automatic labeling process based on the Qwen large language model, Dify workflow, the Medical Device Classification Catalogue and the Medical Device Classification Rules. Catalogue knowledge, classification rules and verification mechanisms for easily confused categories are introduced into the model judgment process. The experimental results show that the complete labeling process achieves an Accuracy of 0.9321 and a Macro F1-score of 0.9220 on D2. Then, high-confidence and low-confidence layers are divided according to the consistency between original labels and automatically generated labels. The availability of high-confidence samples is verified through D3 sampling validation and TOST equivalence testing. After data enhancement for small categories, 34,493 training samples are finally formed.</w:t>
       </w:r>
     </w:p>
     <w:p>
       <w:pPr>
         <w:ind w:firstLine="480"/>
         <w:rPr>
-          <w:rFonts w:hint="eastAsia" w:eastAsia="宋体"/>
-          <w:color w:val="0000FF"/>
-          <w:lang w:eastAsia="zh-CN"/>
-        </w:rPr>
-      </w:pPr>
-      <w:r>
-        <w:rPr>
-          <w:rFonts w:hint="eastAsia"/>
-          <w:color w:val="0000FF"/>
-        </w:rPr>
-        <w:t>Onthisbasis,thispaperproposesaclassificationmodelBERT-TextCNNbasedonpre-trainedlanguagemodelandconvolutionalneuralnetwork.ThemodelusesChinese-RoBERTa-wwm-exttoobtainthedeepdynamicsemanticinformationofthetext.Onthisbasis,TextCNNwithdifferentsizesofconvolutionkernelsisusedtoobtainlocalimportantfeatures,soastocomprehensivelyconsidertheglobalandlocalinformationforpatenttextclassification.</w:t>
-      </w:r>
-    </w:p>
-    <w:p>
-      <w:pPr>
-        <w:ind w:firstLine="480"/>
-        <w:rPr>
-          <w:rFonts w:hint="eastAsia" w:eastAsia="宋体"/>
-          <w:color w:val="0000FF"/>
-          <w:lang w:eastAsia="zh-CN"/>
-        </w:rPr>
-      </w:pPr>
-      <w:r>
-        <w:rPr>
-          <w:rFonts w:hint="eastAsia"/>
-          <w:color w:val="0000FF"/>
-        </w:rPr>
-        <w:t>Theresultsshowthatthemodelinthispaperobtains0.8153Accuracyand0.7527MacroF1-scoreinthetestset.TheperformanceparametersaresignificantlyhigherthantraditionalmachinelearningmethodssuchasLR,KNN,RF,XGBoost,andasingledeeplearningmethod.Intheexternalverificationset,theAccuracyofthemodelis0.9000,farexceedingthecurrentclassifiersonmajorplatforms,provingitsgoodrobustness.Accordingtothemodel,anautomaticclassificationsystemformedicaldevicepatentsbasedonB/Sarchitectureisdeveloped,whichcanbeusedforuserstoclassifyandpredictpatentcontentonlineanddisplaythepredictionresults.</w:t>
-      </w:r>
-    </w:p>
-    <w:p>
-      <w:pPr>
-        <w:ind w:firstLine="480"/>
-        <w:rPr>
-          <w:color w:val="0000FF"/>
-        </w:rPr>
-      </w:pPr>
-      <w:r>
-        <w:rPr>
-          <w:rFonts w:hint="eastAsia"/>
-          <w:color w:val="0000FF"/>
-        </w:rPr>
-        <w:t>Thisstudynotonlyrealizesthetransformationfrompatentclassificationstandardstoindustryregulatorystandards,butalsoprovidestechnicalsupportanddatasupportformedicaldeviceintelligenceanalysis,reviewaccelerationandregulatorydecision-making.</w:t>
+          <w:color w:val="auto"/>
+        </w:rPr>
+      </w:pPr>
+      <w:r>
+        <w:rPr>
+          <w:rFonts w:hint="eastAsia"/>
+          <w:color w:val="auto"/>
+        </w:rPr>
+        <w:t>In terms of classification modeling, this paper constructs and evaluates a BERT-TextCNN model. The model uses Chinese-RoBERTa-WWM-Ext as the text encoder to extract contextual semantic representations, and uses TextCNN to supplement local phrase and key term features. The experimental results show that BERT-TextCNN achieves an Accuracy of 0.9261, a Macro F1-score of 0.8792 and a Weighted F1-score of 0.9249 on the test set, outperforming KNN, DeepPatent, PatentSBERTa, PaECTER and RAMHA as a whole. The external validation results show that the model achieves an Accuracy of 0.8424 and a Macro F1-score of 0.8546 on 330 invention patents from Yizhiqiao in 2025. Based on this model, this paper develops an automatic classification system for medical device patents using a B/S architecture, providing support for patent data classif</w:t>
+      </w:r>
+      <w:bookmarkStart w:id="184" w:name="_GoBack"/>
+      <w:bookmarkEnd w:id="184"/>
+      <w:r>
+        <w:rPr>
+          <w:rFonts w:hint="eastAsia"/>
+          <w:color w:val="auto"/>
+        </w:rPr>
+        <w:t>ication management, result review and subsequent analysis.</w:t>
       </w:r>
     </w:p>
     <w:p>
@@ -7674,7 +7604,7 @@
           <w:rFonts w:ascii="Times New Roman" w:hAnsi="Times New Roman" w:eastAsia="仿宋"/>
           <w:b/>
           <w:bCs/>
-          <w:color w:val="0000FF"/>
+          <w:color w:val="auto"/>
           <w:sz w:val="24"/>
           <w:szCs w:val="24"/>
         </w:rPr>
@@ -7701,7 +7631,7 @@
           <w:rFonts w:hint="eastAsia" w:ascii="Times New Roman" w:hAnsi="Times New Roman" w:eastAsia="仿宋"/>
           <w:b/>
           <w:bCs/>
-          <w:color w:val="0000FF"/>
+          <w:color w:val="auto"/>
           <w:sz w:val="24"/>
           <w:szCs w:val="24"/>
         </w:rPr>
@@ -7710,7 +7640,7 @@
       <w:r>
         <w:rPr>
           <w:rFonts w:hint="eastAsia" w:ascii="仿宋" w:hAnsi="仿宋" w:eastAsia="仿宋"/>
-          <w:color w:val="0000FF"/>
+          <w:color w:val="auto"/>
           <w:sz w:val="24"/>
           <w:szCs w:val="24"/>
         </w:rPr>
@@ -7721,7 +7651,7 @@
           <w:rFonts w:hint="eastAsia" w:ascii="Times New Roman" w:hAnsi="Times New Roman" w:eastAsia="仿宋"/>
           <w:b/>
           <w:bCs/>
-          <w:color w:val="0000FF"/>
+          <w:color w:val="auto"/>
           <w:sz w:val="24"/>
           <w:szCs w:val="24"/>
         </w:rPr>
@@ -7730,7 +7660,7 @@
       <w:r>
         <w:rPr>
           <w:rFonts w:hint="eastAsia" w:ascii="仿宋" w:hAnsi="仿宋" w:eastAsia="仿宋"/>
-          <w:color w:val="0000FF"/>
+          <w:color w:val="auto"/>
           <w:sz w:val="24"/>
           <w:szCs w:val="24"/>
         </w:rPr>
@@ -7741,7 +7671,7 @@
           <w:rFonts w:hint="eastAsia" w:ascii="Times New Roman" w:hAnsi="Times New Roman" w:eastAsia="仿宋"/>
           <w:b/>
           <w:bCs/>
-          <w:color w:val="0000FF"/>
+          <w:color w:val="auto"/>
           <w:sz w:val="24"/>
           <w:szCs w:val="24"/>
         </w:rPr>
@@ -7750,7 +7680,7 @@
       <w:r>
         <w:rPr>
           <w:rFonts w:hint="eastAsia" w:ascii="仿宋" w:hAnsi="仿宋" w:eastAsia="仿宋"/>
-          <w:color w:val="0000FF"/>
+          <w:color w:val="auto"/>
           <w:sz w:val="24"/>
           <w:szCs w:val="24"/>
         </w:rPr>
@@ -7761,7 +7691,7 @@
           <w:rFonts w:hint="eastAsia" w:ascii="Times New Roman" w:hAnsi="Times New Roman" w:eastAsia="仿宋"/>
           <w:b/>
           <w:bCs/>
-          <w:color w:val="0000FF"/>
+          <w:color w:val="auto"/>
           <w:sz w:val="24"/>
           <w:szCs w:val="24"/>
         </w:rPr>
@@ -7800,8 +7730,8 @@
           <w:tab w:val="clear" w:pos="420"/>
         </w:tabs>
       </w:pPr>
-      <w:bookmarkStart w:id="6" w:name="_Toc216114466"/>
-      <w:bookmarkStart w:id="7" w:name="_Toc5868"/>
+      <w:bookmarkStart w:id="6" w:name="_Toc5868"/>
+      <w:bookmarkStart w:id="7" w:name="_Toc216114466"/>
       <w:bookmarkStart w:id="8" w:name="_Toc216114467"/>
       <w:r>
         <w:rPr>
@@ -8371,8 +8301,8 @@
           <w:tab w:val="clear" w:pos="420"/>
         </w:tabs>
       </w:pPr>
-      <w:bookmarkStart w:id="14" w:name="_Toc216114468"/>
-      <w:bookmarkStart w:id="15" w:name="_Toc17953"/>
+      <w:bookmarkStart w:id="14" w:name="_Toc17953"/>
+      <w:bookmarkStart w:id="15" w:name="_Toc216114468"/>
       <w:r>
         <w:rPr>
           <w:rFonts w:hint="eastAsia"/>
@@ -8548,51 +8478,65 @@
         </w:tabs>
         <w:rPr>
           <w:rFonts w:eastAsia="宋体"/>
+          <w:color w:val="auto"/>
+        </w:rPr>
+      </w:pPr>
+      <w:bookmarkStart w:id="17" w:name="_Toc31132"/>
+      <w:r>
+        <w:rPr>
+          <w:rFonts w:hint="eastAsia"/>
+          <w:color w:val="auto"/>
+        </w:rPr>
+        <w:t>研究流程</w:t>
+      </w:r>
+      <w:bookmarkEnd w:id="17"/>
+    </w:p>
+    <w:p>
+      <w:pPr>
+        <w:ind w:firstLine="480"/>
+        <w:rPr>
+          <w:color w:val="auto"/>
+        </w:rPr>
+      </w:pPr>
+      <w:r>
+        <w:rPr>
+          <w:rFonts w:hint="eastAsia"/>
+          <w:color w:val="auto"/>
+        </w:rPr>
+        <w:t>本文围绕医疗器械发明专利向《医疗器械分类目录》一级产品类别的自动映射问题开展研究，整体流程包括数据采集与清洗、</w:t>
+      </w:r>
+      <w:r>
+        <w:rPr>
+          <w:rFonts w:hint="eastAsia"/>
+          <w:color w:val="auto"/>
+          <w:lang w:val="en-US" w:eastAsia="zh-CN"/>
+        </w:rPr>
+        <w:t>数据</w:t>
+      </w:r>
+      <w:r>
+        <w:rPr>
+          <w:rFonts w:hint="eastAsia"/>
+          <w:color w:val="auto"/>
+        </w:rPr>
+        <w:t>标注、过滤与增强、建模与评估、系统应用五个环节，具体研究流程如图1-1所示。</w:t>
+      </w:r>
+    </w:p>
+    <w:p>
+      <w:pPr>
+        <w:pStyle w:val="25"/>
+        <w:bidi w:val="0"/>
+        <w:rPr>
+          <w:rFonts w:hint="eastAsia" w:eastAsia="宋体"/>
           <w:color w:val="0000FF"/>
-        </w:rPr>
-      </w:pPr>
-      <w:bookmarkStart w:id="17" w:name="_Toc31132"/>
-      <w:r>
-        <w:rPr>
-          <w:rFonts w:hint="eastAsia"/>
-          <w:color w:val="0000FF"/>
-        </w:rPr>
-        <w:t>研究流程</w:t>
-      </w:r>
-      <w:bookmarkEnd w:id="17"/>
-    </w:p>
-    <w:p>
-      <w:pPr>
-        <w:ind w:firstLine="480"/>
-        <w:rPr>
-          <w:color w:val="0000FF"/>
-        </w:rPr>
-      </w:pPr>
-      <w:r>
-        <w:rPr>
-          <w:rFonts w:hint="eastAsia"/>
-          <w:color w:val="0000FF"/>
-        </w:rPr>
-        <w:t>本文的总体流程可概括为数据收集、数据预处理、模型构建、评估和应用四阶段，具体的研究流程图如图1-1所示。</w:t>
-      </w:r>
-    </w:p>
-    <w:p>
-      <w:pPr>
-        <w:ind w:firstLine="0" w:firstLineChars="0"/>
-        <w:jc w:val="center"/>
-        <w:rPr>
-          <w:color w:val="0000FF"/>
-        </w:rPr>
-      </w:pPr>
-      <w:r>
-        <w:rPr>
-          <w:color w:val="0000FF"/>
-        </w:rPr>
+          <w:lang w:eastAsia="zh-CN"/>
+        </w:rPr>
+      </w:pPr>
+      <w:r>
         <w:drawing>
-          <wp:inline distT="0" distB="0" distL="0" distR="0">
-            <wp:extent cx="5151120" cy="4272280"/>
+          <wp:inline distT="0" distB="0" distL="114300" distR="114300">
+            <wp:extent cx="4512310" cy="6445885"/>
             <wp:effectExtent l="0" t="0" r="0" b="0"/>
-            <wp:docPr id="3" name="图片 3"/>
+            <wp:docPr id="16" name="图片 1" descr="IMG_256"/>
             <wp:cNvGraphicFramePr>
               <a:graphicFrameLocks xmlns:a="http://schemas.openxmlformats.org/drawingml/2006/main" noChangeAspect="1"/>
             </wp:cNvGraphicFramePr>
@@ -8600,19 +8544,14 @@
               <a:graphicData uri="http://schemas.openxmlformats.org/drawingml/2006/picture">
                 <pic:pic xmlns:pic="http://schemas.openxmlformats.org/drawingml/2006/picture">
                   <pic:nvPicPr>
-                    <pic:cNvPr id="3" name="图片 3"/>
+                    <pic:cNvPr id="16" name="图片 1" descr="IMG_256"/>
                     <pic:cNvPicPr>
                       <a:picLocks noChangeAspect="1"/>
                     </pic:cNvPicPr>
                   </pic:nvPicPr>
                   <pic:blipFill>
-                    <a:blip r:embed="rId35" cstate="print">
-                      <a:extLst>
-                        <a:ext uri="{28A0092B-C50C-407E-A947-70E740481C1C}">
-                          <a14:useLocalDpi xmlns:a14="http://schemas.microsoft.com/office/drawing/2010/main" val="0"/>
-                        </a:ext>
-                      </a:extLst>
-                    </a:blip>
+                    <a:blip r:embed="rId35"/>
+                    <a:srcRect t="3171" b="1604"/>
                     <a:stretch>
                       <a:fillRect/>
                     </a:stretch>
@@ -8620,11 +8559,15 @@
                   <pic:spPr>
                     <a:xfrm>
                       <a:off x="0" y="0"/>
-                      <a:ext cx="5154164" cy="4274866"/>
+                      <a:ext cx="4512310" cy="6445885"/>
                     </a:xfrm>
                     <a:prstGeom prst="rect">
                       <a:avLst/>
                     </a:prstGeom>
+                    <a:noFill/>
+                    <a:ln w="9525">
+                      <a:noFill/>
+                    </a:ln>
                   </pic:spPr>
                 </pic:pic>
               </a:graphicData>
@@ -8638,12 +8581,12 @@
         <w:pStyle w:val="25"/>
         <w:rPr>
           <w:rFonts w:hint="default"/>
-          <w:color w:val="0000FF"/>
-        </w:rPr>
-      </w:pPr>
-      <w:r>
-        <w:rPr>
-          <w:color w:val="0000FF"/>
+          <w:color w:val="auto"/>
+        </w:rPr>
+      </w:pPr>
+      <w:r>
+        <w:rPr>
+          <w:color w:val="auto"/>
         </w:rPr>
         <w:t>图1-1研究流程</w:t>
       </w:r>
@@ -8652,15 +8595,54 @@
       <w:pPr>
         <w:ind w:firstLine="480"/>
         <w:rPr>
-          <w:color w:val="0000FF"/>
-        </w:rPr>
-      </w:pPr>
-      <w:r>
-        <w:rPr>
-          <w:rFonts w:hint="eastAsia"/>
-          <w:color w:val="0000FF"/>
-        </w:rPr>
-        <w:t>在数据采集环节，依托智慧芽专利数据库</w:t>
+          <w:rFonts w:cs="Times New Roman"/>
+          <w:bCs/>
+          <w:color w:val="auto"/>
+        </w:rPr>
+      </w:pPr>
+      <w:r>
+        <w:rPr>
+          <w:rFonts w:hint="eastAsia" w:cs="Times New Roman"/>
+          <w:bCs/>
+          <w:color w:val="auto"/>
+        </w:rPr>
+        <w:t>在模型构建阶段，以BERT预训练模型为基础生成动态词嵌入，并分别建立传统机器学习基准模型与深度学习集成模型，进而开展分类任务的研究工作。</w:t>
+      </w:r>
+    </w:p>
+    <w:p>
+      <w:pPr>
+        <w:ind w:firstLine="480"/>
+        <w:rPr>
+          <w:rFonts w:hint="eastAsia" w:cs="Times New Roman"/>
+          <w:bCs/>
+          <w:color w:val="auto"/>
+        </w:rPr>
+      </w:pPr>
+      <w:r>
+        <w:rPr>
+          <w:rFonts w:hint="eastAsia" w:cs="Times New Roman"/>
+          <w:bCs/>
+          <w:color w:val="auto"/>
+        </w:rPr>
+        <w:t>在评估与实现阶段，通过对比实验、消融实验及外部验证等手段，对模型进行分类性能与泛化能力等的量化，以此为基础开发基于B/S架构的在线专利分类系统，完成研究到应用的转化。</w:t>
+      </w:r>
+    </w:p>
+    <w:p>
+      <w:pPr>
+        <w:ind w:firstLine="480"/>
+        <w:rPr>
+          <w:rFonts w:hint="eastAsia" w:cs="Times New Roman"/>
+          <w:bCs/>
+          <w:color w:val="auto"/>
+        </w:rPr>
+      </w:pPr>
+      <w:r>
+        <w:rPr>
+          <w:rFonts w:hint="eastAsia" w:cs="Times New Roman"/>
+          <w:bCs/>
+          <w:color w:val="auto"/>
+        </w:rPr>
+        <w:t>在数据采集与清洗环节，本文依托智慧芽专利数据库</w:t>
       </w:r>
       <w:r>
         <w:rPr>
@@ -8710,10 +8692,46 @@
       </w:r>
       <w:r>
         <w:rPr>
-          <w:rFonts w:hint="eastAsia"/>
-          <w:color w:val="0000FF"/>
-        </w:rPr>
-        <w:t>基于IPC分类体系中的A61B领域筛选医疗器械相关的核心专利信息，构建初始数据样本集。同时，借助医知桥平台</w:t>
+          <w:rFonts w:hint="eastAsia" w:cs="Times New Roman"/>
+          <w:bCs/>
+          <w:color w:val="auto"/>
+        </w:rPr>
+        <w:t>，以主IPC分类号属于A61B的发明专利作为候选数据来源，并结合申请日期、授权状态、附图、一级产品类别标签和文本完整性等条件进行筛选。为减少重复样本对后续训练的影响，本文以申请号作为唯一标识进行去重，并对专利摘要中的HTML标签、异常字符和多余空白等内容进行清洗，形成后续标注与建模所需的候选数据集。</w:t>
+      </w:r>
+    </w:p>
+    <w:p>
+      <w:pPr>
+        <w:ind w:firstLine="480"/>
+        <w:rPr>
+          <w:rFonts w:hint="eastAsia" w:cs="Times New Roman"/>
+          <w:bCs/>
+          <w:color w:val="auto"/>
+        </w:rPr>
+      </w:pPr>
+      <w:r>
+        <w:rPr>
+          <w:rFonts w:hint="eastAsia" w:cs="Times New Roman"/>
+          <w:bCs/>
+          <w:color w:val="auto"/>
+        </w:rPr>
+        <w:t>在</w:t>
+      </w:r>
+      <w:r>
+        <w:rPr>
+          <w:rFonts w:hint="eastAsia" w:cs="Times New Roman"/>
+          <w:bCs/>
+          <w:color w:val="auto"/>
+          <w:lang w:val="en-US" w:eastAsia="zh-CN"/>
+        </w:rPr>
+        <w:t>数据标注环节</w:t>
+      </w:r>
+      <w:r>
+        <w:rPr>
+          <w:rFonts w:hint="eastAsia" w:cs="Times New Roman"/>
+          <w:bCs/>
+          <w:color w:val="auto"/>
+        </w:rPr>
+        <w:t>，针对原始标签质量不稳定的问题，本文先通过分层抽样构建人工校对数据集D2，用于评价不同自动标注方法的效果。随后，基于Dify</w:t>
       </w:r>
       <w:r>
         <w:rPr>
@@ -8727,15 +8745,7 @@
           <w:rStyle w:val="32"/>
           <w:color w:val="0000FF"/>
         </w:rPr>
-        <w:instrText xml:space="preserve"> ADDIN ZOTERO_ITEM CSL_CITATION {"citationID":"N0zLu0dX","properties":{"formattedCitation":"\\super [51]\\nosupersub{}","plainCitation":"[51]","noteIndex":0},"citationItems":[{"id":145,"uris":["http://zotero.org/users/local/2JDDwpa7/items/G7RGLE2S"],"item</w:instrText>
-      </w:r>
-      <w:r>
-        <w:rPr>
-          <w:rStyle w:val="32"/>
-          <w:rFonts w:hint="eastAsia"/>
-          <w:color w:val="0000FF"/>
-        </w:rPr>
-        <w:instrText xml:space="preserve">Data":{"id":145,"type":"webpage","title":"医知桥","URL":"https://www.mediplink.com.cn/login","accessed":{"date-parts":[["2026",3,17]]}}}],"schema":"https://github.com/citation-style-language/schema/raw/master/csl-citation.json"} </w:instrText>
+        <w:instrText xml:space="preserve"> ADDIN ZOTERO_ITEM CSL_CITATION {"citationID":"mVJM5BHe","properties":{"formattedCitation":"\\super [52]\\nosupersub{}","plainCitation":"[52]","noteIndex":0},"citationItems":[{"id":147,"uris":["http://zotero.org/users/local/2JDDwpa7/items/BERAXD6P"],"itemData":{"id":147,"type":"software","abstract":"Production-ready platform for agentic workflow development.","genre":"TypeScript","note":"original-date: 2023-04-12T07:40:24Z","publisher":"LangGenius","source":"GitHub","title":"langgenius/dify","URL":"https://github.com/langgenius/dify","accessed":{"date-parts":[["2026",3,17]]},"issued":{"date-parts":[["2026",3,17]]}}}],"schema":"https://github.com/citation-style-language/schema/raw/master/csl-citation.json"} </w:instrText>
       </w:r>
       <w:r>
         <w:rPr>
@@ -8752,7 +8762,7 @@
           <w:sz w:val="21"/>
           <w:vertAlign w:val="superscript"/>
         </w:rPr>
-        <w:t>[51]</w:t>
+        <w:t>[52]</w:t>
       </w:r>
       <w:r>
         <w:rPr>
@@ -8763,108 +8773,75 @@
       </w:r>
       <w:r>
         <w:rPr>
-          <w:rFonts w:hint="eastAsia"/>
-          <w:color w:val="0000FF"/>
-        </w:rPr>
-        <w:t>获取最新发布的发明专利数据，形成独立的外部验证集，以评估模型在实际应用场景中的泛化性能与适应性。</w:t>
-      </w:r>
-    </w:p>
-    <w:p>
-      <w:pPr>
-        <w:ind w:firstLine="480"/>
-        <w:rPr>
-          <w:rFonts w:cs="Times New Roman"/>
-          <w:bCs/>
-          <w:color w:val="0000FF"/>
-        </w:rPr>
-      </w:pPr>
-      <w:r>
-        <w:rPr>
           <w:rFonts w:hint="eastAsia" w:cs="Times New Roman"/>
           <w:bCs/>
-          <w:color w:val="0000FF"/>
-        </w:rPr>
-        <w:t>本研究在数据预处理阶段，遵循严格筛选标准去除未授权访问、无图像支持、内容空缺以及缺乏医疗器械一级分类标识的信息记录。为应对标签质量参差不齐的问题，设计了多级抽样方案以构建高质量样本集，并借助Dify</w:t>
-      </w:r>
-      <w:r>
-        <w:rPr>
-          <w:rStyle w:val="32"/>
-          <w:color w:val="0000FF"/>
-        </w:rPr>
-        <w:fldChar w:fldCharType="begin"/>
-      </w:r>
-      <w:r>
-        <w:rPr>
-          <w:rStyle w:val="32"/>
-          <w:color w:val="0000FF"/>
-        </w:rPr>
-        <w:instrText xml:space="preserve"> ADDIN ZOTERO_ITEM CSL_CITATION {"citationID":"mVJM5BHe","properties":{"formattedCitation":"\\super [52]\\nosupersub{}","plainCitation":"[52]","noteIndex":0},"citationItems":[{"id":147,"uris":["http://zotero.org/users/local/2JDDwpa7/items/BERAXD6P"],"itemData":{"id":147,"type":"software","abstract":"Production-ready platform for agentic workflow development.","genre":"TypeScript","note":"original-date: 2023-04-12T07:40:24Z","publisher":"LangGenius","source":"GitHub","title":"langgenius/dify","URL":"https://github.com/langgenius/dify","accessed":{"date-parts":[["2026",3,17]]},"issued":{"date-parts":[["2026",3,17]]}}}],"schema":"https://github.com/citation-style-language/schema/raw/master/csl-citation.json"} </w:instrText>
-      </w:r>
-      <w:r>
-        <w:rPr>
-          <w:rStyle w:val="32"/>
-          <w:color w:val="0000FF"/>
-        </w:rPr>
-        <w:fldChar w:fldCharType="separate"/>
-      </w:r>
-      <w:r>
-        <w:rPr>
-          <w:rFonts w:cs="Times New Roman"/>
-          <w:color w:val="0000FF"/>
-          <w:kern w:val="0"/>
-          <w:sz w:val="21"/>
-          <w:vertAlign w:val="superscript"/>
-        </w:rPr>
-        <w:t>[52]</w:t>
-      </w:r>
-      <w:r>
-        <w:rPr>
-          <w:rStyle w:val="32"/>
-          <w:color w:val="0000FF"/>
-        </w:rPr>
-        <w:fldChar w:fldCharType="end"/>
-      </w:r>
-      <w:r>
+          <w:color w:val="auto"/>
+        </w:rPr>
+        <w:t>平台搭建自动标注流程，在模型判断过程中引入《医疗器械分类目录》《医疗器械分类规则》等领域知识，并结合Qwen模型和易混类别校验机制生成一级产品类别标签。该环节的目的不是直接替代人工判断，而是在有限人工校对样本的基础上，提高大规模候选数据的标签一致性。</w:t>
+      </w:r>
+    </w:p>
+    <w:p>
+      <w:pPr>
+        <w:ind w:firstLine="480"/>
         <w:rPr>
           <w:rFonts w:hint="eastAsia" w:cs="Times New Roman"/>
           <w:bCs/>
-          <w:color w:val="0000FF"/>
-        </w:rPr>
-        <w:t>平台实现工作流程自动化。在此基础上，依托Qwen大语言模型与RAG框架，搭建工作流，进一步提升数据集的整体准确性和可靠性。</w:t>
-      </w:r>
-    </w:p>
-    <w:p>
-      <w:pPr>
-        <w:ind w:firstLine="480"/>
-        <w:rPr>
-          <w:rFonts w:cs="Times New Roman"/>
-          <w:bCs/>
-          <w:color w:val="0000FF"/>
+          <w:color w:val="auto"/>
         </w:rPr>
       </w:pPr>
       <w:r>
         <w:rPr>
           <w:rFonts w:hint="eastAsia" w:cs="Times New Roman"/>
           <w:bCs/>
-          <w:color w:val="0000FF"/>
-        </w:rPr>
-        <w:t>在模型构建阶段，以BERT预训练模型为基础生成动态词嵌入，并分别建立传统机器学习基准模型与深度学习集成模型，进而开展分类任务的研究工作。</w:t>
+          <w:color w:val="auto"/>
+        </w:rPr>
+        <w:t>在过滤与增强环节，本文依据原始标签与自动标注标签的一致性划分高低置信层，并通过D3抽样验证和TOST等价性检验判断高置信样本是否可用于模型训练。对于未通过质量验证的低置信样本，本文暂不纳入训练集，以降低噪声标签对模型的影响。在完成置信度过滤后，本文将人工校对样本与高置信样本进行融合；同时，针对训练过程中难以学习的极少数类别，采用定向数据增强方式补充样本，并通过人工核验和语义相似度分析控制增强文本的技术一致性，最终形成训练数据集。</w:t>
       </w:r>
     </w:p>
     <w:p>
       <w:pPr>
         <w:ind w:firstLine="480"/>
-        <w:rPr>
-          <w:color w:val="0000FF"/>
-        </w:rPr>
-      </w:pPr>
-      <w:r>
         <w:rPr>
           <w:rFonts w:hint="eastAsia" w:cs="Times New Roman"/>
           <w:bCs/>
-          <w:color w:val="0000FF"/>
-        </w:rPr>
-        <w:t>在评估与实现阶段，通过对比实验、消融实验及外部验证等手段，对模型进行分类性能与泛化能力等的量化，以此为基础开发基于B/S架构的在线专利分类系统，完成研究到应用的转化。</w:t>
+          <w:color w:val="auto"/>
+        </w:rPr>
+      </w:pPr>
+      <w:r>
+        <w:rPr>
+          <w:rFonts w:hint="eastAsia" w:cs="Times New Roman"/>
+          <w:bCs/>
+          <w:color w:val="auto"/>
+        </w:rPr>
+        <w:t>在建模与评估环节，本文以专利摘要文本作为模型输入，分别构建传统机器学习模型和BERT-TextCNN分类模型。传统机器学习模型包括KNN、LR、RF和XGBoost等方法，用于提供基准比较；BERT-TextCNN模型则利用预训练语言模型获取上下文语义表示，并通过TextCNN提取局部短语和关键术语特征，最终输出《医疗器械分类目录》中的22个一级产品类别。模型评估部分包括模型对比实验、消融实验和外部验证实验，用于分析不同方法在本文数据集上的分类效果及其应用边界。</w:t>
+      </w:r>
+    </w:p>
+    <w:p>
+      <w:pPr>
+        <w:ind w:firstLine="480"/>
+        <w:rPr>
+          <w:rFonts w:hint="eastAsia" w:cs="Times New Roman"/>
+          <w:bCs/>
+          <w:color w:val="auto"/>
+        </w:rPr>
+      </w:pPr>
+    </w:p>
+    <w:p>
+      <w:pPr>
+        <w:ind w:firstLine="480"/>
+        <w:rPr>
+          <w:rFonts w:hint="eastAsia" w:cs="Times New Roman"/>
+          <w:bCs/>
+          <w:color w:val="auto"/>
+        </w:rPr>
+      </w:pPr>
+      <w:r>
+        <w:rPr>
+          <w:rFonts w:hint="eastAsia" w:cs="Times New Roman"/>
+          <w:bCs/>
+          <w:color w:val="auto"/>
+        </w:rPr>
+        <w:t>在系统应用环节，本文将训练得到的分类模型接入在线分类系统，构建基于Vue前端、Spring Boot后端、Flask推理服务和MySQL数据库的B/S架构原型系统。系统支持单条分类、批量分类、历史查询、结果导出和类别概率可视化等功能，用于验证本文模型在实际分类流程中的接入方式和基本可用性。通过该系统，本文完成了从专利摘要文本输入到医疗器械监管目录类别输出的应用流程验证。</w:t>
       </w:r>
     </w:p>
     <w:p>
@@ -8878,7 +8855,7 @@
           <w:tab w:val="clear" w:pos="420"/>
         </w:tabs>
         <w:rPr>
-          <w:color w:val="0000FF"/>
+          <w:color w:val="auto"/>
         </w:rPr>
       </w:pPr>
       <w:bookmarkStart w:id="18" w:name="_Toc216114469"/>
@@ -8886,7 +8863,7 @@
       <w:r>
         <w:rPr>
           <w:rFonts w:hint="eastAsia"/>
-          <w:color w:val="0000FF"/>
+          <w:color w:val="auto"/>
         </w:rPr>
         <w:t>论文</w:t>
       </w:r>
@@ -8894,7 +8871,7 @@
       <w:r>
         <w:rPr>
           <w:rFonts w:hint="eastAsia"/>
-          <w:color w:val="0000FF"/>
+          <w:color w:val="auto"/>
         </w:rPr>
         <w:t>结构</w:t>
       </w:r>
@@ -8904,13 +8881,13 @@
       <w:pPr>
         <w:ind w:firstLine="480"/>
         <w:rPr>
-          <w:color w:val="0000FF"/>
-        </w:rPr>
-      </w:pPr>
-      <w:r>
-        <w:rPr>
-          <w:rFonts w:hint="eastAsia"/>
-          <w:color w:val="0000FF"/>
+          <w:color w:val="auto"/>
+        </w:rPr>
+      </w:pPr>
+      <w:r>
+        <w:rPr>
+          <w:rFonts w:hint="eastAsia"/>
+          <w:color w:val="auto"/>
         </w:rPr>
         <w:t>本文共分为六章，各章节安排如下：</w:t>
       </w:r>
@@ -8919,108 +8896,87 @@
       <w:pPr>
         <w:ind w:firstLine="480"/>
         <w:rPr>
-          <w:color w:val="0000FF"/>
-        </w:rPr>
-      </w:pPr>
-      <w:r>
-        <w:rPr>
-          <w:rFonts w:hint="eastAsia"/>
-          <w:color w:val="0000FF"/>
-        </w:rPr>
-        <w:t>第一章是本论文绪论部分，在梳理本文所涉及行业背景以及技术发展脉络的基础上，深入分析了专利分类体系与监管框架协同匹配的实际需求及其理论价值，提出了本文的主要目的、工作内容以及总体技术路线，给出了全文结构安排。</w:t>
+          <w:rFonts w:hint="eastAsia"/>
+          <w:color w:val="auto"/>
+        </w:rPr>
+      </w:pPr>
+      <w:r>
+        <w:rPr>
+          <w:rFonts w:hint="eastAsia"/>
+          <w:color w:val="auto"/>
+        </w:rPr>
+        <w:t>第一章为绪论，主要介绍研究背景与意义、国内外研究现状、研究内容、研究流程和论文结构。</w:t>
       </w:r>
     </w:p>
     <w:p>
       <w:pPr>
         <w:ind w:firstLine="480"/>
         <w:rPr>
-          <w:color w:val="0000FF"/>
-        </w:rPr>
-      </w:pPr>
-      <w:r>
-        <w:rPr>
-          <w:rFonts w:hint="eastAsia"/>
-          <w:color w:val="0000FF"/>
-        </w:rPr>
-        <w:t>第二章是相关理论及技术综述，从总体上介绍主要涉及的基本概念及相关技术基础架构。介绍了专利分类体系与《医疗器械分类目录》之间的区别并详细阐述各种关键技术的概念，如机器学习算法的工作机制、预训练语言模型的设计理念以及TextCNN卷积神经网络的结构等。接着对Qwen大模型、RAG检索增强技术和Dify自动化流程平台进行说明，以利于后文开展工作</w:t>
-      </w:r>
-      <w:r>
-        <w:rPr>
-          <w:color w:val="0000FF"/>
-        </w:rPr>
-        <w:t>。</w:t>
+          <w:rFonts w:hint="eastAsia"/>
+          <w:color w:val="auto"/>
+        </w:rPr>
+      </w:pPr>
+      <w:r>
+        <w:rPr>
+          <w:rFonts w:hint="eastAsia"/>
+          <w:color w:val="auto"/>
+        </w:rPr>
+        <w:t>第二章为相关理论与技术概述，主要介绍专利数据特征、专利分类体系、《医疗器械分类目录》、传统机器学习方法、BERT、TextCNN、Qwen、RAG和Dify等相关技术。</w:t>
       </w:r>
     </w:p>
     <w:p>
       <w:pPr>
         <w:ind w:firstLine="480"/>
         <w:rPr>
-          <w:color w:val="0000FF"/>
-        </w:rPr>
-      </w:pPr>
-      <w:r>
-        <w:rPr>
-          <w:rFonts w:hint="eastAsia"/>
-          <w:color w:val="0000FF"/>
-        </w:rPr>
-        <w:t>第三章介绍了数据集以及其预处理过程，详细说明了数据集构建及预处理过程。利用分层抽样的方式获得样本子集，在此基础上提出一种自动化的标注方式来解决原始数据存在的一些标签问题从而满足后续模型训练要求。</w:t>
+          <w:rFonts w:hint="eastAsia"/>
+          <w:color w:val="auto"/>
+        </w:rPr>
+      </w:pPr>
+      <w:r>
+        <w:rPr>
+          <w:rFonts w:hint="eastAsia"/>
+          <w:color w:val="auto"/>
+        </w:rPr>
+        <w:t>第三章为数据集与预处理，主要说明候选专利数据的筛选与清洗、人工校对数据集构建、自动标注流程、置信度过滤、案例分析和定向数据增强过程。</w:t>
       </w:r>
     </w:p>
     <w:p>
       <w:pPr>
         <w:ind w:firstLine="480"/>
         <w:rPr>
-          <w:color w:val="0000FF"/>
-        </w:rPr>
-      </w:pPr>
-      <w:r>
-        <w:rPr>
-          <w:rFonts w:hint="eastAsia"/>
-          <w:color w:val="0000FF"/>
-        </w:rPr>
-        <w:t>第四章是分类模型设计及评价部分，在此介绍了基于BERT-TextCNN分类模型结构、参数以及优化方法的选择，在此基础上进行了一系列对比性测试以衡量本文所提模型表现如何；同时对微调BERT及使用CNN提取特征的效果进行了验证，并加入外部分析其</w:t>
-      </w:r>
-      <w:r>
-        <w:rPr>
-          <w:rFonts w:hint="eastAsia"/>
-          <w:color w:val="0000FF"/>
-          <w:lang w:val="en-US" w:eastAsia="zh-CN"/>
-        </w:rPr>
-        <w:t>泛化性能</w:t>
-      </w:r>
-      <w:r>
-        <w:rPr>
-          <w:color w:val="0000FF"/>
-        </w:rPr>
-        <w:t>。</w:t>
+          <w:rFonts w:hint="eastAsia"/>
+          <w:color w:val="auto"/>
+        </w:rPr>
+      </w:pPr>
+      <w:r>
+        <w:rPr>
+          <w:rFonts w:hint="eastAsia"/>
+          <w:color w:val="auto"/>
+        </w:rPr>
+        <w:t>第四章为分类模型设计与评估，主要介绍传统机器学习模型和BERT-TextCNN模型的构建，并通过模型对比实验、消融实验和外部验证评估模型性能。</w:t>
       </w:r>
     </w:p>
     <w:p>
       <w:pPr>
         <w:ind w:firstLine="480"/>
         <w:rPr>
-          <w:color w:val="0000FF"/>
-        </w:rPr>
-      </w:pPr>
-      <w:r>
-        <w:rPr>
-          <w:rFonts w:hint="eastAsia"/>
-          <w:color w:val="0000FF"/>
-        </w:rPr>
-        <w:t>第五章是系统设计与实现，在介绍了医疗器械专利自动分类系统的整体框架基础上，对各个部分的功能进行介绍并说明其实现过程</w:t>
-      </w:r>
-      <w:r>
-        <w:rPr>
-          <w:color w:val="0000FF"/>
-        </w:rPr>
-        <w:t>。</w:t>
+          <w:rFonts w:hint="eastAsia"/>
+          <w:color w:val="auto"/>
+        </w:rPr>
+      </w:pPr>
+      <w:r>
+        <w:rPr>
+          <w:rFonts w:hint="eastAsia"/>
+          <w:color w:val="auto"/>
+        </w:rPr>
+        <w:t>第五章为系统设计与实现，主要介绍医疗器械专利自动分类系统的需求分析、系统架构、数据库设计、核心功能实现以及系统测试与验证。</w:t>
       </w:r>
     </w:p>
     <w:p>
       <w:pPr>
         <w:ind w:firstLine="480"/>
         <w:rPr>
-          <w:color w:val="0000FF"/>
+          <w:color w:val="auto"/>
         </w:rPr>
         <w:sectPr>
           <w:footerReference r:id="rId22" w:type="default"/>
@@ -9041,15 +8997,9 @@
       <w:r>
         <w:rPr>
           <w:rFonts w:hint="eastAsia"/>
-          <w:color w:val="0000FF"/>
-        </w:rPr>
-        <w:t>第六章为总结与展望，在前文基础上对全文工作进行总结，展示了创新点，并针对目前所做工作的不足之处进行了反思，对未来进一步的研究方向和发展趋势进行了展望</w:t>
-      </w:r>
-      <w:r>
-        <w:rPr>
-          <w:color w:val="0000FF"/>
-        </w:rPr>
-        <w:t>。</w:t>
+          <w:color w:val="auto"/>
+        </w:rPr>
+        <w:t>第六章为总结与展望，主要总结全文工作和创新点，分析当前研究不足，并提出后续研究方向。</w:t>
       </w:r>
     </w:p>
     <w:p>
@@ -9087,50 +9037,42 @@
         </w:rPr>
         <w:t>本章将对支撑本研究的核心理论与技术进行详尽的梳理与分析，为自动标注工作流和分类模型奠定理论基石。</w:t>
       </w:r>
-      <w:bookmarkStart w:id="22" w:name="_Toc216117034"/>
+      <w:bookmarkStart w:id="22" w:name="_Toc216114472"/>
       <w:bookmarkEnd w:id="22"/>
-      <w:bookmarkStart w:id="23" w:name="_Toc216116605"/>
+      <w:bookmarkStart w:id="23" w:name="_Toc216116676"/>
       <w:bookmarkEnd w:id="23"/>
-      <w:bookmarkStart w:id="24" w:name="_Toc216117035"/>
+      <w:bookmarkStart w:id="24" w:name="_Toc216116605"/>
       <w:bookmarkEnd w:id="24"/>
-      <w:bookmarkStart w:id="25" w:name="_Toc216114472"/>
+      <w:bookmarkStart w:id="25" w:name="_Toc216117034"/>
       <w:bookmarkEnd w:id="25"/>
-      <w:bookmarkStart w:id="26" w:name="_Toc216116677"/>
+      <w:bookmarkStart w:id="26" w:name="_Toc216117035"/>
       <w:bookmarkEnd w:id="26"/>
       <w:bookmarkStart w:id="27" w:name="_Toc216115272"/>
       <w:bookmarkEnd w:id="27"/>
       <w:bookmarkStart w:id="28" w:name="_Toc216115341"/>
       <w:bookmarkEnd w:id="28"/>
-      <w:bookmarkStart w:id="29" w:name="_Toc216116676"/>
+      <w:bookmarkStart w:id="29" w:name="_Toc216116677"/>
       <w:bookmarkEnd w:id="29"/>
-      <w:bookmarkStart w:id="30" w:name="_Toc216114631"/>
+      <w:bookmarkStart w:id="30" w:name="_Toc216114471"/>
       <w:bookmarkEnd w:id="30"/>
-      <w:bookmarkStart w:id="31" w:name="_Toc216115340"/>
+      <w:bookmarkStart w:id="31" w:name="_Toc216115271"/>
       <w:bookmarkEnd w:id="31"/>
-      <w:bookmarkStart w:id="32" w:name="_Toc216114401"/>
+      <w:bookmarkStart w:id="32" w:name="_Toc216114330"/>
       <w:bookmarkEnd w:id="32"/>
-      <w:bookmarkStart w:id="33" w:name="_Toc216114330"/>
+      <w:bookmarkStart w:id="33" w:name="_Toc216114632"/>
       <w:bookmarkEnd w:id="33"/>
-      <w:bookmarkStart w:id="34" w:name="_Toc216114471"/>
+      <w:bookmarkStart w:id="34" w:name="_Toc216114401"/>
       <w:bookmarkEnd w:id="34"/>
-      <w:bookmarkStart w:id="35" w:name="_Toc216114329"/>
+      <w:bookmarkStart w:id="35" w:name="_Toc216115340"/>
       <w:bookmarkEnd w:id="35"/>
       <w:bookmarkStart w:id="36" w:name="_Toc216116604"/>
       <w:bookmarkEnd w:id="36"/>
-      <w:bookmarkStart w:id="37" w:name="_Toc216115271"/>
+      <w:bookmarkStart w:id="37" w:name="_Toc216114631"/>
       <w:bookmarkEnd w:id="37"/>
-      <w:bookmarkStart w:id="38" w:name="_Toc216114632"/>
+      <w:bookmarkStart w:id="38" w:name="_Toc216114329"/>
       <w:bookmarkEnd w:id="38"/>
       <w:bookmarkStart w:id="39" w:name="_Toc216114400"/>
       <w:bookmarkEnd w:id="39"/>
-    </w:p>
-    <w:p>
-      <w:pPr>
-        <w:ind w:firstLine="480"/>
-        <w:rPr>
-          <w:rFonts w:hint="eastAsia"/>
-        </w:rPr>
-      </w:pPr>
     </w:p>
     <w:p>
       <w:pPr>
@@ -9340,8 +9282,8 @@
         </w:numPr>
         <w:ind w:firstLine="480"/>
       </w:pPr>
-      <w:bookmarkStart w:id="42" w:name="_Toc216114475"/>
-      <w:bookmarkStart w:id="43" w:name="_Toc10202"/>
+      <w:bookmarkStart w:id="42" w:name="_Toc10202"/>
+      <w:bookmarkStart w:id="43" w:name="_Toc216114475"/>
       <w:r>
         <w:rPr>
           <w:rFonts w:hint="eastAsia"/>
@@ -10171,8 +10113,8 @@
           <w:tab w:val="clear" w:pos="420"/>
         </w:tabs>
       </w:pPr>
-      <w:bookmarkStart w:id="45" w:name="_Toc18640"/>
-      <w:bookmarkStart w:id="46" w:name="_Toc216114477"/>
+      <w:bookmarkStart w:id="45" w:name="_Toc216114477"/>
+      <w:bookmarkStart w:id="46" w:name="_Toc18640"/>
       <w:r>
         <w:rPr>
           <w:rFonts w:hint="eastAsia"/>
@@ -11968,6 +11910,7 @@
                     </m:rPr>
                     <w:rPr>
                       <w:rFonts w:hint="default" w:ascii="Times New Roman" w:hAnsi="Times New Roman" w:cs="Times New Roman"/>
+                      <w:b w:val="0"/>
                       <w:i w:val="0"/>
                     </w:rPr>
                     <m:t>0</m:t>
@@ -11987,6 +11930,7 @@
                 </m:rPr>
                 <w:rPr>
                   <w:rFonts w:hint="default" w:ascii="Times New Roman" w:hAnsi="Times New Roman" w:cs="Times New Roman"/>
+                  <w:b w:val="0"/>
                   <w:i w:val="0"/>
                 </w:rPr>
                 <m:t>:</m:t>
@@ -12038,6 +11982,7 @@
                         </m:rPr>
                         <w:rPr>
                           <w:rFonts w:hint="default" w:ascii="Times New Roman" w:hAnsi="Times New Roman" w:cs="Times New Roman"/>
+                          <w:b w:val="0"/>
                           <w:i w:val="0"/>
                         </w:rPr>
                         <m:t>1</m:t>
@@ -12057,6 +12002,7 @@
                     </m:rPr>
                     <w:rPr>
                       <w:rFonts w:hint="default" w:ascii="Times New Roman" w:hAnsi="Times New Roman" w:cs="Times New Roman"/>
+                      <w:b w:val="0"/>
                       <w:i w:val="0"/>
                     </w:rPr>
                     <m:t>−</m:t>
@@ -12096,6 +12042,7 @@
                         </m:rPr>
                         <w:rPr>
                           <w:rFonts w:hint="default" w:ascii="Times New Roman" w:hAnsi="Times New Roman" w:cs="Times New Roman"/>
+                          <w:b w:val="0"/>
                           <w:i w:val="0"/>
                         </w:rPr>
                         <m:t>2</m:t>
@@ -12123,21 +12070,10 @@
                 </m:rPr>
                 <w:rPr>
                   <w:rFonts w:hint="default" w:ascii="Times New Roman" w:hAnsi="Times New Roman" w:cs="Times New Roman"/>
-                  <w:i w:val="0"/>
-                </w:rPr>
-                <m:t>≥</m:t>
-              </m:r>
-              <m:r>
-                <m:rPr>
-                  <m:nor/>
-                  <m:sty m:val="p"/>
-                </m:rPr>
-                <w:rPr>
-                  <w:rFonts w:hint="default" w:ascii="Times New Roman" w:hAnsi="Times New Roman" w:cs="Times New Roman"/>
                   <w:b w:val="0"/>
                   <w:i w:val="0"/>
                 </w:rPr>
-                <m:t>Δ</m:t>
+                <m:t>≥Δ</m:t>
               </m:r>
               <m:r>
                 <m:rPr>
@@ -12238,6 +12174,7 @@
                     </m:rPr>
                     <w:rPr>
                       <w:rFonts w:hint="default" w:ascii="Times New Roman" w:hAnsi="Times New Roman" w:cs="Times New Roman"/>
+                      <w:b w:val="0"/>
                       <w:i w:val="0"/>
                     </w:rPr>
                     <m:t>1</m:t>
@@ -12257,6 +12194,7 @@
                 </m:rPr>
                 <w:rPr>
                   <w:rFonts w:hint="default" w:ascii="Times New Roman" w:hAnsi="Times New Roman" w:cs="Times New Roman"/>
+                  <w:b w:val="0"/>
                   <w:i w:val="0"/>
                 </w:rPr>
                 <m:t>:</m:t>
@@ -12308,6 +12246,7 @@
                         </m:rPr>
                         <w:rPr>
                           <w:rFonts w:hint="default" w:ascii="Times New Roman" w:hAnsi="Times New Roman" w:cs="Times New Roman"/>
+                          <w:b w:val="0"/>
                           <w:i w:val="0"/>
                         </w:rPr>
                         <m:t>1</m:t>
@@ -12327,6 +12266,7 @@
                     </m:rPr>
                     <w:rPr>
                       <w:rFonts w:hint="default" w:ascii="Times New Roman" w:hAnsi="Times New Roman" w:cs="Times New Roman"/>
+                      <w:b w:val="0"/>
                       <w:i w:val="0"/>
                     </w:rPr>
                     <m:t>−</m:t>
@@ -12366,6 +12306,7 @@
                         </m:rPr>
                         <w:rPr>
                           <w:rFonts w:hint="default" w:ascii="Times New Roman" w:hAnsi="Times New Roman" w:cs="Times New Roman"/>
+                          <w:b w:val="0"/>
                           <w:i w:val="0"/>
                         </w:rPr>
                         <m:t>2</m:t>
@@ -12393,21 +12334,10 @@
                 </m:rPr>
                 <w:rPr>
                   <w:rFonts w:hint="default" w:ascii="Times New Roman" w:hAnsi="Times New Roman" w:cs="Times New Roman"/>
-                  <w:i w:val="0"/>
-                </w:rPr>
-                <m:t>&lt;</m:t>
-              </m:r>
-              <m:r>
-                <m:rPr>
-                  <m:nor/>
-                  <m:sty m:val="p"/>
-                </m:rPr>
-                <w:rPr>
-                  <w:rFonts w:hint="default" w:ascii="Times New Roman" w:hAnsi="Times New Roman" w:cs="Times New Roman"/>
                   <w:b w:val="0"/>
                   <w:i w:val="0"/>
                 </w:rPr>
-                <m:t>Δ</m:t>
+                <m:t>&lt;Δ</m:t>
               </m:r>
               <m:r>
                 <m:rPr>
@@ -12574,44 +12504,10 @@
           </m:rPr>
           <w:rPr>
             <w:rFonts w:hint="default" w:ascii="Times New Roman" w:hAnsi="Times New Roman" w:cs="Times New Roman"/>
-            <w:i w:val="0"/>
-          </w:rPr>
-          <m:t>(−</m:t>
-        </m:r>
-        <m:r>
-          <m:rPr>
-            <m:nor/>
-            <m:sty m:val="p"/>
-          </m:rPr>
-          <w:rPr>
-            <w:rFonts w:hint="default" w:ascii="Times New Roman" w:hAnsi="Times New Roman" w:cs="Times New Roman"/>
             <w:b w:val="0"/>
             <w:i w:val="0"/>
           </w:rPr>
-          <m:t>Δ</m:t>
-        </m:r>
-        <m:r>
-          <m:rPr>
-            <m:nor/>
-            <m:sty m:val="p"/>
-          </m:rPr>
-          <w:rPr>
-            <w:rFonts w:hint="default" w:ascii="Times New Roman" w:hAnsi="Times New Roman" w:cs="Times New Roman"/>
-            <w:i w:val="0"/>
-          </w:rPr>
-          <m:t>,</m:t>
-        </m:r>
-        <m:r>
-          <m:rPr>
-            <m:nor/>
-            <m:sty m:val="p"/>
-          </m:rPr>
-          <w:rPr>
-            <w:rFonts w:hint="default" w:ascii="Times New Roman" w:hAnsi="Times New Roman" w:cs="Times New Roman"/>
-            <w:b w:val="0"/>
-            <w:i w:val="0"/>
-          </w:rPr>
-          <m:t>Δ)</m:t>
+          <m:t>(−Δ,Δ)</m:t>
         </m:r>
       </m:oMath>
       <w:r>
@@ -16462,41 +16358,41 @@
       </w:r>
       <w:bookmarkEnd w:id="52"/>
       <w:bookmarkEnd w:id="53"/>
-      <w:bookmarkStart w:id="54" w:name="_Toc216115288"/>
+      <w:bookmarkStart w:id="54" w:name="_Toc216116624"/>
       <w:bookmarkEnd w:id="54"/>
-      <w:bookmarkStart w:id="55" w:name="_Toc216115357"/>
+      <w:bookmarkStart w:id="55" w:name="_Toc216115359"/>
       <w:bookmarkEnd w:id="55"/>
-      <w:bookmarkStart w:id="56" w:name="_Toc216117054"/>
+      <w:bookmarkStart w:id="56" w:name="_Toc216115288"/>
       <w:bookmarkEnd w:id="56"/>
-      <w:bookmarkStart w:id="57" w:name="_Toc216116624"/>
+      <w:bookmarkStart w:id="57" w:name="_Toc216117054"/>
       <w:bookmarkEnd w:id="57"/>
-      <w:bookmarkStart w:id="58" w:name="_Toc216115359"/>
+      <w:bookmarkStart w:id="58" w:name="_Toc216114419"/>
       <w:bookmarkEnd w:id="58"/>
-      <w:bookmarkStart w:id="59" w:name="_Toc216114419"/>
+      <w:bookmarkStart w:id="59" w:name="_Toc216115357"/>
       <w:bookmarkEnd w:id="59"/>
-      <w:bookmarkStart w:id="60" w:name="_Toc216114650"/>
+      <w:bookmarkStart w:id="60" w:name="_Toc216114492"/>
       <w:bookmarkEnd w:id="60"/>
-      <w:bookmarkStart w:id="61" w:name="_Toc216115290"/>
+      <w:bookmarkStart w:id="61" w:name="_Toc216116696"/>
       <w:bookmarkEnd w:id="61"/>
-      <w:bookmarkStart w:id="62" w:name="_Toc216114421"/>
+      <w:bookmarkStart w:id="62" w:name="_Toc216117056"/>
       <w:bookmarkEnd w:id="62"/>
-      <w:bookmarkStart w:id="63" w:name="_Toc216116698"/>
+      <w:bookmarkStart w:id="63" w:name="_Toc216114652"/>
       <w:bookmarkEnd w:id="63"/>
-      <w:bookmarkStart w:id="64" w:name="_Toc216114490"/>
+      <w:bookmarkStart w:id="64" w:name="_Toc216114421"/>
       <w:bookmarkEnd w:id="64"/>
-      <w:bookmarkStart w:id="65" w:name="_Toc216114652"/>
+      <w:bookmarkStart w:id="65" w:name="_Toc216115290"/>
       <w:bookmarkEnd w:id="65"/>
-      <w:bookmarkStart w:id="66" w:name="_Toc216114492"/>
+      <w:bookmarkStart w:id="66" w:name="_Toc216114348"/>
       <w:bookmarkEnd w:id="66"/>
       <w:bookmarkStart w:id="67" w:name="_Toc216114350"/>
       <w:bookmarkEnd w:id="67"/>
       <w:bookmarkStart w:id="68" w:name="_Toc216116626"/>
       <w:bookmarkEnd w:id="68"/>
-      <w:bookmarkStart w:id="69" w:name="_Toc216114348"/>
+      <w:bookmarkStart w:id="69" w:name="_Toc216114490"/>
       <w:bookmarkEnd w:id="69"/>
-      <w:bookmarkStart w:id="70" w:name="_Toc216116696"/>
+      <w:bookmarkStart w:id="70" w:name="_Toc216114650"/>
       <w:bookmarkEnd w:id="70"/>
-      <w:bookmarkStart w:id="71" w:name="_Toc216117056"/>
+      <w:bookmarkStart w:id="71" w:name="_Toc216116698"/>
       <w:bookmarkEnd w:id="71"/>
     </w:p>
     <w:p>
@@ -17488,7 +17384,6 @@
             <w:insideH w:val="none" w:color="auto" w:sz="0" w:space="0"/>
             <w:insideV w:val="none" w:color="auto" w:sz="0" w:space="0"/>
           </w:tblBorders>
-          <w:shd w:val="clear" w:color="auto" w:fill="auto"/>
           <w:tblCellMar>
             <w:top w:w="0" w:type="dxa"/>
             <w:left w:w="108" w:type="dxa"/>
@@ -17608,6 +17503,135 @@
                 <w:lang w:val="en-US" w:eastAsia="zh-CN"/>
               </w:rPr>
               <w:t>9732</w:t>
+            </w:r>
+          </w:p>
+        </w:tc>
+      </w:tr>
+      <w:tr>
+        <w:tblPrEx>
+          <w:tblBorders>
+            <w:top w:val="single" w:color="auto" w:sz="8" w:space="0"/>
+            <w:left w:val="none" w:color="auto" w:sz="0" w:space="0"/>
+            <w:bottom w:val="single" w:color="auto" w:sz="8" w:space="0"/>
+            <w:right w:val="none" w:color="auto" w:sz="0" w:space="0"/>
+            <w:insideH w:val="none" w:color="auto" w:sz="0" w:space="0"/>
+            <w:insideV w:val="none" w:color="auto" w:sz="0" w:space="0"/>
+          </w:tblBorders>
+          <w:tblCellMar>
+            <w:top w:w="0" w:type="dxa"/>
+            <w:left w:w="108" w:type="dxa"/>
+            <w:bottom w:w="0" w:type="dxa"/>
+            <w:right w:w="108" w:type="dxa"/>
+          </w:tblCellMar>
+        </w:tblPrEx>
+        <w:trPr>
+          <w:trHeight w:val="471" w:hRule="atLeast"/>
+        </w:trPr>
+        <w:tc>
+          <w:tcPr>
+            <w:tcW w:w="2118" w:type="pct"/>
+            <w:tcBorders>
+              <w:tl2br w:val="nil"/>
+              <w:tr2bl w:val="nil"/>
+            </w:tcBorders>
+            <w:shd w:val="clear" w:color="auto" w:fill="FFFFFF"/>
+            <w:vAlign w:val="top"/>
+          </w:tcPr>
+          <w:p>
+            <w:pPr>
+              <w:pStyle w:val="26"/>
+              <w:bidi w:val="0"/>
+              <w:rPr>
+                <w:rFonts w:hint="default"/>
+              </w:rPr>
+            </w:pPr>
+            <w:r>
+              <w:rPr>
+                <w:rFonts w:hint="default"/>
+                <w:lang w:val="en-US" w:eastAsia="zh-CN"/>
+              </w:rPr>
+              <w:t>医用诊察和监护器械</w:t>
+            </w:r>
+          </w:p>
+        </w:tc>
+        <w:tc>
+          <w:tcPr>
+            <w:tcW w:w="1061" w:type="pct"/>
+            <w:tcBorders>
+              <w:tl2br w:val="nil"/>
+              <w:tr2bl w:val="nil"/>
+            </w:tcBorders>
+            <w:shd w:val="clear" w:color="auto" w:fill="FFFFFF"/>
+            <w:vAlign w:val="top"/>
+          </w:tcPr>
+          <w:p>
+            <w:pPr>
+              <w:pStyle w:val="26"/>
+              <w:bidi w:val="0"/>
+              <w:rPr>
+                <w:rFonts w:hint="default"/>
+              </w:rPr>
+            </w:pPr>
+            <w:r>
+              <w:rPr>
+                <w:rFonts w:hint="default"/>
+                <w:lang w:val="en-US" w:eastAsia="zh-CN"/>
+              </w:rPr>
+              <w:t>6115</w:t>
+            </w:r>
+          </w:p>
+        </w:tc>
+        <w:tc>
+          <w:tcPr>
+            <w:tcW w:w="910" w:type="pct"/>
+            <w:tcBorders>
+              <w:tl2br w:val="nil"/>
+              <w:tr2bl w:val="nil"/>
+            </w:tcBorders>
+            <w:shd w:val="clear" w:color="auto" w:fill="FFFFFF"/>
+            <w:vAlign w:val="top"/>
+          </w:tcPr>
+          <w:p>
+            <w:pPr>
+              <w:pStyle w:val="26"/>
+              <w:bidi w:val="0"/>
+              <w:rPr>
+                <w:rFonts w:hint="default"/>
+              </w:rPr>
+            </w:pPr>
+            <w:r>
+              <w:rPr>
+                <w:rFonts w:hint="default"/>
+                <w:lang w:val="en-US" w:eastAsia="zh-CN"/>
+              </w:rPr>
+              <w:t>0</w:t>
+            </w:r>
+          </w:p>
+        </w:tc>
+        <w:tc>
+          <w:tcPr>
+            <w:tcW w:w="910" w:type="pct"/>
+            <w:tcBorders>
+              <w:tl2br w:val="nil"/>
+              <w:tr2bl w:val="nil"/>
+            </w:tcBorders>
+            <w:shd w:val="clear" w:color="auto" w:fill="FFFFFF"/>
+            <w:vAlign w:val="top"/>
+          </w:tcPr>
+          <w:p>
+            <w:pPr>
+              <w:pStyle w:val="26"/>
+              <w:bidi w:val="0"/>
+              <w:rPr>
+                <w:rFonts w:hint="default"/>
+              </w:rPr>
+            </w:pPr>
+            <w:r>
+              <w:rPr>
+                <w:rFonts w:hint="default"/>
+                <w:lang w:val="en-US" w:eastAsia="zh-CN"/>
+              </w:rPr>
+              <w:t>6115</w:t>
             </w:r>
           </w:p>
         </w:tc>
@@ -17656,7 +17680,7 @@
                 <w:rFonts w:hint="default"/>
                 <w:lang w:val="en-US" w:eastAsia="zh-CN"/>
               </w:rPr>
-              <w:t>医用诊察和监护器械</w:t>
+              <w:t>无源手术器械</w:t>
             </w:r>
           </w:p>
         </w:tc>
@@ -17683,7 +17707,7 @@
                 <w:rFonts w:hint="default"/>
                 <w:lang w:val="en-US" w:eastAsia="zh-CN"/>
               </w:rPr>
-              <w:t>6115</w:t>
+              <w:t>4288</w:t>
             </w:r>
           </w:p>
         </w:tc>
@@ -17737,7 +17761,136 @@
                 <w:rFonts w:hint="default"/>
                 <w:lang w:val="en-US" w:eastAsia="zh-CN"/>
               </w:rPr>
-              <w:t>6115</w:t>
+              <w:t>4288</w:t>
+            </w:r>
+          </w:p>
+        </w:tc>
+      </w:tr>
+      <w:tr>
+        <w:tblPrEx>
+          <w:tblBorders>
+            <w:top w:val="single" w:color="auto" w:sz="8" w:space="0"/>
+            <w:left w:val="none" w:color="auto" w:sz="0" w:space="0"/>
+            <w:bottom w:val="single" w:color="auto" w:sz="8" w:space="0"/>
+            <w:right w:val="none" w:color="auto" w:sz="0" w:space="0"/>
+            <w:insideH w:val="none" w:color="auto" w:sz="0" w:space="0"/>
+            <w:insideV w:val="none" w:color="auto" w:sz="0" w:space="0"/>
+          </w:tblBorders>
+          <w:tblCellMar>
+            <w:top w:w="0" w:type="dxa"/>
+            <w:left w:w="108" w:type="dxa"/>
+            <w:bottom w:w="0" w:type="dxa"/>
+            <w:right w:w="108" w:type="dxa"/>
+          </w:tblCellMar>
+        </w:tblPrEx>
+        <w:trPr>
+          <w:trHeight w:val="471" w:hRule="atLeast"/>
+        </w:trPr>
+        <w:tc>
+          <w:tcPr>
+            <w:tcW w:w="2118" w:type="pct"/>
+            <w:tcBorders>
+              <w:tl2br w:val="nil"/>
+              <w:tr2bl w:val="nil"/>
+            </w:tcBorders>
+            <w:shd w:val="clear" w:color="auto" w:fill="FFFFFF"/>
+            <w:vAlign w:val="top"/>
+          </w:tcPr>
+          <w:p>
+            <w:pPr>
+              <w:pStyle w:val="26"/>
+              <w:bidi w:val="0"/>
+              <w:rPr>
+                <w:rFonts w:hint="default"/>
+              </w:rPr>
+            </w:pPr>
+            <w:r>
+              <w:rPr>
+                <w:rFonts w:hint="default"/>
+                <w:lang w:val="en-US" w:eastAsia="zh-CN"/>
+              </w:rPr>
+              <w:t>骨科手术器械</w:t>
+            </w:r>
+          </w:p>
+        </w:tc>
+        <w:tc>
+          <w:tcPr>
+            <w:tcW w:w="1061" w:type="pct"/>
+            <w:tcBorders>
+              <w:tl2br w:val="nil"/>
+              <w:tr2bl w:val="nil"/>
+            </w:tcBorders>
+            <w:shd w:val="clear" w:color="auto" w:fill="FFFFFF"/>
+            <w:vAlign w:val="top"/>
+          </w:tcPr>
+          <w:p>
+            <w:pPr>
+              <w:pStyle w:val="26"/>
+              <w:bidi w:val="0"/>
+              <w:rPr>
+                <w:rFonts w:hint="default"/>
+              </w:rPr>
+            </w:pPr>
+            <w:r>
+              <w:rPr>
+                <w:rFonts w:hint="default"/>
+                <w:lang w:val="en-US" w:eastAsia="zh-CN"/>
+              </w:rPr>
+              <w:t>2992</w:t>
+            </w:r>
+          </w:p>
+        </w:tc>
+        <w:tc>
+          <w:tcPr>
+            <w:tcW w:w="910" w:type="pct"/>
+            <w:tcBorders>
+              <w:tl2br w:val="nil"/>
+              <w:tr2bl w:val="nil"/>
+            </w:tcBorders>
+            <w:shd w:val="clear" w:color="auto" w:fill="FFFFFF"/>
+            <w:vAlign w:val="top"/>
+          </w:tcPr>
+          <w:p>
+            <w:pPr>
+              <w:pStyle w:val="26"/>
+              <w:bidi w:val="0"/>
+              <w:rPr>
+                <w:rFonts w:hint="default"/>
+              </w:rPr>
+            </w:pPr>
+            <w:r>
+              <w:rPr>
+                <w:rFonts w:hint="default"/>
+                <w:lang w:val="en-US" w:eastAsia="zh-CN"/>
+              </w:rPr>
+              <w:t>0</w:t>
+            </w:r>
+          </w:p>
+        </w:tc>
+        <w:tc>
+          <w:tcPr>
+            <w:tcW w:w="910" w:type="pct"/>
+            <w:tcBorders>
+              <w:tl2br w:val="nil"/>
+              <w:tr2bl w:val="nil"/>
+            </w:tcBorders>
+            <w:shd w:val="clear" w:color="auto" w:fill="FFFFFF"/>
+            <w:vAlign w:val="top"/>
+          </w:tcPr>
+          <w:p>
+            <w:pPr>
+              <w:pStyle w:val="26"/>
+              <w:bidi w:val="0"/>
+              <w:rPr>
+                <w:rFonts w:hint="default"/>
+              </w:rPr>
+            </w:pPr>
+            <w:r>
+              <w:rPr>
+                <w:rFonts w:hint="default"/>
+                <w:lang w:val="en-US" w:eastAsia="zh-CN"/>
+              </w:rPr>
+              <w:t>2992</w:t>
             </w:r>
           </w:p>
         </w:tc>
@@ -17786,7 +17939,7 @@
                 <w:rFonts w:hint="default"/>
                 <w:lang w:val="en-US" w:eastAsia="zh-CN"/>
               </w:rPr>
-              <w:t>无源手术器械</w:t>
+              <w:t>有源手术器械</w:t>
             </w:r>
           </w:p>
         </w:tc>
@@ -17813,7 +17966,7 @@
                 <w:rFonts w:hint="default"/>
                 <w:lang w:val="en-US" w:eastAsia="zh-CN"/>
               </w:rPr>
-              <w:t>4288</w:t>
+              <w:t>2949</w:t>
             </w:r>
           </w:p>
         </w:tc>
@@ -17867,7 +18020,7 @@
                 <w:rFonts w:hint="default"/>
                 <w:lang w:val="en-US" w:eastAsia="zh-CN"/>
               </w:rPr>
-              <w:t>4288</w:t>
+              <w:t>2949</w:t>
             </w:r>
           </w:p>
         </w:tc>
@@ -17916,7 +18069,7 @@
                 <w:rFonts w:hint="default"/>
                 <w:lang w:val="en-US" w:eastAsia="zh-CN"/>
               </w:rPr>
-              <w:t>骨科手术器械</w:t>
+              <w:t>眼科器械</w:t>
             </w:r>
           </w:p>
         </w:tc>
@@ -17943,7 +18096,7 @@
                 <w:rFonts w:hint="default"/>
                 <w:lang w:val="en-US" w:eastAsia="zh-CN"/>
               </w:rPr>
-              <w:t>2992</w:t>
+              <w:t>1591</w:t>
             </w:r>
           </w:p>
         </w:tc>
@@ -17997,7 +18150,7 @@
                 <w:rFonts w:hint="default"/>
                 <w:lang w:val="en-US" w:eastAsia="zh-CN"/>
               </w:rPr>
-              <w:t>2992</w:t>
+              <w:t>1591</w:t>
             </w:r>
           </w:p>
         </w:tc>
@@ -18046,7 +18199,7 @@
                 <w:rFonts w:hint="default"/>
                 <w:lang w:val="en-US" w:eastAsia="zh-CN"/>
               </w:rPr>
-              <w:t>有源手术器械</w:t>
+              <w:t>注输、护理和防护器械</w:t>
             </w:r>
           </w:p>
         </w:tc>
@@ -18073,7 +18226,7 @@
                 <w:rFonts w:hint="default"/>
                 <w:lang w:val="en-US" w:eastAsia="zh-CN"/>
               </w:rPr>
-              <w:t>2949</w:t>
+              <w:t>1063</w:t>
             </w:r>
           </w:p>
         </w:tc>
@@ -18127,7 +18280,7 @@
                 <w:rFonts w:hint="default"/>
                 <w:lang w:val="en-US" w:eastAsia="zh-CN"/>
               </w:rPr>
-              <w:t>2949</w:t>
+              <w:t>1063</w:t>
             </w:r>
           </w:p>
         </w:tc>
@@ -18176,7 +18329,7 @@
                 <w:rFonts w:hint="default"/>
                 <w:lang w:val="en-US" w:eastAsia="zh-CN"/>
               </w:rPr>
-              <w:t>眼科器械</w:t>
+              <w:t>临床检验器械</w:t>
             </w:r>
           </w:p>
         </w:tc>
@@ -18203,7 +18356,7 @@
                 <w:rFonts w:hint="default"/>
                 <w:lang w:val="en-US" w:eastAsia="zh-CN"/>
               </w:rPr>
-              <w:t>1591</w:t>
+              <w:t>1002</w:t>
             </w:r>
           </w:p>
         </w:tc>
@@ -18257,7 +18410,136 @@
                 <w:rFonts w:hint="default"/>
                 <w:lang w:val="en-US" w:eastAsia="zh-CN"/>
               </w:rPr>
-              <w:t>1591</w:t>
+              <w:t>1002</w:t>
+            </w:r>
+          </w:p>
+        </w:tc>
+      </w:tr>
+      <w:tr>
+        <w:tblPrEx>
+          <w:tblBorders>
+            <w:top w:val="single" w:color="auto" w:sz="8" w:space="0"/>
+            <w:left w:val="none" w:color="auto" w:sz="0" w:space="0"/>
+            <w:bottom w:val="single" w:color="auto" w:sz="8" w:space="0"/>
+            <w:right w:val="none" w:color="auto" w:sz="0" w:space="0"/>
+            <w:insideH w:val="none" w:color="auto" w:sz="0" w:space="0"/>
+            <w:insideV w:val="none" w:color="auto" w:sz="0" w:space="0"/>
+          </w:tblBorders>
+          <w:tblCellMar>
+            <w:top w:w="0" w:type="dxa"/>
+            <w:left w:w="108" w:type="dxa"/>
+            <w:bottom w:w="0" w:type="dxa"/>
+            <w:right w:w="108" w:type="dxa"/>
+          </w:tblCellMar>
+        </w:tblPrEx>
+        <w:trPr>
+          <w:trHeight w:val="471" w:hRule="atLeast"/>
+        </w:trPr>
+        <w:tc>
+          <w:tcPr>
+            <w:tcW w:w="2118" w:type="pct"/>
+            <w:tcBorders>
+              <w:tl2br w:val="nil"/>
+              <w:tr2bl w:val="nil"/>
+            </w:tcBorders>
+            <w:shd w:val="clear" w:color="auto" w:fill="FFFFFF"/>
+            <w:vAlign w:val="top"/>
+          </w:tcPr>
+          <w:p>
+            <w:pPr>
+              <w:pStyle w:val="26"/>
+              <w:bidi w:val="0"/>
+              <w:rPr>
+                <w:rFonts w:hint="default"/>
+              </w:rPr>
+            </w:pPr>
+            <w:r>
+              <w:rPr>
+                <w:rFonts w:hint="default"/>
+                <w:lang w:val="en-US" w:eastAsia="zh-CN"/>
+              </w:rPr>
+              <w:t>医用软件</w:t>
+            </w:r>
+          </w:p>
+        </w:tc>
+        <w:tc>
+          <w:tcPr>
+            <w:tcW w:w="1061" w:type="pct"/>
+            <w:tcBorders>
+              <w:tl2br w:val="nil"/>
+              <w:tr2bl w:val="nil"/>
+            </w:tcBorders>
+            <w:shd w:val="clear" w:color="auto" w:fill="FFFFFF"/>
+            <w:vAlign w:val="top"/>
+          </w:tcPr>
+          <w:p>
+            <w:pPr>
+              <w:pStyle w:val="26"/>
+              <w:bidi w:val="0"/>
+              <w:rPr>
+                <w:rFonts w:hint="default"/>
+              </w:rPr>
+            </w:pPr>
+            <w:r>
+              <w:rPr>
+                <w:rFonts w:hint="default"/>
+                <w:lang w:val="en-US" w:eastAsia="zh-CN"/>
+              </w:rPr>
+              <w:t>911</w:t>
+            </w:r>
+          </w:p>
+        </w:tc>
+        <w:tc>
+          <w:tcPr>
+            <w:tcW w:w="910" w:type="pct"/>
+            <w:tcBorders>
+              <w:tl2br w:val="nil"/>
+              <w:tr2bl w:val="nil"/>
+            </w:tcBorders>
+            <w:shd w:val="clear" w:color="auto" w:fill="FFFFFF"/>
+            <w:vAlign w:val="top"/>
+          </w:tcPr>
+          <w:p>
+            <w:pPr>
+              <w:pStyle w:val="26"/>
+              <w:bidi w:val="0"/>
+              <w:rPr>
+                <w:rFonts w:hint="default"/>
+              </w:rPr>
+            </w:pPr>
+            <w:r>
+              <w:rPr>
+                <w:rFonts w:hint="default"/>
+                <w:lang w:val="en-US" w:eastAsia="zh-CN"/>
+              </w:rPr>
+              <w:t>0</w:t>
+            </w:r>
+          </w:p>
+        </w:tc>
+        <w:tc>
+          <w:tcPr>
+            <w:tcW w:w="910" w:type="pct"/>
+            <w:tcBorders>
+              <w:tl2br w:val="nil"/>
+              <w:tr2bl w:val="nil"/>
+            </w:tcBorders>
+            <w:shd w:val="clear" w:color="auto" w:fill="FFFFFF"/>
+            <w:vAlign w:val="top"/>
+          </w:tcPr>
+          <w:p>
+            <w:pPr>
+              <w:pStyle w:val="26"/>
+              <w:bidi w:val="0"/>
+              <w:rPr>
+                <w:rFonts w:hint="default"/>
+              </w:rPr>
+            </w:pPr>
+            <w:r>
+              <w:rPr>
+                <w:rFonts w:hint="default"/>
+                <w:lang w:val="en-US" w:eastAsia="zh-CN"/>
+              </w:rPr>
+              <w:t>911</w:t>
             </w:r>
           </w:p>
         </w:tc>
@@ -18306,7 +18588,7 @@
                 <w:rFonts w:hint="default"/>
                 <w:lang w:val="en-US" w:eastAsia="zh-CN"/>
               </w:rPr>
-              <w:t>注输、护理和防护器械</w:t>
+              <w:t>无源植入器械</w:t>
             </w:r>
           </w:p>
         </w:tc>
@@ -18333,7 +18615,7 @@
                 <w:rFonts w:hint="default"/>
                 <w:lang w:val="en-US" w:eastAsia="zh-CN"/>
               </w:rPr>
-              <w:t>1063</w:t>
+              <w:t>663</w:t>
             </w:r>
           </w:p>
         </w:tc>
@@ -18387,136 +18669,7 @@
                 <w:rFonts w:hint="default"/>
                 <w:lang w:val="en-US" w:eastAsia="zh-CN"/>
               </w:rPr>
-              <w:t>1063</w:t>
-            </w:r>
-          </w:p>
-        </w:tc>
-      </w:tr>
-      <w:tr>
-        <w:tblPrEx>
-          <w:tblBorders>
-            <w:top w:val="single" w:color="auto" w:sz="8" w:space="0"/>
-            <w:left w:val="none" w:color="auto" w:sz="0" w:space="0"/>
-            <w:bottom w:val="single" w:color="auto" w:sz="8" w:space="0"/>
-            <w:right w:val="none" w:color="auto" w:sz="0" w:space="0"/>
-            <w:insideH w:val="none" w:color="auto" w:sz="0" w:space="0"/>
-            <w:insideV w:val="none" w:color="auto" w:sz="0" w:space="0"/>
-          </w:tblBorders>
-          <w:tblCellMar>
-            <w:top w:w="0" w:type="dxa"/>
-            <w:left w:w="108" w:type="dxa"/>
-            <w:bottom w:w="0" w:type="dxa"/>
-            <w:right w:w="108" w:type="dxa"/>
-          </w:tblCellMar>
-        </w:tblPrEx>
-        <w:trPr>
-          <w:trHeight w:val="471" w:hRule="atLeast"/>
-        </w:trPr>
-        <w:tc>
-          <w:tcPr>
-            <w:tcW w:w="2118" w:type="pct"/>
-            <w:tcBorders>
-              <w:tl2br w:val="nil"/>
-              <w:tr2bl w:val="nil"/>
-            </w:tcBorders>
-            <w:shd w:val="clear" w:color="auto" w:fill="FFFFFF"/>
-            <w:vAlign w:val="top"/>
-          </w:tcPr>
-          <w:p>
-            <w:pPr>
-              <w:pStyle w:val="26"/>
-              <w:bidi w:val="0"/>
-              <w:rPr>
-                <w:rFonts w:hint="default"/>
-              </w:rPr>
-            </w:pPr>
-            <w:r>
-              <w:rPr>
-                <w:rFonts w:hint="default"/>
-                <w:lang w:val="en-US" w:eastAsia="zh-CN"/>
-              </w:rPr>
-              <w:t>临床检验器械</w:t>
-            </w:r>
-          </w:p>
-        </w:tc>
-        <w:tc>
-          <w:tcPr>
-            <w:tcW w:w="1061" w:type="pct"/>
-            <w:tcBorders>
-              <w:tl2br w:val="nil"/>
-              <w:tr2bl w:val="nil"/>
-            </w:tcBorders>
-            <w:shd w:val="clear" w:color="auto" w:fill="FFFFFF"/>
-            <w:vAlign w:val="top"/>
-          </w:tcPr>
-          <w:p>
-            <w:pPr>
-              <w:pStyle w:val="26"/>
-              <w:bidi w:val="0"/>
-              <w:rPr>
-                <w:rFonts w:hint="default"/>
-              </w:rPr>
-            </w:pPr>
-            <w:r>
-              <w:rPr>
-                <w:rFonts w:hint="default"/>
-                <w:lang w:val="en-US" w:eastAsia="zh-CN"/>
-              </w:rPr>
-              <w:t>1002</w:t>
-            </w:r>
-          </w:p>
-        </w:tc>
-        <w:tc>
-          <w:tcPr>
-            <w:tcW w:w="910" w:type="pct"/>
-            <w:tcBorders>
-              <w:tl2br w:val="nil"/>
-              <w:tr2bl w:val="nil"/>
-            </w:tcBorders>
-            <w:shd w:val="clear" w:color="auto" w:fill="FFFFFF"/>
-            <w:vAlign w:val="top"/>
-          </w:tcPr>
-          <w:p>
-            <w:pPr>
-              <w:pStyle w:val="26"/>
-              <w:bidi w:val="0"/>
-              <w:rPr>
-                <w:rFonts w:hint="default"/>
-              </w:rPr>
-            </w:pPr>
-            <w:r>
-              <w:rPr>
-                <w:rFonts w:hint="default"/>
-                <w:lang w:val="en-US" w:eastAsia="zh-CN"/>
-              </w:rPr>
-              <w:t>0</w:t>
-            </w:r>
-          </w:p>
-        </w:tc>
-        <w:tc>
-          <w:tcPr>
-            <w:tcW w:w="910" w:type="pct"/>
-            <w:tcBorders>
-              <w:tl2br w:val="nil"/>
-              <w:tr2bl w:val="nil"/>
-            </w:tcBorders>
-            <w:shd w:val="clear" w:color="auto" w:fill="FFFFFF"/>
-            <w:vAlign w:val="top"/>
-          </w:tcPr>
-          <w:p>
-            <w:pPr>
-              <w:pStyle w:val="26"/>
-              <w:bidi w:val="0"/>
-              <w:rPr>
-                <w:rFonts w:hint="default"/>
-              </w:rPr>
-            </w:pPr>
-            <w:r>
-              <w:rPr>
-                <w:rFonts w:hint="default"/>
-                <w:lang w:val="en-US" w:eastAsia="zh-CN"/>
-              </w:rPr>
-              <w:t>1002</w:t>
+              <w:t>663</w:t>
             </w:r>
           </w:p>
         </w:tc>
@@ -18565,7 +18718,7 @@
                 <w:rFonts w:hint="default"/>
                 <w:lang w:val="en-US" w:eastAsia="zh-CN"/>
               </w:rPr>
-              <w:t>医用软件</w:t>
+              <w:t>神经和心血管手术器械</w:t>
             </w:r>
           </w:p>
         </w:tc>
@@ -18592,7 +18745,7 @@
                 <w:rFonts w:hint="default"/>
                 <w:lang w:val="en-US" w:eastAsia="zh-CN"/>
               </w:rPr>
-              <w:t>911</w:t>
+              <w:t>616</w:t>
             </w:r>
           </w:p>
         </w:tc>
@@ -18646,7 +18799,394 @@
                 <w:rFonts w:hint="default"/>
                 <w:lang w:val="en-US" w:eastAsia="zh-CN"/>
               </w:rPr>
-              <w:t>911</w:t>
+              <w:t>616</w:t>
+            </w:r>
+          </w:p>
+        </w:tc>
+      </w:tr>
+      <w:tr>
+        <w:tblPrEx>
+          <w:tblBorders>
+            <w:top w:val="single" w:color="auto" w:sz="8" w:space="0"/>
+            <w:left w:val="none" w:color="auto" w:sz="0" w:space="0"/>
+            <w:bottom w:val="single" w:color="auto" w:sz="8" w:space="0"/>
+            <w:right w:val="none" w:color="auto" w:sz="0" w:space="0"/>
+            <w:insideH w:val="none" w:color="auto" w:sz="0" w:space="0"/>
+            <w:insideV w:val="none" w:color="auto" w:sz="0" w:space="0"/>
+          </w:tblBorders>
+          <w:tblCellMar>
+            <w:top w:w="0" w:type="dxa"/>
+            <w:left w:w="108" w:type="dxa"/>
+            <w:bottom w:w="0" w:type="dxa"/>
+            <w:right w:w="108" w:type="dxa"/>
+          </w:tblCellMar>
+        </w:tblPrEx>
+        <w:trPr>
+          <w:trHeight w:val="471" w:hRule="atLeast"/>
+        </w:trPr>
+        <w:tc>
+          <w:tcPr>
+            <w:tcW w:w="2118" w:type="pct"/>
+            <w:tcBorders>
+              <w:tl2br w:val="nil"/>
+              <w:tr2bl w:val="nil"/>
+            </w:tcBorders>
+            <w:shd w:val="clear" w:color="auto" w:fill="FFFFFF"/>
+            <w:vAlign w:val="top"/>
+          </w:tcPr>
+          <w:p>
+            <w:pPr>
+              <w:pStyle w:val="26"/>
+              <w:bidi w:val="0"/>
+              <w:rPr>
+                <w:rFonts w:hint="default"/>
+              </w:rPr>
+            </w:pPr>
+            <w:r>
+              <w:rPr>
+                <w:rFonts w:hint="default"/>
+                <w:lang w:val="en-US" w:eastAsia="zh-CN"/>
+              </w:rPr>
+              <w:t>妇产科、辅助生殖和避孕器械</w:t>
+            </w:r>
+          </w:p>
+        </w:tc>
+        <w:tc>
+          <w:tcPr>
+            <w:tcW w:w="1061" w:type="pct"/>
+            <w:tcBorders>
+              <w:tl2br w:val="nil"/>
+              <w:tr2bl w:val="nil"/>
+            </w:tcBorders>
+            <w:shd w:val="clear" w:color="auto" w:fill="FFFFFF"/>
+            <w:vAlign w:val="top"/>
+          </w:tcPr>
+          <w:p>
+            <w:pPr>
+              <w:pStyle w:val="26"/>
+              <w:bidi w:val="0"/>
+              <w:rPr>
+                <w:rFonts w:hint="default"/>
+              </w:rPr>
+            </w:pPr>
+            <w:r>
+              <w:rPr>
+                <w:rFonts w:hint="default"/>
+                <w:lang w:val="en-US" w:eastAsia="zh-CN"/>
+              </w:rPr>
+              <w:t>584</w:t>
+            </w:r>
+          </w:p>
+        </w:tc>
+        <w:tc>
+          <w:tcPr>
+            <w:tcW w:w="910" w:type="pct"/>
+            <w:tcBorders>
+              <w:tl2br w:val="nil"/>
+              <w:tr2bl w:val="nil"/>
+            </w:tcBorders>
+            <w:shd w:val="clear" w:color="auto" w:fill="FFFFFF"/>
+            <w:vAlign w:val="top"/>
+          </w:tcPr>
+          <w:p>
+            <w:pPr>
+              <w:pStyle w:val="26"/>
+              <w:bidi w:val="0"/>
+              <w:rPr>
+                <w:rFonts w:hint="default"/>
+              </w:rPr>
+            </w:pPr>
+            <w:r>
+              <w:rPr>
+                <w:rFonts w:hint="default"/>
+                <w:lang w:val="en-US" w:eastAsia="zh-CN"/>
+              </w:rPr>
+              <w:t>0</w:t>
+            </w:r>
+          </w:p>
+        </w:tc>
+        <w:tc>
+          <w:tcPr>
+            <w:tcW w:w="910" w:type="pct"/>
+            <w:tcBorders>
+              <w:tl2br w:val="nil"/>
+              <w:tr2bl w:val="nil"/>
+            </w:tcBorders>
+            <w:shd w:val="clear" w:color="auto" w:fill="FFFFFF"/>
+            <w:vAlign w:val="top"/>
+          </w:tcPr>
+          <w:p>
+            <w:pPr>
+              <w:pStyle w:val="26"/>
+              <w:bidi w:val="0"/>
+              <w:rPr>
+                <w:rFonts w:hint="default"/>
+              </w:rPr>
+            </w:pPr>
+            <w:r>
+              <w:rPr>
+                <w:rFonts w:hint="default"/>
+                <w:lang w:val="en-US" w:eastAsia="zh-CN"/>
+              </w:rPr>
+              <w:t>584</w:t>
+            </w:r>
+          </w:p>
+        </w:tc>
+      </w:tr>
+      <w:tr>
+        <w:tblPrEx>
+          <w:tblBorders>
+            <w:top w:val="single" w:color="auto" w:sz="8" w:space="0"/>
+            <w:left w:val="none" w:color="auto" w:sz="0" w:space="0"/>
+            <w:bottom w:val="single" w:color="auto" w:sz="8" w:space="0"/>
+            <w:right w:val="none" w:color="auto" w:sz="0" w:space="0"/>
+            <w:insideH w:val="none" w:color="auto" w:sz="0" w:space="0"/>
+            <w:insideV w:val="none" w:color="auto" w:sz="0" w:space="0"/>
+          </w:tblBorders>
+          <w:tblCellMar>
+            <w:top w:w="0" w:type="dxa"/>
+            <w:left w:w="108" w:type="dxa"/>
+            <w:bottom w:w="0" w:type="dxa"/>
+            <w:right w:w="108" w:type="dxa"/>
+          </w:tblCellMar>
+        </w:tblPrEx>
+        <w:trPr>
+          <w:trHeight w:val="471" w:hRule="atLeast"/>
+        </w:trPr>
+        <w:tc>
+          <w:tcPr>
+            <w:tcW w:w="2118" w:type="pct"/>
+            <w:tcBorders>
+              <w:tl2br w:val="nil"/>
+              <w:tr2bl w:val="nil"/>
+            </w:tcBorders>
+            <w:shd w:val="clear" w:color="auto" w:fill="FFFFFF"/>
+            <w:vAlign w:val="top"/>
+          </w:tcPr>
+          <w:p>
+            <w:pPr>
+              <w:pStyle w:val="26"/>
+              <w:bidi w:val="0"/>
+              <w:rPr>
+                <w:rFonts w:hint="default"/>
+              </w:rPr>
+            </w:pPr>
+            <w:r>
+              <w:rPr>
+                <w:rFonts w:hint="default"/>
+                <w:lang w:val="en-US" w:eastAsia="zh-CN"/>
+              </w:rPr>
+              <w:t>口腔科器械</w:t>
+            </w:r>
+          </w:p>
+        </w:tc>
+        <w:tc>
+          <w:tcPr>
+            <w:tcW w:w="1061" w:type="pct"/>
+            <w:tcBorders>
+              <w:tl2br w:val="nil"/>
+              <w:tr2bl w:val="nil"/>
+            </w:tcBorders>
+            <w:shd w:val="clear" w:color="auto" w:fill="FFFFFF"/>
+            <w:vAlign w:val="top"/>
+          </w:tcPr>
+          <w:p>
+            <w:pPr>
+              <w:pStyle w:val="26"/>
+              <w:bidi w:val="0"/>
+              <w:rPr>
+                <w:rFonts w:hint="default"/>
+              </w:rPr>
+            </w:pPr>
+            <w:r>
+              <w:rPr>
+                <w:rFonts w:hint="default"/>
+                <w:lang w:val="en-US" w:eastAsia="zh-CN"/>
+              </w:rPr>
+              <w:t>308</w:t>
+            </w:r>
+          </w:p>
+        </w:tc>
+        <w:tc>
+          <w:tcPr>
+            <w:tcW w:w="910" w:type="pct"/>
+            <w:tcBorders>
+              <w:tl2br w:val="nil"/>
+              <w:tr2bl w:val="nil"/>
+            </w:tcBorders>
+            <w:shd w:val="clear" w:color="auto" w:fill="FFFFFF"/>
+            <w:vAlign w:val="top"/>
+          </w:tcPr>
+          <w:p>
+            <w:pPr>
+              <w:pStyle w:val="26"/>
+              <w:bidi w:val="0"/>
+              <w:rPr>
+                <w:rFonts w:hint="default"/>
+              </w:rPr>
+            </w:pPr>
+            <w:r>
+              <w:rPr>
+                <w:rFonts w:hint="default"/>
+                <w:lang w:val="en-US" w:eastAsia="zh-CN"/>
+              </w:rPr>
+              <w:t>0</w:t>
+            </w:r>
+          </w:p>
+        </w:tc>
+        <w:tc>
+          <w:tcPr>
+            <w:tcW w:w="910" w:type="pct"/>
+            <w:tcBorders>
+              <w:tl2br w:val="nil"/>
+              <w:tr2bl w:val="nil"/>
+            </w:tcBorders>
+            <w:shd w:val="clear" w:color="auto" w:fill="FFFFFF"/>
+            <w:vAlign w:val="top"/>
+          </w:tcPr>
+          <w:p>
+            <w:pPr>
+              <w:pStyle w:val="26"/>
+              <w:bidi w:val="0"/>
+              <w:rPr>
+                <w:rFonts w:hint="default"/>
+              </w:rPr>
+            </w:pPr>
+            <w:r>
+              <w:rPr>
+                <w:rFonts w:hint="default"/>
+                <w:lang w:val="en-US" w:eastAsia="zh-CN"/>
+              </w:rPr>
+              <w:t>308</w:t>
+            </w:r>
+          </w:p>
+        </w:tc>
+      </w:tr>
+      <w:tr>
+        <w:tblPrEx>
+          <w:tblBorders>
+            <w:top w:val="single" w:color="auto" w:sz="8" w:space="0"/>
+            <w:left w:val="none" w:color="auto" w:sz="0" w:space="0"/>
+            <w:bottom w:val="single" w:color="auto" w:sz="8" w:space="0"/>
+            <w:right w:val="none" w:color="auto" w:sz="0" w:space="0"/>
+            <w:insideH w:val="none" w:color="auto" w:sz="0" w:space="0"/>
+            <w:insideV w:val="none" w:color="auto" w:sz="0" w:space="0"/>
+          </w:tblBorders>
+          <w:tblCellMar>
+            <w:top w:w="0" w:type="dxa"/>
+            <w:left w:w="108" w:type="dxa"/>
+            <w:bottom w:w="0" w:type="dxa"/>
+            <w:right w:w="108" w:type="dxa"/>
+          </w:tblCellMar>
+        </w:tblPrEx>
+        <w:trPr>
+          <w:trHeight w:val="471" w:hRule="atLeast"/>
+        </w:trPr>
+        <w:tc>
+          <w:tcPr>
+            <w:tcW w:w="2118" w:type="pct"/>
+            <w:tcBorders>
+              <w:tl2br w:val="nil"/>
+              <w:tr2bl w:val="nil"/>
+            </w:tcBorders>
+            <w:shd w:val="clear" w:color="auto" w:fill="FFFFFF"/>
+            <w:vAlign w:val="top"/>
+          </w:tcPr>
+          <w:p>
+            <w:pPr>
+              <w:pStyle w:val="26"/>
+              <w:bidi w:val="0"/>
+              <w:rPr>
+                <w:rFonts w:hint="default"/>
+              </w:rPr>
+            </w:pPr>
+            <w:r>
+              <w:rPr>
+                <w:rFonts w:hint="default"/>
+                <w:lang w:val="en-US" w:eastAsia="zh-CN"/>
+              </w:rPr>
+              <w:t>物理治疗器械</w:t>
+            </w:r>
+          </w:p>
+        </w:tc>
+        <w:tc>
+          <w:tcPr>
+            <w:tcW w:w="1061" w:type="pct"/>
+            <w:tcBorders>
+              <w:tl2br w:val="nil"/>
+              <w:tr2bl w:val="nil"/>
+            </w:tcBorders>
+            <w:shd w:val="clear" w:color="auto" w:fill="FFFFFF"/>
+            <w:vAlign w:val="top"/>
+          </w:tcPr>
+          <w:p>
+            <w:pPr>
+              <w:pStyle w:val="26"/>
+              <w:bidi w:val="0"/>
+              <w:rPr>
+                <w:rFonts w:hint="default"/>
+              </w:rPr>
+            </w:pPr>
+            <w:r>
+              <w:rPr>
+                <w:rFonts w:hint="default"/>
+                <w:lang w:val="en-US" w:eastAsia="zh-CN"/>
+              </w:rPr>
+              <w:t>282</w:t>
+            </w:r>
+          </w:p>
+        </w:tc>
+        <w:tc>
+          <w:tcPr>
+            <w:tcW w:w="910" w:type="pct"/>
+            <w:tcBorders>
+              <w:tl2br w:val="nil"/>
+              <w:tr2bl w:val="nil"/>
+            </w:tcBorders>
+            <w:shd w:val="clear" w:color="auto" w:fill="FFFFFF"/>
+            <w:vAlign w:val="top"/>
+          </w:tcPr>
+          <w:p>
+            <w:pPr>
+              <w:pStyle w:val="26"/>
+              <w:bidi w:val="0"/>
+              <w:rPr>
+                <w:rFonts w:hint="default"/>
+              </w:rPr>
+            </w:pPr>
+            <w:r>
+              <w:rPr>
+                <w:rFonts w:hint="default"/>
+                <w:lang w:val="en-US" w:eastAsia="zh-CN"/>
+              </w:rPr>
+              <w:t>0</w:t>
+            </w:r>
+          </w:p>
+        </w:tc>
+        <w:tc>
+          <w:tcPr>
+            <w:tcW w:w="910" w:type="pct"/>
+            <w:tcBorders>
+              <w:tl2br w:val="nil"/>
+              <w:tr2bl w:val="nil"/>
+            </w:tcBorders>
+            <w:shd w:val="clear" w:color="auto" w:fill="FFFFFF"/>
+            <w:vAlign w:val="top"/>
+          </w:tcPr>
+          <w:p>
+            <w:pPr>
+              <w:pStyle w:val="26"/>
+              <w:bidi w:val="0"/>
+              <w:rPr>
+                <w:rFonts w:hint="default"/>
+              </w:rPr>
+            </w:pPr>
+            <w:r>
+              <w:rPr>
+                <w:rFonts w:hint="default"/>
+                <w:lang w:val="en-US" w:eastAsia="zh-CN"/>
+              </w:rPr>
+              <w:t>282</w:t>
             </w:r>
           </w:p>
         </w:tc>
@@ -18695,7 +19235,7 @@
                 <w:rFonts w:hint="default"/>
                 <w:lang w:val="en-US" w:eastAsia="zh-CN"/>
               </w:rPr>
-              <w:t>无源植入器械</w:t>
+              <w:t>中医器械</w:t>
             </w:r>
           </w:p>
         </w:tc>
@@ -18722,7 +19262,7 @@
                 <w:rFonts w:hint="default"/>
                 <w:lang w:val="en-US" w:eastAsia="zh-CN"/>
               </w:rPr>
-              <w:t>663</w:t>
+              <w:t>263</w:t>
             </w:r>
           </w:p>
         </w:tc>
@@ -18776,7 +19316,7 @@
                 <w:rFonts w:hint="default"/>
                 <w:lang w:val="en-US" w:eastAsia="zh-CN"/>
               </w:rPr>
-              <w:t>663</w:t>
+              <w:t>263</w:t>
             </w:r>
           </w:p>
         </w:tc>
@@ -18825,7 +19365,7 @@
                 <w:rFonts w:hint="default"/>
                 <w:lang w:val="en-US" w:eastAsia="zh-CN"/>
               </w:rPr>
-              <w:t>神经和心血管手术器械</w:t>
+              <w:t>呼吸、麻醉和急救器械</w:t>
             </w:r>
           </w:p>
         </w:tc>
@@ -18852,7 +19392,7 @@
                 <w:rFonts w:hint="default"/>
                 <w:lang w:val="en-US" w:eastAsia="zh-CN"/>
               </w:rPr>
-              <w:t>616</w:t>
+              <w:t>220</w:t>
             </w:r>
           </w:p>
         </w:tc>
@@ -18906,136 +19446,7 @@
                 <w:rFonts w:hint="default"/>
                 <w:lang w:val="en-US" w:eastAsia="zh-CN"/>
               </w:rPr>
-              <w:t>616</w:t>
-            </w:r>
-          </w:p>
-        </w:tc>
-      </w:tr>
-      <w:tr>
-        <w:tblPrEx>
-          <w:tblBorders>
-            <w:top w:val="single" w:color="auto" w:sz="8" w:space="0"/>
-            <w:left w:val="none" w:color="auto" w:sz="0" w:space="0"/>
-            <w:bottom w:val="single" w:color="auto" w:sz="8" w:space="0"/>
-            <w:right w:val="none" w:color="auto" w:sz="0" w:space="0"/>
-            <w:insideH w:val="none" w:color="auto" w:sz="0" w:space="0"/>
-            <w:insideV w:val="none" w:color="auto" w:sz="0" w:space="0"/>
-          </w:tblBorders>
-          <w:tblCellMar>
-            <w:top w:w="0" w:type="dxa"/>
-            <w:left w:w="108" w:type="dxa"/>
-            <w:bottom w:w="0" w:type="dxa"/>
-            <w:right w:w="108" w:type="dxa"/>
-          </w:tblCellMar>
-        </w:tblPrEx>
-        <w:trPr>
-          <w:trHeight w:val="471" w:hRule="atLeast"/>
-        </w:trPr>
-        <w:tc>
-          <w:tcPr>
-            <w:tcW w:w="2118" w:type="pct"/>
-            <w:tcBorders>
-              <w:tl2br w:val="nil"/>
-              <w:tr2bl w:val="nil"/>
-            </w:tcBorders>
-            <w:shd w:val="clear" w:color="auto" w:fill="FFFFFF"/>
-            <w:vAlign w:val="top"/>
-          </w:tcPr>
-          <w:p>
-            <w:pPr>
-              <w:pStyle w:val="26"/>
-              <w:bidi w:val="0"/>
-              <w:rPr>
-                <w:rFonts w:hint="default"/>
-              </w:rPr>
-            </w:pPr>
-            <w:r>
-              <w:rPr>
-                <w:rFonts w:hint="default"/>
-                <w:lang w:val="en-US" w:eastAsia="zh-CN"/>
-              </w:rPr>
-              <w:t>妇产科、辅助生殖和避孕器械</w:t>
-            </w:r>
-          </w:p>
-        </w:tc>
-        <w:tc>
-          <w:tcPr>
-            <w:tcW w:w="1061" w:type="pct"/>
-            <w:tcBorders>
-              <w:tl2br w:val="nil"/>
-              <w:tr2bl w:val="nil"/>
-            </w:tcBorders>
-            <w:shd w:val="clear" w:color="auto" w:fill="FFFFFF"/>
-            <w:vAlign w:val="top"/>
-          </w:tcPr>
-          <w:p>
-            <w:pPr>
-              <w:pStyle w:val="26"/>
-              <w:bidi w:val="0"/>
-              <w:rPr>
-                <w:rFonts w:hint="default"/>
-              </w:rPr>
-            </w:pPr>
-            <w:r>
-              <w:rPr>
-                <w:rFonts w:hint="default"/>
-                <w:lang w:val="en-US" w:eastAsia="zh-CN"/>
-              </w:rPr>
-              <w:t>584</w:t>
-            </w:r>
-          </w:p>
-        </w:tc>
-        <w:tc>
-          <w:tcPr>
-            <w:tcW w:w="910" w:type="pct"/>
-            <w:tcBorders>
-              <w:tl2br w:val="nil"/>
-              <w:tr2bl w:val="nil"/>
-            </w:tcBorders>
-            <w:shd w:val="clear" w:color="auto" w:fill="FFFFFF"/>
-            <w:vAlign w:val="top"/>
-          </w:tcPr>
-          <w:p>
-            <w:pPr>
-              <w:pStyle w:val="26"/>
-              <w:bidi w:val="0"/>
-              <w:rPr>
-                <w:rFonts w:hint="default"/>
-              </w:rPr>
-            </w:pPr>
-            <w:r>
-              <w:rPr>
-                <w:rFonts w:hint="default"/>
-                <w:lang w:val="en-US" w:eastAsia="zh-CN"/>
-              </w:rPr>
-              <w:t>0</w:t>
-            </w:r>
-          </w:p>
-        </w:tc>
-        <w:tc>
-          <w:tcPr>
-            <w:tcW w:w="910" w:type="pct"/>
-            <w:tcBorders>
-              <w:tl2br w:val="nil"/>
-              <w:tr2bl w:val="nil"/>
-            </w:tcBorders>
-            <w:shd w:val="clear" w:color="auto" w:fill="FFFFFF"/>
-            <w:vAlign w:val="top"/>
-          </w:tcPr>
-          <w:p>
-            <w:pPr>
-              <w:pStyle w:val="26"/>
-              <w:bidi w:val="0"/>
-              <w:rPr>
-                <w:rFonts w:hint="default"/>
-              </w:rPr>
-            </w:pPr>
-            <w:r>
-              <w:rPr>
-                <w:rFonts w:hint="default"/>
-                <w:lang w:val="en-US" w:eastAsia="zh-CN"/>
-              </w:rPr>
-              <w:t>584</w:t>
+              <w:t>220</w:t>
             </w:r>
           </w:p>
         </w:tc>
@@ -19084,7 +19495,7 @@
                 <w:rFonts w:hint="default"/>
                 <w:lang w:val="en-US" w:eastAsia="zh-CN"/>
               </w:rPr>
-              <w:t>口腔科器械</w:t>
+              <w:t>医用康复器械</w:t>
             </w:r>
           </w:p>
         </w:tc>
@@ -19111,7 +19522,7 @@
                 <w:rFonts w:hint="default"/>
                 <w:lang w:val="en-US" w:eastAsia="zh-CN"/>
               </w:rPr>
-              <w:t>308</w:t>
+              <w:t>220</w:t>
             </w:r>
           </w:p>
         </w:tc>
@@ -19165,136 +19576,7 @@
                 <w:rFonts w:hint="default"/>
                 <w:lang w:val="en-US" w:eastAsia="zh-CN"/>
               </w:rPr>
-              <w:t>308</w:t>
-            </w:r>
-          </w:p>
-        </w:tc>
-      </w:tr>
-      <w:tr>
-        <w:tblPrEx>
-          <w:tblBorders>
-            <w:top w:val="single" w:color="auto" w:sz="8" w:space="0"/>
-            <w:left w:val="none" w:color="auto" w:sz="0" w:space="0"/>
-            <w:bottom w:val="single" w:color="auto" w:sz="8" w:space="0"/>
-            <w:right w:val="none" w:color="auto" w:sz="0" w:space="0"/>
-            <w:insideH w:val="none" w:color="auto" w:sz="0" w:space="0"/>
-            <w:insideV w:val="none" w:color="auto" w:sz="0" w:space="0"/>
-          </w:tblBorders>
-          <w:tblCellMar>
-            <w:top w:w="0" w:type="dxa"/>
-            <w:left w:w="108" w:type="dxa"/>
-            <w:bottom w:w="0" w:type="dxa"/>
-            <w:right w:w="108" w:type="dxa"/>
-          </w:tblCellMar>
-        </w:tblPrEx>
-        <w:trPr>
-          <w:trHeight w:val="471" w:hRule="atLeast"/>
-        </w:trPr>
-        <w:tc>
-          <w:tcPr>
-            <w:tcW w:w="2118" w:type="pct"/>
-            <w:tcBorders>
-              <w:tl2br w:val="nil"/>
-              <w:tr2bl w:val="nil"/>
-            </w:tcBorders>
-            <w:shd w:val="clear" w:color="auto" w:fill="FFFFFF"/>
-            <w:vAlign w:val="top"/>
-          </w:tcPr>
-          <w:p>
-            <w:pPr>
-              <w:pStyle w:val="26"/>
-              <w:bidi w:val="0"/>
-              <w:rPr>
-                <w:rFonts w:hint="default"/>
-              </w:rPr>
-            </w:pPr>
-            <w:r>
-              <w:rPr>
-                <w:rFonts w:hint="default"/>
-                <w:lang w:val="en-US" w:eastAsia="zh-CN"/>
-              </w:rPr>
-              <w:t>物理治疗器械</w:t>
-            </w:r>
-          </w:p>
-        </w:tc>
-        <w:tc>
-          <w:tcPr>
-            <w:tcW w:w="1061" w:type="pct"/>
-            <w:tcBorders>
-              <w:tl2br w:val="nil"/>
-              <w:tr2bl w:val="nil"/>
-            </w:tcBorders>
-            <w:shd w:val="clear" w:color="auto" w:fill="FFFFFF"/>
-            <w:vAlign w:val="top"/>
-          </w:tcPr>
-          <w:p>
-            <w:pPr>
-              <w:pStyle w:val="26"/>
-              <w:bidi w:val="0"/>
-              <w:rPr>
-                <w:rFonts w:hint="default"/>
-              </w:rPr>
-            </w:pPr>
-            <w:r>
-              <w:rPr>
-                <w:rFonts w:hint="default"/>
-                <w:lang w:val="en-US" w:eastAsia="zh-CN"/>
-              </w:rPr>
-              <w:t>282</w:t>
-            </w:r>
-          </w:p>
-        </w:tc>
-        <w:tc>
-          <w:tcPr>
-            <w:tcW w:w="910" w:type="pct"/>
-            <w:tcBorders>
-              <w:tl2br w:val="nil"/>
-              <w:tr2bl w:val="nil"/>
-            </w:tcBorders>
-            <w:shd w:val="clear" w:color="auto" w:fill="FFFFFF"/>
-            <w:vAlign w:val="top"/>
-          </w:tcPr>
-          <w:p>
-            <w:pPr>
-              <w:pStyle w:val="26"/>
-              <w:bidi w:val="0"/>
-              <w:rPr>
-                <w:rFonts w:hint="default"/>
-              </w:rPr>
-            </w:pPr>
-            <w:r>
-              <w:rPr>
-                <w:rFonts w:hint="default"/>
-                <w:lang w:val="en-US" w:eastAsia="zh-CN"/>
-              </w:rPr>
-              <w:t>0</w:t>
-            </w:r>
-          </w:p>
-        </w:tc>
-        <w:tc>
-          <w:tcPr>
-            <w:tcW w:w="910" w:type="pct"/>
-            <w:tcBorders>
-              <w:tl2br w:val="nil"/>
-              <w:tr2bl w:val="nil"/>
-            </w:tcBorders>
-            <w:shd w:val="clear" w:color="auto" w:fill="FFFFFF"/>
-            <w:vAlign w:val="top"/>
-          </w:tcPr>
-          <w:p>
-            <w:pPr>
-              <w:pStyle w:val="26"/>
-              <w:bidi w:val="0"/>
-              <w:rPr>
-                <w:rFonts w:hint="default"/>
-              </w:rPr>
-            </w:pPr>
-            <w:r>
-              <w:rPr>
-                <w:rFonts w:hint="default"/>
-                <w:lang w:val="en-US" w:eastAsia="zh-CN"/>
-              </w:rPr>
-              <w:t>282</w:t>
+              <w:t>220</w:t>
             </w:r>
           </w:p>
         </w:tc>
@@ -19343,7 +19625,7 @@
                 <w:rFonts w:hint="default"/>
                 <w:lang w:val="en-US" w:eastAsia="zh-CN"/>
               </w:rPr>
-              <w:t>中医器械</w:t>
+              <w:t>放射治疗器械</w:t>
             </w:r>
           </w:p>
         </w:tc>
@@ -19370,7 +19652,7 @@
                 <w:rFonts w:hint="default"/>
                 <w:lang w:val="en-US" w:eastAsia="zh-CN"/>
               </w:rPr>
-              <w:t>263</w:t>
+              <w:t>203</w:t>
             </w:r>
           </w:p>
         </w:tc>
@@ -19424,7 +19706,394 @@
                 <w:rFonts w:hint="default"/>
                 <w:lang w:val="en-US" w:eastAsia="zh-CN"/>
               </w:rPr>
-              <w:t>263</w:t>
+              <w:t>203</w:t>
+            </w:r>
+          </w:p>
+        </w:tc>
+      </w:tr>
+      <w:tr>
+        <w:tblPrEx>
+          <w:tblBorders>
+            <w:top w:val="single" w:color="auto" w:sz="8" w:space="0"/>
+            <w:left w:val="none" w:color="auto" w:sz="0" w:space="0"/>
+            <w:bottom w:val="single" w:color="auto" w:sz="8" w:space="0"/>
+            <w:right w:val="none" w:color="auto" w:sz="0" w:space="0"/>
+            <w:insideH w:val="none" w:color="auto" w:sz="0" w:space="0"/>
+            <w:insideV w:val="none" w:color="auto" w:sz="0" w:space="0"/>
+          </w:tblBorders>
+          <w:tblCellMar>
+            <w:top w:w="0" w:type="dxa"/>
+            <w:left w:w="108" w:type="dxa"/>
+            <w:bottom w:w="0" w:type="dxa"/>
+            <w:right w:w="108" w:type="dxa"/>
+          </w:tblCellMar>
+        </w:tblPrEx>
+        <w:trPr>
+          <w:trHeight w:val="471" w:hRule="atLeast"/>
+        </w:trPr>
+        <w:tc>
+          <w:tcPr>
+            <w:tcW w:w="2118" w:type="pct"/>
+            <w:tcBorders>
+              <w:tl2br w:val="nil"/>
+              <w:tr2bl w:val="nil"/>
+            </w:tcBorders>
+            <w:shd w:val="clear" w:color="auto" w:fill="FFFFFF"/>
+            <w:vAlign w:val="top"/>
+          </w:tcPr>
+          <w:p>
+            <w:pPr>
+              <w:pStyle w:val="26"/>
+              <w:bidi w:val="0"/>
+              <w:rPr>
+                <w:rFonts w:hint="default"/>
+              </w:rPr>
+            </w:pPr>
+            <w:r>
+              <w:rPr>
+                <w:rFonts w:hint="default"/>
+                <w:lang w:val="en-US" w:eastAsia="zh-CN"/>
+              </w:rPr>
+              <w:t>有源植入器械</w:t>
+            </w:r>
+          </w:p>
+        </w:tc>
+        <w:tc>
+          <w:tcPr>
+            <w:tcW w:w="1061" w:type="pct"/>
+            <w:tcBorders>
+              <w:tl2br w:val="nil"/>
+              <w:tr2bl w:val="nil"/>
+            </w:tcBorders>
+            <w:shd w:val="clear" w:color="auto" w:fill="FFFFFF"/>
+            <w:vAlign w:val="top"/>
+          </w:tcPr>
+          <w:p>
+            <w:pPr>
+              <w:pStyle w:val="26"/>
+              <w:bidi w:val="0"/>
+              <w:rPr>
+                <w:rFonts w:hint="default"/>
+              </w:rPr>
+            </w:pPr>
+            <w:r>
+              <w:rPr>
+                <w:rFonts w:hint="default"/>
+                <w:lang w:val="en-US" w:eastAsia="zh-CN"/>
+              </w:rPr>
+              <w:t>193</w:t>
+            </w:r>
+          </w:p>
+        </w:tc>
+        <w:tc>
+          <w:tcPr>
+            <w:tcW w:w="910" w:type="pct"/>
+            <w:tcBorders>
+              <w:tl2br w:val="nil"/>
+              <w:tr2bl w:val="nil"/>
+            </w:tcBorders>
+            <w:shd w:val="clear" w:color="auto" w:fill="FFFFFF"/>
+            <w:vAlign w:val="top"/>
+          </w:tcPr>
+          <w:p>
+            <w:pPr>
+              <w:pStyle w:val="26"/>
+              <w:bidi w:val="0"/>
+              <w:rPr>
+                <w:rFonts w:hint="default"/>
+              </w:rPr>
+            </w:pPr>
+            <w:r>
+              <w:rPr>
+                <w:rFonts w:hint="default"/>
+                <w:lang w:val="en-US" w:eastAsia="zh-CN"/>
+              </w:rPr>
+              <w:t>0</w:t>
+            </w:r>
+          </w:p>
+        </w:tc>
+        <w:tc>
+          <w:tcPr>
+            <w:tcW w:w="910" w:type="pct"/>
+            <w:tcBorders>
+              <w:tl2br w:val="nil"/>
+              <w:tr2bl w:val="nil"/>
+            </w:tcBorders>
+            <w:shd w:val="clear" w:color="auto" w:fill="FFFFFF"/>
+            <w:vAlign w:val="top"/>
+          </w:tcPr>
+          <w:p>
+            <w:pPr>
+              <w:pStyle w:val="26"/>
+              <w:bidi w:val="0"/>
+              <w:rPr>
+                <w:rFonts w:hint="default"/>
+              </w:rPr>
+            </w:pPr>
+            <w:r>
+              <w:rPr>
+                <w:rFonts w:hint="default"/>
+                <w:lang w:val="en-US" w:eastAsia="zh-CN"/>
+              </w:rPr>
+              <w:t>193</w:t>
+            </w:r>
+          </w:p>
+        </w:tc>
+      </w:tr>
+      <w:tr>
+        <w:tblPrEx>
+          <w:tblBorders>
+            <w:top w:val="single" w:color="auto" w:sz="8" w:space="0"/>
+            <w:left w:val="none" w:color="auto" w:sz="0" w:space="0"/>
+            <w:bottom w:val="single" w:color="auto" w:sz="8" w:space="0"/>
+            <w:right w:val="none" w:color="auto" w:sz="0" w:space="0"/>
+            <w:insideH w:val="none" w:color="auto" w:sz="0" w:space="0"/>
+            <w:insideV w:val="none" w:color="auto" w:sz="0" w:space="0"/>
+          </w:tblBorders>
+          <w:tblCellMar>
+            <w:top w:w="0" w:type="dxa"/>
+            <w:left w:w="108" w:type="dxa"/>
+            <w:bottom w:w="0" w:type="dxa"/>
+            <w:right w:w="108" w:type="dxa"/>
+          </w:tblCellMar>
+        </w:tblPrEx>
+        <w:trPr>
+          <w:trHeight w:val="471" w:hRule="atLeast"/>
+        </w:trPr>
+        <w:tc>
+          <w:tcPr>
+            <w:tcW w:w="2118" w:type="pct"/>
+            <w:tcBorders>
+              <w:tl2br w:val="nil"/>
+              <w:tr2bl w:val="nil"/>
+            </w:tcBorders>
+            <w:shd w:val="clear" w:color="auto" w:fill="FFFFFF"/>
+            <w:vAlign w:val="top"/>
+          </w:tcPr>
+          <w:p>
+            <w:pPr>
+              <w:pStyle w:val="26"/>
+              <w:bidi w:val="0"/>
+              <w:rPr>
+                <w:rFonts w:hint="default"/>
+              </w:rPr>
+            </w:pPr>
+            <w:r>
+              <w:rPr>
+                <w:rFonts w:hint="default"/>
+                <w:lang w:val="en-US" w:eastAsia="zh-CN"/>
+              </w:rPr>
+              <w:t>患者承载器械</w:t>
+            </w:r>
+          </w:p>
+        </w:tc>
+        <w:tc>
+          <w:tcPr>
+            <w:tcW w:w="1061" w:type="pct"/>
+            <w:tcBorders>
+              <w:tl2br w:val="nil"/>
+              <w:tr2bl w:val="nil"/>
+            </w:tcBorders>
+            <w:shd w:val="clear" w:color="auto" w:fill="FFFFFF"/>
+            <w:vAlign w:val="top"/>
+          </w:tcPr>
+          <w:p>
+            <w:pPr>
+              <w:pStyle w:val="26"/>
+              <w:bidi w:val="0"/>
+              <w:rPr>
+                <w:rFonts w:hint="default"/>
+              </w:rPr>
+            </w:pPr>
+            <w:r>
+              <w:rPr>
+                <w:rFonts w:hint="default"/>
+                <w:lang w:val="en-US" w:eastAsia="zh-CN"/>
+              </w:rPr>
+              <w:t>107</w:t>
+            </w:r>
+          </w:p>
+        </w:tc>
+        <w:tc>
+          <w:tcPr>
+            <w:tcW w:w="910" w:type="pct"/>
+            <w:tcBorders>
+              <w:tl2br w:val="nil"/>
+              <w:tr2bl w:val="nil"/>
+            </w:tcBorders>
+            <w:shd w:val="clear" w:color="auto" w:fill="FFFFFF"/>
+            <w:vAlign w:val="top"/>
+          </w:tcPr>
+          <w:p>
+            <w:pPr>
+              <w:pStyle w:val="26"/>
+              <w:bidi w:val="0"/>
+              <w:rPr>
+                <w:rFonts w:hint="default"/>
+              </w:rPr>
+            </w:pPr>
+            <w:r>
+              <w:rPr>
+                <w:rFonts w:hint="default"/>
+                <w:lang w:val="en-US" w:eastAsia="zh-CN"/>
+              </w:rPr>
+              <w:t>0</w:t>
+            </w:r>
+          </w:p>
+        </w:tc>
+        <w:tc>
+          <w:tcPr>
+            <w:tcW w:w="910" w:type="pct"/>
+            <w:tcBorders>
+              <w:tl2br w:val="nil"/>
+              <w:tr2bl w:val="nil"/>
+            </w:tcBorders>
+            <w:shd w:val="clear" w:color="auto" w:fill="FFFFFF"/>
+            <w:vAlign w:val="top"/>
+          </w:tcPr>
+          <w:p>
+            <w:pPr>
+              <w:pStyle w:val="26"/>
+              <w:bidi w:val="0"/>
+              <w:rPr>
+                <w:rFonts w:hint="default"/>
+              </w:rPr>
+            </w:pPr>
+            <w:r>
+              <w:rPr>
+                <w:rFonts w:hint="default"/>
+                <w:lang w:val="en-US" w:eastAsia="zh-CN"/>
+              </w:rPr>
+              <w:t>107</w:t>
+            </w:r>
+          </w:p>
+        </w:tc>
+      </w:tr>
+      <w:tr>
+        <w:tblPrEx>
+          <w:tblBorders>
+            <w:top w:val="single" w:color="auto" w:sz="8" w:space="0"/>
+            <w:left w:val="none" w:color="auto" w:sz="0" w:space="0"/>
+            <w:bottom w:val="single" w:color="auto" w:sz="8" w:space="0"/>
+            <w:right w:val="none" w:color="auto" w:sz="0" w:space="0"/>
+            <w:insideH w:val="none" w:color="auto" w:sz="0" w:space="0"/>
+            <w:insideV w:val="none" w:color="auto" w:sz="0" w:space="0"/>
+          </w:tblBorders>
+          <w:tblCellMar>
+            <w:top w:w="0" w:type="dxa"/>
+            <w:left w:w="108" w:type="dxa"/>
+            <w:bottom w:w="0" w:type="dxa"/>
+            <w:right w:w="108" w:type="dxa"/>
+          </w:tblCellMar>
+        </w:tblPrEx>
+        <w:trPr>
+          <w:trHeight w:val="471" w:hRule="atLeast"/>
+        </w:trPr>
+        <w:tc>
+          <w:tcPr>
+            <w:tcW w:w="2118" w:type="pct"/>
+            <w:tcBorders>
+              <w:tl2br w:val="nil"/>
+              <w:tr2bl w:val="nil"/>
+            </w:tcBorders>
+            <w:shd w:val="clear" w:color="auto" w:fill="FFFFFF"/>
+            <w:vAlign w:val="top"/>
+          </w:tcPr>
+          <w:p>
+            <w:pPr>
+              <w:pStyle w:val="26"/>
+              <w:bidi w:val="0"/>
+              <w:rPr>
+                <w:rFonts w:hint="default"/>
+              </w:rPr>
+            </w:pPr>
+            <w:r>
+              <w:rPr>
+                <w:rFonts w:hint="default"/>
+                <w:lang w:val="en-US" w:eastAsia="zh-CN"/>
+              </w:rPr>
+              <w:t>医疗器械消毒灭菌器械</w:t>
+            </w:r>
+          </w:p>
+        </w:tc>
+        <w:tc>
+          <w:tcPr>
+            <w:tcW w:w="1061" w:type="pct"/>
+            <w:tcBorders>
+              <w:tl2br w:val="nil"/>
+              <w:tr2bl w:val="nil"/>
+            </w:tcBorders>
+            <w:shd w:val="clear" w:color="auto" w:fill="FFFFFF"/>
+            <w:vAlign w:val="top"/>
+          </w:tcPr>
+          <w:p>
+            <w:pPr>
+              <w:pStyle w:val="26"/>
+              <w:bidi w:val="0"/>
+              <w:rPr>
+                <w:rFonts w:hint="default"/>
+              </w:rPr>
+            </w:pPr>
+            <w:r>
+              <w:rPr>
+                <w:rFonts w:hint="default"/>
+                <w:lang w:val="en-US" w:eastAsia="zh-CN"/>
+              </w:rPr>
+              <w:t>98</w:t>
+            </w:r>
+          </w:p>
+        </w:tc>
+        <w:tc>
+          <w:tcPr>
+            <w:tcW w:w="910" w:type="pct"/>
+            <w:tcBorders>
+              <w:tl2br w:val="nil"/>
+              <w:tr2bl w:val="nil"/>
+            </w:tcBorders>
+            <w:shd w:val="clear" w:color="auto" w:fill="FFFFFF"/>
+            <w:vAlign w:val="top"/>
+          </w:tcPr>
+          <w:p>
+            <w:pPr>
+              <w:pStyle w:val="26"/>
+              <w:bidi w:val="0"/>
+              <w:rPr>
+                <w:rFonts w:hint="default"/>
+              </w:rPr>
+            </w:pPr>
+            <w:r>
+              <w:rPr>
+                <w:rFonts w:hint="default"/>
+                <w:lang w:val="en-US" w:eastAsia="zh-CN"/>
+              </w:rPr>
+              <w:t>0</w:t>
+            </w:r>
+          </w:p>
+        </w:tc>
+        <w:tc>
+          <w:tcPr>
+            <w:tcW w:w="910" w:type="pct"/>
+            <w:tcBorders>
+              <w:tl2br w:val="nil"/>
+              <w:tr2bl w:val="nil"/>
+            </w:tcBorders>
+            <w:shd w:val="clear" w:color="auto" w:fill="FFFFFF"/>
+            <w:vAlign w:val="top"/>
+          </w:tcPr>
+          <w:p>
+            <w:pPr>
+              <w:pStyle w:val="26"/>
+              <w:bidi w:val="0"/>
+              <w:rPr>
+                <w:rFonts w:hint="default"/>
+              </w:rPr>
+            </w:pPr>
+            <w:r>
+              <w:rPr>
+                <w:rFonts w:hint="default"/>
+                <w:lang w:val="en-US" w:eastAsia="zh-CN"/>
+              </w:rPr>
+              <w:t>98</w:t>
             </w:r>
           </w:p>
         </w:tc>
@@ -19473,7 +20142,7 @@
                 <w:rFonts w:hint="default"/>
                 <w:lang w:val="en-US" w:eastAsia="zh-CN"/>
               </w:rPr>
-              <w:t>呼吸、麻醉和急救器械</w:t>
+              <w:t>输血、透析和体外循环器械</w:t>
             </w:r>
           </w:p>
         </w:tc>
@@ -19500,7 +20169,7 @@
                 <w:rFonts w:hint="default"/>
                 <w:lang w:val="en-US" w:eastAsia="zh-CN"/>
               </w:rPr>
-              <w:t>220</w:t>
+              <w:t>31</w:t>
             </w:r>
           </w:p>
         </w:tc>
@@ -19527,7 +20196,7 @@
                 <w:rFonts w:hint="default"/>
                 <w:lang w:val="en-US" w:eastAsia="zh-CN"/>
               </w:rPr>
-              <w:t>0</w:t>
+              <w:t>62</w:t>
             </w:r>
           </w:p>
         </w:tc>
@@ -19554,7 +20223,7 @@
                 <w:rFonts w:hint="default"/>
                 <w:lang w:val="en-US" w:eastAsia="zh-CN"/>
               </w:rPr>
-              <w:t>220</w:t>
+              <w:t>93</w:t>
             </w:r>
           </w:p>
         </w:tc>
@@ -19569,7 +20238,6 @@
             <w:insideH w:val="none" w:color="auto" w:sz="0" w:space="0"/>
             <w:insideV w:val="none" w:color="auto" w:sz="0" w:space="0"/>
           </w:tblBorders>
-          <w:shd w:val="clear" w:color="auto" w:fill="auto"/>
           <w:tblCellMar>
             <w:top w:w="0" w:type="dxa"/>
             <w:left w:w="108" w:type="dxa"/>
@@ -19603,786 +20271,6 @@
                 <w:rFonts w:hint="default"/>
                 <w:lang w:val="en-US" w:eastAsia="zh-CN"/>
               </w:rPr>
-              <w:t>医用康复器械</w:t>
-            </w:r>
-          </w:p>
-        </w:tc>
-        <w:tc>
-          <w:tcPr>
-            <w:tcW w:w="1061" w:type="pct"/>
-            <w:tcBorders>
-              <w:tl2br w:val="nil"/>
-              <w:tr2bl w:val="nil"/>
-            </w:tcBorders>
-            <w:shd w:val="clear" w:color="auto" w:fill="FFFFFF"/>
-            <w:vAlign w:val="top"/>
-          </w:tcPr>
-          <w:p>
-            <w:pPr>
-              <w:pStyle w:val="26"/>
-              <w:bidi w:val="0"/>
-              <w:rPr>
-                <w:rFonts w:hint="default"/>
-              </w:rPr>
-            </w:pPr>
-            <w:r>
-              <w:rPr>
-                <w:rFonts w:hint="default"/>
-                <w:lang w:val="en-US" w:eastAsia="zh-CN"/>
-              </w:rPr>
-              <w:t>220</w:t>
-            </w:r>
-          </w:p>
-        </w:tc>
-        <w:tc>
-          <w:tcPr>
-            <w:tcW w:w="910" w:type="pct"/>
-            <w:tcBorders>
-              <w:tl2br w:val="nil"/>
-              <w:tr2bl w:val="nil"/>
-            </w:tcBorders>
-            <w:shd w:val="clear" w:color="auto" w:fill="FFFFFF"/>
-            <w:vAlign w:val="top"/>
-          </w:tcPr>
-          <w:p>
-            <w:pPr>
-              <w:pStyle w:val="26"/>
-              <w:bidi w:val="0"/>
-              <w:rPr>
-                <w:rFonts w:hint="default"/>
-              </w:rPr>
-            </w:pPr>
-            <w:r>
-              <w:rPr>
-                <w:rFonts w:hint="default"/>
-                <w:lang w:val="en-US" w:eastAsia="zh-CN"/>
-              </w:rPr>
-              <w:t>0</w:t>
-            </w:r>
-          </w:p>
-        </w:tc>
-        <w:tc>
-          <w:tcPr>
-            <w:tcW w:w="910" w:type="pct"/>
-            <w:tcBorders>
-              <w:tl2br w:val="nil"/>
-              <w:tr2bl w:val="nil"/>
-            </w:tcBorders>
-            <w:shd w:val="clear" w:color="auto" w:fill="FFFFFF"/>
-            <w:vAlign w:val="top"/>
-          </w:tcPr>
-          <w:p>
-            <w:pPr>
-              <w:pStyle w:val="26"/>
-              <w:bidi w:val="0"/>
-              <w:rPr>
-                <w:rFonts w:hint="default"/>
-              </w:rPr>
-            </w:pPr>
-            <w:r>
-              <w:rPr>
-                <w:rFonts w:hint="default"/>
-                <w:lang w:val="en-US" w:eastAsia="zh-CN"/>
-              </w:rPr>
-              <w:t>220</w:t>
-            </w:r>
-          </w:p>
-        </w:tc>
-      </w:tr>
-      <w:tr>
-        <w:tblPrEx>
-          <w:tblBorders>
-            <w:top w:val="single" w:color="auto" w:sz="8" w:space="0"/>
-            <w:left w:val="none" w:color="auto" w:sz="0" w:space="0"/>
-            <w:bottom w:val="single" w:color="auto" w:sz="8" w:space="0"/>
-            <w:right w:val="none" w:color="auto" w:sz="0" w:space="0"/>
-            <w:insideH w:val="none" w:color="auto" w:sz="0" w:space="0"/>
-            <w:insideV w:val="none" w:color="auto" w:sz="0" w:space="0"/>
-          </w:tblBorders>
-          <w:shd w:val="clear" w:color="auto" w:fill="auto"/>
-          <w:tblCellMar>
-            <w:top w:w="0" w:type="dxa"/>
-            <w:left w:w="108" w:type="dxa"/>
-            <w:bottom w:w="0" w:type="dxa"/>
-            <w:right w:w="108" w:type="dxa"/>
-          </w:tblCellMar>
-        </w:tblPrEx>
-        <w:trPr>
-          <w:trHeight w:val="471" w:hRule="atLeast"/>
-        </w:trPr>
-        <w:tc>
-          <w:tcPr>
-            <w:tcW w:w="2118" w:type="pct"/>
-            <w:tcBorders>
-              <w:tl2br w:val="nil"/>
-              <w:tr2bl w:val="nil"/>
-            </w:tcBorders>
-            <w:shd w:val="clear" w:color="auto" w:fill="FFFFFF"/>
-            <w:vAlign w:val="top"/>
-          </w:tcPr>
-          <w:p>
-            <w:pPr>
-              <w:pStyle w:val="26"/>
-              <w:bidi w:val="0"/>
-              <w:rPr>
-                <w:rFonts w:hint="default"/>
-              </w:rPr>
-            </w:pPr>
-            <w:r>
-              <w:rPr>
-                <w:rFonts w:hint="default"/>
-                <w:lang w:val="en-US" w:eastAsia="zh-CN"/>
-              </w:rPr>
-              <w:t>放射治疗器械</w:t>
-            </w:r>
-          </w:p>
-        </w:tc>
-        <w:tc>
-          <w:tcPr>
-            <w:tcW w:w="1061" w:type="pct"/>
-            <w:tcBorders>
-              <w:tl2br w:val="nil"/>
-              <w:tr2bl w:val="nil"/>
-            </w:tcBorders>
-            <w:shd w:val="clear" w:color="auto" w:fill="FFFFFF"/>
-            <w:vAlign w:val="top"/>
-          </w:tcPr>
-          <w:p>
-            <w:pPr>
-              <w:pStyle w:val="26"/>
-              <w:bidi w:val="0"/>
-              <w:rPr>
-                <w:rFonts w:hint="default"/>
-              </w:rPr>
-            </w:pPr>
-            <w:r>
-              <w:rPr>
-                <w:rFonts w:hint="default"/>
-                <w:lang w:val="en-US" w:eastAsia="zh-CN"/>
-              </w:rPr>
-              <w:t>203</w:t>
-            </w:r>
-          </w:p>
-        </w:tc>
-        <w:tc>
-          <w:tcPr>
-            <w:tcW w:w="910" w:type="pct"/>
-            <w:tcBorders>
-              <w:tl2br w:val="nil"/>
-              <w:tr2bl w:val="nil"/>
-            </w:tcBorders>
-            <w:shd w:val="clear" w:color="auto" w:fill="FFFFFF"/>
-            <w:vAlign w:val="top"/>
-          </w:tcPr>
-          <w:p>
-            <w:pPr>
-              <w:pStyle w:val="26"/>
-              <w:bidi w:val="0"/>
-              <w:rPr>
-                <w:rFonts w:hint="default"/>
-              </w:rPr>
-            </w:pPr>
-            <w:r>
-              <w:rPr>
-                <w:rFonts w:hint="default"/>
-                <w:lang w:val="en-US" w:eastAsia="zh-CN"/>
-              </w:rPr>
-              <w:t>0</w:t>
-            </w:r>
-          </w:p>
-        </w:tc>
-        <w:tc>
-          <w:tcPr>
-            <w:tcW w:w="910" w:type="pct"/>
-            <w:tcBorders>
-              <w:tl2br w:val="nil"/>
-              <w:tr2bl w:val="nil"/>
-            </w:tcBorders>
-            <w:shd w:val="clear" w:color="auto" w:fill="FFFFFF"/>
-            <w:vAlign w:val="top"/>
-          </w:tcPr>
-          <w:p>
-            <w:pPr>
-              <w:pStyle w:val="26"/>
-              <w:bidi w:val="0"/>
-              <w:rPr>
-                <w:rFonts w:hint="default"/>
-              </w:rPr>
-            </w:pPr>
-            <w:r>
-              <w:rPr>
-                <w:rFonts w:hint="default"/>
-                <w:lang w:val="en-US" w:eastAsia="zh-CN"/>
-              </w:rPr>
-              <w:t>203</w:t>
-            </w:r>
-          </w:p>
-        </w:tc>
-      </w:tr>
-      <w:tr>
-        <w:tblPrEx>
-          <w:tblBorders>
-            <w:top w:val="single" w:color="auto" w:sz="8" w:space="0"/>
-            <w:left w:val="none" w:color="auto" w:sz="0" w:space="0"/>
-            <w:bottom w:val="single" w:color="auto" w:sz="8" w:space="0"/>
-            <w:right w:val="none" w:color="auto" w:sz="0" w:space="0"/>
-            <w:insideH w:val="none" w:color="auto" w:sz="0" w:space="0"/>
-            <w:insideV w:val="none" w:color="auto" w:sz="0" w:space="0"/>
-          </w:tblBorders>
-          <w:shd w:val="clear" w:color="auto" w:fill="auto"/>
-          <w:tblCellMar>
-            <w:top w:w="0" w:type="dxa"/>
-            <w:left w:w="108" w:type="dxa"/>
-            <w:bottom w:w="0" w:type="dxa"/>
-            <w:right w:w="108" w:type="dxa"/>
-          </w:tblCellMar>
-        </w:tblPrEx>
-        <w:trPr>
-          <w:trHeight w:val="471" w:hRule="atLeast"/>
-        </w:trPr>
-        <w:tc>
-          <w:tcPr>
-            <w:tcW w:w="2118" w:type="pct"/>
-            <w:tcBorders>
-              <w:tl2br w:val="nil"/>
-              <w:tr2bl w:val="nil"/>
-            </w:tcBorders>
-            <w:shd w:val="clear" w:color="auto" w:fill="FFFFFF"/>
-            <w:vAlign w:val="top"/>
-          </w:tcPr>
-          <w:p>
-            <w:pPr>
-              <w:pStyle w:val="26"/>
-              <w:bidi w:val="0"/>
-              <w:rPr>
-                <w:rFonts w:hint="default"/>
-              </w:rPr>
-            </w:pPr>
-            <w:r>
-              <w:rPr>
-                <w:rFonts w:hint="default"/>
-                <w:lang w:val="en-US" w:eastAsia="zh-CN"/>
-              </w:rPr>
-              <w:t>有源植入器械</w:t>
-            </w:r>
-          </w:p>
-        </w:tc>
-        <w:tc>
-          <w:tcPr>
-            <w:tcW w:w="1061" w:type="pct"/>
-            <w:tcBorders>
-              <w:tl2br w:val="nil"/>
-              <w:tr2bl w:val="nil"/>
-            </w:tcBorders>
-            <w:shd w:val="clear" w:color="auto" w:fill="FFFFFF"/>
-            <w:vAlign w:val="top"/>
-          </w:tcPr>
-          <w:p>
-            <w:pPr>
-              <w:pStyle w:val="26"/>
-              <w:bidi w:val="0"/>
-              <w:rPr>
-                <w:rFonts w:hint="default"/>
-              </w:rPr>
-            </w:pPr>
-            <w:r>
-              <w:rPr>
-                <w:rFonts w:hint="default"/>
-                <w:lang w:val="en-US" w:eastAsia="zh-CN"/>
-              </w:rPr>
-              <w:t>193</w:t>
-            </w:r>
-          </w:p>
-        </w:tc>
-        <w:tc>
-          <w:tcPr>
-            <w:tcW w:w="910" w:type="pct"/>
-            <w:tcBorders>
-              <w:tl2br w:val="nil"/>
-              <w:tr2bl w:val="nil"/>
-            </w:tcBorders>
-            <w:shd w:val="clear" w:color="auto" w:fill="FFFFFF"/>
-            <w:vAlign w:val="top"/>
-          </w:tcPr>
-          <w:p>
-            <w:pPr>
-              <w:pStyle w:val="26"/>
-              <w:bidi w:val="0"/>
-              <w:rPr>
-                <w:rFonts w:hint="default"/>
-              </w:rPr>
-            </w:pPr>
-            <w:r>
-              <w:rPr>
-                <w:rFonts w:hint="default"/>
-                <w:lang w:val="en-US" w:eastAsia="zh-CN"/>
-              </w:rPr>
-              <w:t>0</w:t>
-            </w:r>
-          </w:p>
-        </w:tc>
-        <w:tc>
-          <w:tcPr>
-            <w:tcW w:w="910" w:type="pct"/>
-            <w:tcBorders>
-              <w:tl2br w:val="nil"/>
-              <w:tr2bl w:val="nil"/>
-            </w:tcBorders>
-            <w:shd w:val="clear" w:color="auto" w:fill="FFFFFF"/>
-            <w:vAlign w:val="top"/>
-          </w:tcPr>
-          <w:p>
-            <w:pPr>
-              <w:pStyle w:val="26"/>
-              <w:bidi w:val="0"/>
-              <w:rPr>
-                <w:rFonts w:hint="default"/>
-              </w:rPr>
-            </w:pPr>
-            <w:r>
-              <w:rPr>
-                <w:rFonts w:hint="default"/>
-                <w:lang w:val="en-US" w:eastAsia="zh-CN"/>
-              </w:rPr>
-              <w:t>193</w:t>
-            </w:r>
-          </w:p>
-        </w:tc>
-      </w:tr>
-      <w:tr>
-        <w:tblPrEx>
-          <w:tblBorders>
-            <w:top w:val="single" w:color="auto" w:sz="8" w:space="0"/>
-            <w:left w:val="none" w:color="auto" w:sz="0" w:space="0"/>
-            <w:bottom w:val="single" w:color="auto" w:sz="8" w:space="0"/>
-            <w:right w:val="none" w:color="auto" w:sz="0" w:space="0"/>
-            <w:insideH w:val="none" w:color="auto" w:sz="0" w:space="0"/>
-            <w:insideV w:val="none" w:color="auto" w:sz="0" w:space="0"/>
-          </w:tblBorders>
-          <w:shd w:val="clear" w:color="auto" w:fill="auto"/>
-          <w:tblCellMar>
-            <w:top w:w="0" w:type="dxa"/>
-            <w:left w:w="108" w:type="dxa"/>
-            <w:bottom w:w="0" w:type="dxa"/>
-            <w:right w:w="108" w:type="dxa"/>
-          </w:tblCellMar>
-        </w:tblPrEx>
-        <w:trPr>
-          <w:trHeight w:val="471" w:hRule="atLeast"/>
-        </w:trPr>
-        <w:tc>
-          <w:tcPr>
-            <w:tcW w:w="2118" w:type="pct"/>
-            <w:tcBorders>
-              <w:tl2br w:val="nil"/>
-              <w:tr2bl w:val="nil"/>
-            </w:tcBorders>
-            <w:shd w:val="clear" w:color="auto" w:fill="FFFFFF"/>
-            <w:vAlign w:val="top"/>
-          </w:tcPr>
-          <w:p>
-            <w:pPr>
-              <w:pStyle w:val="26"/>
-              <w:bidi w:val="0"/>
-              <w:rPr>
-                <w:rFonts w:hint="default"/>
-              </w:rPr>
-            </w:pPr>
-            <w:r>
-              <w:rPr>
-                <w:rFonts w:hint="default"/>
-                <w:lang w:val="en-US" w:eastAsia="zh-CN"/>
-              </w:rPr>
-              <w:t>患者承载器械</w:t>
-            </w:r>
-          </w:p>
-        </w:tc>
-        <w:tc>
-          <w:tcPr>
-            <w:tcW w:w="1061" w:type="pct"/>
-            <w:tcBorders>
-              <w:tl2br w:val="nil"/>
-              <w:tr2bl w:val="nil"/>
-            </w:tcBorders>
-            <w:shd w:val="clear" w:color="auto" w:fill="FFFFFF"/>
-            <w:vAlign w:val="top"/>
-          </w:tcPr>
-          <w:p>
-            <w:pPr>
-              <w:pStyle w:val="26"/>
-              <w:bidi w:val="0"/>
-              <w:rPr>
-                <w:rFonts w:hint="default"/>
-              </w:rPr>
-            </w:pPr>
-            <w:r>
-              <w:rPr>
-                <w:rFonts w:hint="default"/>
-                <w:lang w:val="en-US" w:eastAsia="zh-CN"/>
-              </w:rPr>
-              <w:t>107</w:t>
-            </w:r>
-          </w:p>
-        </w:tc>
-        <w:tc>
-          <w:tcPr>
-            <w:tcW w:w="910" w:type="pct"/>
-            <w:tcBorders>
-              <w:tl2br w:val="nil"/>
-              <w:tr2bl w:val="nil"/>
-            </w:tcBorders>
-            <w:shd w:val="clear" w:color="auto" w:fill="FFFFFF"/>
-            <w:vAlign w:val="top"/>
-          </w:tcPr>
-          <w:p>
-            <w:pPr>
-              <w:pStyle w:val="26"/>
-              <w:bidi w:val="0"/>
-              <w:rPr>
-                <w:rFonts w:hint="default"/>
-              </w:rPr>
-            </w:pPr>
-            <w:r>
-              <w:rPr>
-                <w:rFonts w:hint="default"/>
-                <w:lang w:val="en-US" w:eastAsia="zh-CN"/>
-              </w:rPr>
-              <w:t>0</w:t>
-            </w:r>
-          </w:p>
-        </w:tc>
-        <w:tc>
-          <w:tcPr>
-            <w:tcW w:w="910" w:type="pct"/>
-            <w:tcBorders>
-              <w:tl2br w:val="nil"/>
-              <w:tr2bl w:val="nil"/>
-            </w:tcBorders>
-            <w:shd w:val="clear" w:color="auto" w:fill="FFFFFF"/>
-            <w:vAlign w:val="top"/>
-          </w:tcPr>
-          <w:p>
-            <w:pPr>
-              <w:pStyle w:val="26"/>
-              <w:bidi w:val="0"/>
-              <w:rPr>
-                <w:rFonts w:hint="default"/>
-              </w:rPr>
-            </w:pPr>
-            <w:r>
-              <w:rPr>
-                <w:rFonts w:hint="default"/>
-                <w:lang w:val="en-US" w:eastAsia="zh-CN"/>
-              </w:rPr>
-              <w:t>107</w:t>
-            </w:r>
-          </w:p>
-        </w:tc>
-      </w:tr>
-      <w:tr>
-        <w:tblPrEx>
-          <w:tblBorders>
-            <w:top w:val="single" w:color="auto" w:sz="8" w:space="0"/>
-            <w:left w:val="none" w:color="auto" w:sz="0" w:space="0"/>
-            <w:bottom w:val="single" w:color="auto" w:sz="8" w:space="0"/>
-            <w:right w:val="none" w:color="auto" w:sz="0" w:space="0"/>
-            <w:insideH w:val="none" w:color="auto" w:sz="0" w:space="0"/>
-            <w:insideV w:val="none" w:color="auto" w:sz="0" w:space="0"/>
-          </w:tblBorders>
-          <w:shd w:val="clear" w:color="auto" w:fill="auto"/>
-          <w:tblCellMar>
-            <w:top w:w="0" w:type="dxa"/>
-            <w:left w:w="108" w:type="dxa"/>
-            <w:bottom w:w="0" w:type="dxa"/>
-            <w:right w:w="108" w:type="dxa"/>
-          </w:tblCellMar>
-        </w:tblPrEx>
-        <w:trPr>
-          <w:trHeight w:val="471" w:hRule="atLeast"/>
-        </w:trPr>
-        <w:tc>
-          <w:tcPr>
-            <w:tcW w:w="2118" w:type="pct"/>
-            <w:tcBorders>
-              <w:tl2br w:val="nil"/>
-              <w:tr2bl w:val="nil"/>
-            </w:tcBorders>
-            <w:shd w:val="clear" w:color="auto" w:fill="FFFFFF"/>
-            <w:vAlign w:val="top"/>
-          </w:tcPr>
-          <w:p>
-            <w:pPr>
-              <w:pStyle w:val="26"/>
-              <w:bidi w:val="0"/>
-              <w:rPr>
-                <w:rFonts w:hint="default"/>
-              </w:rPr>
-            </w:pPr>
-            <w:r>
-              <w:rPr>
-                <w:rFonts w:hint="default"/>
-                <w:lang w:val="en-US" w:eastAsia="zh-CN"/>
-              </w:rPr>
-              <w:t>医疗器械消毒灭菌器械</w:t>
-            </w:r>
-          </w:p>
-        </w:tc>
-        <w:tc>
-          <w:tcPr>
-            <w:tcW w:w="1061" w:type="pct"/>
-            <w:tcBorders>
-              <w:tl2br w:val="nil"/>
-              <w:tr2bl w:val="nil"/>
-            </w:tcBorders>
-            <w:shd w:val="clear" w:color="auto" w:fill="FFFFFF"/>
-            <w:vAlign w:val="top"/>
-          </w:tcPr>
-          <w:p>
-            <w:pPr>
-              <w:pStyle w:val="26"/>
-              <w:bidi w:val="0"/>
-              <w:rPr>
-                <w:rFonts w:hint="default"/>
-              </w:rPr>
-            </w:pPr>
-            <w:r>
-              <w:rPr>
-                <w:rFonts w:hint="default"/>
-                <w:lang w:val="en-US" w:eastAsia="zh-CN"/>
-              </w:rPr>
-              <w:t>98</w:t>
-            </w:r>
-          </w:p>
-        </w:tc>
-        <w:tc>
-          <w:tcPr>
-            <w:tcW w:w="910" w:type="pct"/>
-            <w:tcBorders>
-              <w:tl2br w:val="nil"/>
-              <w:tr2bl w:val="nil"/>
-            </w:tcBorders>
-            <w:shd w:val="clear" w:color="auto" w:fill="FFFFFF"/>
-            <w:vAlign w:val="top"/>
-          </w:tcPr>
-          <w:p>
-            <w:pPr>
-              <w:pStyle w:val="26"/>
-              <w:bidi w:val="0"/>
-              <w:rPr>
-                <w:rFonts w:hint="default"/>
-              </w:rPr>
-            </w:pPr>
-            <w:r>
-              <w:rPr>
-                <w:rFonts w:hint="default"/>
-                <w:lang w:val="en-US" w:eastAsia="zh-CN"/>
-              </w:rPr>
-              <w:t>0</w:t>
-            </w:r>
-          </w:p>
-        </w:tc>
-        <w:tc>
-          <w:tcPr>
-            <w:tcW w:w="910" w:type="pct"/>
-            <w:tcBorders>
-              <w:tl2br w:val="nil"/>
-              <w:tr2bl w:val="nil"/>
-            </w:tcBorders>
-            <w:shd w:val="clear" w:color="auto" w:fill="FFFFFF"/>
-            <w:vAlign w:val="top"/>
-          </w:tcPr>
-          <w:p>
-            <w:pPr>
-              <w:pStyle w:val="26"/>
-              <w:bidi w:val="0"/>
-              <w:rPr>
-                <w:rFonts w:hint="default"/>
-              </w:rPr>
-            </w:pPr>
-            <w:r>
-              <w:rPr>
-                <w:rFonts w:hint="default"/>
-                <w:lang w:val="en-US" w:eastAsia="zh-CN"/>
-              </w:rPr>
-              <w:t>98</w:t>
-            </w:r>
-          </w:p>
-        </w:tc>
-      </w:tr>
-      <w:tr>
-        <w:tblPrEx>
-          <w:tblBorders>
-            <w:top w:val="single" w:color="auto" w:sz="8" w:space="0"/>
-            <w:left w:val="none" w:color="auto" w:sz="0" w:space="0"/>
-            <w:bottom w:val="single" w:color="auto" w:sz="8" w:space="0"/>
-            <w:right w:val="none" w:color="auto" w:sz="0" w:space="0"/>
-            <w:insideH w:val="none" w:color="auto" w:sz="0" w:space="0"/>
-            <w:insideV w:val="none" w:color="auto" w:sz="0" w:space="0"/>
-          </w:tblBorders>
-          <w:shd w:val="clear" w:color="auto" w:fill="auto"/>
-          <w:tblCellMar>
-            <w:top w:w="0" w:type="dxa"/>
-            <w:left w:w="108" w:type="dxa"/>
-            <w:bottom w:w="0" w:type="dxa"/>
-            <w:right w:w="108" w:type="dxa"/>
-          </w:tblCellMar>
-        </w:tblPrEx>
-        <w:trPr>
-          <w:trHeight w:val="471" w:hRule="atLeast"/>
-        </w:trPr>
-        <w:tc>
-          <w:tcPr>
-            <w:tcW w:w="2118" w:type="pct"/>
-            <w:tcBorders>
-              <w:tl2br w:val="nil"/>
-              <w:tr2bl w:val="nil"/>
-            </w:tcBorders>
-            <w:shd w:val="clear" w:color="auto" w:fill="FFFFFF"/>
-            <w:vAlign w:val="top"/>
-          </w:tcPr>
-          <w:p>
-            <w:pPr>
-              <w:pStyle w:val="26"/>
-              <w:bidi w:val="0"/>
-              <w:rPr>
-                <w:rFonts w:hint="default"/>
-              </w:rPr>
-            </w:pPr>
-            <w:r>
-              <w:rPr>
-                <w:rFonts w:hint="default"/>
-                <w:lang w:val="en-US" w:eastAsia="zh-CN"/>
-              </w:rPr>
-              <w:t>输血、透析和体外循环器械</w:t>
-            </w:r>
-          </w:p>
-        </w:tc>
-        <w:tc>
-          <w:tcPr>
-            <w:tcW w:w="1061" w:type="pct"/>
-            <w:tcBorders>
-              <w:tl2br w:val="nil"/>
-              <w:tr2bl w:val="nil"/>
-            </w:tcBorders>
-            <w:shd w:val="clear" w:color="auto" w:fill="FFFFFF"/>
-            <w:vAlign w:val="top"/>
-          </w:tcPr>
-          <w:p>
-            <w:pPr>
-              <w:pStyle w:val="26"/>
-              <w:bidi w:val="0"/>
-              <w:rPr>
-                <w:rFonts w:hint="default"/>
-              </w:rPr>
-            </w:pPr>
-            <w:r>
-              <w:rPr>
-                <w:rFonts w:hint="default"/>
-                <w:lang w:val="en-US" w:eastAsia="zh-CN"/>
-              </w:rPr>
-              <w:t>31</w:t>
-            </w:r>
-          </w:p>
-        </w:tc>
-        <w:tc>
-          <w:tcPr>
-            <w:tcW w:w="910" w:type="pct"/>
-            <w:tcBorders>
-              <w:tl2br w:val="nil"/>
-              <w:tr2bl w:val="nil"/>
-            </w:tcBorders>
-            <w:shd w:val="clear" w:color="auto" w:fill="FFFFFF"/>
-            <w:vAlign w:val="top"/>
-          </w:tcPr>
-          <w:p>
-            <w:pPr>
-              <w:pStyle w:val="26"/>
-              <w:bidi w:val="0"/>
-              <w:rPr>
-                <w:rFonts w:hint="default"/>
-              </w:rPr>
-            </w:pPr>
-            <w:r>
-              <w:rPr>
-                <w:rFonts w:hint="default"/>
-                <w:lang w:val="en-US" w:eastAsia="zh-CN"/>
-              </w:rPr>
-              <w:t>62</w:t>
-            </w:r>
-          </w:p>
-        </w:tc>
-        <w:tc>
-          <w:tcPr>
-            <w:tcW w:w="910" w:type="pct"/>
-            <w:tcBorders>
-              <w:tl2br w:val="nil"/>
-              <w:tr2bl w:val="nil"/>
-            </w:tcBorders>
-            <w:shd w:val="clear" w:color="auto" w:fill="FFFFFF"/>
-            <w:vAlign w:val="top"/>
-          </w:tcPr>
-          <w:p>
-            <w:pPr>
-              <w:pStyle w:val="26"/>
-              <w:bidi w:val="0"/>
-              <w:rPr>
-                <w:rFonts w:hint="default"/>
-              </w:rPr>
-            </w:pPr>
-            <w:r>
-              <w:rPr>
-                <w:rFonts w:hint="default"/>
-                <w:lang w:val="en-US" w:eastAsia="zh-CN"/>
-              </w:rPr>
-              <w:t>93</w:t>
-            </w:r>
-          </w:p>
-        </w:tc>
-      </w:tr>
-      <w:tr>
-        <w:tblPrEx>
-          <w:tblBorders>
-            <w:top w:val="single" w:color="auto" w:sz="8" w:space="0"/>
-            <w:left w:val="none" w:color="auto" w:sz="0" w:space="0"/>
-            <w:bottom w:val="single" w:color="auto" w:sz="8" w:space="0"/>
-            <w:right w:val="none" w:color="auto" w:sz="0" w:space="0"/>
-            <w:insideH w:val="none" w:color="auto" w:sz="0" w:space="0"/>
-            <w:insideV w:val="none" w:color="auto" w:sz="0" w:space="0"/>
-          </w:tblBorders>
-          <w:shd w:val="clear" w:color="auto" w:fill="auto"/>
-          <w:tblCellMar>
-            <w:top w:w="0" w:type="dxa"/>
-            <w:left w:w="108" w:type="dxa"/>
-            <w:bottom w:w="0" w:type="dxa"/>
-            <w:right w:w="108" w:type="dxa"/>
-          </w:tblCellMar>
-        </w:tblPrEx>
-        <w:trPr>
-          <w:trHeight w:val="471" w:hRule="atLeast"/>
-        </w:trPr>
-        <w:tc>
-          <w:tcPr>
-            <w:tcW w:w="2118" w:type="pct"/>
-            <w:tcBorders>
-              <w:tl2br w:val="nil"/>
-              <w:tr2bl w:val="nil"/>
-            </w:tcBorders>
-            <w:shd w:val="clear" w:color="auto" w:fill="FFFFFF"/>
-            <w:vAlign w:val="top"/>
-          </w:tcPr>
-          <w:p>
-            <w:pPr>
-              <w:pStyle w:val="26"/>
-              <w:bidi w:val="0"/>
-              <w:rPr>
-                <w:rFonts w:hint="default"/>
-              </w:rPr>
-            </w:pPr>
-            <w:r>
-              <w:rPr>
-                <w:rFonts w:hint="default"/>
-                <w:lang w:val="en-US" w:eastAsia="zh-CN"/>
-              </w:rPr>
               <w:t>合计</w:t>
             </w:r>
           </w:p>
@@ -20556,9 +20444,9 @@
           <w:tab w:val="clear" w:pos="420"/>
         </w:tabs>
       </w:pPr>
-      <w:bookmarkStart w:id="75" w:name="_Toc1236"/>
-      <w:bookmarkStart w:id="76" w:name="_Toc216114498"/>
-      <w:bookmarkStart w:id="77" w:name="_Toc216114497"/>
+      <w:bookmarkStart w:id="75" w:name="_Toc216114497"/>
+      <w:bookmarkStart w:id="76" w:name="_Toc1236"/>
+      <w:bookmarkStart w:id="77" w:name="_Toc216114498"/>
       <w:r>
         <w:rPr>
           <w:rFonts w:hint="eastAsia"/>
@@ -23374,6 +23262,12 @@
             <w:insideH w:val="single" w:color="auto" w:sz="4" w:space="0"/>
             <w:insideV w:val="single" w:color="auto" w:sz="4" w:space="0"/>
           </w:tblBorders>
+          <w:tblCellMar>
+            <w:top w:w="0" w:type="dxa"/>
+            <w:left w:w="108" w:type="dxa"/>
+            <w:bottom w:w="0" w:type="dxa"/>
+            <w:right w:w="108" w:type="dxa"/>
+          </w:tblCellMar>
         </w:tblPrEx>
         <w:tc>
           <w:tcPr>
@@ -34130,6 +34024,12 @@
             <w:insideH w:val="single" w:color="auto" w:sz="4" w:space="0"/>
             <w:insideV w:val="single" w:color="auto" w:sz="4" w:space="0"/>
           </w:tblBorders>
+          <w:tblCellMar>
+            <w:top w:w="0" w:type="dxa"/>
+            <w:left w:w="108" w:type="dxa"/>
+            <w:bottom w:w="0" w:type="dxa"/>
+            <w:right w:w="108" w:type="dxa"/>
+          </w:tblCellMar>
         </w:tblPrEx>
         <w:tc>
           <w:tcPr>
@@ -34424,12 +34324,6 @@
             <w:insideH w:val="single" w:color="auto" w:sz="4" w:space="0"/>
             <w:insideV w:val="single" w:color="auto" w:sz="4" w:space="0"/>
           </w:tblBorders>
-          <w:tblCellMar>
-            <w:top w:w="0" w:type="dxa"/>
-            <w:left w:w="108" w:type="dxa"/>
-            <w:bottom w:w="0" w:type="dxa"/>
-            <w:right w:w="108" w:type="dxa"/>
-          </w:tblCellMar>
         </w:tblPrEx>
         <w:tc>
           <w:tcPr>
@@ -34681,12 +34575,6 @@
             <w:insideH w:val="single" w:color="auto" w:sz="4" w:space="0"/>
             <w:insideV w:val="single" w:color="auto" w:sz="4" w:space="0"/>
           </w:tblBorders>
-          <w:tblCellMar>
-            <w:top w:w="0" w:type="dxa"/>
-            <w:left w:w="108" w:type="dxa"/>
-            <w:bottom w:w="0" w:type="dxa"/>
-            <w:right w:w="108" w:type="dxa"/>
-          </w:tblCellMar>
         </w:tblPrEx>
         <w:tc>
           <w:tcPr>
@@ -34823,8 +34711,8 @@
           <w:tab w:val="clear" w:pos="420"/>
         </w:tabs>
       </w:pPr>
-      <w:bookmarkStart w:id="85" w:name="_Toc216114502"/>
-      <w:bookmarkStart w:id="86" w:name="_Toc879"/>
+      <w:bookmarkStart w:id="85" w:name="_Toc879"/>
+      <w:bookmarkStart w:id="86" w:name="_Toc216114502"/>
       <w:r>
         <w:rPr>
           <w:rFonts w:hint="eastAsia"/>
@@ -35735,22 +35623,6 @@
     </w:p>
     <w:p>
       <w:pPr>
-        <w:ind w:firstLine="480"/>
-        <w:rPr>
-          <w:rFonts w:hint="eastAsia"/>
-        </w:rPr>
-      </w:pPr>
-    </w:p>
-    <w:p>
-      <w:pPr>
-        <w:ind w:firstLine="480"/>
-        <w:rPr>
-          <w:rFonts w:hint="eastAsia"/>
-        </w:rPr>
-      </w:pPr>
-    </w:p>
-    <w:p>
-      <w:pPr>
         <w:pStyle w:val="25"/>
         <w:rPr>
           <w:rFonts w:hint="eastAsia"/>
@@ -35770,59 +35642,7 @@
         <w:rPr>
           <w:rFonts w:hint="eastAsia"/>
         </w:rPr>
-        <w:t>不同标注方法在</w:t>
-      </w:r>
-      <m:oMath>
-        <m:sSub>
-          <m:sSubPr>
-            <m:ctrlPr>
-              <w:rPr>
-                <w:rFonts w:ascii="Cambria Math" w:hAnsi="Cambria Math"/>
-                <w:iCs/>
-              </w:rPr>
-            </m:ctrlPr>
-          </m:sSubPr>
-          <m:e>
-            <m:r>
-              <m:rPr>
-                <m:sty m:val="p"/>
-              </m:rPr>
-              <w:rPr>
-                <w:rFonts w:ascii="Cambria Math" w:hAnsi="Cambria Math"/>
-              </w:rPr>
-              <m:t>D</m:t>
-            </m:r>
-            <m:ctrlPr>
-              <w:rPr>
-                <w:rFonts w:ascii="Cambria Math" w:hAnsi="Cambria Math"/>
-                <w:iCs/>
-              </w:rPr>
-            </m:ctrlPr>
-          </m:e>
-          <m:sub>
-            <m:r>
-              <m:rPr>
-                <m:sty m:val="p"/>
-              </m:rPr>
-              <w:rPr>
-                <w:rFonts w:hint="eastAsia" w:ascii="Cambria Math" w:hAnsi="Cambria Math"/>
-              </w:rPr>
-              <m:t>2</m:t>
-            </m:r>
-            <m:ctrlPr>
-              <w:rPr>
-                <w:rFonts w:ascii="Cambria Math" w:hAnsi="Cambria Math"/>
-                <w:iCs/>
-              </w:rPr>
-            </m:ctrlPr>
-          </m:sub>
-        </m:sSub>
-      </m:oMath>
-      <w:r>
-        <w:rPr>
-          <w:rFonts w:hint="eastAsia"/>
-        </w:rPr>
-        <w:t>上的对比结果</w:t>
+        <w:t>不同标注方法在D2上的对比结果</w:t>
       </w:r>
     </w:p>
     <w:tbl>
@@ -35863,7 +35683,6 @@
             <w:insideH w:val="none" w:color="auto" w:sz="0" w:space="0"/>
             <w:insideV w:val="none" w:color="auto" w:sz="0" w:space="0"/>
           </w:tblBorders>
-          <w:shd w:val="clear" w:color="auto" w:fill="auto"/>
           <w:tblCellMar>
             <w:top w:w="0" w:type="dxa"/>
             <w:left w:w="108" w:type="dxa"/>
@@ -35984,280 +35803,6 @@
                 <w:lang w:val="en-US" w:eastAsia="zh-CN"/>
               </w:rPr>
               <w:t>说明</w:t>
-            </w:r>
-          </w:p>
-        </w:tc>
-      </w:tr>
-      <w:tr>
-        <w:tblPrEx>
-          <w:tblBorders>
-            <w:top w:val="none" w:color="auto" w:sz="0" w:space="0"/>
-            <w:left w:val="none" w:color="auto" w:sz="0" w:space="0"/>
-            <w:bottom w:val="none" w:color="auto" w:sz="0" w:space="0"/>
-            <w:right w:val="none" w:color="auto" w:sz="0" w:space="0"/>
-            <w:insideH w:val="none" w:color="auto" w:sz="0" w:space="0"/>
-            <w:insideV w:val="none" w:color="auto" w:sz="0" w:space="0"/>
-          </w:tblBorders>
-          <w:tblCellMar>
-            <w:top w:w="0" w:type="dxa"/>
-            <w:left w:w="108" w:type="dxa"/>
-            <w:bottom w:w="0" w:type="dxa"/>
-            <w:right w:w="108" w:type="dxa"/>
-          </w:tblCellMar>
-        </w:tblPrEx>
-        <w:trPr>
-          <w:trHeight w:val="471" w:hRule="atLeast"/>
-        </w:trPr>
-        <w:tc>
-          <w:tcPr>
-            <w:tcW w:w="834" w:type="pct"/>
-            <w:tcBorders>
-              <w:top w:val="single" w:color="auto" w:sz="6" w:space="0"/>
-              <w:left w:val="nil"/>
-              <w:bottom w:val="nil"/>
-              <w:right w:val="nil"/>
-            </w:tcBorders>
-            <w:shd w:val="clear" w:color="auto" w:fill="FFFFFF"/>
-            <w:vAlign w:val="top"/>
-          </w:tcPr>
-          <w:p>
-            <w:pPr>
-              <w:pStyle w:val="26"/>
-              <w:bidi w:val="0"/>
-              <w:rPr>
-                <w:rFonts w:hint="default"/>
-              </w:rPr>
-            </w:pPr>
-            <w:r>
-              <w:rPr>
-                <w:rFonts w:hint="default"/>
-                <w:lang w:val="en-US" w:eastAsia="zh-CN"/>
-              </w:rPr>
-              <w:t>Original</w:t>
-            </w:r>
-          </w:p>
-        </w:tc>
-        <w:tc>
-          <w:tcPr>
-            <w:tcW w:w="703" w:type="pct"/>
-            <w:tcBorders>
-              <w:top w:val="single" w:color="auto" w:sz="6" w:space="0"/>
-              <w:left w:val="nil"/>
-              <w:bottom w:val="nil"/>
-              <w:right w:val="nil"/>
-            </w:tcBorders>
-            <w:shd w:val="clear" w:color="auto" w:fill="FFFFFF"/>
-            <w:vAlign w:val="top"/>
-          </w:tcPr>
-          <w:p>
-            <w:pPr>
-              <w:pStyle w:val="26"/>
-              <w:bidi w:val="0"/>
-              <w:rPr>
-                <w:rFonts w:hint="default"/>
-              </w:rPr>
-            </w:pPr>
-            <w:r>
-              <w:rPr>
-                <w:rFonts w:hint="default"/>
-                <w:lang w:val="en-US" w:eastAsia="zh-CN"/>
-              </w:rPr>
-              <w:t>0.5833</w:t>
-            </w:r>
-          </w:p>
-        </w:tc>
-        <w:tc>
-          <w:tcPr>
-            <w:tcW w:w="1069" w:type="pct"/>
-            <w:tcBorders>
-              <w:top w:val="single" w:color="auto" w:sz="6" w:space="0"/>
-              <w:left w:val="nil"/>
-              <w:bottom w:val="nil"/>
-              <w:right w:val="nil"/>
-            </w:tcBorders>
-            <w:shd w:val="clear" w:color="auto" w:fill="FFFFFF"/>
-            <w:vAlign w:val="top"/>
-          </w:tcPr>
-          <w:p>
-            <w:pPr>
-              <w:pStyle w:val="26"/>
-              <w:bidi w:val="0"/>
-              <w:rPr>
-                <w:rFonts w:hint="default"/>
-              </w:rPr>
-            </w:pPr>
-            <w:r>
-              <w:rPr>
-                <w:rFonts w:hint="default"/>
-                <w:lang w:val="en-US" w:eastAsia="zh-CN"/>
-              </w:rPr>
-              <w:t>0.5535</w:t>
-            </w:r>
-          </w:p>
-        </w:tc>
-        <w:tc>
-          <w:tcPr>
-            <w:tcW w:w="2392" w:type="pct"/>
-            <w:tcBorders>
-              <w:top w:val="single" w:color="auto" w:sz="6" w:space="0"/>
-              <w:left w:val="nil"/>
-              <w:bottom w:val="nil"/>
-              <w:right w:val="nil"/>
-            </w:tcBorders>
-            <w:shd w:val="clear" w:color="auto" w:fill="FFFFFF"/>
-            <w:vAlign w:val="top"/>
-          </w:tcPr>
-          <w:p>
-            <w:pPr>
-              <w:pStyle w:val="26"/>
-              <w:bidi w:val="0"/>
-              <w:rPr>
-                <w:rFonts w:hint="default"/>
-              </w:rPr>
-            </w:pPr>
-            <w:r>
-              <w:rPr>
-                <w:rFonts w:hint="default"/>
-                <w:lang w:val="en-US" w:eastAsia="zh-CN"/>
-              </w:rPr>
-              <w:t>数据原始标签</w:t>
-            </w:r>
-          </w:p>
-        </w:tc>
-      </w:tr>
-      <w:tr>
-        <w:tblPrEx>
-          <w:tblBorders>
-            <w:top w:val="none" w:color="auto" w:sz="0" w:space="0"/>
-            <w:left w:val="none" w:color="auto" w:sz="0" w:space="0"/>
-            <w:bottom w:val="none" w:color="auto" w:sz="0" w:space="0"/>
-            <w:right w:val="none" w:color="auto" w:sz="0" w:space="0"/>
-            <w:insideH w:val="none" w:color="auto" w:sz="0" w:space="0"/>
-            <w:insideV w:val="none" w:color="auto" w:sz="0" w:space="0"/>
-          </w:tblBorders>
-          <w:tblCellMar>
-            <w:top w:w="0" w:type="dxa"/>
-            <w:left w:w="108" w:type="dxa"/>
-            <w:bottom w:w="0" w:type="dxa"/>
-            <w:right w:w="108" w:type="dxa"/>
-          </w:tblCellMar>
-        </w:tblPrEx>
-        <w:trPr>
-          <w:trHeight w:val="471" w:hRule="atLeast"/>
-        </w:trPr>
-        <w:tc>
-          <w:tcPr>
-            <w:tcW w:w="834" w:type="pct"/>
-            <w:tcBorders>
-              <w:top w:val="nil"/>
-              <w:left w:val="nil"/>
-              <w:bottom w:val="nil"/>
-              <w:right w:val="nil"/>
-            </w:tcBorders>
-            <w:shd w:val="clear" w:color="auto" w:fill="FFFFFF"/>
-            <w:vAlign w:val="top"/>
-          </w:tcPr>
-          <w:p>
-            <w:pPr>
-              <w:pStyle w:val="26"/>
-              <w:bidi w:val="0"/>
-              <w:rPr>
-                <w:rFonts w:hint="default"/>
-              </w:rPr>
-            </w:pPr>
-            <w:r>
-              <w:rPr>
-                <w:rFonts w:hint="default"/>
-                <w:lang w:val="en-US" w:eastAsia="zh-CN"/>
-              </w:rPr>
-              <w:t>Keyword</w:t>
-            </w:r>
-          </w:p>
-        </w:tc>
-        <w:tc>
-          <w:tcPr>
-            <w:tcW w:w="703" w:type="pct"/>
-            <w:tcBorders>
-              <w:top w:val="nil"/>
-              <w:left w:val="nil"/>
-              <w:bottom w:val="nil"/>
-              <w:right w:val="nil"/>
-            </w:tcBorders>
-            <w:shd w:val="clear" w:color="auto" w:fill="FFFFFF"/>
-            <w:vAlign w:val="top"/>
-          </w:tcPr>
-          <w:p>
-            <w:pPr>
-              <w:pStyle w:val="26"/>
-              <w:bidi w:val="0"/>
-              <w:rPr>
-                <w:rFonts w:hint="default"/>
-              </w:rPr>
-            </w:pPr>
-            <w:r>
-              <w:rPr>
-                <w:rFonts w:hint="default"/>
-                <w:lang w:val="en-US" w:eastAsia="zh-CN"/>
-              </w:rPr>
-              <w:t>0.3324</w:t>
-            </w:r>
-          </w:p>
-        </w:tc>
-        <w:tc>
-          <w:tcPr>
-            <w:tcW w:w="1069" w:type="pct"/>
-            <w:tcBorders>
-              <w:top w:val="nil"/>
-              <w:left w:val="nil"/>
-              <w:bottom w:val="nil"/>
-              <w:right w:val="nil"/>
-            </w:tcBorders>
-            <w:shd w:val="clear" w:color="auto" w:fill="FFFFFF"/>
-            <w:vAlign w:val="top"/>
-          </w:tcPr>
-          <w:p>
-            <w:pPr>
-              <w:pStyle w:val="26"/>
-              <w:bidi w:val="0"/>
-              <w:rPr>
-                <w:rFonts w:hint="default"/>
-              </w:rPr>
-            </w:pPr>
-            <w:r>
-              <w:rPr>
-                <w:rFonts w:hint="default"/>
-                <w:lang w:val="en-US" w:eastAsia="zh-CN"/>
-              </w:rPr>
-              <w:t>0.2428</w:t>
-            </w:r>
-          </w:p>
-        </w:tc>
-        <w:tc>
-          <w:tcPr>
-            <w:tcW w:w="2392" w:type="pct"/>
-            <w:tcBorders>
-              <w:top w:val="nil"/>
-              <w:left w:val="nil"/>
-              <w:bottom w:val="nil"/>
-              <w:right w:val="nil"/>
-            </w:tcBorders>
-            <w:shd w:val="clear" w:color="auto" w:fill="FFFFFF"/>
-            <w:vAlign w:val="top"/>
-          </w:tcPr>
-          <w:p>
-            <w:pPr>
-              <w:pStyle w:val="26"/>
-              <w:bidi w:val="0"/>
-              <w:rPr>
-                <w:rFonts w:hint="default"/>
-              </w:rPr>
-            </w:pPr>
-            <w:r>
-              <w:rPr>
-                <w:rFonts w:hint="default"/>
-                <w:lang w:val="en-US" w:eastAsia="zh-CN"/>
-              </w:rPr>
-              <w:t>BM25关键词匹配</w:t>
             </w:r>
           </w:p>
         </w:tc>
@@ -36287,7 +35832,7 @@
           <w:tcPr>
             <w:tcW w:w="834" w:type="pct"/>
             <w:tcBorders>
-              <w:top w:val="nil"/>
+              <w:top w:val="single" w:color="auto" w:sz="6" w:space="0"/>
               <w:left w:val="nil"/>
               <w:bottom w:val="nil"/>
               <w:right w:val="nil"/>
@@ -36308,7 +35853,7 @@
                 <w:rFonts w:hint="default"/>
                 <w:lang w:val="en-US" w:eastAsia="zh-CN"/>
               </w:rPr>
-              <w:t>KNN+BGE</w:t>
+              <w:t>Original</w:t>
             </w:r>
           </w:p>
         </w:tc>
@@ -36316,7 +35861,7 @@
           <w:tcPr>
             <w:tcW w:w="703" w:type="pct"/>
             <w:tcBorders>
-              <w:top w:val="nil"/>
+              <w:top w:val="single" w:color="auto" w:sz="6" w:space="0"/>
               <w:left w:val="nil"/>
               <w:bottom w:val="nil"/>
               <w:right w:val="nil"/>
@@ -36337,7 +35882,7 @@
                 <w:rFonts w:hint="default"/>
                 <w:lang w:val="en-US" w:eastAsia="zh-CN"/>
               </w:rPr>
-              <w:t>0.6141</w:t>
+              <w:t>0.5833</w:t>
             </w:r>
           </w:p>
         </w:tc>
@@ -36345,7 +35890,7 @@
           <w:tcPr>
             <w:tcW w:w="1069" w:type="pct"/>
             <w:tcBorders>
-              <w:top w:val="nil"/>
+              <w:top w:val="single" w:color="auto" w:sz="6" w:space="0"/>
               <w:left w:val="nil"/>
               <w:bottom w:val="nil"/>
               <w:right w:val="nil"/>
@@ -36366,7 +35911,7 @@
                 <w:rFonts w:hint="default"/>
                 <w:lang w:val="en-US" w:eastAsia="zh-CN"/>
               </w:rPr>
-              <w:t>0.5454</w:t>
+              <w:t>0.5535</w:t>
             </w:r>
           </w:p>
         </w:tc>
@@ -36374,7 +35919,7 @@
           <w:tcPr>
             <w:tcW w:w="2392" w:type="pct"/>
             <w:tcBorders>
-              <w:top w:val="nil"/>
+              <w:top w:val="single" w:color="auto" w:sz="6" w:space="0"/>
               <w:left w:val="nil"/>
               <w:bottom w:val="nil"/>
               <w:right w:val="nil"/>
@@ -36395,7 +35940,7 @@
                 <w:rFonts w:hint="default"/>
                 <w:lang w:val="en-US" w:eastAsia="zh-CN"/>
               </w:rPr>
-              <w:t>基于目录嵌入的KNN加权投票</w:t>
+              <w:t>数据原始标签</w:t>
             </w:r>
           </w:p>
         </w:tc>
@@ -36410,6 +35955,7 @@
             <w:insideH w:val="none" w:color="auto" w:sz="0" w:space="0"/>
             <w:insideV w:val="none" w:color="auto" w:sz="0" w:space="0"/>
           </w:tblBorders>
+          <w:shd w:val="clear" w:color="auto" w:fill="auto"/>
           <w:tblCellMar>
             <w:top w:w="0" w:type="dxa"/>
             <w:left w:w="108" w:type="dxa"/>
@@ -36426,7 +35972,7 @@
             <w:tcBorders>
               <w:top w:val="nil"/>
               <w:left w:val="nil"/>
-              <w:bottom w:val="single" w:color="auto" w:sz="8" w:space="0"/>
+              <w:bottom w:val="nil"/>
               <w:right w:val="nil"/>
             </w:tcBorders>
             <w:shd w:val="clear" w:color="auto" w:fill="FFFFFF"/>
@@ -36438,21 +35984,267 @@
               <w:bidi w:val="0"/>
               <w:rPr>
                 <w:rFonts w:hint="default"/>
-                <w:lang w:val="en-US"/>
-              </w:rPr>
-            </w:pPr>
-            <w:r>
-              <w:rPr>
-                <w:rFonts w:hint="eastAsia"/>
+              </w:rPr>
+            </w:pPr>
+            <w:r>
+              <w:rPr>
+                <w:rFonts w:hint="default"/>
                 <w:lang w:val="en-US" w:eastAsia="zh-CN"/>
               </w:rPr>
-              <w:t>本文工作流</w:t>
+              <w:t>Keyword</w:t>
             </w:r>
           </w:p>
         </w:tc>
         <w:tc>
           <w:tcPr>
             <w:tcW w:w="703" w:type="pct"/>
+            <w:tcBorders>
+              <w:top w:val="nil"/>
+              <w:left w:val="nil"/>
+              <w:bottom w:val="nil"/>
+              <w:right w:val="nil"/>
+            </w:tcBorders>
+            <w:shd w:val="clear" w:color="auto" w:fill="FFFFFF"/>
+            <w:vAlign w:val="top"/>
+          </w:tcPr>
+          <w:p>
+            <w:pPr>
+              <w:pStyle w:val="26"/>
+              <w:bidi w:val="0"/>
+              <w:rPr>
+                <w:rFonts w:hint="default"/>
+              </w:rPr>
+            </w:pPr>
+            <w:r>
+              <w:rPr>
+                <w:rFonts w:hint="default"/>
+                <w:lang w:val="en-US" w:eastAsia="zh-CN"/>
+              </w:rPr>
+              <w:t>0.3324</w:t>
+            </w:r>
+          </w:p>
+        </w:tc>
+        <w:tc>
+          <w:tcPr>
+            <w:tcW w:w="1069" w:type="pct"/>
+            <w:tcBorders>
+              <w:top w:val="nil"/>
+              <w:left w:val="nil"/>
+              <w:bottom w:val="nil"/>
+              <w:right w:val="nil"/>
+            </w:tcBorders>
+            <w:shd w:val="clear" w:color="auto" w:fill="FFFFFF"/>
+            <w:vAlign w:val="top"/>
+          </w:tcPr>
+          <w:p>
+            <w:pPr>
+              <w:pStyle w:val="26"/>
+              <w:bidi w:val="0"/>
+              <w:rPr>
+                <w:rFonts w:hint="default"/>
+              </w:rPr>
+            </w:pPr>
+            <w:r>
+              <w:rPr>
+                <w:rFonts w:hint="default"/>
+                <w:lang w:val="en-US" w:eastAsia="zh-CN"/>
+              </w:rPr>
+              <w:t>0.2428</w:t>
+            </w:r>
+          </w:p>
+        </w:tc>
+        <w:tc>
+          <w:tcPr>
+            <w:tcW w:w="2392" w:type="pct"/>
+            <w:tcBorders>
+              <w:top w:val="nil"/>
+              <w:left w:val="nil"/>
+              <w:bottom w:val="nil"/>
+              <w:right w:val="nil"/>
+            </w:tcBorders>
+            <w:shd w:val="clear" w:color="auto" w:fill="FFFFFF"/>
+            <w:vAlign w:val="top"/>
+          </w:tcPr>
+          <w:p>
+            <w:pPr>
+              <w:pStyle w:val="26"/>
+              <w:bidi w:val="0"/>
+              <w:rPr>
+                <w:rFonts w:hint="default"/>
+              </w:rPr>
+            </w:pPr>
+            <w:r>
+              <w:rPr>
+                <w:rFonts w:hint="default"/>
+                <w:lang w:val="en-US" w:eastAsia="zh-CN"/>
+              </w:rPr>
+              <w:t>BM25关键词匹配</w:t>
+            </w:r>
+          </w:p>
+        </w:tc>
+      </w:tr>
+      <w:tr>
+        <w:tblPrEx>
+          <w:tblBorders>
+            <w:top w:val="none" w:color="auto" w:sz="0" w:space="0"/>
+            <w:left w:val="none" w:color="auto" w:sz="0" w:space="0"/>
+            <w:bottom w:val="none" w:color="auto" w:sz="0" w:space="0"/>
+            <w:right w:val="none" w:color="auto" w:sz="0" w:space="0"/>
+            <w:insideH w:val="none" w:color="auto" w:sz="0" w:space="0"/>
+            <w:insideV w:val="none" w:color="auto" w:sz="0" w:space="0"/>
+          </w:tblBorders>
+          <w:shd w:val="clear" w:color="auto" w:fill="auto"/>
+          <w:tblCellMar>
+            <w:top w:w="0" w:type="dxa"/>
+            <w:left w:w="108" w:type="dxa"/>
+            <w:bottom w:w="0" w:type="dxa"/>
+            <w:right w:w="108" w:type="dxa"/>
+          </w:tblCellMar>
+        </w:tblPrEx>
+        <w:trPr>
+          <w:trHeight w:val="471" w:hRule="atLeast"/>
+        </w:trPr>
+        <w:tc>
+          <w:tcPr>
+            <w:tcW w:w="834" w:type="pct"/>
+            <w:tcBorders>
+              <w:top w:val="nil"/>
+              <w:left w:val="nil"/>
+              <w:bottom w:val="nil"/>
+              <w:right w:val="nil"/>
+            </w:tcBorders>
+            <w:shd w:val="clear" w:color="auto" w:fill="FFFFFF"/>
+            <w:vAlign w:val="top"/>
+          </w:tcPr>
+          <w:p>
+            <w:pPr>
+              <w:pStyle w:val="26"/>
+              <w:bidi w:val="0"/>
+              <w:rPr>
+                <w:rFonts w:hint="default"/>
+              </w:rPr>
+            </w:pPr>
+            <w:r>
+              <w:rPr>
+                <w:rFonts w:hint="default"/>
+                <w:lang w:val="en-US" w:eastAsia="zh-CN"/>
+              </w:rPr>
+              <w:t>KNN+BGE</w:t>
+            </w:r>
+          </w:p>
+        </w:tc>
+        <w:tc>
+          <w:tcPr>
+            <w:tcW w:w="703" w:type="pct"/>
+            <w:tcBorders>
+              <w:top w:val="nil"/>
+              <w:left w:val="nil"/>
+              <w:bottom w:val="nil"/>
+              <w:right w:val="nil"/>
+            </w:tcBorders>
+            <w:shd w:val="clear" w:color="auto" w:fill="FFFFFF"/>
+            <w:vAlign w:val="top"/>
+          </w:tcPr>
+          <w:p>
+            <w:pPr>
+              <w:pStyle w:val="26"/>
+              <w:bidi w:val="0"/>
+              <w:rPr>
+                <w:rFonts w:hint="default"/>
+              </w:rPr>
+            </w:pPr>
+            <w:r>
+              <w:rPr>
+                <w:rFonts w:hint="default"/>
+                <w:lang w:val="en-US" w:eastAsia="zh-CN"/>
+              </w:rPr>
+              <w:t>0.6141</w:t>
+            </w:r>
+          </w:p>
+        </w:tc>
+        <w:tc>
+          <w:tcPr>
+            <w:tcW w:w="1069" w:type="pct"/>
+            <w:tcBorders>
+              <w:top w:val="nil"/>
+              <w:left w:val="nil"/>
+              <w:bottom w:val="nil"/>
+              <w:right w:val="nil"/>
+            </w:tcBorders>
+            <w:shd w:val="clear" w:color="auto" w:fill="FFFFFF"/>
+            <w:vAlign w:val="top"/>
+          </w:tcPr>
+          <w:p>
+            <w:pPr>
+              <w:pStyle w:val="26"/>
+              <w:bidi w:val="0"/>
+              <w:rPr>
+                <w:rFonts w:hint="default"/>
+              </w:rPr>
+            </w:pPr>
+            <w:r>
+              <w:rPr>
+                <w:rFonts w:hint="default"/>
+                <w:lang w:val="en-US" w:eastAsia="zh-CN"/>
+              </w:rPr>
+              <w:t>0.5454</w:t>
+            </w:r>
+          </w:p>
+        </w:tc>
+        <w:tc>
+          <w:tcPr>
+            <w:tcW w:w="2392" w:type="pct"/>
+            <w:tcBorders>
+              <w:top w:val="nil"/>
+              <w:left w:val="nil"/>
+              <w:bottom w:val="nil"/>
+              <w:right w:val="nil"/>
+            </w:tcBorders>
+            <w:shd w:val="clear" w:color="auto" w:fill="FFFFFF"/>
+            <w:vAlign w:val="top"/>
+          </w:tcPr>
+          <w:p>
+            <w:pPr>
+              <w:pStyle w:val="26"/>
+              <w:bidi w:val="0"/>
+              <w:rPr>
+                <w:rFonts w:hint="default"/>
+              </w:rPr>
+            </w:pPr>
+            <w:r>
+              <w:rPr>
+                <w:rFonts w:hint="default"/>
+                <w:lang w:val="en-US" w:eastAsia="zh-CN"/>
+              </w:rPr>
+              <w:t>基于目录嵌入的KNN加权投票</w:t>
+            </w:r>
+          </w:p>
+        </w:tc>
+      </w:tr>
+      <w:tr>
+        <w:tblPrEx>
+          <w:tblBorders>
+            <w:top w:val="none" w:color="auto" w:sz="0" w:space="0"/>
+            <w:left w:val="none" w:color="auto" w:sz="0" w:space="0"/>
+            <w:bottom w:val="none" w:color="auto" w:sz="0" w:space="0"/>
+            <w:right w:val="none" w:color="auto" w:sz="0" w:space="0"/>
+            <w:insideH w:val="none" w:color="auto" w:sz="0" w:space="0"/>
+            <w:insideV w:val="none" w:color="auto" w:sz="0" w:space="0"/>
+          </w:tblBorders>
+          <w:shd w:val="clear" w:color="auto" w:fill="auto"/>
+          <w:tblCellMar>
+            <w:top w:w="0" w:type="dxa"/>
+            <w:left w:w="108" w:type="dxa"/>
+            <w:bottom w:w="0" w:type="dxa"/>
+            <w:right w:w="108" w:type="dxa"/>
+          </w:tblCellMar>
+        </w:tblPrEx>
+        <w:trPr>
+          <w:trHeight w:val="471" w:hRule="atLeast"/>
+        </w:trPr>
+        <w:tc>
+          <w:tcPr>
+            <w:tcW w:w="834" w:type="pct"/>
             <w:tcBorders>
               <w:top w:val="nil"/>
               <w:left w:val="nil"/>
@@ -36468,24 +36260,21 @@
               <w:bidi w:val="0"/>
               <w:rPr>
                 <w:rFonts w:hint="default"/>
-                <w:b/>
-                <w:bCs/>
-              </w:rPr>
-            </w:pPr>
-            <w:r>
-              <w:rPr>
-                <w:rFonts w:hint="default"/>
-                <w:b/>
-                <w:bCs/>
+                <w:lang w:val="en-US"/>
+              </w:rPr>
+            </w:pPr>
+            <w:r>
+              <w:rPr>
+                <w:rFonts w:hint="eastAsia"/>
                 <w:lang w:val="en-US" w:eastAsia="zh-CN"/>
               </w:rPr>
-              <w:t>0.9321</w:t>
-            </w:r>
-          </w:p>
-        </w:tc>
-        <w:tc>
-          <w:tcPr>
-            <w:tcW w:w="1069" w:type="pct"/>
+              <w:t>本文工作流</w:t>
+            </w:r>
+          </w:p>
+        </w:tc>
+        <w:tc>
+          <w:tcPr>
+            <w:tcW w:w="703" w:type="pct"/>
             <w:tcBorders>
               <w:top w:val="nil"/>
               <w:left w:val="nil"/>
@@ -36503,6 +36292,39 @@
                 <w:rFonts w:hint="default"/>
                 <w:b/>
                 <w:bCs/>
+              </w:rPr>
+            </w:pPr>
+            <w:r>
+              <w:rPr>
+                <w:rFonts w:hint="default"/>
+                <w:b/>
+                <w:bCs/>
+                <w:lang w:val="en-US" w:eastAsia="zh-CN"/>
+              </w:rPr>
+              <w:t>0.9321</w:t>
+            </w:r>
+          </w:p>
+        </w:tc>
+        <w:tc>
+          <w:tcPr>
+            <w:tcW w:w="1069" w:type="pct"/>
+            <w:tcBorders>
+              <w:top w:val="nil"/>
+              <w:left w:val="nil"/>
+              <w:bottom w:val="single" w:color="auto" w:sz="8" w:space="0"/>
+              <w:right w:val="nil"/>
+            </w:tcBorders>
+            <w:shd w:val="clear" w:color="auto" w:fill="FFFFFF"/>
+            <w:vAlign w:val="top"/>
+          </w:tcPr>
+          <w:p>
+            <w:pPr>
+              <w:pStyle w:val="26"/>
+              <w:bidi w:val="0"/>
+              <w:rPr>
+                <w:rFonts w:hint="default"/>
+                <w:b/>
+                <w:bCs/>
                 <w:lang w:val="en-US"/>
               </w:rPr>
             </w:pPr>
@@ -36568,7 +36390,20 @@
         <w:rPr>
           <w:rFonts w:hint="eastAsia"/>
         </w:rPr>
-        <w:t>从表3-9可以看出，原始标签的Accuracy为0.5833，说明平台标签不能直接作为高质量训练真值。Keyword方法受限于词面匹配，Macro F1-score仅为0.2428；KNN+BGE引入语义嵌入后Accuracy提升到0.6141，但仍难以处理功能边界复杂的专利摘要。完整结构的Accuracy达到0.9321，Macro F1-score达到0.9220，明显高于原始标签、词法匹配和语义向量匹配方法。这说明，医疗器械专利一级产品类别标注不能只依赖词面重合或向量近邻，还需要引入分类规则、目录知识和针对易混类别的纠错判断。</w:t>
+        <w:t>从表3-9可以看出，原始标签的Accuracy为0.5833，说明</w:t>
+      </w:r>
+      <w:r>
+        <w:rPr>
+          <w:rFonts w:hint="eastAsia"/>
+          <w:lang w:val="en-US" w:eastAsia="zh-CN"/>
+        </w:rPr>
+        <w:t>原始</w:t>
+      </w:r>
+      <w:r>
+        <w:rPr>
+          <w:rFonts w:hint="eastAsia"/>
+        </w:rPr>
+        <w:t>标签不能直接作为高质量训练真值。Keyword方法受限于词面匹配，Macro F1-score仅为0.2428；KNN+BGE引入语义嵌入后Accuracy提升到0.6141，但仍难以处理功能边界复杂的专利摘要。完整结构的Accuracy达到0.9321，Macro F1-score达到0.9220，明显高于原始标签、词法匹配和语义向量匹配方法。这说明，医疗器械专利一级产品类别标注不能只依赖词面重合或向量近邻，还需要引入分类规则、目录知识和针对易混类别的纠错判断。</w:t>
       </w:r>
     </w:p>
     <w:p>
@@ -36641,6 +36476,7 @@
             <w:insideH w:val="none" w:color="auto" w:sz="0" w:space="0"/>
             <w:insideV w:val="none" w:color="auto" w:sz="0" w:space="0"/>
           </w:tblBorders>
+          <w:shd w:val="clear" w:color="auto" w:fill="auto"/>
           <w:tblCellMar>
             <w:top w:w="0" w:type="dxa"/>
             <w:left w:w="108" w:type="dxa"/>
@@ -36848,230 +36684,6 @@
                 <w:lang w:val="en-US" w:eastAsia="zh-CN"/>
               </w:rPr>
               <w:t>Fleiss' Kappa</w:t>
-            </w:r>
-          </w:p>
-        </w:tc>
-      </w:tr>
-      <w:tr>
-        <w:tblPrEx>
-          <w:tblBorders>
-            <w:top w:val="none" w:color="auto" w:sz="0" w:space="0"/>
-            <w:left w:val="none" w:color="auto" w:sz="0" w:space="0"/>
-            <w:bottom w:val="none" w:color="auto" w:sz="0" w:space="0"/>
-            <w:right w:val="none" w:color="auto" w:sz="0" w:space="0"/>
-            <w:insideH w:val="none" w:color="auto" w:sz="0" w:space="0"/>
-            <w:insideV w:val="none" w:color="auto" w:sz="0" w:space="0"/>
-          </w:tblBorders>
-          <w:tblCellMar>
-            <w:top w:w="0" w:type="dxa"/>
-            <w:left w:w="108" w:type="dxa"/>
-            <w:bottom w:w="0" w:type="dxa"/>
-            <w:right w:w="108" w:type="dxa"/>
-          </w:tblCellMar>
-        </w:tblPrEx>
-        <w:trPr>
-          <w:trHeight w:val="471" w:hRule="atLeast"/>
-        </w:trPr>
-        <w:tc>
-          <w:tcPr>
-            <w:tcW w:w="1091" w:type="pct"/>
-            <w:tcBorders>
-              <w:top w:val="single" w:color="auto" w:sz="6" w:space="0"/>
-              <w:left w:val="nil"/>
-              <w:bottom w:val="nil"/>
-              <w:right w:val="nil"/>
-            </w:tcBorders>
-            <w:shd w:val="clear" w:color="auto" w:fill="FFFFFF"/>
-            <w:vAlign w:val="top"/>
-          </w:tcPr>
-          <w:p>
-            <w:pPr>
-              <w:pStyle w:val="26"/>
-              <w:bidi w:val="0"/>
-              <w:rPr>
-                <w:rFonts w:hint="default"/>
-              </w:rPr>
-            </w:pPr>
-            <w:r>
-              <w:rPr>
-                <w:rFonts w:hint="default"/>
-                <w:lang w:val="en-US" w:eastAsia="zh-CN"/>
-              </w:rPr>
-              <w:t>LLM-Zero-Shot</w:t>
-            </w:r>
-          </w:p>
-        </w:tc>
-        <w:tc>
-          <w:tcPr>
-            <w:tcW w:w="626" w:type="pct"/>
-            <w:tcBorders>
-              <w:top w:val="single" w:color="auto" w:sz="6" w:space="0"/>
-              <w:left w:val="nil"/>
-              <w:bottom w:val="nil"/>
-              <w:right w:val="nil"/>
-            </w:tcBorders>
-            <w:shd w:val="clear" w:color="auto" w:fill="FFFFFF"/>
-            <w:vAlign w:val="top"/>
-          </w:tcPr>
-          <w:p>
-            <w:pPr>
-              <w:pStyle w:val="26"/>
-              <w:bidi w:val="0"/>
-              <w:rPr>
-                <w:rFonts w:hint="default"/>
-              </w:rPr>
-            </w:pPr>
-            <w:r>
-              <w:rPr>
-                <w:rFonts w:hint="default"/>
-                <w:lang w:val="en-US" w:eastAsia="zh-CN"/>
-              </w:rPr>
-              <w:t>否</w:t>
-            </w:r>
-          </w:p>
-        </w:tc>
-        <w:tc>
-          <w:tcPr>
-            <w:tcW w:w="654" w:type="pct"/>
-            <w:tcBorders>
-              <w:top w:val="single" w:color="auto" w:sz="6" w:space="0"/>
-              <w:left w:val="nil"/>
-              <w:bottom w:val="nil"/>
-              <w:right w:val="nil"/>
-            </w:tcBorders>
-            <w:shd w:val="clear" w:color="auto" w:fill="FFFFFF"/>
-            <w:vAlign w:val="top"/>
-          </w:tcPr>
-          <w:p>
-            <w:pPr>
-              <w:pStyle w:val="26"/>
-              <w:bidi w:val="0"/>
-              <w:rPr>
-                <w:rFonts w:hint="default"/>
-              </w:rPr>
-            </w:pPr>
-            <w:r>
-              <w:rPr>
-                <w:rFonts w:hint="default"/>
-                <w:lang w:val="en-US" w:eastAsia="zh-CN"/>
-              </w:rPr>
-              <w:t>否</w:t>
-            </w:r>
-          </w:p>
-        </w:tc>
-        <w:tc>
-          <w:tcPr>
-            <w:tcW w:w="516" w:type="pct"/>
-            <w:tcBorders>
-              <w:top w:val="single" w:color="auto" w:sz="6" w:space="0"/>
-              <w:left w:val="nil"/>
-              <w:bottom w:val="nil"/>
-              <w:right w:val="nil"/>
-            </w:tcBorders>
-            <w:shd w:val="clear" w:color="auto" w:fill="FFFFFF"/>
-            <w:vAlign w:val="top"/>
-          </w:tcPr>
-          <w:p>
-            <w:pPr>
-              <w:pStyle w:val="26"/>
-              <w:bidi w:val="0"/>
-              <w:rPr>
-                <w:rFonts w:hint="default"/>
-              </w:rPr>
-            </w:pPr>
-            <w:r>
-              <w:rPr>
-                <w:rFonts w:hint="default"/>
-                <w:lang w:val="en-US" w:eastAsia="zh-CN"/>
-              </w:rPr>
-              <w:t>否</w:t>
-            </w:r>
-          </w:p>
-        </w:tc>
-        <w:tc>
-          <w:tcPr>
-            <w:tcW w:w="718" w:type="pct"/>
-            <w:tcBorders>
-              <w:top w:val="single" w:color="auto" w:sz="6" w:space="0"/>
-              <w:left w:val="nil"/>
-              <w:bottom w:val="nil"/>
-              <w:right w:val="nil"/>
-            </w:tcBorders>
-            <w:shd w:val="clear" w:color="auto" w:fill="FFFFFF"/>
-            <w:vAlign w:val="top"/>
-          </w:tcPr>
-          <w:p>
-            <w:pPr>
-              <w:pStyle w:val="26"/>
-              <w:bidi w:val="0"/>
-              <w:rPr>
-                <w:rFonts w:hint="default"/>
-              </w:rPr>
-            </w:pPr>
-            <w:r>
-              <w:rPr>
-                <w:rFonts w:hint="default"/>
-                <w:lang w:val="en-US" w:eastAsia="zh-CN"/>
-              </w:rPr>
-              <w:t>0.5326</w:t>
-            </w:r>
-          </w:p>
-        </w:tc>
-        <w:tc>
-          <w:tcPr>
-            <w:tcW w:w="693" w:type="pct"/>
-            <w:tcBorders>
-              <w:top w:val="single" w:color="auto" w:sz="6" w:space="0"/>
-              <w:left w:val="nil"/>
-              <w:bottom w:val="nil"/>
-              <w:right w:val="nil"/>
-            </w:tcBorders>
-            <w:shd w:val="clear" w:color="auto" w:fill="FFFFFF"/>
-            <w:vAlign w:val="top"/>
-          </w:tcPr>
-          <w:p>
-            <w:pPr>
-              <w:pStyle w:val="26"/>
-              <w:bidi w:val="0"/>
-              <w:rPr>
-                <w:rFonts w:hint="default"/>
-              </w:rPr>
-            </w:pPr>
-            <w:r>
-              <w:rPr>
-                <w:rFonts w:hint="default"/>
-                <w:lang w:val="en-US" w:eastAsia="zh-CN"/>
-              </w:rPr>
-              <w:t>0.4941</w:t>
-            </w:r>
-          </w:p>
-        </w:tc>
-        <w:tc>
-          <w:tcPr>
-            <w:tcW w:w="699" w:type="pct"/>
-            <w:tcBorders>
-              <w:top w:val="single" w:color="auto" w:sz="6" w:space="0"/>
-              <w:left w:val="nil"/>
-              <w:bottom w:val="nil"/>
-              <w:right w:val="nil"/>
-            </w:tcBorders>
-            <w:shd w:val="clear" w:color="auto" w:fill="FFFFFF"/>
-            <w:vAlign w:val="top"/>
-          </w:tcPr>
-          <w:p>
-            <w:pPr>
-              <w:pStyle w:val="26"/>
-              <w:bidi w:val="0"/>
-              <w:rPr>
-                <w:rFonts w:hint="default"/>
-              </w:rPr>
-            </w:pPr>
-            <w:r>
-              <w:rPr>
-                <w:rFonts w:hint="default"/>
-                <w:lang w:val="en-US" w:eastAsia="zh-CN"/>
-              </w:rPr>
-              <w:t>0.9943</w:t>
             </w:r>
           </w:p>
         </w:tc>
@@ -37101,6 +36713,230 @@
           <w:tcPr>
             <w:tcW w:w="1091" w:type="pct"/>
             <w:tcBorders>
+              <w:top w:val="single" w:color="auto" w:sz="6" w:space="0"/>
+              <w:left w:val="nil"/>
+              <w:bottom w:val="nil"/>
+              <w:right w:val="nil"/>
+            </w:tcBorders>
+            <w:shd w:val="clear" w:color="auto" w:fill="FFFFFF"/>
+            <w:vAlign w:val="top"/>
+          </w:tcPr>
+          <w:p>
+            <w:pPr>
+              <w:pStyle w:val="26"/>
+              <w:bidi w:val="0"/>
+              <w:rPr>
+                <w:rFonts w:hint="default"/>
+              </w:rPr>
+            </w:pPr>
+            <w:r>
+              <w:rPr>
+                <w:rFonts w:hint="default"/>
+                <w:lang w:val="en-US" w:eastAsia="zh-CN"/>
+              </w:rPr>
+              <w:t>LLM-Zero-Shot</w:t>
+            </w:r>
+          </w:p>
+        </w:tc>
+        <w:tc>
+          <w:tcPr>
+            <w:tcW w:w="626" w:type="pct"/>
+            <w:tcBorders>
+              <w:top w:val="single" w:color="auto" w:sz="6" w:space="0"/>
+              <w:left w:val="nil"/>
+              <w:bottom w:val="nil"/>
+              <w:right w:val="nil"/>
+            </w:tcBorders>
+            <w:shd w:val="clear" w:color="auto" w:fill="FFFFFF"/>
+            <w:vAlign w:val="top"/>
+          </w:tcPr>
+          <w:p>
+            <w:pPr>
+              <w:pStyle w:val="26"/>
+              <w:bidi w:val="0"/>
+              <w:rPr>
+                <w:rFonts w:hint="default"/>
+              </w:rPr>
+            </w:pPr>
+            <w:r>
+              <w:rPr>
+                <w:rFonts w:hint="default"/>
+                <w:lang w:val="en-US" w:eastAsia="zh-CN"/>
+              </w:rPr>
+              <w:t>否</w:t>
+            </w:r>
+          </w:p>
+        </w:tc>
+        <w:tc>
+          <w:tcPr>
+            <w:tcW w:w="654" w:type="pct"/>
+            <w:tcBorders>
+              <w:top w:val="single" w:color="auto" w:sz="6" w:space="0"/>
+              <w:left w:val="nil"/>
+              <w:bottom w:val="nil"/>
+              <w:right w:val="nil"/>
+            </w:tcBorders>
+            <w:shd w:val="clear" w:color="auto" w:fill="FFFFFF"/>
+            <w:vAlign w:val="top"/>
+          </w:tcPr>
+          <w:p>
+            <w:pPr>
+              <w:pStyle w:val="26"/>
+              <w:bidi w:val="0"/>
+              <w:rPr>
+                <w:rFonts w:hint="default"/>
+              </w:rPr>
+            </w:pPr>
+            <w:r>
+              <w:rPr>
+                <w:rFonts w:hint="default"/>
+                <w:lang w:val="en-US" w:eastAsia="zh-CN"/>
+              </w:rPr>
+              <w:t>否</w:t>
+            </w:r>
+          </w:p>
+        </w:tc>
+        <w:tc>
+          <w:tcPr>
+            <w:tcW w:w="516" w:type="pct"/>
+            <w:tcBorders>
+              <w:top w:val="single" w:color="auto" w:sz="6" w:space="0"/>
+              <w:left w:val="nil"/>
+              <w:bottom w:val="nil"/>
+              <w:right w:val="nil"/>
+            </w:tcBorders>
+            <w:shd w:val="clear" w:color="auto" w:fill="FFFFFF"/>
+            <w:vAlign w:val="top"/>
+          </w:tcPr>
+          <w:p>
+            <w:pPr>
+              <w:pStyle w:val="26"/>
+              <w:bidi w:val="0"/>
+              <w:rPr>
+                <w:rFonts w:hint="default"/>
+              </w:rPr>
+            </w:pPr>
+            <w:r>
+              <w:rPr>
+                <w:rFonts w:hint="default"/>
+                <w:lang w:val="en-US" w:eastAsia="zh-CN"/>
+              </w:rPr>
+              <w:t>否</w:t>
+            </w:r>
+          </w:p>
+        </w:tc>
+        <w:tc>
+          <w:tcPr>
+            <w:tcW w:w="718" w:type="pct"/>
+            <w:tcBorders>
+              <w:top w:val="single" w:color="auto" w:sz="6" w:space="0"/>
+              <w:left w:val="nil"/>
+              <w:bottom w:val="nil"/>
+              <w:right w:val="nil"/>
+            </w:tcBorders>
+            <w:shd w:val="clear" w:color="auto" w:fill="FFFFFF"/>
+            <w:vAlign w:val="top"/>
+          </w:tcPr>
+          <w:p>
+            <w:pPr>
+              <w:pStyle w:val="26"/>
+              <w:bidi w:val="0"/>
+              <w:rPr>
+                <w:rFonts w:hint="default"/>
+              </w:rPr>
+            </w:pPr>
+            <w:r>
+              <w:rPr>
+                <w:rFonts w:hint="default"/>
+                <w:lang w:val="en-US" w:eastAsia="zh-CN"/>
+              </w:rPr>
+              <w:t>0.5326</w:t>
+            </w:r>
+          </w:p>
+        </w:tc>
+        <w:tc>
+          <w:tcPr>
+            <w:tcW w:w="693" w:type="pct"/>
+            <w:tcBorders>
+              <w:top w:val="single" w:color="auto" w:sz="6" w:space="0"/>
+              <w:left w:val="nil"/>
+              <w:bottom w:val="nil"/>
+              <w:right w:val="nil"/>
+            </w:tcBorders>
+            <w:shd w:val="clear" w:color="auto" w:fill="FFFFFF"/>
+            <w:vAlign w:val="top"/>
+          </w:tcPr>
+          <w:p>
+            <w:pPr>
+              <w:pStyle w:val="26"/>
+              <w:bidi w:val="0"/>
+              <w:rPr>
+                <w:rFonts w:hint="default"/>
+              </w:rPr>
+            </w:pPr>
+            <w:r>
+              <w:rPr>
+                <w:rFonts w:hint="default"/>
+                <w:lang w:val="en-US" w:eastAsia="zh-CN"/>
+              </w:rPr>
+              <w:t>0.4941</w:t>
+            </w:r>
+          </w:p>
+        </w:tc>
+        <w:tc>
+          <w:tcPr>
+            <w:tcW w:w="699" w:type="pct"/>
+            <w:tcBorders>
+              <w:top w:val="single" w:color="auto" w:sz="6" w:space="0"/>
+              <w:left w:val="nil"/>
+              <w:bottom w:val="nil"/>
+              <w:right w:val="nil"/>
+            </w:tcBorders>
+            <w:shd w:val="clear" w:color="auto" w:fill="FFFFFF"/>
+            <w:vAlign w:val="top"/>
+          </w:tcPr>
+          <w:p>
+            <w:pPr>
+              <w:pStyle w:val="26"/>
+              <w:bidi w:val="0"/>
+              <w:rPr>
+                <w:rFonts w:hint="default"/>
+              </w:rPr>
+            </w:pPr>
+            <w:r>
+              <w:rPr>
+                <w:rFonts w:hint="default"/>
+                <w:lang w:val="en-US" w:eastAsia="zh-CN"/>
+              </w:rPr>
+              <w:t>0.9943</w:t>
+            </w:r>
+          </w:p>
+        </w:tc>
+      </w:tr>
+      <w:tr>
+        <w:tblPrEx>
+          <w:tblBorders>
+            <w:top w:val="none" w:color="auto" w:sz="0" w:space="0"/>
+            <w:left w:val="none" w:color="auto" w:sz="0" w:space="0"/>
+            <w:bottom w:val="none" w:color="auto" w:sz="0" w:space="0"/>
+            <w:right w:val="none" w:color="auto" w:sz="0" w:space="0"/>
+            <w:insideH w:val="none" w:color="auto" w:sz="0" w:space="0"/>
+            <w:insideV w:val="none" w:color="auto" w:sz="0" w:space="0"/>
+          </w:tblBorders>
+          <w:tblCellMar>
+            <w:top w:w="0" w:type="dxa"/>
+            <w:left w:w="108" w:type="dxa"/>
+            <w:bottom w:w="0" w:type="dxa"/>
+            <w:right w:w="108" w:type="dxa"/>
+          </w:tblCellMar>
+        </w:tblPrEx>
+        <w:trPr>
+          <w:trHeight w:val="471" w:hRule="atLeast"/>
+        </w:trPr>
+        <w:tc>
+          <w:tcPr>
+            <w:tcW w:w="1091" w:type="pct"/>
+            <w:tcBorders>
               <w:top w:val="nil"/>
               <w:left w:val="nil"/>
               <w:bottom w:val="nil"/>
@@ -37536,6 +37372,7 @@
             <w:insideH w:val="none" w:color="auto" w:sz="0" w:space="0"/>
             <w:insideV w:val="none" w:color="auto" w:sz="0" w:space="0"/>
           </w:tblBorders>
+          <w:shd w:val="clear" w:color="auto" w:fill="auto"/>
           <w:tblCellMar>
             <w:top w:w="0" w:type="dxa"/>
             <w:left w:w="108" w:type="dxa"/>
@@ -38293,6 +38130,7 @@
             <w:insideH w:val="none" w:color="auto" w:sz="0" w:space="0"/>
             <w:insideV w:val="none" w:color="auto" w:sz="0" w:space="0"/>
           </w:tblBorders>
+          <w:shd w:val="clear" w:color="auto" w:fill="auto"/>
           <w:tblCellMar>
             <w:top w:w="0" w:type="dxa"/>
             <w:left w:w="108" w:type="dxa"/>
@@ -38459,6 +38297,7 @@
             <w:insideH w:val="none" w:color="auto" w:sz="0" w:space="0"/>
             <w:insideV w:val="none" w:color="auto" w:sz="0" w:space="0"/>
           </w:tblBorders>
+          <w:shd w:val="clear" w:color="auto" w:fill="auto"/>
           <w:tblCellMar>
             <w:top w:w="0" w:type="dxa"/>
             <w:left w:w="108" w:type="dxa"/>
@@ -38702,6 +38541,7 @@
             <w:insideH w:val="none" w:color="auto" w:sz="0" w:space="0"/>
             <w:insideV w:val="none" w:color="auto" w:sz="0" w:space="0"/>
           </w:tblBorders>
+          <w:shd w:val="clear" w:color="auto" w:fill="auto"/>
           <w:tblCellMar>
             <w:top w:w="0" w:type="dxa"/>
             <w:left w:w="108" w:type="dxa"/>
@@ -38810,6 +38650,7 @@
             <w:insideH w:val="none" w:color="auto" w:sz="0" w:space="0"/>
             <w:insideV w:val="none" w:color="auto" w:sz="0" w:space="0"/>
           </w:tblBorders>
+          <w:shd w:val="clear" w:color="auto" w:fill="auto"/>
           <w:tblCellMar>
             <w:top w:w="0" w:type="dxa"/>
             <w:left w:w="108" w:type="dxa"/>
@@ -38918,6 +38759,7 @@
             <w:insideH w:val="none" w:color="auto" w:sz="0" w:space="0"/>
             <w:insideV w:val="none" w:color="auto" w:sz="0" w:space="0"/>
           </w:tblBorders>
+          <w:shd w:val="clear" w:color="auto" w:fill="auto"/>
           <w:tblCellMar>
             <w:top w:w="0" w:type="dxa"/>
             <w:left w:w="108" w:type="dxa"/>
@@ -39420,7 +39262,6 @@
             <w:insideH w:val="none" w:color="auto" w:sz="0" w:space="0"/>
             <w:insideV w:val="none" w:color="auto" w:sz="0" w:space="0"/>
           </w:tblBorders>
-          <w:shd w:val="clear" w:color="auto" w:fill="auto"/>
           <w:tblCellMar>
             <w:top w:w="0" w:type="dxa"/>
             <w:left w:w="108" w:type="dxa"/>
@@ -39741,7 +39582,7 @@
           <w:rFonts w:hint="eastAsia"/>
           <w:lang w:val="en-US" w:eastAsia="zh-CN"/>
         </w:rPr>
-        <w:t>5。</w:t>
+        <w:t>4。</w:t>
       </w:r>
     </w:p>
     <w:p>
@@ -39757,7 +39598,7 @@
           <w:rFonts w:hint="eastAsia"/>
           <w:lang w:val="en-US" w:eastAsia="zh-CN"/>
         </w:rPr>
-        <w:t>从表3-15可以看出，生成摘要与对应原文的平均相似度为0.8310，高于原始同类专利之间的平均相似度0.5637。这说明生成摘要与其来源专利的语义关系，比同类别中两件不同真实专利之间的语义关系更接近。即使在最低值处，生成摘要与对应原文的相似度仍为0.6360，高于原始同类专利之间的平均水平。与此同时，生成摘要之间的平均相似度为0.6397，低于生成摘要与对应原文的0.8310，说明生成样本没有简单聚集为高度重复的文本。</w:t>
+        <w:t>从表3-14可以看出，生成摘要与对应原文的平均相似度为0.8310，高于原始同类专利之间的平均相似度0.5637。这说明生成摘要与其来源专利的语义关系，比同类别中两件不同真实专利之间的语义关系更接近。即使在最低值处，生成摘要与对应原文的相似度仍为0.6360，高于原始同类专利之间的平均水平。与此同时，生成摘要之间的平均相似度为0.6397，低于生成摘要与对应原文的0.8310，说明生成样本没有简单聚集为高度重复的文本。</w:t>
       </w:r>
     </w:p>
     <w:p>
@@ -39781,7 +39622,7 @@
           <w:rFonts w:hint="eastAsia"/>
           <w:lang w:val="en-US" w:eastAsia="zh-CN"/>
         </w:rPr>
-        <w:t>5</w:t>
+        <w:t xml:space="preserve">4  </w:t>
       </w:r>
       <w:r>
         <w:rPr>
@@ -39963,6 +39804,7 @@
             <w:insideH w:val="none" w:color="auto" w:sz="0" w:space="0"/>
             <w:insideV w:val="none" w:color="auto" w:sz="0" w:space="0"/>
           </w:tblBorders>
+          <w:shd w:val="clear" w:color="auto" w:fill="auto"/>
           <w:tblCellMar>
             <w:top w:w="0" w:type="dxa"/>
             <w:left w:w="108" w:type="dxa"/>
@@ -40086,6 +39928,152 @@
                 <w:lang w:val="en-US" w:eastAsia="zh-CN"/>
               </w:rPr>
               <w:t>1891</w:t>
+            </w:r>
+          </w:p>
+        </w:tc>
+      </w:tr>
+      <w:tr>
+        <w:tblPrEx>
+          <w:tblBorders>
+            <w:top w:val="none" w:color="auto" w:sz="0" w:space="0"/>
+            <w:left w:val="none" w:color="auto" w:sz="0" w:space="0"/>
+            <w:bottom w:val="none" w:color="auto" w:sz="0" w:space="0"/>
+            <w:right w:val="none" w:color="auto" w:sz="0" w:space="0"/>
+            <w:insideH w:val="none" w:color="auto" w:sz="0" w:space="0"/>
+            <w:insideV w:val="none" w:color="auto" w:sz="0" w:space="0"/>
+          </w:tblBorders>
+          <w:shd w:val="clear" w:color="auto" w:fill="auto"/>
+          <w:tblCellMar>
+            <w:top w:w="0" w:type="dxa"/>
+            <w:left w:w="108" w:type="dxa"/>
+            <w:bottom w:w="0" w:type="dxa"/>
+            <w:right w:w="108" w:type="dxa"/>
+          </w:tblCellMar>
+        </w:tblPrEx>
+        <w:trPr>
+          <w:trHeight w:val="471" w:hRule="atLeast"/>
+        </w:trPr>
+        <w:tc>
+          <w:tcPr>
+            <w:tcW w:w="669" w:type="pct"/>
+            <w:tcBorders>
+              <w:top w:val="nil"/>
+              <w:left w:val="nil"/>
+              <w:bottom w:val="nil"/>
+              <w:right w:val="nil"/>
+            </w:tcBorders>
+            <w:shd w:val="clear" w:color="auto" w:fill="FFFFFF"/>
+            <w:vAlign w:val="top"/>
+          </w:tcPr>
+          <w:p>
+            <w:pPr>
+              <w:pStyle w:val="26"/>
+              <w:bidi w:val="0"/>
+              <w:rPr>
+                <w:rFonts w:hint="default"/>
+              </w:rPr>
+            </w:pPr>
+            <w:r>
+              <w:rPr>
+                <w:rFonts w:hint="default"/>
+                <w:lang w:val="en-US" w:eastAsia="zh-CN"/>
+              </w:rPr>
+              <w:t>均值</w:t>
+            </w:r>
+          </w:p>
+        </w:tc>
+        <w:tc>
+          <w:tcPr>
+            <w:tcW w:w="1664" w:type="pct"/>
+            <w:tcBorders>
+              <w:top w:val="nil"/>
+              <w:left w:val="nil"/>
+              <w:bottom w:val="nil"/>
+              <w:right w:val="nil"/>
+            </w:tcBorders>
+            <w:shd w:val="clear" w:color="auto" w:fill="FFFFFF"/>
+            <w:vAlign w:val="top"/>
+          </w:tcPr>
+          <w:p>
+            <w:pPr>
+              <w:pStyle w:val="26"/>
+              <w:bidi w:val="0"/>
+              <w:rPr>
+                <w:rFonts w:hint="default"/>
+                <w:lang w:val="en-US"/>
+              </w:rPr>
+            </w:pPr>
+            <w:r>
+              <w:rPr>
+                <w:rFonts w:hint="default"/>
+                <w:lang w:val="en-US" w:eastAsia="zh-CN"/>
+              </w:rPr>
+              <w:t>0.831</w:t>
+            </w:r>
+            <w:r>
+              <w:rPr>
+                <w:rFonts w:hint="eastAsia"/>
+                <w:lang w:val="en-US" w:eastAsia="zh-CN"/>
+              </w:rPr>
+              <w:t>0</w:t>
+            </w:r>
+          </w:p>
+        </w:tc>
+        <w:tc>
+          <w:tcPr>
+            <w:tcW w:w="1498" w:type="pct"/>
+            <w:tcBorders>
+              <w:top w:val="nil"/>
+              <w:left w:val="nil"/>
+              <w:bottom w:val="nil"/>
+              <w:right w:val="nil"/>
+            </w:tcBorders>
+            <w:shd w:val="clear" w:color="auto" w:fill="FFFFFF"/>
+            <w:vAlign w:val="top"/>
+          </w:tcPr>
+          <w:p>
+            <w:pPr>
+              <w:pStyle w:val="26"/>
+              <w:bidi w:val="0"/>
+              <w:rPr>
+                <w:rFonts w:hint="default"/>
+              </w:rPr>
+            </w:pPr>
+            <w:r>
+              <w:rPr>
+                <w:rFonts w:hint="default"/>
+                <w:lang w:val="en-US" w:eastAsia="zh-CN"/>
+              </w:rPr>
+              <w:t>0.5637</w:t>
+            </w:r>
+          </w:p>
+        </w:tc>
+        <w:tc>
+          <w:tcPr>
+            <w:tcW w:w="1167" w:type="pct"/>
+            <w:tcBorders>
+              <w:top w:val="nil"/>
+              <w:left w:val="nil"/>
+              <w:bottom w:val="nil"/>
+              <w:right w:val="nil"/>
+            </w:tcBorders>
+            <w:shd w:val="clear" w:color="auto" w:fill="FFFFFF"/>
+            <w:vAlign w:val="top"/>
+          </w:tcPr>
+          <w:p>
+            <w:pPr>
+              <w:pStyle w:val="26"/>
+              <w:bidi w:val="0"/>
+              <w:rPr>
+                <w:rFonts w:hint="default"/>
+              </w:rPr>
+            </w:pPr>
+            <w:r>
+              <w:rPr>
+                <w:rFonts w:hint="default"/>
+                <w:lang w:val="en-US" w:eastAsia="zh-CN"/>
+              </w:rPr>
+              <w:t>0.6397</w:t>
             </w:r>
           </w:p>
         </w:tc>
@@ -40135,7 +40123,7 @@
                 <w:rFonts w:hint="default"/>
                 <w:lang w:val="en-US" w:eastAsia="zh-CN"/>
               </w:rPr>
-              <w:t>均值</w:t>
+              <w:t>标准差</w:t>
             </w:r>
           </w:p>
         </w:tc>
@@ -40157,7 +40145,6 @@
               <w:bidi w:val="0"/>
               <w:rPr>
                 <w:rFonts w:hint="default"/>
-                <w:lang w:val="en-US"/>
               </w:rPr>
             </w:pPr>
             <w:r>
@@ -40165,14 +40152,7 @@
                 <w:rFonts w:hint="default"/>
                 <w:lang w:val="en-US" w:eastAsia="zh-CN"/>
               </w:rPr>
-              <w:t>0.831</w:t>
-            </w:r>
-            <w:r>
-              <w:rPr>
-                <w:rFonts w:hint="eastAsia"/>
-                <w:lang w:val="en-US" w:eastAsia="zh-CN"/>
-              </w:rPr>
-              <w:t>0</w:t>
+              <w:t>0.0722</w:t>
             </w:r>
           </w:p>
         </w:tc>
@@ -40201,7 +40181,7 @@
                 <w:rFonts w:hint="default"/>
                 <w:lang w:val="en-US" w:eastAsia="zh-CN"/>
               </w:rPr>
-              <w:t>0.5637</w:t>
+              <w:t>0.0983</w:t>
             </w:r>
           </w:p>
         </w:tc>
@@ -40230,7 +40210,161 @@
                 <w:rFonts w:hint="default"/>
                 <w:lang w:val="en-US" w:eastAsia="zh-CN"/>
               </w:rPr>
-              <w:t>0.6397</w:t>
+              <w:t>0.0867</w:t>
+            </w:r>
+          </w:p>
+        </w:tc>
+      </w:tr>
+      <w:tr>
+        <w:tblPrEx>
+          <w:tblBorders>
+            <w:top w:val="none" w:color="auto" w:sz="0" w:space="0"/>
+            <w:left w:val="none" w:color="auto" w:sz="0" w:space="0"/>
+            <w:bottom w:val="none" w:color="auto" w:sz="0" w:space="0"/>
+            <w:right w:val="none" w:color="auto" w:sz="0" w:space="0"/>
+            <w:insideH w:val="none" w:color="auto" w:sz="0" w:space="0"/>
+            <w:insideV w:val="none" w:color="auto" w:sz="0" w:space="0"/>
+          </w:tblBorders>
+          <w:shd w:val="clear" w:color="auto" w:fill="auto"/>
+          <w:tblCellMar>
+            <w:top w:w="0" w:type="dxa"/>
+            <w:left w:w="108" w:type="dxa"/>
+            <w:bottom w:w="0" w:type="dxa"/>
+            <w:right w:w="108" w:type="dxa"/>
+          </w:tblCellMar>
+        </w:tblPrEx>
+        <w:trPr>
+          <w:trHeight w:val="471" w:hRule="atLeast"/>
+        </w:trPr>
+        <w:tc>
+          <w:tcPr>
+            <w:tcW w:w="669" w:type="pct"/>
+            <w:tcBorders>
+              <w:top w:val="nil"/>
+              <w:left w:val="nil"/>
+              <w:bottom w:val="nil"/>
+              <w:right w:val="nil"/>
+            </w:tcBorders>
+            <w:shd w:val="clear" w:color="auto" w:fill="FFFFFF"/>
+            <w:vAlign w:val="top"/>
+          </w:tcPr>
+          <w:p>
+            <w:pPr>
+              <w:pStyle w:val="26"/>
+              <w:bidi w:val="0"/>
+              <w:rPr>
+                <w:rFonts w:hint="default"/>
+              </w:rPr>
+            </w:pPr>
+            <w:r>
+              <w:rPr>
+                <w:rFonts w:hint="default"/>
+                <w:lang w:val="en-US" w:eastAsia="zh-CN"/>
+              </w:rPr>
+              <w:t>最小值</w:t>
+            </w:r>
+          </w:p>
+        </w:tc>
+        <w:tc>
+          <w:tcPr>
+            <w:tcW w:w="1664" w:type="pct"/>
+            <w:tcBorders>
+              <w:top w:val="nil"/>
+              <w:left w:val="nil"/>
+              <w:bottom w:val="nil"/>
+              <w:right w:val="nil"/>
+            </w:tcBorders>
+            <w:shd w:val="clear" w:color="auto" w:fill="FFFFFF"/>
+            <w:vAlign w:val="top"/>
+          </w:tcPr>
+          <w:p>
+            <w:pPr>
+              <w:pStyle w:val="26"/>
+              <w:bidi w:val="0"/>
+              <w:rPr>
+                <w:rFonts w:hint="default"/>
+                <w:lang w:val="en-US"/>
+              </w:rPr>
+            </w:pPr>
+            <w:r>
+              <w:rPr>
+                <w:rFonts w:hint="default"/>
+                <w:lang w:val="en-US" w:eastAsia="zh-CN"/>
+              </w:rPr>
+              <w:t>0.636</w:t>
+            </w:r>
+            <w:r>
+              <w:rPr>
+                <w:rFonts w:hint="eastAsia"/>
+                <w:lang w:val="en-US" w:eastAsia="zh-CN"/>
+              </w:rPr>
+              <w:t>0</w:t>
+            </w:r>
+          </w:p>
+        </w:tc>
+        <w:tc>
+          <w:tcPr>
+            <w:tcW w:w="1498" w:type="pct"/>
+            <w:tcBorders>
+              <w:top w:val="nil"/>
+              <w:left w:val="nil"/>
+              <w:bottom w:val="nil"/>
+              <w:right w:val="nil"/>
+            </w:tcBorders>
+            <w:shd w:val="clear" w:color="auto" w:fill="FFFFFF"/>
+            <w:vAlign w:val="top"/>
+          </w:tcPr>
+          <w:p>
+            <w:pPr>
+              <w:pStyle w:val="26"/>
+              <w:bidi w:val="0"/>
+              <w:rPr>
+                <w:rFonts w:hint="default"/>
+              </w:rPr>
+            </w:pPr>
+            <w:r>
+              <w:rPr>
+                <w:rFonts w:hint="default"/>
+                <w:lang w:val="en-US" w:eastAsia="zh-CN"/>
+              </w:rPr>
+              <w:t>0.3586</w:t>
+            </w:r>
+          </w:p>
+        </w:tc>
+        <w:tc>
+          <w:tcPr>
+            <w:tcW w:w="1167" w:type="pct"/>
+            <w:tcBorders>
+              <w:top w:val="nil"/>
+              <w:left w:val="nil"/>
+              <w:bottom w:val="nil"/>
+              <w:right w:val="nil"/>
+            </w:tcBorders>
+            <w:shd w:val="clear" w:color="auto" w:fill="FFFFFF"/>
+            <w:vAlign w:val="top"/>
+          </w:tcPr>
+          <w:p>
+            <w:pPr>
+              <w:pStyle w:val="26"/>
+              <w:bidi w:val="0"/>
+              <w:rPr>
+                <w:rFonts w:hint="default"/>
+                <w:lang w:val="en-US"/>
+              </w:rPr>
+            </w:pPr>
+            <w:r>
+              <w:rPr>
+                <w:rFonts w:hint="default"/>
+                <w:lang w:val="en-US" w:eastAsia="zh-CN"/>
+              </w:rPr>
+              <w:t>0.376</w:t>
+            </w:r>
+            <w:r>
+              <w:rPr>
+                <w:rFonts w:hint="eastAsia"/>
+                <w:lang w:val="en-US" w:eastAsia="zh-CN"/>
+              </w:rPr>
+              <w:t>0</w:t>
             </w:r>
           </w:p>
         </w:tc>
@@ -40280,7 +40414,7 @@
                 <w:rFonts w:hint="default"/>
                 <w:lang w:val="en-US" w:eastAsia="zh-CN"/>
               </w:rPr>
-              <w:t>标准差</w:t>
+              <w:t>最大值</w:t>
             </w:r>
           </w:p>
         </w:tc>
@@ -40309,7 +40443,7 @@
                 <w:rFonts w:hint="default"/>
                 <w:lang w:val="en-US" w:eastAsia="zh-CN"/>
               </w:rPr>
-              <w:t>0.0722</w:t>
+              <w:t>0.9607</w:t>
             </w:r>
           </w:p>
         </w:tc>
@@ -40338,7 +40472,7 @@
                 <w:rFonts w:hint="default"/>
                 <w:lang w:val="en-US" w:eastAsia="zh-CN"/>
               </w:rPr>
-              <w:t>0.0983</w:t>
+              <w:t>0.8402</w:t>
             </w:r>
           </w:p>
         </w:tc>
@@ -40367,7 +40501,7 @@
                 <w:rFonts w:hint="default"/>
                 <w:lang w:val="en-US" w:eastAsia="zh-CN"/>
               </w:rPr>
-              <w:t>0.0867</w:t>
+              <w:t>0.9873</w:t>
             </w:r>
           </w:p>
         </w:tc>
@@ -40417,7 +40551,7 @@
                 <w:rFonts w:hint="default"/>
                 <w:lang w:val="en-US" w:eastAsia="zh-CN"/>
               </w:rPr>
-              <w:t>最小值</w:t>
+              <w:t>P50</w:t>
             </w:r>
           </w:p>
         </w:tc>
@@ -40439,7 +40573,6 @@
               <w:bidi w:val="0"/>
               <w:rPr>
                 <w:rFonts w:hint="default"/>
-                <w:lang w:val="en-US"/>
               </w:rPr>
             </w:pPr>
             <w:r>
@@ -40447,14 +40580,7 @@
                 <w:rFonts w:hint="default"/>
                 <w:lang w:val="en-US" w:eastAsia="zh-CN"/>
               </w:rPr>
-              <w:t>0.636</w:t>
-            </w:r>
-            <w:r>
-              <w:rPr>
-                <w:rFonts w:hint="eastAsia"/>
-                <w:lang w:val="en-US" w:eastAsia="zh-CN"/>
-              </w:rPr>
-              <w:t>0</w:t>
+              <w:t>0.8375</w:t>
             </w:r>
           </w:p>
         </w:tc>
@@ -40476,6 +40602,7 @@
               <w:bidi w:val="0"/>
               <w:rPr>
                 <w:rFonts w:hint="default"/>
+                <w:lang w:val="en-US"/>
               </w:rPr>
             </w:pPr>
             <w:r>
@@ -40483,7 +40610,14 @@
                 <w:rFonts w:hint="default"/>
                 <w:lang w:val="en-US" w:eastAsia="zh-CN"/>
               </w:rPr>
-              <w:t>0.3586</w:t>
+              <w:t>0.555</w:t>
+            </w:r>
+            <w:r>
+              <w:rPr>
+                <w:rFonts w:hint="eastAsia"/>
+                <w:lang w:val="en-US" w:eastAsia="zh-CN"/>
+              </w:rPr>
+              <w:t>0</w:t>
             </w:r>
           </w:p>
         </w:tc>
@@ -40505,7 +40639,6 @@
               <w:bidi w:val="0"/>
               <w:rPr>
                 <w:rFonts w:hint="default"/>
-                <w:lang w:val="en-US"/>
               </w:rPr>
             </w:pPr>
             <w:r>
@@ -40513,14 +40646,7 @@
                 <w:rFonts w:hint="default"/>
                 <w:lang w:val="en-US" w:eastAsia="zh-CN"/>
               </w:rPr>
-              <w:t>0.376</w:t>
-            </w:r>
-            <w:r>
-              <w:rPr>
-                <w:rFonts w:hint="eastAsia"/>
-                <w:lang w:val="en-US" w:eastAsia="zh-CN"/>
-              </w:rPr>
-              <w:t>0</w:t>
+              <w:t>0.6381</w:t>
             </w:r>
           </w:p>
         </w:tc>
@@ -40551,288 +40677,6 @@
             <w:tcBorders>
               <w:top w:val="nil"/>
               <w:left w:val="nil"/>
-              <w:bottom w:val="nil"/>
-              <w:right w:val="nil"/>
-            </w:tcBorders>
-            <w:shd w:val="clear" w:color="auto" w:fill="FFFFFF"/>
-            <w:vAlign w:val="top"/>
-          </w:tcPr>
-          <w:p>
-            <w:pPr>
-              <w:pStyle w:val="26"/>
-              <w:bidi w:val="0"/>
-              <w:rPr>
-                <w:rFonts w:hint="default"/>
-              </w:rPr>
-            </w:pPr>
-            <w:r>
-              <w:rPr>
-                <w:rFonts w:hint="default"/>
-                <w:lang w:val="en-US" w:eastAsia="zh-CN"/>
-              </w:rPr>
-              <w:t>最大值</w:t>
-            </w:r>
-          </w:p>
-        </w:tc>
-        <w:tc>
-          <w:tcPr>
-            <w:tcW w:w="1664" w:type="pct"/>
-            <w:tcBorders>
-              <w:top w:val="nil"/>
-              <w:left w:val="nil"/>
-              <w:bottom w:val="nil"/>
-              <w:right w:val="nil"/>
-            </w:tcBorders>
-            <w:shd w:val="clear" w:color="auto" w:fill="FFFFFF"/>
-            <w:vAlign w:val="top"/>
-          </w:tcPr>
-          <w:p>
-            <w:pPr>
-              <w:pStyle w:val="26"/>
-              <w:bidi w:val="0"/>
-              <w:rPr>
-                <w:rFonts w:hint="default"/>
-              </w:rPr>
-            </w:pPr>
-            <w:r>
-              <w:rPr>
-                <w:rFonts w:hint="default"/>
-                <w:lang w:val="en-US" w:eastAsia="zh-CN"/>
-              </w:rPr>
-              <w:t>0.9607</w:t>
-            </w:r>
-          </w:p>
-        </w:tc>
-        <w:tc>
-          <w:tcPr>
-            <w:tcW w:w="1498" w:type="pct"/>
-            <w:tcBorders>
-              <w:top w:val="nil"/>
-              <w:left w:val="nil"/>
-              <w:bottom w:val="nil"/>
-              <w:right w:val="nil"/>
-            </w:tcBorders>
-            <w:shd w:val="clear" w:color="auto" w:fill="FFFFFF"/>
-            <w:vAlign w:val="top"/>
-          </w:tcPr>
-          <w:p>
-            <w:pPr>
-              <w:pStyle w:val="26"/>
-              <w:bidi w:val="0"/>
-              <w:rPr>
-                <w:rFonts w:hint="default"/>
-              </w:rPr>
-            </w:pPr>
-            <w:r>
-              <w:rPr>
-                <w:rFonts w:hint="default"/>
-                <w:lang w:val="en-US" w:eastAsia="zh-CN"/>
-              </w:rPr>
-              <w:t>0.8402</w:t>
-            </w:r>
-          </w:p>
-        </w:tc>
-        <w:tc>
-          <w:tcPr>
-            <w:tcW w:w="1167" w:type="pct"/>
-            <w:tcBorders>
-              <w:top w:val="nil"/>
-              <w:left w:val="nil"/>
-              <w:bottom w:val="nil"/>
-              <w:right w:val="nil"/>
-            </w:tcBorders>
-            <w:shd w:val="clear" w:color="auto" w:fill="FFFFFF"/>
-            <w:vAlign w:val="top"/>
-          </w:tcPr>
-          <w:p>
-            <w:pPr>
-              <w:pStyle w:val="26"/>
-              <w:bidi w:val="0"/>
-              <w:rPr>
-                <w:rFonts w:hint="default"/>
-              </w:rPr>
-            </w:pPr>
-            <w:r>
-              <w:rPr>
-                <w:rFonts w:hint="default"/>
-                <w:lang w:val="en-US" w:eastAsia="zh-CN"/>
-              </w:rPr>
-              <w:t>0.9873</w:t>
-            </w:r>
-          </w:p>
-        </w:tc>
-      </w:tr>
-      <w:tr>
-        <w:tblPrEx>
-          <w:tblBorders>
-            <w:top w:val="none" w:color="auto" w:sz="0" w:space="0"/>
-            <w:left w:val="none" w:color="auto" w:sz="0" w:space="0"/>
-            <w:bottom w:val="none" w:color="auto" w:sz="0" w:space="0"/>
-            <w:right w:val="none" w:color="auto" w:sz="0" w:space="0"/>
-            <w:insideH w:val="none" w:color="auto" w:sz="0" w:space="0"/>
-            <w:insideV w:val="none" w:color="auto" w:sz="0" w:space="0"/>
-          </w:tblBorders>
-          <w:tblCellMar>
-            <w:top w:w="0" w:type="dxa"/>
-            <w:left w:w="108" w:type="dxa"/>
-            <w:bottom w:w="0" w:type="dxa"/>
-            <w:right w:w="108" w:type="dxa"/>
-          </w:tblCellMar>
-        </w:tblPrEx>
-        <w:trPr>
-          <w:trHeight w:val="471" w:hRule="atLeast"/>
-        </w:trPr>
-        <w:tc>
-          <w:tcPr>
-            <w:tcW w:w="669" w:type="pct"/>
-            <w:tcBorders>
-              <w:top w:val="nil"/>
-              <w:left w:val="nil"/>
-              <w:bottom w:val="nil"/>
-              <w:right w:val="nil"/>
-            </w:tcBorders>
-            <w:shd w:val="clear" w:color="auto" w:fill="FFFFFF"/>
-            <w:vAlign w:val="top"/>
-          </w:tcPr>
-          <w:p>
-            <w:pPr>
-              <w:pStyle w:val="26"/>
-              <w:bidi w:val="0"/>
-              <w:rPr>
-                <w:rFonts w:hint="default"/>
-              </w:rPr>
-            </w:pPr>
-            <w:r>
-              <w:rPr>
-                <w:rFonts w:hint="default"/>
-                <w:lang w:val="en-US" w:eastAsia="zh-CN"/>
-              </w:rPr>
-              <w:t>P50</w:t>
-            </w:r>
-          </w:p>
-        </w:tc>
-        <w:tc>
-          <w:tcPr>
-            <w:tcW w:w="1664" w:type="pct"/>
-            <w:tcBorders>
-              <w:top w:val="nil"/>
-              <w:left w:val="nil"/>
-              <w:bottom w:val="nil"/>
-              <w:right w:val="nil"/>
-            </w:tcBorders>
-            <w:shd w:val="clear" w:color="auto" w:fill="FFFFFF"/>
-            <w:vAlign w:val="top"/>
-          </w:tcPr>
-          <w:p>
-            <w:pPr>
-              <w:pStyle w:val="26"/>
-              <w:bidi w:val="0"/>
-              <w:rPr>
-                <w:rFonts w:hint="default"/>
-              </w:rPr>
-            </w:pPr>
-            <w:r>
-              <w:rPr>
-                <w:rFonts w:hint="default"/>
-                <w:lang w:val="en-US" w:eastAsia="zh-CN"/>
-              </w:rPr>
-              <w:t>0.8375</w:t>
-            </w:r>
-          </w:p>
-        </w:tc>
-        <w:tc>
-          <w:tcPr>
-            <w:tcW w:w="1498" w:type="pct"/>
-            <w:tcBorders>
-              <w:top w:val="nil"/>
-              <w:left w:val="nil"/>
-              <w:bottom w:val="nil"/>
-              <w:right w:val="nil"/>
-            </w:tcBorders>
-            <w:shd w:val="clear" w:color="auto" w:fill="FFFFFF"/>
-            <w:vAlign w:val="top"/>
-          </w:tcPr>
-          <w:p>
-            <w:pPr>
-              <w:pStyle w:val="26"/>
-              <w:bidi w:val="0"/>
-              <w:rPr>
-                <w:rFonts w:hint="default"/>
-                <w:lang w:val="en-US"/>
-              </w:rPr>
-            </w:pPr>
-            <w:r>
-              <w:rPr>
-                <w:rFonts w:hint="default"/>
-                <w:lang w:val="en-US" w:eastAsia="zh-CN"/>
-              </w:rPr>
-              <w:t>0.555</w:t>
-            </w:r>
-            <w:r>
-              <w:rPr>
-                <w:rFonts w:hint="eastAsia"/>
-                <w:lang w:val="en-US" w:eastAsia="zh-CN"/>
-              </w:rPr>
-              <w:t>0</w:t>
-            </w:r>
-          </w:p>
-        </w:tc>
-        <w:tc>
-          <w:tcPr>
-            <w:tcW w:w="1167" w:type="pct"/>
-            <w:tcBorders>
-              <w:top w:val="nil"/>
-              <w:left w:val="nil"/>
-              <w:bottom w:val="nil"/>
-              <w:right w:val="nil"/>
-            </w:tcBorders>
-            <w:shd w:val="clear" w:color="auto" w:fill="FFFFFF"/>
-            <w:vAlign w:val="top"/>
-          </w:tcPr>
-          <w:p>
-            <w:pPr>
-              <w:pStyle w:val="26"/>
-              <w:bidi w:val="0"/>
-              <w:rPr>
-                <w:rFonts w:hint="default"/>
-              </w:rPr>
-            </w:pPr>
-            <w:r>
-              <w:rPr>
-                <w:rFonts w:hint="default"/>
-                <w:lang w:val="en-US" w:eastAsia="zh-CN"/>
-              </w:rPr>
-              <w:t>0.6381</w:t>
-            </w:r>
-          </w:p>
-        </w:tc>
-      </w:tr>
-      <w:tr>
-        <w:tblPrEx>
-          <w:tblBorders>
-            <w:top w:val="none" w:color="auto" w:sz="0" w:space="0"/>
-            <w:left w:val="none" w:color="auto" w:sz="0" w:space="0"/>
-            <w:bottom w:val="none" w:color="auto" w:sz="0" w:space="0"/>
-            <w:right w:val="none" w:color="auto" w:sz="0" w:space="0"/>
-            <w:insideH w:val="none" w:color="auto" w:sz="0" w:space="0"/>
-            <w:insideV w:val="none" w:color="auto" w:sz="0" w:space="0"/>
-          </w:tblBorders>
-          <w:tblCellMar>
-            <w:top w:w="0" w:type="dxa"/>
-            <w:left w:w="108" w:type="dxa"/>
-            <w:bottom w:w="0" w:type="dxa"/>
-            <w:right w:w="108" w:type="dxa"/>
-          </w:tblCellMar>
-        </w:tblPrEx>
-        <w:trPr>
-          <w:trHeight w:val="471" w:hRule="atLeast"/>
-        </w:trPr>
-        <w:tc>
-          <w:tcPr>
-            <w:tcW w:w="669" w:type="pct"/>
-            <w:tcBorders>
-              <w:top w:val="nil"/>
-              <w:left w:val="nil"/>
               <w:bottom w:val="single" w:color="auto" w:sz="8" w:space="0"/>
               <w:right w:val="nil"/>
             </w:tcBorders>
@@ -41016,8 +40860,8 @@
           <w:tab w:val="clear" w:pos="0"/>
         </w:tabs>
       </w:pPr>
-      <w:bookmarkStart w:id="93" w:name="_Toc28317"/>
-      <w:bookmarkStart w:id="94" w:name="_Toc216114506"/>
+      <w:bookmarkStart w:id="93" w:name="_Toc216114506"/>
+      <w:bookmarkStart w:id="94" w:name="_Toc28317"/>
       <w:r>
         <w:rPr>
           <w:rFonts w:hint="eastAsia"/>
@@ -41037,33 +40881,33 @@
         </w:rPr>
         <w:t>本章面向第三章构建的医疗器械发明专利数据集开展一级产品类别分类模型的设计与评估工作。分类任务的目标是根据发明专利文本内容，将其归入《医疗器械分类目录》规定的22个一级产品类别。考虑到专利文本篇幅较长、术语密集，不同类别之间又存在一定语义重叠，本文分别考察传统机器学习方法和基于预训练语言模型的深度学习方法，并通过模型对比、消融实验和外部验证分析不同方法在本文数据集上的适用性。</w:t>
       </w:r>
-      <w:bookmarkStart w:id="95" w:name="_Toc216117071"/>
+      <w:bookmarkStart w:id="95" w:name="_Toc216116644"/>
       <w:bookmarkEnd w:id="95"/>
-      <w:bookmarkStart w:id="96" w:name="_Toc216114368"/>
+      <w:bookmarkStart w:id="96" w:name="_Toc216115374"/>
       <w:bookmarkEnd w:id="96"/>
       <w:bookmarkStart w:id="97" w:name="_Toc216116713"/>
       <w:bookmarkEnd w:id="97"/>
-      <w:bookmarkStart w:id="98" w:name="_Toc216114365"/>
+      <w:bookmarkStart w:id="98" w:name="_Toc216114667"/>
       <w:bookmarkEnd w:id="98"/>
-      <w:bookmarkStart w:id="99" w:name="_Toc216114667"/>
+      <w:bookmarkStart w:id="99" w:name="_Toc216114670"/>
       <w:bookmarkEnd w:id="99"/>
-      <w:bookmarkStart w:id="100" w:name="_Toc216116644"/>
+      <w:bookmarkStart w:id="100" w:name="_Toc216116716"/>
       <w:bookmarkEnd w:id="100"/>
-      <w:bookmarkStart w:id="101" w:name="_Toc216114670"/>
+      <w:bookmarkStart w:id="101" w:name="_Toc216114507"/>
       <w:bookmarkEnd w:id="101"/>
-      <w:bookmarkStart w:id="102" w:name="_Toc216114507"/>
+      <w:bookmarkStart w:id="102" w:name="_Toc216114439"/>
       <w:bookmarkEnd w:id="102"/>
-      <w:bookmarkStart w:id="103" w:name="_Toc216116716"/>
+      <w:bookmarkStart w:id="103" w:name="_Toc216117071"/>
       <w:bookmarkEnd w:id="103"/>
-      <w:bookmarkStart w:id="104" w:name="_Toc216114439"/>
+      <w:bookmarkStart w:id="104" w:name="_Toc216114365"/>
       <w:bookmarkEnd w:id="104"/>
-      <w:bookmarkStart w:id="105" w:name="_Toc216115374"/>
+      <w:bookmarkStart w:id="105" w:name="_Toc216114368"/>
       <w:bookmarkEnd w:id="105"/>
-      <w:bookmarkStart w:id="106" w:name="_Toc216116641"/>
+      <w:bookmarkStart w:id="106" w:name="_Toc216115308"/>
       <w:bookmarkEnd w:id="106"/>
-      <w:bookmarkStart w:id="107" w:name="_Toc216115308"/>
+      <w:bookmarkStart w:id="107" w:name="_Toc216114436"/>
       <w:bookmarkEnd w:id="107"/>
-      <w:bookmarkStart w:id="108" w:name="_Toc216114436"/>
+      <w:bookmarkStart w:id="108" w:name="_Toc216116641"/>
       <w:bookmarkEnd w:id="108"/>
       <w:bookmarkStart w:id="109" w:name="_Toc216115305"/>
       <w:bookmarkEnd w:id="109"/>
@@ -43303,6 +43147,7 @@
             <w:insideH w:val="none" w:color="auto" w:sz="0" w:space="0"/>
             <w:insideV w:val="none" w:color="auto" w:sz="0" w:space="0"/>
           </w:tblBorders>
+          <w:shd w:val="clear" w:color="auto" w:fill="auto"/>
           <w:tblCellMar>
             <w:top w:w="0" w:type="dxa"/>
             <w:left w:w="108" w:type="dxa"/>
@@ -43450,6 +43295,7 @@
             <w:insideH w:val="none" w:color="auto" w:sz="0" w:space="0"/>
             <w:insideV w:val="none" w:color="auto" w:sz="0" w:space="0"/>
           </w:tblBorders>
+          <w:shd w:val="clear" w:color="auto" w:fill="auto"/>
           <w:tblCellMar>
             <w:top w:w="0" w:type="dxa"/>
             <w:left w:w="108" w:type="dxa"/>
@@ -43595,6 +43441,7 @@
             <w:insideH w:val="none" w:color="auto" w:sz="0" w:space="0"/>
             <w:insideV w:val="none" w:color="auto" w:sz="0" w:space="0"/>
           </w:tblBorders>
+          <w:shd w:val="clear" w:color="auto" w:fill="auto"/>
           <w:tblCellMar>
             <w:top w:w="0" w:type="dxa"/>
             <w:left w:w="108" w:type="dxa"/>
@@ -43740,6 +43587,7 @@
             <w:insideH w:val="none" w:color="auto" w:sz="0" w:space="0"/>
             <w:insideV w:val="none" w:color="auto" w:sz="0" w:space="0"/>
           </w:tblBorders>
+          <w:shd w:val="clear" w:color="auto" w:fill="auto"/>
           <w:tblCellMar>
             <w:top w:w="0" w:type="dxa"/>
             <w:left w:w="108" w:type="dxa"/>
@@ -43885,6 +43733,7 @@
             <w:insideH w:val="none" w:color="auto" w:sz="0" w:space="0"/>
             <w:insideV w:val="none" w:color="auto" w:sz="0" w:space="0"/>
           </w:tblBorders>
+          <w:shd w:val="clear" w:color="auto" w:fill="auto"/>
           <w:tblCellMar>
             <w:top w:w="0" w:type="dxa"/>
             <w:left w:w="108" w:type="dxa"/>
@@ -44030,6 +43879,7 @@
             <w:insideH w:val="none" w:color="auto" w:sz="0" w:space="0"/>
             <w:insideV w:val="none" w:color="auto" w:sz="0" w:space="0"/>
           </w:tblBorders>
+          <w:shd w:val="clear" w:color="auto" w:fill="auto"/>
           <w:tblCellMar>
             <w:top w:w="0" w:type="dxa"/>
             <w:left w:w="108" w:type="dxa"/>
@@ -47005,7 +46855,7 @@
         <w:rPr>
           <w:rFonts w:hint="eastAsia"/>
         </w:rPr>
-        <w:t>表4-6显示，微调对模型效果影响较大。BERT+Linear在不微调时Macro F1-score为0.6775，微调后提升到0.8520，说明通用预训练表示不能直接覆盖医疗器械专利中的类别差异。经过微调后，模型更容易关注与分类目录相关的词语和上下文关系。</w:t>
+        <w:t>模型架构消融实验结果显示，微调对模型效果影响较大。BERT+Linear在不微调时Macro F1-score为0.6775，微调后提升到0.8520，说明通用预训练表示不能直接覆盖医疗器械专利中的类别差异。经过微调后，模型更容易关注与分类目录相关的词语和上下文关系。</w:t>
       </w:r>
     </w:p>
     <w:p>
@@ -47701,41 +47551,41 @@
       </w:r>
       <w:bookmarkEnd w:id="126"/>
       <w:bookmarkEnd w:id="127"/>
-      <w:bookmarkStart w:id="128" w:name="_Toc216117085"/>
+      <w:bookmarkStart w:id="128" w:name="_Toc216114379"/>
       <w:bookmarkEnd w:id="128"/>
-      <w:bookmarkStart w:id="129" w:name="_Toc216114521"/>
+      <w:bookmarkStart w:id="129" w:name="_Toc216117085"/>
       <w:bookmarkEnd w:id="129"/>
-      <w:bookmarkStart w:id="130" w:name="_Toc216115389"/>
+      <w:bookmarkStart w:id="130" w:name="_Toc216114521"/>
       <w:bookmarkEnd w:id="130"/>
       <w:bookmarkStart w:id="131" w:name="_Toc216115319"/>
       <w:bookmarkEnd w:id="131"/>
-      <w:bookmarkStart w:id="132" w:name="_Toc216117086"/>
+      <w:bookmarkStart w:id="132" w:name="_Toc216115389"/>
       <w:bookmarkEnd w:id="132"/>
-      <w:bookmarkStart w:id="133" w:name="_Toc216116727"/>
+      <w:bookmarkStart w:id="133" w:name="_Toc216117086"/>
       <w:bookmarkEnd w:id="133"/>
-      <w:bookmarkStart w:id="134" w:name="_Toc216114451"/>
+      <w:bookmarkStart w:id="134" w:name="_Toc216116727"/>
       <w:bookmarkEnd w:id="134"/>
-      <w:bookmarkStart w:id="135" w:name="_Toc216115320"/>
+      <w:bookmarkStart w:id="135" w:name="_Toc216114451"/>
       <w:bookmarkEnd w:id="135"/>
       <w:bookmarkStart w:id="136" w:name="_Toc216114682"/>
       <w:bookmarkEnd w:id="136"/>
       <w:bookmarkStart w:id="137" w:name="_Toc216114450"/>
       <w:bookmarkEnd w:id="137"/>
-      <w:bookmarkStart w:id="138" w:name="_Toc216114681"/>
+      <w:bookmarkStart w:id="138" w:name="_Toc216115388"/>
       <w:bookmarkEnd w:id="138"/>
-      <w:bookmarkStart w:id="139" w:name="_Toc216115388"/>
+      <w:bookmarkStart w:id="139" w:name="_Toc216115320"/>
       <w:bookmarkEnd w:id="139"/>
-      <w:bookmarkStart w:id="140" w:name="_Toc216116656"/>
+      <w:bookmarkStart w:id="140" w:name="_Toc216114681"/>
       <w:bookmarkEnd w:id="140"/>
       <w:bookmarkStart w:id="141" w:name="_Toc216116728"/>
       <w:bookmarkEnd w:id="141"/>
-      <w:bookmarkStart w:id="142" w:name="_Toc216114522"/>
+      <w:bookmarkStart w:id="142" w:name="_Toc216116656"/>
       <w:bookmarkEnd w:id="142"/>
       <w:bookmarkStart w:id="143" w:name="_Toc216116655"/>
       <w:bookmarkEnd w:id="143"/>
-      <w:bookmarkStart w:id="144" w:name="_Toc216114380"/>
+      <w:bookmarkStart w:id="144" w:name="_Toc216114522"/>
       <w:bookmarkEnd w:id="144"/>
-      <w:bookmarkStart w:id="145" w:name="_Toc216114379"/>
+      <w:bookmarkStart w:id="145" w:name="_Toc216114380"/>
       <w:bookmarkEnd w:id="145"/>
     </w:p>
     <w:p>
@@ -47775,8 +47625,8 @@
           <w:tab w:val="clear" w:pos="420"/>
         </w:tabs>
       </w:pPr>
-      <w:bookmarkStart w:id="146" w:name="_Toc16661"/>
-      <w:bookmarkStart w:id="147" w:name="_Toc216114524"/>
+      <w:bookmarkStart w:id="146" w:name="_Toc216114524"/>
+      <w:bookmarkStart w:id="147" w:name="_Toc16661"/>
       <w:r>
         <w:rPr>
           <w:rFonts w:hint="eastAsia"/>
@@ -53254,6 +53104,7 @@
             <w:insideH w:val="none" w:color="auto" w:sz="0" w:space="0"/>
             <w:insideV w:val="none" w:color="auto" w:sz="0" w:space="0"/>
           </w:tblBorders>
+          <w:shd w:val="clear" w:color="auto" w:fill="auto"/>
           <w:tblCellMar>
             <w:top w:w="0" w:type="dxa"/>
             <w:left w:w="108" w:type="dxa"/>
@@ -53384,6 +53235,7 @@
             <w:insideH w:val="none" w:color="auto" w:sz="0" w:space="0"/>
             <w:insideV w:val="none" w:color="auto" w:sz="0" w:space="0"/>
           </w:tblBorders>
+          <w:shd w:val="clear" w:color="auto" w:fill="auto"/>
           <w:tblCellMar>
             <w:top w:w="0" w:type="dxa"/>
             <w:left w:w="108" w:type="dxa"/>
@@ -53509,6 +53361,7 @@
             <w:insideH w:val="none" w:color="auto" w:sz="0" w:space="0"/>
             <w:insideV w:val="none" w:color="auto" w:sz="0" w:space="0"/>
           </w:tblBorders>
+          <w:shd w:val="clear" w:color="auto" w:fill="auto"/>
           <w:tblCellMar>
             <w:top w:w="0" w:type="dxa"/>
             <w:left w:w="108" w:type="dxa"/>
@@ -53638,12 +53491,7 @@
             <w:insideH w:val="none" w:color="auto" w:sz="0" w:space="0"/>
             <w:insideV w:val="none" w:color="auto" w:sz="0" w:space="0"/>
           </w:tblBorders>
-          <w:tblCellMar>
-            <w:top w:w="0" w:type="dxa"/>
-            <w:left w:w="108" w:type="dxa"/>
-            <w:bottom w:w="0" w:type="dxa"/>
-            <w:right w:w="108" w:type="dxa"/>
-          </w:tblCellMar>
+          <w:shd w:val="clear" w:color="auto" w:fill="auto"/>
         </w:tblPrEx>
         <w:trPr>
           <w:trHeight w:val="471" w:hRule="atLeast"/>
@@ -53767,12 +53615,7 @@
             <w:insideH w:val="none" w:color="auto" w:sz="0" w:space="0"/>
             <w:insideV w:val="none" w:color="auto" w:sz="0" w:space="0"/>
           </w:tblBorders>
-          <w:tblCellMar>
-            <w:top w:w="0" w:type="dxa"/>
-            <w:left w:w="108" w:type="dxa"/>
-            <w:bottom w:w="0" w:type="dxa"/>
-            <w:right w:w="108" w:type="dxa"/>
-          </w:tblCellMar>
+          <w:shd w:val="clear" w:color="auto" w:fill="auto"/>
         </w:tblPrEx>
         <w:trPr>
           <w:trHeight w:val="471" w:hRule="atLeast"/>
@@ -53896,6 +53739,7 @@
             <w:insideH w:val="none" w:color="auto" w:sz="0" w:space="0"/>
             <w:insideV w:val="none" w:color="auto" w:sz="0" w:space="0"/>
           </w:tblBorders>
+          <w:shd w:val="clear" w:color="auto" w:fill="auto"/>
           <w:tblCellMar>
             <w:top w:w="0" w:type="dxa"/>
             <w:left w:w="108" w:type="dxa"/>
@@ -54025,6 +53869,7 @@
             <w:insideH w:val="none" w:color="auto" w:sz="0" w:space="0"/>
             <w:insideV w:val="none" w:color="auto" w:sz="0" w:space="0"/>
           </w:tblBorders>
+          <w:shd w:val="clear" w:color="auto" w:fill="auto"/>
           <w:tblCellMar>
             <w:top w:w="0" w:type="dxa"/>
             <w:left w:w="108" w:type="dxa"/>
@@ -54154,6 +53999,7 @@
             <w:insideH w:val="none" w:color="auto" w:sz="0" w:space="0"/>
             <w:insideV w:val="none" w:color="auto" w:sz="0" w:space="0"/>
           </w:tblBorders>
+          <w:shd w:val="clear" w:color="auto" w:fill="auto"/>
           <w:tblCellMar>
             <w:top w:w="0" w:type="dxa"/>
             <w:left w:w="108" w:type="dxa"/>
@@ -54283,6 +54129,7 @@
             <w:insideH w:val="none" w:color="auto" w:sz="0" w:space="0"/>
             <w:insideV w:val="none" w:color="auto" w:sz="0" w:space="0"/>
           </w:tblBorders>
+          <w:shd w:val="clear" w:color="auto" w:fill="auto"/>
           <w:tblCellMar>
             <w:top w:w="0" w:type="dxa"/>
             <w:left w:w="108" w:type="dxa"/>
@@ -54600,6 +54447,7 @@
             <w:insideH w:val="none" w:color="auto" w:sz="0" w:space="0"/>
             <w:insideV w:val="none" w:color="auto" w:sz="0" w:space="0"/>
           </w:tblBorders>
+          <w:shd w:val="clear" w:color="auto" w:fill="auto"/>
           <w:tblCellMar>
             <w:top w:w="0" w:type="dxa"/>
             <w:left w:w="108" w:type="dxa"/>
@@ -54694,222 +54542,6 @@
                 <w:lang w:val="en-US" w:eastAsia="zh-CN"/>
               </w:rPr>
               <w:t>模型服务预加载后，连续提交测试摘要，响应时间满足要求</w:t>
-            </w:r>
-          </w:p>
-        </w:tc>
-      </w:tr>
-      <w:tr>
-        <w:tblPrEx>
-          <w:tblBorders>
-            <w:top w:val="none" w:color="auto" w:sz="0" w:space="0"/>
-            <w:left w:val="none" w:color="auto" w:sz="0" w:space="0"/>
-            <w:bottom w:val="none" w:color="auto" w:sz="0" w:space="0"/>
-            <w:right w:val="none" w:color="auto" w:sz="0" w:space="0"/>
-            <w:insideH w:val="none" w:color="auto" w:sz="0" w:space="0"/>
-            <w:insideV w:val="none" w:color="auto" w:sz="0" w:space="0"/>
-          </w:tblBorders>
-          <w:tblCellMar>
-            <w:top w:w="0" w:type="dxa"/>
-            <w:left w:w="108" w:type="dxa"/>
-            <w:bottom w:w="0" w:type="dxa"/>
-            <w:right w:w="108" w:type="dxa"/>
-          </w:tblCellMar>
-        </w:tblPrEx>
-        <w:trPr>
-          <w:trHeight w:val="170" w:hRule="atLeast"/>
-        </w:trPr>
-        <w:tc>
-          <w:tcPr>
-            <w:tcW w:w="955" w:type="pct"/>
-            <w:tcBorders>
-              <w:top w:val="nil"/>
-              <w:left w:val="nil"/>
-              <w:bottom w:val="nil"/>
-              <w:right w:val="nil"/>
-            </w:tcBorders>
-            <w:shd w:val="clear" w:color="auto" w:fill="FFFFFF"/>
-            <w:vAlign w:val="top"/>
-          </w:tcPr>
-          <w:p>
-            <w:pPr>
-              <w:pStyle w:val="26"/>
-              <w:bidi w:val="0"/>
-              <w:rPr>
-                <w:rFonts w:hint="default"/>
-              </w:rPr>
-            </w:pPr>
-            <w:r>
-              <w:rPr>
-                <w:rFonts w:hint="default"/>
-                <w:lang w:val="en-US" w:eastAsia="zh-CN"/>
-              </w:rPr>
-              <w:t>批量分类能力</w:t>
-            </w:r>
-          </w:p>
-        </w:tc>
-        <w:tc>
-          <w:tcPr>
-            <w:tcW w:w="1666" w:type="pct"/>
-            <w:tcBorders>
-              <w:top w:val="nil"/>
-              <w:left w:val="nil"/>
-              <w:bottom w:val="nil"/>
-              <w:right w:val="nil"/>
-            </w:tcBorders>
-            <w:shd w:val="clear" w:color="auto" w:fill="FFFFFF"/>
-            <w:vAlign w:val="top"/>
-          </w:tcPr>
-          <w:p>
-            <w:pPr>
-              <w:pStyle w:val="26"/>
-              <w:bidi w:val="0"/>
-              <w:rPr>
-                <w:rFonts w:hint="default"/>
-              </w:rPr>
-            </w:pPr>
-            <w:r>
-              <w:rPr>
-                <w:rFonts w:hint="default"/>
-                <w:lang w:val="en-US" w:eastAsia="zh-CN"/>
-              </w:rPr>
-              <w:t>50条以内任务在5min内完成</w:t>
-            </w:r>
-          </w:p>
-        </w:tc>
-        <w:tc>
-          <w:tcPr>
-            <w:tcW w:w="2377" w:type="pct"/>
-            <w:tcBorders>
-              <w:top w:val="nil"/>
-              <w:left w:val="nil"/>
-              <w:bottom w:val="nil"/>
-              <w:right w:val="nil"/>
-            </w:tcBorders>
-            <w:shd w:val="clear" w:color="auto" w:fill="FFFFFF"/>
-            <w:vAlign w:val="top"/>
-          </w:tcPr>
-          <w:p>
-            <w:pPr>
-              <w:pStyle w:val="26"/>
-              <w:bidi w:val="0"/>
-              <w:rPr>
-                <w:rFonts w:hint="default"/>
-              </w:rPr>
-            </w:pPr>
-            <w:r>
-              <w:rPr>
-                <w:rFonts w:hint="default"/>
-                <w:lang w:val="en-US" w:eastAsia="zh-CN"/>
-              </w:rPr>
-              <w:t>系统能够返回批次ID、成功数和失败数</w:t>
-            </w:r>
-          </w:p>
-        </w:tc>
-      </w:tr>
-      <w:tr>
-        <w:tblPrEx>
-          <w:tblBorders>
-            <w:top w:val="none" w:color="auto" w:sz="0" w:space="0"/>
-            <w:left w:val="none" w:color="auto" w:sz="0" w:space="0"/>
-            <w:bottom w:val="none" w:color="auto" w:sz="0" w:space="0"/>
-            <w:right w:val="none" w:color="auto" w:sz="0" w:space="0"/>
-            <w:insideH w:val="none" w:color="auto" w:sz="0" w:space="0"/>
-            <w:insideV w:val="none" w:color="auto" w:sz="0" w:space="0"/>
-          </w:tblBorders>
-          <w:tblCellMar>
-            <w:top w:w="0" w:type="dxa"/>
-            <w:left w:w="108" w:type="dxa"/>
-            <w:bottom w:w="0" w:type="dxa"/>
-            <w:right w:w="108" w:type="dxa"/>
-          </w:tblCellMar>
-        </w:tblPrEx>
-        <w:trPr>
-          <w:trHeight w:val="170" w:hRule="atLeast"/>
-        </w:trPr>
-        <w:tc>
-          <w:tcPr>
-            <w:tcW w:w="955" w:type="pct"/>
-            <w:tcBorders>
-              <w:top w:val="nil"/>
-              <w:left w:val="nil"/>
-              <w:bottom w:val="nil"/>
-              <w:right w:val="nil"/>
-            </w:tcBorders>
-            <w:shd w:val="clear" w:color="auto" w:fill="FFFFFF"/>
-            <w:vAlign w:val="top"/>
-          </w:tcPr>
-          <w:p>
-            <w:pPr>
-              <w:pStyle w:val="26"/>
-              <w:bidi w:val="0"/>
-              <w:rPr>
-                <w:rFonts w:hint="default"/>
-              </w:rPr>
-            </w:pPr>
-            <w:r>
-              <w:rPr>
-                <w:rFonts w:hint="default"/>
-                <w:lang w:val="en-US" w:eastAsia="zh-CN"/>
-              </w:rPr>
-              <w:t>历史查询与导出</w:t>
-            </w:r>
-          </w:p>
-        </w:tc>
-        <w:tc>
-          <w:tcPr>
-            <w:tcW w:w="1666" w:type="pct"/>
-            <w:tcBorders>
-              <w:top w:val="nil"/>
-              <w:left w:val="nil"/>
-              <w:bottom w:val="nil"/>
-              <w:right w:val="nil"/>
-            </w:tcBorders>
-            <w:shd w:val="clear" w:color="auto" w:fill="FFFFFF"/>
-            <w:vAlign w:val="top"/>
-          </w:tcPr>
-          <w:p>
-            <w:pPr>
-              <w:pStyle w:val="26"/>
-              <w:bidi w:val="0"/>
-              <w:rPr>
-                <w:rFonts w:hint="default"/>
-              </w:rPr>
-            </w:pPr>
-            <w:r>
-              <w:rPr>
-                <w:rFonts w:hint="default"/>
-                <w:lang w:val="en-US" w:eastAsia="zh-CN"/>
-              </w:rPr>
-              <w:t>查询t95不超过2s，导出不超过200条</w:t>
-            </w:r>
-          </w:p>
-        </w:tc>
-        <w:tc>
-          <w:tcPr>
-            <w:tcW w:w="2377" w:type="pct"/>
-            <w:tcBorders>
-              <w:top w:val="nil"/>
-              <w:left w:val="nil"/>
-              <w:bottom w:val="nil"/>
-              <w:right w:val="nil"/>
-            </w:tcBorders>
-            <w:shd w:val="clear" w:color="auto" w:fill="FFFFFF"/>
-            <w:vAlign w:val="top"/>
-          </w:tcPr>
-          <w:p>
-            <w:pPr>
-              <w:pStyle w:val="26"/>
-              <w:bidi w:val="0"/>
-              <w:rPr>
-                <w:rFonts w:hint="default"/>
-              </w:rPr>
-            </w:pPr>
-            <w:r>
-              <w:rPr>
-                <w:rFonts w:hint="default"/>
-                <w:lang w:val="en-US" w:eastAsia="zh-CN"/>
-              </w:rPr>
-              <w:t>筛选查询正常返回，200条以内数据可导出</w:t>
             </w:r>
           </w:p>
         </w:tc>
@@ -54960,7 +54592,7 @@
                 <w:rFonts w:hint="default"/>
                 <w:lang w:val="en-US" w:eastAsia="zh-CN"/>
               </w:rPr>
-              <w:t>用户数据隔离</w:t>
+              <w:t>批量分类能力</w:t>
             </w:r>
           </w:p>
         </w:tc>
@@ -54989,7 +54621,7 @@
                 <w:rFonts w:hint="default"/>
                 <w:lang w:val="en-US" w:eastAsia="zh-CN"/>
               </w:rPr>
-              <w:t>未登录请求被拒绝，用户不能访问他人记录</w:t>
+              <w:t>50条以内任务在5min内完成</w:t>
             </w:r>
           </w:p>
         </w:tc>
@@ -55018,7 +54650,115 @@
                 <w:rFonts w:hint="default"/>
                 <w:lang w:val="en-US" w:eastAsia="zh-CN"/>
               </w:rPr>
-              <w:t>历史记录、详情和导出接口均按用户ID过滤</w:t>
+              <w:t>系统能够返回批次ID、成功数和失败数</w:t>
+            </w:r>
+          </w:p>
+        </w:tc>
+      </w:tr>
+      <w:tr>
+        <w:tblPrEx>
+          <w:tblBorders>
+            <w:top w:val="none" w:color="auto" w:sz="0" w:space="0"/>
+            <w:left w:val="none" w:color="auto" w:sz="0" w:space="0"/>
+            <w:bottom w:val="none" w:color="auto" w:sz="0" w:space="0"/>
+            <w:right w:val="none" w:color="auto" w:sz="0" w:space="0"/>
+            <w:insideH w:val="none" w:color="auto" w:sz="0" w:space="0"/>
+            <w:insideV w:val="none" w:color="auto" w:sz="0" w:space="0"/>
+          </w:tblBorders>
+          <w:tblCellMar>
+            <w:top w:w="0" w:type="dxa"/>
+            <w:left w:w="108" w:type="dxa"/>
+            <w:bottom w:w="0" w:type="dxa"/>
+            <w:right w:w="108" w:type="dxa"/>
+          </w:tblCellMar>
+        </w:tblPrEx>
+        <w:trPr>
+          <w:trHeight w:val="170" w:hRule="atLeast"/>
+        </w:trPr>
+        <w:tc>
+          <w:tcPr>
+            <w:tcW w:w="955" w:type="pct"/>
+            <w:tcBorders>
+              <w:top w:val="nil"/>
+              <w:left w:val="nil"/>
+              <w:bottom w:val="nil"/>
+              <w:right w:val="nil"/>
+            </w:tcBorders>
+            <w:shd w:val="clear" w:color="auto" w:fill="FFFFFF"/>
+            <w:vAlign w:val="top"/>
+          </w:tcPr>
+          <w:p>
+            <w:pPr>
+              <w:pStyle w:val="26"/>
+              <w:bidi w:val="0"/>
+              <w:rPr>
+                <w:rFonts w:hint="default"/>
+              </w:rPr>
+            </w:pPr>
+            <w:r>
+              <w:rPr>
+                <w:rFonts w:hint="default"/>
+                <w:lang w:val="en-US" w:eastAsia="zh-CN"/>
+              </w:rPr>
+              <w:t>历史查询与导出</w:t>
+            </w:r>
+          </w:p>
+        </w:tc>
+        <w:tc>
+          <w:tcPr>
+            <w:tcW w:w="1666" w:type="pct"/>
+            <w:tcBorders>
+              <w:top w:val="nil"/>
+              <w:left w:val="nil"/>
+              <w:bottom w:val="nil"/>
+              <w:right w:val="nil"/>
+            </w:tcBorders>
+            <w:shd w:val="clear" w:color="auto" w:fill="FFFFFF"/>
+            <w:vAlign w:val="top"/>
+          </w:tcPr>
+          <w:p>
+            <w:pPr>
+              <w:pStyle w:val="26"/>
+              <w:bidi w:val="0"/>
+              <w:rPr>
+                <w:rFonts w:hint="default"/>
+              </w:rPr>
+            </w:pPr>
+            <w:r>
+              <w:rPr>
+                <w:rFonts w:hint="default"/>
+                <w:lang w:val="en-US" w:eastAsia="zh-CN"/>
+              </w:rPr>
+              <w:t>查询t95不超过2s，导出不超过200条</w:t>
+            </w:r>
+          </w:p>
+        </w:tc>
+        <w:tc>
+          <w:tcPr>
+            <w:tcW w:w="2377" w:type="pct"/>
+            <w:tcBorders>
+              <w:top w:val="nil"/>
+              <w:left w:val="nil"/>
+              <w:bottom w:val="nil"/>
+              <w:right w:val="nil"/>
+            </w:tcBorders>
+            <w:shd w:val="clear" w:color="auto" w:fill="FFFFFF"/>
+            <w:vAlign w:val="top"/>
+          </w:tcPr>
+          <w:p>
+            <w:pPr>
+              <w:pStyle w:val="26"/>
+              <w:bidi w:val="0"/>
+              <w:rPr>
+                <w:rFonts w:hint="default"/>
+              </w:rPr>
+            </w:pPr>
+            <w:r>
+              <w:rPr>
+                <w:rFonts w:hint="default"/>
+                <w:lang w:val="en-US" w:eastAsia="zh-CN"/>
+              </w:rPr>
+              <w:t>筛选查询正常返回，200条以内数据可导出</w:t>
             </w:r>
           </w:p>
         </w:tc>
@@ -55050,6 +54790,115 @@
             <w:tcBorders>
               <w:top w:val="nil"/>
               <w:left w:val="nil"/>
+              <w:bottom w:val="nil"/>
+              <w:right w:val="nil"/>
+            </w:tcBorders>
+            <w:shd w:val="clear" w:color="auto" w:fill="FFFFFF"/>
+            <w:vAlign w:val="top"/>
+          </w:tcPr>
+          <w:p>
+            <w:pPr>
+              <w:pStyle w:val="26"/>
+              <w:bidi w:val="0"/>
+              <w:rPr>
+                <w:rFonts w:hint="default"/>
+              </w:rPr>
+            </w:pPr>
+            <w:r>
+              <w:rPr>
+                <w:rFonts w:hint="default"/>
+                <w:lang w:val="en-US" w:eastAsia="zh-CN"/>
+              </w:rPr>
+              <w:t>用户数据隔离</w:t>
+            </w:r>
+          </w:p>
+        </w:tc>
+        <w:tc>
+          <w:tcPr>
+            <w:tcW w:w="1666" w:type="pct"/>
+            <w:tcBorders>
+              <w:top w:val="nil"/>
+              <w:left w:val="nil"/>
+              <w:bottom w:val="nil"/>
+              <w:right w:val="nil"/>
+            </w:tcBorders>
+            <w:shd w:val="clear" w:color="auto" w:fill="FFFFFF"/>
+            <w:vAlign w:val="top"/>
+          </w:tcPr>
+          <w:p>
+            <w:pPr>
+              <w:pStyle w:val="26"/>
+              <w:bidi w:val="0"/>
+              <w:rPr>
+                <w:rFonts w:hint="default"/>
+              </w:rPr>
+            </w:pPr>
+            <w:r>
+              <w:rPr>
+                <w:rFonts w:hint="default"/>
+                <w:lang w:val="en-US" w:eastAsia="zh-CN"/>
+              </w:rPr>
+              <w:t>未登录请求被拒绝，用户不能访问他人记录</w:t>
+            </w:r>
+          </w:p>
+        </w:tc>
+        <w:tc>
+          <w:tcPr>
+            <w:tcW w:w="2377" w:type="pct"/>
+            <w:tcBorders>
+              <w:top w:val="nil"/>
+              <w:left w:val="nil"/>
+              <w:bottom w:val="nil"/>
+              <w:right w:val="nil"/>
+            </w:tcBorders>
+            <w:shd w:val="clear" w:color="auto" w:fill="FFFFFF"/>
+            <w:vAlign w:val="top"/>
+          </w:tcPr>
+          <w:p>
+            <w:pPr>
+              <w:pStyle w:val="26"/>
+              <w:bidi w:val="0"/>
+              <w:rPr>
+                <w:rFonts w:hint="default"/>
+              </w:rPr>
+            </w:pPr>
+            <w:r>
+              <w:rPr>
+                <w:rFonts w:hint="default"/>
+                <w:lang w:val="en-US" w:eastAsia="zh-CN"/>
+              </w:rPr>
+              <w:t>历史记录、详情和导出接口均按用户ID过滤</w:t>
+            </w:r>
+          </w:p>
+        </w:tc>
+      </w:tr>
+      <w:tr>
+        <w:tblPrEx>
+          <w:tblBorders>
+            <w:top w:val="none" w:color="auto" w:sz="0" w:space="0"/>
+            <w:left w:val="none" w:color="auto" w:sz="0" w:space="0"/>
+            <w:bottom w:val="none" w:color="auto" w:sz="0" w:space="0"/>
+            <w:right w:val="none" w:color="auto" w:sz="0" w:space="0"/>
+            <w:insideH w:val="none" w:color="auto" w:sz="0" w:space="0"/>
+            <w:insideV w:val="none" w:color="auto" w:sz="0" w:space="0"/>
+          </w:tblBorders>
+          <w:shd w:val="clear" w:color="auto" w:fill="auto"/>
+          <w:tblCellMar>
+            <w:top w:w="0" w:type="dxa"/>
+            <w:left w:w="108" w:type="dxa"/>
+            <w:bottom w:w="0" w:type="dxa"/>
+            <w:right w:w="108" w:type="dxa"/>
+          </w:tblCellMar>
+        </w:tblPrEx>
+        <w:trPr>
+          <w:trHeight w:val="170" w:hRule="atLeast"/>
+        </w:trPr>
+        <w:tc>
+          <w:tcPr>
+            <w:tcW w:w="955" w:type="pct"/>
+            <w:tcBorders>
+              <w:top w:val="nil"/>
+              <w:left w:val="nil"/>
               <w:bottom w:val="single" w:color="auto" w:sz="8" w:space="0"/>
               <w:right w:val="nil"/>
             </w:tcBorders>
@@ -55171,7 +55020,7 @@
           <w:tab w:val="clear" w:pos="0"/>
         </w:tabs>
         <w:rPr>
-          <w:color w:val="0000FF"/>
+          <w:color w:val="auto"/>
         </w:rPr>
       </w:pPr>
       <w:bookmarkStart w:id="164" w:name="_Toc216114528"/>
@@ -55179,25 +55028,25 @@
       <w:r>
         <w:rPr>
           <w:rFonts w:hint="eastAsia"/>
-          <w:color w:val="0000FF"/>
+          <w:color w:val="auto"/>
         </w:rPr>
         <w:t>总结与展望</w:t>
       </w:r>
       <w:bookmarkEnd w:id="164"/>
       <w:bookmarkEnd w:id="165"/>
-      <w:bookmarkStart w:id="166" w:name="_Toc216114689"/>
+      <w:bookmarkStart w:id="166" w:name="_Toc216115327"/>
       <w:bookmarkEnd w:id="166"/>
-      <w:bookmarkStart w:id="167" w:name="_Toc216115327"/>
+      <w:bookmarkStart w:id="167" w:name="_Toc216116663"/>
       <w:bookmarkEnd w:id="167"/>
-      <w:bookmarkStart w:id="168" w:name="_Toc216116663"/>
+      <w:bookmarkStart w:id="168" w:name="_Toc216114689"/>
       <w:bookmarkEnd w:id="168"/>
       <w:bookmarkStart w:id="169" w:name="_Toc216116735"/>
       <w:bookmarkEnd w:id="169"/>
-      <w:bookmarkStart w:id="170" w:name="_Toc216114387"/>
+      <w:bookmarkStart w:id="170" w:name="_Toc216114458"/>
       <w:bookmarkEnd w:id="170"/>
-      <w:bookmarkStart w:id="171" w:name="_Toc216114458"/>
+      <w:bookmarkStart w:id="171" w:name="_Toc216114529"/>
       <w:bookmarkEnd w:id="171"/>
-      <w:bookmarkStart w:id="172" w:name="_Toc216114529"/>
+      <w:bookmarkStart w:id="172" w:name="_Toc216114387"/>
       <w:bookmarkEnd w:id="172"/>
       <w:bookmarkStart w:id="173" w:name="_Toc216117093"/>
       <w:bookmarkEnd w:id="173"/>
@@ -55215,7 +55064,7 @@
           <w:tab w:val="clear" w:pos="420"/>
         </w:tabs>
         <w:rPr>
-          <w:color w:val="0000FF"/>
+          <w:color w:val="auto"/>
         </w:rPr>
       </w:pPr>
       <w:bookmarkStart w:id="175" w:name="_Toc216114530"/>
@@ -55223,7 +55072,7 @@
       <w:r>
         <w:rPr>
           <w:rFonts w:hint="eastAsia"/>
-          <w:color w:val="0000FF"/>
+          <w:color w:val="auto"/>
         </w:rPr>
         <w:t>总结</w:t>
       </w:r>
@@ -55234,24 +55083,15 @@
       <w:pPr>
         <w:ind w:firstLine="480"/>
         <w:rPr>
-          <w:color w:val="0000FF"/>
-        </w:rPr>
-      </w:pPr>
-      <w:r>
-        <w:rPr>
-          <w:rFonts w:hint="eastAsia"/>
-          <w:color w:val="0000FF"/>
-        </w:rPr>
-        <w:t>本文主要研究了医疗器械发明专利分类体系（IPC）与行业监管标准（《医疗器械分类目录》）不符问题、原始专利数据标签质量较低以及文本语义复杂问题等，提出了基于大语言模型进行自动标注的方法，利用融合深度学习特征分类器并开发自动分类工具，从而完成整个过程即从数据处理</w:t>
-      </w:r>
-      <w:bookmarkStart w:id="184" w:name="_GoBack"/>
-      <w:bookmarkEnd w:id="184"/>
-      <w:r>
-        <w:rPr>
-          <w:rFonts w:hint="eastAsia"/>
-          <w:color w:val="0000FF"/>
-        </w:rPr>
-        <w:t>到算法建立最后到应用部署。本文的主要工作如下：</w:t>
+          <w:color w:val="auto"/>
+        </w:rPr>
+      </w:pPr>
+      <w:r>
+        <w:rPr>
+          <w:rFonts w:hint="eastAsia"/>
+          <w:color w:val="auto"/>
+        </w:rPr>
+        <w:t>本文围绕医疗器械发明专利与《医疗器械分类目录》之间的自动映射问题展开研究。现有专利分类体系主要面向技术主题组织，而医疗器械监管分类体系更强调产品用途、风险属性和监管归属，两者在分类逻辑上存在差异。与此同时，真实专利数据中原始标签质量不稳定，医疗器械专利文本又具有术语密集、类别边界交叉和长尾类别明显等特点，直接制约了分类模型的训练效果和应用可靠性。针对上述问题，本文从数据集构建、自动标注、分类模型设计、实验评估和系统实现五个方面开展研究。主要工作如下：</w:t>
       </w:r>
     </w:p>
     <w:p>
@@ -55262,60 +55102,30 @@
         </w:numPr>
         <w:ind w:firstLine="480"/>
         <w:rPr>
-          <w:color w:val="0000FF"/>
-        </w:rPr>
-      </w:pPr>
-      <w:r>
-        <w:rPr>
-          <w:rFonts w:hint="eastAsia"/>
-          <w:color w:val="0000FF"/>
-        </w:rPr>
-        <w:t>构建了基于大模型与RAG技术的高质量自动标注工作流</w:t>
+          <w:color w:val="auto"/>
+        </w:rPr>
+      </w:pPr>
+      <w:r>
+        <w:rPr>
+          <w:rFonts w:hint="eastAsia"/>
+          <w:color w:val="auto"/>
+        </w:rPr>
+        <w:t>构建了面向医疗器械一级产品类别的高质量标注数据集</w:t>
       </w:r>
     </w:p>
     <w:p>
       <w:pPr>
         <w:ind w:firstLine="480"/>
         <w:rPr>
-          <w:color w:val="0000FF"/>
-        </w:rPr>
-      </w:pPr>
-      <w:r>
-        <w:rPr>
-          <w:rFonts w:hint="eastAsia"/>
-          <w:color w:val="0000FF"/>
-        </w:rPr>
-        <w:t>对于原始专利数据中存在标签缺失或者标签质量较差的情况，本文提出一个整体方案。首先，采用基于自适应分层抽样及JS散度进行评估的方式选取含有1104个样本的专家标注子集；然后，在Dify上开发了一个结合Qwen大模型和RAG技术实现自动标注的工作流，在专家子集中准确率达到</w:t>
-      </w:r>
-      <w:r>
-        <w:rPr>
-          <w:rFonts w:hint="eastAsia"/>
-          <w:color w:val="0000FF"/>
-          <w:lang w:val="en-US" w:eastAsia="zh-CN"/>
-        </w:rPr>
-        <w:t>0.</w:t>
-      </w:r>
-      <w:r>
-        <w:rPr>
-          <w:rFonts w:hint="eastAsia"/>
-          <w:color w:val="0000FF"/>
-        </w:rPr>
-        <w:t>9185，MacroF1-score为</w:t>
-      </w:r>
-      <w:r>
-        <w:rPr>
-          <w:rFonts w:hint="eastAsia"/>
-          <w:color w:val="0000FF"/>
-          <w:lang w:val="en-US" w:eastAsia="zh-CN"/>
-        </w:rPr>
-        <w:t>0.</w:t>
-      </w:r>
-      <w:r>
-        <w:rPr>
-          <w:rFonts w:hint="eastAsia"/>
-          <w:color w:val="0000FF"/>
-        </w:rPr>
-        <w:t>9109，对近6万个专利数据进行清洗和标签补齐，为后续研究奠定良好基础。</w:t>
+          <w:color w:val="auto"/>
+        </w:rPr>
+      </w:pPr>
+      <w:r>
+        <w:rPr>
+          <w:rFonts w:hint="eastAsia"/>
+          <w:color w:val="auto"/>
+        </w:rPr>
+        <w:t>本文以主要IPC分类号属于A61B且申请日期不晚于2023年12月31日的发明专利作为候选数据来源，并结合授权状态、附图、一级产品类别标签和文本完整性等条件进行筛选。为避免重复样本影响模型训练，本文以申请号作为唯一标识进行去重，最终获得58495条原始候选数据。在此基础上，本文抽取1104条样本构建人工校对数据集D2，并通过二级类别预测、分层抽样和JS散度评估尽量保持抽样子集与原始数据分布的一致性。</w:t>
       </w:r>
     </w:p>
     <w:p>
@@ -55326,60 +55136,31 @@
         </w:numPr>
         <w:ind w:firstLine="480"/>
         <w:rPr>
-          <w:color w:val="0000FF"/>
-        </w:rPr>
-      </w:pPr>
-      <w:r>
-        <w:rPr>
-          <w:rFonts w:hint="eastAsia"/>
-          <w:color w:val="0000FF"/>
-        </w:rPr>
-        <w:t>提出一种基于BERT-TextCNN融合分类模型及改进其训练方法</w:t>
+          <w:rFonts w:hint="eastAsia"/>
+          <w:color w:val="auto"/>
+        </w:rPr>
+      </w:pPr>
+      <w:r>
+        <w:rPr>
+          <w:rFonts w:hint="eastAsia"/>
+          <w:color w:val="auto"/>
+        </w:rPr>
+        <w:t>构建了引入分类目录知识和规则校验的自动标注流程</w:t>
       </w:r>
     </w:p>
     <w:p>
       <w:pPr>
         <w:ind w:firstLine="480"/>
         <w:rPr>
-          <w:color w:val="0000FF"/>
-        </w:rPr>
-      </w:pPr>
-      <w:r>
-        <w:rPr>
-          <w:rFonts w:hint="eastAsia"/>
-          <w:color w:val="0000FF"/>
-        </w:rPr>
-        <w:t>由于医疗器械专利文本较长，包含大量医学专业知识并且具有远距离依赖性，因此</w:t>
-      </w:r>
-      <w:r>
-        <w:rPr>
-          <w:rFonts w:hint="eastAsia"/>
-          <w:color w:val="0000FF"/>
-          <w:lang w:eastAsia="zh-CN"/>
-        </w:rPr>
-        <w:t>本文</w:t>
-      </w:r>
-      <w:r>
-        <w:rPr>
-          <w:rFonts w:hint="eastAsia"/>
-          <w:color w:val="0000FF"/>
-        </w:rPr>
-        <w:t>提出一种基于BERT-TextCNN分类方法。</w:t>
-      </w:r>
-      <w:r>
-        <w:rPr>
-          <w:rFonts w:hint="eastAsia"/>
-          <w:color w:val="0000FF"/>
-          <w:lang w:eastAsia="zh-CN"/>
-        </w:rPr>
-        <w:t>本文</w:t>
-      </w:r>
-      <w:r>
-        <w:rPr>
-          <w:rFonts w:hint="eastAsia"/>
-          <w:color w:val="0000FF"/>
-        </w:rPr>
-        <w:t>使用在医学上更具普适性的Chinese-RoBERTa-wwm-ext作为预训练基础模型来获取文本深层次整体语义，在此基础上使用多种大小卷积核的TextCNN捕捉短语N-gram重要部分从而实现两者有效结合。同时为了解决数据集中“输血、透析以及体外循环设备”这类小众类目数量稀少的问题，采用大语言模型进行生成式数据扩增从而提高类别的均衡度。</w:t>
+          <w:color w:val="auto"/>
+        </w:rPr>
+      </w:pPr>
+      <w:r>
+        <w:rPr>
+          <w:rFonts w:hint="eastAsia"/>
+          <w:color w:val="auto"/>
+        </w:rPr>
+        <w:t>针对原始标签质量波动和人工标注成本较高的问题，本文基于Qwen大模型、Dify工作流和《医疗器械分类目录》知识库构建自动标注流程。该流程在模型判断过程中引入分类目录条目、医疗器械分类规则和易混类别区分依据，并针对医用成像器械、无源植入器械、无源手术器械、医用软件等易混类别设置二次校验环节。实验结果显示，完整结构在D2上的Accuracy为0.9321，Macro F1-score为0.9220，优于原始标签、关键词匹配和KNN+BGE等方法。消融实验也表明，分类规则、分类目录知识和纠错分支均对标注质量提升具有作用。</w:t>
       </w:r>
     </w:p>
     <w:p>
@@ -55390,45 +55171,47 @@
         </w:numPr>
         <w:ind w:firstLine="480"/>
         <w:rPr>
-          <w:color w:val="0000FF"/>
-        </w:rPr>
-      </w:pPr>
-      <w:r>
-        <w:rPr>
-          <w:rFonts w:hint="eastAsia"/>
-          <w:color w:val="0000FF"/>
-        </w:rPr>
-        <w:t>多维度验证了模型的性能与泛化能力</w:t>
+          <w:rFonts w:hint="eastAsia"/>
+          <w:color w:val="auto"/>
+        </w:rPr>
+      </w:pPr>
+      <w:r>
+        <w:rPr>
+          <w:rFonts w:hint="eastAsia"/>
+          <w:color w:val="auto"/>
+        </w:rPr>
+        <w:t>形成了从案例分析、置信度过滤到增强质量控制的数据质量闭环</w:t>
       </w:r>
     </w:p>
     <w:p>
       <w:pPr>
         <w:ind w:firstLine="480"/>
         <w:rPr>
-          <w:color w:val="0000FF"/>
-        </w:rPr>
-      </w:pPr>
-      <w:r>
-        <w:rPr>
-          <w:rFonts w:hint="eastAsia"/>
-          <w:color w:val="0000FF"/>
-        </w:rPr>
-        <w:t>BERT-TextCNN在测试集上Accuracy为0.8153，MacroF1-score为0.7527，明显高于LR、KNN、RF、XGBoost等传统机器学习方法以及单独使用BERT或TextCNN的方法。而消融实验也说明了微调、融合特征抽取方式以及数据扩增对于提升模型效果有着积极作用，在基于医知桥最新的专利数据外部验证中，该模型取得了</w:t>
-      </w:r>
-      <w:r>
-        <w:rPr>
-          <w:rFonts w:hint="eastAsia"/>
-          <w:color w:val="0000FF"/>
-          <w:lang w:val="en-US" w:eastAsia="zh-CN"/>
-        </w:rPr>
-        <w:t>0.</w:t>
-      </w:r>
-      <w:r>
-        <w:rPr>
-          <w:rFonts w:hint="eastAsia"/>
-          <w:color w:val="0000FF"/>
-        </w:rPr>
-        <w:t>9000的准确率，相比于现有的商业化方法提高了约14.85个百分点，说明该模型对于新的专利文献有较强的鲁棒性和实用性。</w:t>
+          <w:rFonts w:hint="eastAsia"/>
+          <w:color w:val="auto"/>
+        </w:rPr>
+      </w:pPr>
+      <w:r>
+        <w:rPr>
+          <w:rFonts w:hint="eastAsia"/>
+          <w:color w:val="auto"/>
+        </w:rPr>
+        <w:t>本文没有直接将自动标注结果作为训练数据，而是以人工校对数据集D2为评价基准，先对不同自动标注方法进行对比，再通过案例分析说明分类目录知识和纠错分支对易混类别的修正作用。案例分析中既保留了修正成功的样本，也保留了因摘要关键信息占比过低而导致失败的边界样本，用于说明方法的适用范围。随后，本文利用原始标签与自动标注标签的一致性划分高低置信层，并通过D3抽样验证和TOST等价性检验确认高置信样本的可用性。对于低置信样本，本文选择剔除而非直接纠错，这是在人工校对成本和训练数据质量之间作出的权衡。</w:t>
+      </w:r>
+    </w:p>
+    <w:p>
+      <w:pPr>
+        <w:ind w:firstLine="480"/>
+        <w:rPr>
+          <w:color w:val="auto"/>
+        </w:rPr>
+      </w:pPr>
+      <w:r>
+        <w:rPr>
+          <w:rFonts w:hint="eastAsia"/>
+          <w:color w:val="auto"/>
+        </w:rPr>
+        <w:t>在置信度过滤后，本文得到34431条高质量标注数据。针对训练中难以学习的极少数类别，本文没有对所有少数类统一增强，而是依据训练过程中的可学习性，仅对“输血、透析和体外循环器械”进行定向增强。增强文本进入训练集前经过人工核验，并结合语义相似度分析检查生成摘要与来源专利之间的语义一致性。最终，本文将34431条过滤后数据与62条增强样本合并，形成34493条训练数据。</w:t>
       </w:r>
     </w:p>
     <w:p>
@@ -55439,30 +55222,87 @@
         </w:numPr>
         <w:ind w:firstLine="480"/>
         <w:rPr>
-          <w:color w:val="0000FF"/>
-        </w:rPr>
-      </w:pPr>
-      <w:r>
-        <w:rPr>
-          <w:rFonts w:hint="eastAsia"/>
-          <w:color w:val="0000FF"/>
-        </w:rPr>
-        <w:t>设计并实现了医疗器械专利自动分类系统</w:t>
+          <w:color w:val="auto"/>
+        </w:rPr>
+      </w:pPr>
+      <w:r>
+        <w:rPr>
+          <w:rFonts w:hint="eastAsia"/>
+          <w:color w:val="auto"/>
+        </w:rPr>
+        <w:t>完成了医疗器械专利一级产品类别分类模型的设计与评估</w:t>
       </w:r>
     </w:p>
     <w:p>
       <w:pPr>
         <w:ind w:firstLine="480"/>
         <w:rPr>
-          <w:color w:val="0000FF"/>
-        </w:rPr>
-      </w:pPr>
-      <w:r>
-        <w:rPr>
-          <w:rFonts w:hint="eastAsia"/>
-          <w:color w:val="0000FF"/>
-        </w:rPr>
-        <w:t>基于B/S架构，本文实现了一个可视化的专利自动分类平台，在此平台上使用了SpringBoot与Flask两种不同技术栈进行搭建，具有用户鉴权、模型在线推断以及结果可视化功能，可以将大量无格式化专利文本迅速归类到《医疗器械分类目录》中的22个大类，并显示出各类别之间的置信度情况，对监管部门进行技术审查以及企业提供专利布局分析都起到一定帮助作用。</w:t>
+          <w:rFonts w:hint="eastAsia"/>
+          <w:color w:val="auto"/>
+        </w:rPr>
+      </w:pPr>
+      <w:r>
+        <w:rPr>
+          <w:rFonts w:hint="eastAsia"/>
+          <w:color w:val="auto"/>
+        </w:rPr>
+        <w:t>本文以《医疗器械分类目录》22个一级产品类别为分类目标，构建并评估BERT-TextCNN分类模型。需要说明的是，BERT-TextCNN并非本文提出的全新神经网络结构，本文的重点在于将预训练语言模型的全局语义表示与TextCNN的局部短语特征提取能力应用于医疗器械专利分类任务，并结合本文构建的数据集进行任务适配和实验验证。模型对比实验显示，BERT-TextCNN在测试集上的Accuracy为0.9261，Macro F1-score为0.8792，Weighted F1-score为0.9249，优于KNN、DeepPatent、PatentSBERTa、PaECTER和RAMHA等对比方法。消融实验表明，微调策略、TextCNN局部特征通路和定向数据增强均对模型性能具有贡献，其中定向数据增强主要改善了极少数类别的识别效果。</w:t>
+      </w:r>
+    </w:p>
+    <w:p>
+      <w:pPr>
+        <w:numPr>
+          <w:ilvl w:val="0"/>
+          <w:numId w:val="17"/>
+        </w:numPr>
+        <w:ind w:firstLine="480"/>
+        <w:rPr>
+          <w:rFonts w:hint="eastAsia"/>
+          <w:color w:val="auto"/>
+        </w:rPr>
+      </w:pPr>
+      <w:r>
+        <w:rPr>
+          <w:rFonts w:hint="eastAsia"/>
+          <w:color w:val="auto"/>
+        </w:rPr>
+        <w:t>通过外部验证和系统实现检验了方法的应用可行性</w:t>
+      </w:r>
+    </w:p>
+    <w:p>
+      <w:pPr>
+        <w:bidi w:val="0"/>
+        <w:rPr>
+          <w:rFonts w:hint="eastAsia"/>
+        </w:rPr>
+      </w:pPr>
+      <w:r>
+        <w:rPr>
+          <w:rFonts w:hint="eastAsia"/>
+        </w:rPr>
+        <w:t>为考察模型在新时间段数据上的适应能力，本文构建了330条来自医知桥平台2025年发明专利的外部验证集，并由专家进行复核标注。实验结果显示，BERT-TextCNN在外部验证集上的Accuracy为0.8424，Macro F1-score为0.8546，Weighted F1-score为0.8428，高于医知桥平台对应结果。该实验说明本文模型在跨时间数据上具有一定适应能力，但由于外部验证集规模和来源仍有限，其结果更适合作为应用可行性的初步验证，而不能等同于对全部产业场景的充分证明。</w:t>
+      </w:r>
+    </w:p>
+    <w:p>
+      <w:pPr>
+        <w:bidi w:val="0"/>
+        <w:rPr>
+          <w:rFonts w:hint="eastAsia" w:eastAsia="宋体"/>
+          <w:lang w:eastAsia="zh-CN"/>
+        </w:rPr>
+      </w:pPr>
+      <w:r>
+        <w:rPr>
+          <w:rFonts w:hint="eastAsia"/>
+        </w:rPr>
+        <w:t>在模型研究基础上，本文进一步设计并实现了医疗器械专利自动分类系统。系统采用Vue前端、Spring Boot后端、Flask推理服务和MySQL数据库组成的异构架构，支持用户认证、单条分类、批量上传、批量分类、历史查询、条件筛选、结果导出和概率可视化等功能。与仅提供单条分类的原型相比，修改后的系统更接近实际专利分类业务中批量处理、结果留存和离线复核的使用需求</w:t>
+      </w:r>
+      <w:r>
+        <w:rPr>
+          <w:rFonts w:hint="eastAsia"/>
+          <w:lang w:eastAsia="zh-CN"/>
+        </w:rPr>
+        <w:t>。</w:t>
       </w:r>
     </w:p>
     <w:p>
@@ -55476,14 +55316,14 @@
           <w:tab w:val="clear" w:pos="420"/>
         </w:tabs>
         <w:rPr>
-          <w:color w:val="0000FF"/>
+          <w:color w:val="auto"/>
         </w:rPr>
       </w:pPr>
       <w:bookmarkStart w:id="177" w:name="_Toc7146"/>
       <w:r>
         <w:rPr>
           <w:rFonts w:hint="eastAsia"/>
-          <w:color w:val="0000FF"/>
+          <w:color w:val="auto"/>
         </w:rPr>
         <w:t>创新点</w:t>
       </w:r>
@@ -55493,13 +55333,13 @@
       <w:pPr>
         <w:ind w:firstLine="480"/>
         <w:rPr>
-          <w:color w:val="0000FF"/>
-        </w:rPr>
-      </w:pPr>
-      <w:r>
-        <w:rPr>
-          <w:rFonts w:hint="eastAsia"/>
-          <w:color w:val="0000FF"/>
+          <w:color w:val="auto"/>
+        </w:rPr>
+      </w:pPr>
+      <w:r>
+        <w:rPr>
+          <w:rFonts w:hint="eastAsia"/>
+          <w:color w:val="auto"/>
         </w:rPr>
         <w:t>本文针对医疗器械专利分类所面临的问题进行改进，主要包括以下几个方面的内容：</w:t>
       </w:r>
@@ -55508,255 +55348,106 @@
       <w:pPr>
         <w:ind w:firstLine="480"/>
         <w:rPr>
-          <w:color w:val="0000FF"/>
-        </w:rPr>
-      </w:pPr>
-      <w:r>
-        <w:rPr>
-          <w:rFonts w:hint="eastAsia"/>
-          <w:color w:val="0000FF"/>
-        </w:rPr>
-        <w:t>（1）提出一种利用LLM、RAG两者结合进行自动化的专利标注的方法</w:t>
+          <w:color w:val="auto"/>
+        </w:rPr>
+      </w:pPr>
+      <w:r>
+        <w:rPr>
+          <w:rFonts w:hint="eastAsia"/>
+          <w:color w:val="auto"/>
+        </w:rPr>
+        <w:t>（1）构建了面向低质量原始标签的医疗器械专利数据治理流程</w:t>
       </w:r>
     </w:p>
     <w:p>
       <w:pPr>
         <w:ind w:firstLine="480"/>
         <w:rPr>
-          <w:color w:val="0000FF"/>
-        </w:rPr>
-      </w:pPr>
-      <w:r>
-        <w:rPr>
-          <w:rFonts w:hint="eastAsia"/>
-          <w:color w:val="0000FF"/>
-        </w:rPr>
-        <w:t>为了解决医疗器械专利领域缺少优质标注数据以及人工标注耗时较长的问题，在Dify平台上开发了一套自动标注方案。此方案以《医疗器械分类目录》作为外部知识，在LLM推理过程中通过RAG实时查询相关法规以解决垂直领域知识幻觉问题。并且采用自适应分层抽样以及JS散度选取部分专利作为专家</w:t>
-      </w:r>
-      <w:r>
-        <w:rPr>
-          <w:rFonts w:hint="eastAsia"/>
-          <w:color w:val="0000FF"/>
+          <w:rFonts w:hint="eastAsia"/>
+          <w:color w:val="auto"/>
+        </w:rPr>
+      </w:pPr>
+      <w:r>
+        <w:rPr>
+          <w:rFonts w:hint="eastAsia"/>
+          <w:color w:val="auto"/>
+        </w:rPr>
+        <w:t>针对医疗器械专利缺少公开高质量标注数据的问题，本文没有直接使用原始标签，而是通过人工校对数据集、自动标注方法对比、案例分析、双信号一致性分析、抽样验证和TOST等价性检验逐步筛选训练数据。该流程将人工校对、自动标注和统计检验结合起来，为弱标签条件下构建医疗器械专利分类数据集提供了一种可复查的实现路径。</w:t>
+      </w:r>
+    </w:p>
+    <w:p>
+      <w:pPr>
+        <w:ind w:firstLine="480"/>
+        <w:rPr>
+          <w:color w:val="auto"/>
+        </w:rPr>
+      </w:pPr>
+      <w:r>
+        <w:rPr>
+          <w:rFonts w:hint="eastAsia"/>
+          <w:color w:val="auto"/>
+        </w:rPr>
+        <w:t>（2）设计了引入医疗器械分类知识的自动标注工作流</w:t>
+      </w:r>
+    </w:p>
+    <w:p>
+      <w:pPr>
+        <w:ind w:firstLine="480"/>
+        <w:rPr>
+          <w:color w:val="auto"/>
+        </w:rPr>
+      </w:pPr>
+      <w:r>
+        <w:rPr>
+          <w:rFonts w:hint="eastAsia"/>
+          <w:color w:val="auto"/>
+        </w:rPr>
+        <w:t>本文在自动标注阶段引入《医疗器械分类目录》和《医疗器械分类规则》等外部知识，并通过目录检索和条件纠错分支处理易混类别。与单纯依赖LLM生成标签不同，该工作流将分类目录知识、规则提示和错误纠正机制嵌入标注流程，使自动标注结果具有更强的领域约束和可解释性。对比实验和消融实验表明，该设计能够提升医疗器械一级产品类别标注质量。</w:t>
+      </w:r>
+    </w:p>
+    <w:p>
+      <w:pPr>
+        <w:ind w:firstLine="480"/>
+        <w:rPr>
+          <w:color w:val="auto"/>
+        </w:rPr>
+      </w:pPr>
+      <w:r>
+        <w:rPr>
+          <w:rFonts w:hint="eastAsia"/>
+          <w:color w:val="auto"/>
+        </w:rPr>
+        <w:t>（3）实现专利分类体系到</w:t>
+      </w:r>
+      <w:r>
+        <w:rPr>
+          <w:rFonts w:hint="eastAsia"/>
+          <w:color w:val="auto"/>
           <w:lang w:val="en-US" w:eastAsia="zh-CN"/>
         </w:rPr>
-        <w:t>审核</w:t>
-      </w:r>
-      <w:r>
-        <w:rPr>
-          <w:rFonts w:hint="eastAsia"/>
-          <w:color w:val="0000FF"/>
-        </w:rPr>
-        <w:t>集从而实现高效</w:t>
-      </w:r>
-      <w:r>
-        <w:rPr>
-          <w:rFonts w:hint="eastAsia"/>
-          <w:color w:val="0000FF"/>
-          <w:lang w:val="en-US" w:eastAsia="zh-CN"/>
-        </w:rPr>
-        <w:t>的标注</w:t>
-      </w:r>
-      <w:r>
-        <w:rPr>
-          <w:rFonts w:hint="eastAsia"/>
-          <w:color w:val="0000FF"/>
-        </w:rPr>
-        <w:t>大批量专利</w:t>
-      </w:r>
-      <w:r>
-        <w:rPr>
-          <w:rFonts w:hint="eastAsia"/>
-          <w:color w:val="0000FF"/>
-          <w:lang w:val="en-US" w:eastAsia="zh-CN"/>
-        </w:rPr>
-        <w:t>数据</w:t>
-      </w:r>
-      <w:r>
-        <w:rPr>
-          <w:rFonts w:hint="eastAsia"/>
-          <w:color w:val="0000FF"/>
-        </w:rPr>
-        <w:t>，也为低质量标签情况下的专利数据治理提供一种新思路。</w:t>
+        <w:t>医疗器械分类</w:t>
+      </w:r>
+      <w:r>
+        <w:rPr>
+          <w:rFonts w:hint="eastAsia"/>
+          <w:color w:val="auto"/>
+        </w:rPr>
+        <w:t>目录之间跨体系匹配及应用落地</w:t>
       </w:r>
     </w:p>
     <w:p>
       <w:pPr>
         <w:ind w:firstLine="480"/>
         <w:rPr>
-          <w:color w:val="0000FF"/>
-        </w:rPr>
-      </w:pPr>
-      <w:r>
-        <w:rPr>
-          <w:rFonts w:hint="eastAsia"/>
-          <w:color w:val="0000FF"/>
-        </w:rPr>
-        <w:t>（2）提出一种结合全局语义以及局部特征的基于BERT-TextCNN混合分类方法</w:t>
-      </w:r>
-    </w:p>
-    <w:p>
-      <w:pPr>
-        <w:ind w:firstLine="480"/>
-        <w:rPr>
-          <w:color w:val="0000FF"/>
-        </w:rPr>
-      </w:pPr>
-      <w:r>
-        <w:rPr>
-          <w:rFonts w:hint="eastAsia"/>
-          <w:color w:val="0000FF"/>
-        </w:rPr>
-        <w:t>由于医疗器械专利文本长文档逻辑性强、涉及大量专业术语的特点，在此基础上提出了一个改进的深度学习</w:t>
-      </w:r>
-      <w:r>
-        <w:rPr>
-          <w:rFonts w:hint="eastAsia"/>
-          <w:color w:val="0000FF"/>
-          <w:lang w:val="en-US" w:eastAsia="zh-CN"/>
-        </w:rPr>
-        <w:t>模型</w:t>
-      </w:r>
-      <w:r>
-        <w:rPr>
-          <w:rFonts w:hint="eastAsia"/>
-          <w:color w:val="0000FF"/>
-        </w:rPr>
-        <w:t>。该方法使用Chinese-RoBERTa-wwm-ext作为基础模型获取专利摘要整体语义信息的同时</w:t>
-      </w:r>
-      <w:r>
-        <w:rPr>
-          <w:rFonts w:hint="eastAsia"/>
-          <w:color w:val="0000FF"/>
-          <w:lang w:eastAsia="zh-CN"/>
-        </w:rPr>
-        <w:t>，</w:t>
-      </w:r>
-      <w:r>
-        <w:rPr>
-          <w:rFonts w:hint="eastAsia"/>
-          <w:color w:val="0000FF"/>
-        </w:rPr>
-        <w:t>结合多个不同大小TextCNN来获取文章中重要技术名词以及N-gram等局部特征。另外考虑到极少数类别的小众医疗器械领域问题，采用</w:t>
-      </w:r>
-      <w:r>
-        <w:rPr>
-          <w:rFonts w:hint="eastAsia"/>
-          <w:color w:val="0000FF"/>
-          <w:lang w:val="en-US" w:eastAsia="zh-CN"/>
-        </w:rPr>
-        <w:t>大语言模型</w:t>
-      </w:r>
-      <w:r>
-        <w:rPr>
-          <w:rFonts w:hint="eastAsia"/>
-          <w:color w:val="0000FF"/>
-        </w:rPr>
-        <w:t>进行数据增强从而提高模型</w:t>
-      </w:r>
-      <w:r>
-        <w:rPr>
-          <w:rFonts w:hint="eastAsia"/>
-          <w:color w:val="0000FF"/>
-          <w:lang w:val="en-US" w:eastAsia="zh-CN"/>
-        </w:rPr>
-        <w:t>的</w:t>
-      </w:r>
-      <w:r>
-        <w:rPr>
-          <w:rFonts w:hint="eastAsia"/>
-          <w:color w:val="0000FF"/>
-        </w:rPr>
-        <w:t>泛化能力和分类准确性。</w:t>
-      </w:r>
-    </w:p>
-    <w:p>
-      <w:pPr>
-        <w:ind w:firstLine="480"/>
-        <w:rPr>
-          <w:color w:val="0000FF"/>
-        </w:rPr>
-      </w:pPr>
-      <w:r>
-        <w:rPr>
-          <w:rFonts w:hint="eastAsia"/>
-          <w:color w:val="0000FF"/>
-        </w:rPr>
-        <w:t>（3）实现专利分类体系到行业监管部门目录之间跨体系自动匹配及应用落地</w:t>
-      </w:r>
-    </w:p>
-    <w:p>
-      <w:pPr>
-        <w:ind w:firstLine="480"/>
-        <w:rPr>
-          <w:color w:val="0000FF"/>
-        </w:rPr>
-      </w:pPr>
-      <w:r>
-        <w:rPr>
-          <w:rFonts w:hint="eastAsia"/>
-          <w:color w:val="0000FF"/>
-        </w:rPr>
-        <w:t>本文突破了传统专利研究局限于IPC分类号内部细分的局限，实现了一种通用专利的技术逻辑与中国医疗器械监管分类体系之间的对应关系。并借助B/S架构</w:t>
-      </w:r>
-      <w:r>
-        <w:rPr>
-          <w:rFonts w:hint="eastAsia"/>
-          <w:color w:val="0000FF"/>
-          <w:lang w:val="en-US" w:eastAsia="zh-CN"/>
-        </w:rPr>
-        <w:t>实现</w:t>
-      </w:r>
-      <w:r>
-        <w:rPr>
-          <w:rFonts w:hint="eastAsia"/>
-          <w:color w:val="0000FF"/>
-        </w:rPr>
-        <w:t>在线专利自动分类工具，</w:t>
-      </w:r>
-      <w:r>
-        <w:rPr>
-          <w:rFonts w:hint="eastAsia"/>
-          <w:color w:val="0000FF"/>
-          <w:lang w:val="en-US" w:eastAsia="zh-CN"/>
-        </w:rPr>
-        <w:t>完成</w:t>
-      </w:r>
-      <w:r>
-        <w:rPr>
-          <w:rFonts w:hint="eastAsia"/>
-          <w:color w:val="0000FF"/>
-        </w:rPr>
-        <w:t>了一种从非结构化的文本到监管类目的自动化</w:t>
-      </w:r>
-      <w:r>
-        <w:rPr>
-          <w:rFonts w:hint="eastAsia"/>
-          <w:color w:val="0000FF"/>
-          <w:lang w:val="en-US" w:eastAsia="zh-CN"/>
-        </w:rPr>
-        <w:t>分类</w:t>
-      </w:r>
-      <w:r>
-        <w:rPr>
-          <w:rFonts w:hint="eastAsia"/>
-          <w:color w:val="0000FF"/>
-        </w:rPr>
-        <w:t>过程，</w:t>
-      </w:r>
-      <w:r>
-        <w:rPr>
-          <w:rFonts w:hint="eastAsia"/>
-          <w:color w:val="0000FF"/>
-          <w:lang w:val="en-US" w:eastAsia="zh-CN"/>
-        </w:rPr>
-        <w:t>辅助了</w:t>
-      </w:r>
-      <w:r>
-        <w:rPr>
-          <w:rFonts w:hint="eastAsia"/>
-          <w:color w:val="0000FF"/>
-        </w:rPr>
-        <w:t>监管部门的技术评价以及企业对于自身所面临知识产权风险进行防范，提供了医疗器械垂直领域专利分类数据平台的解决方案。</w:t>
+          <w:color w:val="auto"/>
+        </w:rPr>
+      </w:pPr>
+      <w:r>
+        <w:rPr>
+          <w:rFonts w:hint="eastAsia"/>
+          <w:color w:val="auto"/>
+        </w:rPr>
+        <w:t>本文突破了传统专利研究局限于IPC分类号内部细分的局限，实现了一种通用专利的技术逻辑与中国医疗器械监管分类体系之间的对应关系。并借助B/S架构实现在线专利自动分类工具，完成了一种从非结构化的文本到监管类目的自动化分类过程。该系统目前仍属于原型系统，其价值主要体现在验证模型接入、批量分类、历史留存和结果导出等应用流程，为后续医疗器械垂直领域专利分类数据平台建设提供参考。</w:t>
       </w:r>
     </w:p>
     <w:p>
@@ -55770,15 +55461,15 @@
           <w:tab w:val="clear" w:pos="420"/>
         </w:tabs>
         <w:rPr>
-          <w:color w:val="0000FF"/>
-        </w:rPr>
-      </w:pPr>
-      <w:bookmarkStart w:id="178" w:name="_Toc18164"/>
-      <w:bookmarkStart w:id="179" w:name="_Toc216114531"/>
-      <w:r>
-        <w:rPr>
-          <w:rFonts w:hint="eastAsia"/>
-          <w:color w:val="0000FF"/>
+          <w:color w:val="auto"/>
+        </w:rPr>
+      </w:pPr>
+      <w:bookmarkStart w:id="178" w:name="_Toc216114531"/>
+      <w:bookmarkStart w:id="179" w:name="_Toc18164"/>
+      <w:r>
+        <w:rPr>
+          <w:rFonts w:hint="eastAsia"/>
+          <w:color w:val="auto"/>
         </w:rPr>
         <w:t>展望</w:t>
       </w:r>
@@ -55789,15 +55480,15 @@
       <w:pPr>
         <w:ind w:firstLine="480"/>
         <w:rPr>
-          <w:color w:val="0000FF"/>
-        </w:rPr>
-      </w:pPr>
-      <w:r>
-        <w:rPr>
-          <w:rFonts w:hint="eastAsia"/>
-          <w:color w:val="0000FF"/>
-        </w:rPr>
-        <w:t>虽然本文对医疗器械领域发明专利进行分类所做工作取得一定进展，但由于时间以及条件限制，本文的研究也还存在一定的缺陷，在以下几方面有待进一步完善。</w:t>
+          <w:color w:val="auto"/>
+        </w:rPr>
+      </w:pPr>
+      <w:r>
+        <w:rPr>
+          <w:rFonts w:hint="eastAsia"/>
+          <w:color w:val="auto"/>
+        </w:rPr>
+        <w:t>尽管本文围绕医疗器械发明专利自动分类完成了数据集构建、模型训练和系统实现，但受数据来源、标注成本、实验条件和研究周期限制，仍有若干问题需要在后续工作中进一步完善。</w:t>
       </w:r>
     </w:p>
     <w:p>
@@ -55808,72 +55499,31 @@
         </w:numPr>
         <w:ind w:firstLine="480"/>
         <w:rPr>
-          <w:color w:val="0000FF"/>
-        </w:rPr>
-      </w:pPr>
-      <w:r>
-        <w:rPr>
-          <w:rFonts w:hint="eastAsia"/>
-          <w:color w:val="0000FF"/>
-        </w:rPr>
-        <w:t>细粒度分类研究</w:t>
+          <w:color w:val="auto"/>
+        </w:rPr>
+      </w:pPr>
+      <w:r>
+        <w:rPr>
+          <w:rFonts w:hint="eastAsia"/>
+          <w:color w:val="auto"/>
+        </w:rPr>
+        <w:t>进一步开展二级、三级目录的层次化分类研究</w:t>
       </w:r>
     </w:p>
     <w:p>
       <w:pPr>
         <w:ind w:firstLine="480" w:firstLineChars="0"/>
         <w:rPr>
-          <w:color w:val="0000FF"/>
-        </w:rPr>
-      </w:pPr>
-      <w:r>
-        <w:rPr>
-          <w:rFonts w:hint="eastAsia"/>
-          <w:color w:val="0000FF"/>
-        </w:rPr>
-        <w:t>现有的模型只能对专利进行归类到《医疗器械分类目录》中22个一级产品类别的工作。但是在现实中监管部门一般会细化到二级或者三级以下的小项上。因此后续工作可以在层次化思想的基础上改进，一层一层地进行分类，从而达到更加细致的要求</w:t>
-      </w:r>
-      <w:r>
-        <w:rPr>
-          <w:rStyle w:val="32"/>
-          <w:color w:val="0000FF"/>
-        </w:rPr>
-        <w:fldChar w:fldCharType="begin"/>
-      </w:r>
-      <w:r>
-        <w:rPr>
-          <w:rStyle w:val="32"/>
-          <w:color w:val="0000FF"/>
-        </w:rPr>
-        <w:instrText xml:space="preserve"> ADDIN ZOTERO_ITEM CSL_CITATION {"citationID":"bkSJcADt","properties":{"formattedCitation":"\\super [68,69]\\nosupersub{}","plainCitation":"[68,69]","noteIndex":0},"citationItems":[{"id":195,"uris":["http://zotero.org/users/local/2JDDwpa7/items/3D2G5BDW"],"itemData":{"id":195,"type":"article-journal","abstract":"The proposed method was tested on different hierarchical classification data sets and was compared against state-of-the-art methods, resulting in superior predictive performance and/or efficiency to the other approaches in all the datasets. Hierarchical classification can be seen as a multidimensional classification problem where the objective is to predict a class, or set of classes, according to a taxonomy. There have been different proposals for hierarchical classification, including local and global approaches. Local approaches can suffer from the inconsistency problem, that is, if a local classifier has a wrong prediction, the error propagates down the hierarchy. Global approaches tend to produce more complex models. In this paper, we propose an alternative approach inspired in multidimensional classification. It starts by building a multi-class classifier per each parent node in the hierarchy. In the classification phase, all the local classifiers are applied simultaneously to each instance, providing a probability for each class in the taxonomy. Then the probability of the subset of classes, for each path in the hierarchy, is obtained by combining the local classifiers results. The path with highest probability is returned as the result for all the levels in the hierarchy. As an extension of the proposal method, we also developed a new technique, based on information gain, to classifies at different levels in the hierarchy. The proposed method was tested on different hierarchical classification data sets and was compared against state-of-the-art methods, resulting in superior predictive performance and/or efficiency to the other approaches in all the datasets.","container-title":"Expert systems with applications","language":"en","source":"www.semanticscholar.org","title":"Multidimensional hierarchical classification","URL":"https://www.semanticscholar.org/paper/Multidimensional-hierarchical-classification-Hernandez-Sucar/a3cba609ae22869e71476c3b531cc34b4057d4ab","author":[{"family":"Hernandez","given":"J."},{"family":"Sucar","given":"L."},{"family":"Morales","given":"E."}],"accessed":{"date-parts":[["2026",3,17]]},"issued":{"date-parts":[["2014"]]}},"label":"page"},{"id":193,"uris":["http://zotero.org/users/local/2JDDwpa7/items/F76NJVJB"],"itemData":{"id":193,"type":"article-journal","abstract":"Hierarchical classification offers a more specific categorization of data and breaks down large classification problems into subproblems, providing improved prediction accuracy and predictive power for undefined categories, while also mitigating the impact of poor-quality data. Despite these advantages, its application in predicting primary cancer is rare. To leverage the similarity of cancers and the specificity of methylation patterns among them, we developed the Cancer Hierarchy Classification Tool (CHCT) using the idea of hierarchical classification, with methylation data from 30 cancer types and 8239 methylome samples downloaded from publicly available databases (The Cancer Genome Atlas (TCGA) and the Gene Expression Omnibus (GEO)). We used unsupervised clustering to divide the classification subproblems and screened differentially methylated sites using Analysis of variance (ANOVA) test, Tukey-kramer test, and Boruta algorithms to construct models for each classifier module. After validation, CHCT accurately classified 1568 out of 1660 cases in the test set, with an average accuracy of 94.46%. We further curated an independent validation cohort of 677 cancer samples from GEO and assigned a diagnosis using CHCT, which showed high diagnostic potential with generally high accuracies (an average accuracy of 91.40%). Moreover, CHCT demonstrates predictive capability for additional cancer types beyond its original classifier scope as demonstrated in the medulloblastoma and pituitary tumor datasets. In summary, CHCT can hierarchically classify primary cancer by methylation profile, by splitting a large-scale classification of 30 cancer types into ten smaller classification problems. These results indicate that cancer hierarchical classification has the potential to be an accurate and robust cancer classification method.","container-title":"BMC Bioinformatics","DOI":"10.1186/s12859-023-05529-0","ISSN":"1471-2105","issue":"1","journalAbbreviation":"BMC Bioinformatics","language":"en","page":"465","source":"Springer Link","title":"Hierarchical classification-based pan-cancer methylation analysis to classify primary cancer","volume":"24","author":[{"family":"Yang","given":"Youpeng"},{"family":"Zeng","given":"Qiuhong"},{"family":"Liu","given":"Gaotong"},{"family":"Zheng","given":"Shiyao"},{"family":"Luo","given":"Tianyang"},{"family":"Guo","given":"Yibin"},{"family":"Tang","given":"Jia"},{"family":"Huang","given":"Yi"}],"issued":{"date-parts":[["2023",12,8]]}},"label":"page"}],"schema":"https://github.com/citation-style-language/schema/raw/master/csl-citation.json"} </w:instrText>
-      </w:r>
-      <w:r>
-        <w:rPr>
-          <w:rStyle w:val="32"/>
-          <w:color w:val="0000FF"/>
-        </w:rPr>
-        <w:fldChar w:fldCharType="separate"/>
-      </w:r>
-      <w:r>
-        <w:rPr>
-          <w:rStyle w:val="32"/>
-          <w:color w:val="0000FF"/>
-        </w:rPr>
-        <w:t>[68,69]</w:t>
-      </w:r>
-      <w:r>
-        <w:rPr>
-          <w:rStyle w:val="32"/>
-          <w:color w:val="0000FF"/>
-        </w:rPr>
-        <w:fldChar w:fldCharType="end"/>
-      </w:r>
-      <w:r>
-        <w:rPr>
-          <w:rFonts w:hint="eastAsia"/>
-          <w:color w:val="0000FF"/>
-        </w:rPr>
-        <w:t>。</w:t>
+          <w:rFonts w:hint="eastAsia"/>
+          <w:color w:val="auto"/>
+        </w:rPr>
+      </w:pPr>
+      <w:r>
+        <w:rPr>
+          <w:rFonts w:hint="eastAsia"/>
+          <w:color w:val="auto"/>
+        </w:rPr>
+        <w:t>本文当前聚焦《医疗器械分类目录》中的22个一级产品类别，主要目的是建立专利文本向监管目录的第一层级映射基准。但在真实监管和产品注册场景中，分类通常需要进一步细化到二级、三级产品类别。后续研究可以在一级分类结果基础上，引入层次化文本分类模型或路径约束机制，使模型在预测细粒度类别时保持上下级目录之间的逻辑一致性。同时，还需要解决二级、三级类别样本稀疏和类间边界更细的问题。</w:t>
       </w:r>
     </w:p>
     <w:p>
@@ -55884,72 +55534,32 @@
         </w:numPr>
         <w:ind w:firstLine="480"/>
         <w:rPr>
-          <w:color w:val="0000FF"/>
-        </w:rPr>
-      </w:pPr>
-      <w:r>
-        <w:rPr>
-          <w:rFonts w:hint="eastAsia"/>
-          <w:color w:val="0000FF"/>
-        </w:rPr>
-        <w:t>多模态数据融合</w:t>
-      </w:r>
-    </w:p>
-    <w:p>
-      <w:pPr>
-        <w:ind w:firstLine="480"/>
-        <w:rPr>
-          <w:color w:val="0000FF"/>
-        </w:rPr>
-      </w:pPr>
-      <w:r>
-        <w:rPr>
-          <w:rFonts w:hint="eastAsia"/>
-          <w:color w:val="0000FF"/>
-        </w:rPr>
-        <w:t>本文主要是根据专利摘要来进行分类工作，在实际中，专利文件中的图片包含大量的形状以及结构上的内容，这对一些功能相同但是结构不同设备的区分是非常重要的，以后可以考虑使用图像领域的方法来处理专利图，利用多模态的方法融合文本以及图片的信息，提高分类效果</w:t>
-      </w:r>
-      <w:r>
-        <w:rPr>
-          <w:rStyle w:val="32"/>
-          <w:color w:val="0000FF"/>
-        </w:rPr>
-        <w:fldChar w:fldCharType="begin"/>
-      </w:r>
-      <w:r>
-        <w:rPr>
-          <w:rStyle w:val="32"/>
-          <w:color w:val="0000FF"/>
-        </w:rPr>
-        <w:instrText xml:space="preserve"> ADDIN ZOTERO_ITEM CSL_CITATION {"citationID":"p3PZ6LZN","properties":{"formattedCitation":"\\super [70,71]\\nosupersub{}","plainCitation":"[70,71]","noteIndex":0},"citationItems":[{"id":199,"uris":["http://zotero.org/users/local/2JDDwpa7/items/JQJHFA6A"],"itemData":{"id":199,"type":"article-journal","abstract":"Patents, which encapsulate crucial technical and legal information in text form and referenced drawings, present a rich domain for natural language processing (NLP). As NLP technologies evolve, large language models (LLMs) have demonstrated outstanding capabilities in general text processing and generation tasks. However, the application of LLMs in the patent domain remains under-explored and under-developed due to the complexity of patents, particularly their language and legal framework. Understanding the unique characteristics of patent documents and related research in the patent domain becomes essential for researchers to apply these tools effectively. Therefore, this paper aims to equip NLP researchers with the essential knowledge to navigate this complex domain efficiently. We introduce the relevant fundamental aspects of patents to provide solid background information. In addition, we systematically break down the structural and linguistic characteristics unique to patents and map out how NLP can be leveraged for patent analysis and generation. Moreover, we demonstrate the spectrum of text-based and multimodal patent-related tasks, including nine patent analysis and four patent generation tasks.","container-title":"Artificial Intelligence Review","DOI":"10.1007/s10462-025-11168-z","ISSN":"1573-7462","issue":"7","journalAbbreviation":"Artif Intell Rev","language":"en","page":"214","source":"Springer Link","title":"Natural language processing in the patent domain: a survey","title-short":"Natural language processing in the patent domain","volume":"58","author":[{"family":"Jiang","given":"Lekang"},{"family":"Goetz","given":"Stephan M."}],"issued":{"date-parts":[["2025",4,22]]}},"label":"page"},{"id":197,"uris":["http://zotero.org/users/local/2JDDwpa7/items/7ZHRAECD"],"itemData":{"id":197,"type":"paper-conference","abstract":"Patent classification plays a crucial role in intellectual property management. With the increasing number of patents and the refinement of classification systems, traditional classification methods find it difficult to meet current needs. This paper proposes a multi-model collaboration and prompt-driven patent classification method. By optimizing the structure of prompt tokens, employing a multi-model collaboration strategy, and utilizing the pre-trained knowledge of Large Language Models (LLMs), this method classifies patents to the IPC subclass level. Verified by multiple sets of comparative experiments, this method achieves notable results in small sample photovoltaic patent classification, offering advantages in reducing the requirement for annotated data and training costs, thus providing a feasible approach for patent text classification.","collection-title":"CAIBDA '24","container-title":"Proceedings of the 2024 4th International Conference on Artificial Intelligence, Big Data and Algorithms","DOI":"10.1145/3690407.3690464","ISBN":"979-8-4007-1024-7","language":"en","page":"332–336","publisher":"Association for Computing Machinery","publisher-place":"New York, NY, USA","source":"ACM Digital Library","title":"Multi-model Collaboration and Prompt-driven Patent Classification Methods","URL":"https://dl.acm.org/doi/10.1145/3690407.3690464","author":[{"family":"Zhang","given":"Jinjing"},{"family":"Ren","given":"He"},{"family":"Guo","given":"Shijing"},{"family":"Sun","given":"Jianzhi"}],"accessed":{"date-parts":[["2026",3,16]]},"issued":{"date-parts":[["2024",10,24]]}},"label":"page"}],"schema":"https://github.com/citation-style-language/schema/raw/master/csl-citation.json"} </w:instrText>
-      </w:r>
-      <w:r>
-        <w:rPr>
-          <w:rStyle w:val="32"/>
-          <w:color w:val="0000FF"/>
-        </w:rPr>
-        <w:fldChar w:fldCharType="separate"/>
-      </w:r>
-      <w:r>
-        <w:rPr>
-          <w:rStyle w:val="32"/>
-          <w:color w:val="0000FF"/>
-        </w:rPr>
-        <w:t>[70,71]</w:t>
-      </w:r>
-      <w:r>
-        <w:rPr>
-          <w:rStyle w:val="32"/>
-          <w:color w:val="0000FF"/>
-        </w:rPr>
-        <w:fldChar w:fldCharType="end"/>
-      </w:r>
-      <w:r>
-        <w:rPr>
-          <w:rFonts w:hint="eastAsia"/>
-          <w:color w:val="0000FF"/>
-        </w:rPr>
-        <w:t>。</w:t>
+          <w:rFonts w:hint="eastAsia"/>
+          <w:color w:val="auto"/>
+        </w:rPr>
+      </w:pPr>
+      <w:r>
+        <w:rPr>
+          <w:rFonts w:hint="eastAsia"/>
+          <w:color w:val="auto"/>
+        </w:rPr>
+        <w:t>扩大人工校对规模，并引入多标注者一致性评价</w:t>
+      </w:r>
+    </w:p>
+    <w:p>
+      <w:pPr>
+        <w:ind w:firstLine="480" w:firstLineChars="0"/>
+        <w:rPr>
+          <w:rFonts w:hint="eastAsia"/>
+          <w:color w:val="auto"/>
+        </w:rPr>
+      </w:pPr>
+      <w:r>
+        <w:rPr>
+          <w:rFonts w:hint="eastAsia"/>
+          <w:color w:val="auto"/>
+        </w:rPr>
+        <w:t>本文构建了1104条人工校对数据集D2，并进一步对D3高低置信层进行抽样验证。该设计能够在有限人工成本下评估自动标注结果和置信度过滤策略，但人工校对规模仍然有限，尚不能完全覆盖所有类别边界和复杂样本形态。后续研究可扩大人工校对样本规模，特别是增加低置信样本和模型预测不确定样本的人工复核比例。</w:t>
       </w:r>
     </w:p>
     <w:p>
@@ -55960,87 +55570,44 @@
         </w:numPr>
         <w:ind w:firstLine="480"/>
         <w:rPr>
-          <w:color w:val="0000FF"/>
-        </w:rPr>
-      </w:pPr>
-      <w:r>
-        <w:rPr>
-          <w:rFonts w:hint="eastAsia"/>
-          <w:color w:val="0000FF"/>
-        </w:rPr>
-        <w:t>数据范围的扩展</w:t>
-      </w:r>
-    </w:p>
-    <w:p>
-      <w:pPr>
-        <w:ind w:firstLine="480"/>
-        <w:rPr>
-          <w:color w:val="0000FF"/>
-        </w:rPr>
-      </w:pPr>
-      <w:r>
-        <w:rPr>
-          <w:rFonts w:hint="eastAsia"/>
-          <w:color w:val="0000FF"/>
-        </w:rPr>
-        <w:t>本文仅选取IPC分类号为A61B的中文发明专利作为研究对象，后续工作可以进一步扩大研究范围到其他相关IPC小类，以便更加充分地包含可能涉及医疗器械技术的发明专利。虽然有些IPC小类并不注明是医疗器械，但是它们所涉及的技术内容有可能与医疗器械有很高的关联度。</w:t>
-      </w:r>
-    </w:p>
-    <w:p>
-      <w:pPr>
-        <w:ind w:firstLine="480"/>
-        <w:rPr>
-          <w:color w:val="0000FF"/>
-        </w:rPr>
-      </w:pPr>
-      <w:r>
-        <w:rPr>
-          <w:rFonts w:hint="eastAsia"/>
-          <w:color w:val="0000FF"/>
-        </w:rPr>
-        <w:t>另外，后续的工作还可以加入英文专利文献，在已有工作的基础上进行跨语言、跨领域医疗器械专利自动分类研究，进而得到更为广泛适用以及健壮分类器</w:t>
-      </w:r>
-      <w:r>
-        <w:rPr>
-          <w:rStyle w:val="32"/>
-          <w:color w:val="0000FF"/>
-        </w:rPr>
-        <w:fldChar w:fldCharType="begin"/>
-      </w:r>
-      <w:r>
-        <w:rPr>
-          <w:rStyle w:val="32"/>
-          <w:color w:val="0000FF"/>
-        </w:rPr>
-        <w:instrText xml:space="preserve"> ADDIN ZOTERO_ITEM CSL_CITATION {"citationID":"9TYngScI","properties":{"formattedCitation":"\\super [72]\\nosupersub{}","plainCitation":"[72]","noteIndex":0},"citationItems":[{"id":201,"uris":["http://zotero.org/users/local/2JDDwpa7/items/693AXLDN"],"itemData":{"id":201,"type":"webpage","title":"Automated Patent Categorization and Guided Patent Search using IPC as Inspired by MeSH and PubMed | Journal of Biomedical Semantics | Springer Nature Link","URL":"https://link.springer.com/article/10.1186/2041-1480-4-S1-S3","accessed":{"date-parts":[["2026",3,17]]}}}],"schema":"https://github.com/citation-style-language/schema/raw/master/csl-citation.json"} </w:instrText>
-      </w:r>
-      <w:r>
-        <w:rPr>
-          <w:rStyle w:val="32"/>
-          <w:color w:val="0000FF"/>
-        </w:rPr>
-        <w:fldChar w:fldCharType="separate"/>
-      </w:r>
-      <w:r>
-        <w:rPr>
-          <w:rStyle w:val="32"/>
-          <w:color w:val="0000FF"/>
-        </w:rPr>
-        <w:t>[72]</w:t>
-      </w:r>
-      <w:r>
-        <w:rPr>
-          <w:rStyle w:val="32"/>
-          <w:color w:val="0000FF"/>
-        </w:rPr>
-        <w:fldChar w:fldCharType="end"/>
-      </w:r>
-      <w:r>
-        <w:rPr>
-          <w:rFonts w:hint="eastAsia"/>
-          <w:color w:val="0000FF"/>
-        </w:rPr>
-        <w:t>，以便于在全球化时代下对知识产权进行有效管理和利用。</w:t>
+          <w:rFonts w:hint="eastAsia"/>
+          <w:color w:val="auto"/>
+        </w:rPr>
+      </w:pPr>
+      <w:r>
+        <w:rPr>
+          <w:rFonts w:hint="eastAsia"/>
+          <w:color w:val="auto"/>
+        </w:rPr>
+        <w:t>完善低置信样本的纠错与再利用机制</w:t>
+      </w:r>
+    </w:p>
+    <w:p>
+      <w:pPr>
+        <w:bidi w:val="0"/>
+        <w:rPr>
+          <w:rFonts w:hint="eastAsia"/>
+        </w:rPr>
+      </w:pPr>
+      <w:r>
+        <w:rPr>
+          <w:rFonts w:hint="eastAsia"/>
+        </w:rPr>
+        <w:t>本文为保证训练标签质量，最终只保留通过验证的高置信样本，并剔除了低置信样本。这样的处理能够降低噪声标签对模型训练的影响，但也可能使训练数据更偏向于类别边界相对清晰的样本。受人工校对成本限制，本文尚未对上万条低置信样本逐条纠错，这是本研究的重要局限。</w:t>
+      </w:r>
+    </w:p>
+    <w:p>
+      <w:pPr>
+        <w:bidi w:val="0"/>
+        <w:rPr>
+          <w:rFonts w:hint="eastAsia"/>
+        </w:rPr>
+      </w:pPr>
+      <w:r>
+        <w:rPr>
+          <w:rFonts w:hint="eastAsia"/>
+        </w:rPr>
+        <w:t>后续工作可引入主动学习策略，优先选择模型不确定性高、原始标签与自动标注标签冲突的样本进行专家复核；也可以结合规则校验、相似案例检索和多轮人工复查，对低置信样本进行分批纠错。在此基础上，可将纠错后的低置信样本重新纳入训练集，进一步检验模型在复杂边界样本上的表现。</w:t>
       </w:r>
     </w:p>
     <w:p>
@@ -56051,12 +55618,179 @@
         </w:numPr>
         <w:ind w:firstLine="480"/>
         <w:rPr>
-          <w:color w:val="0000FF"/>
-        </w:rPr>
-      </w:pPr>
-      <w:r>
-        <w:rPr>
-          <w:color w:val="0000FF"/>
+          <w:color w:val="auto"/>
+        </w:rPr>
+      </w:pPr>
+      <w:r>
+        <w:rPr>
+          <w:rFonts w:hint="eastAsia"/>
+          <w:color w:val="auto"/>
+        </w:rPr>
+        <w:t>多模态数据融合</w:t>
+      </w:r>
+    </w:p>
+    <w:p>
+      <w:pPr>
+        <w:ind w:firstLine="480"/>
+        <w:rPr>
+          <w:color w:val="auto"/>
+        </w:rPr>
+      </w:pPr>
+      <w:r>
+        <w:rPr>
+          <w:rFonts w:hint="eastAsia"/>
+          <w:color w:val="auto"/>
+        </w:rPr>
+        <w:t>本文主要是根据专利摘要来进行分类工作，在实际中，专利文件中的图片包含大量的形状以及结构上的内容，这对一些功能相同但是结构不同设备的区分是非常重要的，以后可以考虑使用图像领域的方法来处理专利图，利用多模态的方法融合文本以及图片的信息，提高分类效果</w:t>
+      </w:r>
+      <w:r>
+        <w:rPr>
+          <w:rStyle w:val="32"/>
+          <w:color w:val="auto"/>
+        </w:rPr>
+        <w:fldChar w:fldCharType="begin"/>
+      </w:r>
+      <w:r>
+        <w:rPr>
+          <w:rStyle w:val="32"/>
+          <w:color w:val="auto"/>
+        </w:rPr>
+        <w:instrText xml:space="preserve"> ADDIN ZOTERO_ITEM CSL_CITATION {"citationID":"p3PZ6LZN","properties":{"formattedCitation":"\\super [70,71]\\nosupersub{}","plainCitation":"[70,71]","noteIndex":0},"citationItems":[{"id":199,"uris":["http://zotero.org/users/local/2JDDwpa7/items/JQJHFA6A"],"itemData":{"id":199,"type":"article-journal","abstract":"Patents, which encapsulate crucial technical and legal information in text form and referenced drawings, present a rich domain for natural language processing (NLP). As NLP technologies evolve, large language models (LLMs) have demonstrated outstanding capabilities in general text processing and generation tasks. However, the application of LLMs in the patent domain remains under-explored and under-developed due to the complexity of patents, particularly their language and legal framework. Understanding the unique characteristics of patent documents and related research in the patent domain becomes essential for researchers to apply these tools effectively. Therefore, this paper aims to equip NLP researchers with the essential knowledge to navigate this complex domain efficiently. We introduce the relevant fundamental aspects of patents to provide solid background information. In addition, we systematically break down the structural and linguistic characteristics unique to patents and map out how NLP can be leveraged for patent analysis and generation. Moreover, we demonstrate the spectrum of text-based and multimodal patent-related tasks, including nine patent analysis and four patent generation tasks.","container-title":"Artificial Intelligence Review","DOI":"10.1007/s10462-025-11168-z","ISSN":"1573-7462","issue":"7","journalAbbreviation":"Artif Intell Rev","language":"en","page":"214","source":"Springer Link","title":"Natural language processing in the patent domain: a survey","title-short":"Natural language processing in the patent domain","volume":"58","author":[{"family":"Jiang","given":"Lekang"},{"family":"Goetz","given":"Stephan M."}],"issued":{"date-parts":[["2025",4,22]]}},"label":"page"},{"id":197,"uris":["http://zotero.org/users/local/2JDDwpa7/items/7ZHRAECD"],"itemData":{"id":197,"type":"paper-conference","abstract":"Patent classification plays a crucial role in intellectual property management. With the increasing number of patents and the refinement of classification systems, traditional classification methods find it difficult to meet current needs. This paper proposes a multi-model collaboration and prompt-driven patent classification method. By optimizing the structure of prompt tokens, employing a multi-model collaboration strategy, and utilizing the pre-trained knowledge of Large Language Models (LLMs), this method classifies patents to the IPC subclass level. Verified by multiple sets of comparative experiments, this method achieves notable results in small sample photovoltaic patent classification, offering advantages in reducing the requirement for annotated data and training costs, thus providing a feasible approach for patent text classification.","collection-title":"CAIBDA '24","container-title":"Proceedings of the 2024 4th International Conference on Artificial Intelligence, Big Data and Algorithms","DOI":"10.1145/3690407.3690464","ISBN":"979-8-4007-1024-7","language":"en","page":"332–336","publisher":"Association for Computing Machinery","publisher-place":"New York, NY, USA","source":"ACM Digital Library","title":"Multi-model Collaboration and Prompt-driven Patent Classification Methods","URL":"https://dl.acm.org/doi/10.1145/3690407.3690464","author":[{"family":"Zhang","given":"Jinjing"},{"family":"Ren","given":"He"},{"family":"Guo","given":"Shijing"},{"family":"Sun","given":"Jianzhi"}],"accessed":{"date-parts":[["2026",3,16]]},"issued":{"date-parts":[["2024",10,24]]}},"label":"page"}],"schema":"https://github.com/citation-style-language/schema/raw/master/csl-citation.json"} </w:instrText>
+      </w:r>
+      <w:r>
+        <w:rPr>
+          <w:rStyle w:val="32"/>
+          <w:color w:val="auto"/>
+        </w:rPr>
+        <w:fldChar w:fldCharType="separate"/>
+      </w:r>
+      <w:r>
+        <w:rPr>
+          <w:rStyle w:val="32"/>
+          <w:color w:val="auto"/>
+        </w:rPr>
+        <w:t>[70,71]</w:t>
+      </w:r>
+      <w:r>
+        <w:rPr>
+          <w:rStyle w:val="32"/>
+          <w:color w:val="auto"/>
+        </w:rPr>
+        <w:fldChar w:fldCharType="end"/>
+      </w:r>
+      <w:r>
+        <w:rPr>
+          <w:rFonts w:hint="eastAsia"/>
+          <w:color w:val="auto"/>
+        </w:rPr>
+        <w:t>。</w:t>
+      </w:r>
+    </w:p>
+    <w:p>
+      <w:pPr>
+        <w:numPr>
+          <w:ilvl w:val="0"/>
+          <w:numId w:val="18"/>
+        </w:numPr>
+        <w:ind w:firstLine="480"/>
+        <w:rPr>
+          <w:color w:val="auto"/>
+        </w:rPr>
+      </w:pPr>
+      <w:r>
+        <w:rPr>
+          <w:rFonts w:hint="eastAsia"/>
+          <w:color w:val="auto"/>
+        </w:rPr>
+        <w:t>数据范围的扩展</w:t>
+      </w:r>
+    </w:p>
+    <w:p>
+      <w:pPr>
+        <w:ind w:firstLine="480"/>
+        <w:rPr>
+          <w:color w:val="auto"/>
+        </w:rPr>
+      </w:pPr>
+      <w:r>
+        <w:rPr>
+          <w:rFonts w:hint="eastAsia"/>
+          <w:color w:val="auto"/>
+        </w:rPr>
+        <w:t>本文仅选取IPC分类号为A61B的中文发明专利作为研究对象，后续工作可以进一步扩大研究范围到其他相关IPC小类，以便更加充分地包含可能涉及医疗器械技术的发明专利。虽然有些IPC小类并不注明是医疗器械，但是它们所涉及的技术内容有可能与医疗器械有很高的关联度。</w:t>
+      </w:r>
+    </w:p>
+    <w:p>
+      <w:pPr>
+        <w:ind w:firstLine="480"/>
+        <w:rPr>
+          <w:color w:val="auto"/>
+        </w:rPr>
+      </w:pPr>
+      <w:r>
+        <w:rPr>
+          <w:rFonts w:hint="eastAsia"/>
+          <w:color w:val="auto"/>
+        </w:rPr>
+        <w:t>另外，后续的工作还可以加入英文专利文献，在已有工作的基础上进行跨语言、跨领域医疗器械专利自动分类研究，进而得到更为广泛适用以及健壮分类器</w:t>
+      </w:r>
+      <w:r>
+        <w:rPr>
+          <w:rStyle w:val="32"/>
+          <w:color w:val="auto"/>
+        </w:rPr>
+        <w:fldChar w:fldCharType="begin"/>
+      </w:r>
+      <w:r>
+        <w:rPr>
+          <w:rStyle w:val="32"/>
+          <w:color w:val="auto"/>
+        </w:rPr>
+        <w:instrText xml:space="preserve"> ADDIN ZOTERO_ITEM CSL_CITATION {"citationID":"9TYngScI","properties":{"formattedCitation":"\\super [72]\\nosupersub{}","plainCitation":"[72]","noteIndex":0},"citationItems":[{"id":201,"uris":["http://zotero.org/users/local/2JDDwpa7/items/693AXLDN"],"itemData":{"id":201,"type":"webpage","title":"Automated Patent Categorization and Guided Patent Search using IPC as Inspired by MeSH and PubMed | Journal of Biomedical Semantics | Springer Nature Link","URL":"https://link.springer.com/article/10.1186/2041-1480-4-S1-S3","accessed":{"date-parts":[["2026",3,17]]}}}],"schema":"https://github.com/citation-style-language/schema/raw/master/csl-citation.json"} </w:instrText>
+      </w:r>
+      <w:r>
+        <w:rPr>
+          <w:rStyle w:val="32"/>
+          <w:color w:val="auto"/>
+        </w:rPr>
+        <w:fldChar w:fldCharType="separate"/>
+      </w:r>
+      <w:r>
+        <w:rPr>
+          <w:rStyle w:val="32"/>
+          <w:color w:val="auto"/>
+        </w:rPr>
+        <w:t>[72]</w:t>
+      </w:r>
+      <w:r>
+        <w:rPr>
+          <w:rStyle w:val="32"/>
+          <w:color w:val="auto"/>
+        </w:rPr>
+        <w:fldChar w:fldCharType="end"/>
+      </w:r>
+      <w:r>
+        <w:rPr>
+          <w:rFonts w:hint="eastAsia"/>
+          <w:color w:val="auto"/>
+        </w:rPr>
+        <w:t>，以便于在全球化时代下对知识产权进行有效管理和利用。</w:t>
+      </w:r>
+    </w:p>
+    <w:p>
+      <w:pPr>
+        <w:numPr>
+          <w:ilvl w:val="0"/>
+          <w:numId w:val="18"/>
+        </w:numPr>
+        <w:ind w:firstLine="480"/>
+        <w:rPr>
+          <w:color w:val="auto"/>
+        </w:rPr>
+      </w:pPr>
+      <w:r>
+        <w:rPr>
+          <w:color w:val="auto"/>
         </w:rPr>
         <w:t>模型的可解释性研究</w:t>
       </w:r>
@@ -56065,7 +55799,7 @@
       <w:pPr>
         <w:ind w:firstLine="480"/>
         <w:rPr>
-          <w:color w:val="0000FF"/>
+          <w:color w:val="auto"/>
         </w:rPr>
         <w:sectPr>
           <w:headerReference r:id="rId26" w:type="default"/>
@@ -56087,91 +55821,91 @@
       <w:r>
         <w:rPr>
           <w:rFonts w:hint="eastAsia"/>
-          <w:color w:val="0000FF"/>
+          <w:color w:val="auto"/>
         </w:rPr>
         <w:t>当前的BERT-TextCNN模型虽然具有较高的分类准确率，但是仍然存在一定程度的“黑盒”问题</w:t>
       </w:r>
       <w:r>
         <w:rPr>
           <w:rStyle w:val="32"/>
-          <w:color w:val="0000FF"/>
+          <w:color w:val="auto"/>
         </w:rPr>
         <w:fldChar w:fldCharType="begin"/>
       </w:r>
       <w:r>
         <w:rPr>
           <w:rStyle w:val="32"/>
-          <w:color w:val="0000FF"/>
+          <w:color w:val="auto"/>
         </w:rPr>
         <w:instrText xml:space="preserve"> ADDIN ZOTERO_ITEM CSL_CITATION {"citationID":"BIYX9ITx","properties":{"formattedCitation":"\\super [73]\\nosupersub{}","plainCitation":"[73]","noteIndex":0},"citationItems":[{"id":203,"uris":["http://zotero.org/users/local/2JDDwpa7/items/CP53J3JM"],"itemData":{"id":203,"type":"article-journal","abstract":"The ubiquity of social media and their deep integration in the contemporary society has granted new ways to interact, exchange information, form groups, or earn money—all on a scale never seen before. Those possibilities paired with the widespread popularity contribute to the level of impact that social media display. Unfortunately, the benefits brought by them come at a cost. Social Media can be employed by various entities to spread disinformation—so called ‘Fake News’, either to make a profit or influence the behaviour of the society. To reduce the impact and spread of Fake News, a diverse array of countermeasures were devised. These include linguistic-based approaches, which often utilise Natural Language Processing (NLP) and Deep Learning (DL). However, as the latest advancements in the Artificial Intelligence (AI) domain show, the model’s high performance is no longer enough. The explainability of the system’s decision is equally crucial in real-life scenarios. Therefore, the objective of this paper is to present a novel explainability approach in BERT-based fake news detectors. This approach does not require extensive changes to the system and can be attached as an extension for operating detectors. For this purposes, two Explainable Artificial Intelligence (xAI) techniques, Local Interpretable Model-Agnostic Explanations (LIME) and Anchors, will be used and evaluated on fake news data, i.e., short pieces of text forming tweets or headlines. This focus of this paper is on the explainability approach for fake news detectors, as the detectors themselves were part of previous works of the authors.","container-title":"Scientific Reports","DOI":"10.1038/s41598-021-03100-6","ISSN":"2045-2322","issue":"1","journalAbbreviation":"Sci Rep","language":"en","license":"2021 The Author(s)","page":"23705","publisher":"Nature Publishing Group","source":"www.nature.com","title":"New explainability method for BERT-based model in fake news detection","volume":"11","author":[{"family":"Szczepański","given":"Mateusz"},{"family":"Pawlicki","given":"Marek"},{"family":"Kozik","given":"Rafał"},{"family":"Choraś","given":"Michał"}],"issued":{"date-parts":[["2021",12,8]]}}}],"schema":"https://github.com/citation-style-language/schema/raw/master/csl-citation.json"} </w:instrText>
       </w:r>
       <w:r>
         <w:rPr>
           <w:rStyle w:val="32"/>
-          <w:color w:val="0000FF"/>
+          <w:color w:val="auto"/>
         </w:rPr>
         <w:fldChar w:fldCharType="separate"/>
       </w:r>
       <w:r>
         <w:rPr>
           <w:rStyle w:val="32"/>
-          <w:color w:val="0000FF"/>
+          <w:color w:val="auto"/>
         </w:rPr>
         <w:t>[73]</w:t>
       </w:r>
       <w:r>
         <w:rPr>
           <w:rStyle w:val="32"/>
-          <w:color w:val="0000FF"/>
+          <w:color w:val="auto"/>
         </w:rPr>
         <w:fldChar w:fldCharType="end"/>
       </w:r>
       <w:r>
         <w:rPr>
           <w:rFonts w:hint="eastAsia"/>
-          <w:color w:val="0000FF"/>
+          <w:color w:val="auto"/>
         </w:rPr>
         <w:t>。而在医疗器械监管以及专利审查的工作环境中，审核人员除了关心分类的结果外，还需要知道模型是如何得出这个结论的</w:t>
       </w:r>
       <w:r>
         <w:rPr>
           <w:rStyle w:val="32"/>
-          <w:color w:val="0000FF"/>
+          <w:color w:val="auto"/>
         </w:rPr>
         <w:fldChar w:fldCharType="begin"/>
       </w:r>
       <w:r>
         <w:rPr>
           <w:rStyle w:val="32"/>
-          <w:color w:val="0000FF"/>
+          <w:color w:val="auto"/>
         </w:rPr>
         <w:instrText xml:space="preserve"> ADDIN ZOTERO_ITEM CSL_CITATION {"citationID":"DNNlfxHP","properties":{"formattedCitation":"\\super [74]\\nosupersub{}","plainCitation":"[74]","noteIndex":0},"citationItems":[{"id":204,"uris":["http://zotero.org/users/local/2JDDwpa7/items/FQ6RV62H"],"itemData":{"id":204,"type":"article-journal","abstract":"The use of Artificial Intelligence has already changed every sphere of our lives and legal field is not an exception as cases are being prepared by analyzing content of legal documents. Traditional machine learning and deep learning models lack to comprehend the complex language and infer legal reasoning required in such tasks. In this research work, our aims to predict which legal violation has occurred and also to specific articles or legal rights have been violated. To achieve the objectives, we propose architecture named Legal Faithfulness-Aware Hierarchical BERT (LexFaith-HierBERT), which integrates a hierarchical BERT-based encoder with a relational rationale head and a faithfulness-aware attention mechanism. The proposed model captures both inter- and intra-token dependencies, offering deeper contextual understanding and thus improved transparency in predictions. The proposed approach significantly outperforms several baseline methods from the existing studies including machine learning and deep learning including transformers. Empirical results demonstrate that proposed model achieves the highest accuracy of 88% for binary classification and a leading micro-F1 score of 71% for multi-label classification. Statistical significance tests prove legal reliability of the proposed system in real-world applications and model interpretation is carried out using LIME, SHAP values and attention heatmaps, to enhance the transparency and explainability of proposed model for decision making.","container-title":"Scientific Reports","DOI":"10.1038/s41598-025-32833-x","ISSN":"2045-2322","issue":"1","journalAbbreviation":"Sci Rep","language":"en","license":"2026 The Author(s)","page":"2974","publisher":"Nature Publishing Group","source":"www.nature.com","title":"Explainable judgment prediction and article-violation analysis using deep LexFaith hierarchical BERT model","volume":"16","author":[{"family":"Zhang","given":"Xiaoyue"},{"family":"Liu","given":"Shuang"}],"issued":{"date-parts":[["2026",1,3]]}}}],"schema":"https://github.com/citation-style-language/schema/raw/master/csl-citation.json"} </w:instrText>
       </w:r>
       <w:r>
         <w:rPr>
           <w:rStyle w:val="32"/>
-          <w:color w:val="0000FF"/>
+          <w:color w:val="auto"/>
         </w:rPr>
         <w:fldChar w:fldCharType="separate"/>
       </w:r>
       <w:r>
         <w:rPr>
           <w:rStyle w:val="32"/>
-          <w:color w:val="0000FF"/>
+          <w:color w:val="auto"/>
         </w:rPr>
         <w:t>[74]</w:t>
       </w:r>
       <w:r>
         <w:rPr>
           <w:rStyle w:val="32"/>
-          <w:color w:val="0000FF"/>
+          <w:color w:val="auto"/>
         </w:rPr>
         <w:fldChar w:fldCharType="end"/>
       </w:r>
       <w:r>
         <w:rPr>
           <w:rFonts w:hint="eastAsia"/>
-          <w:color w:val="0000FF"/>
+          <w:color w:val="auto"/>
         </w:rPr>
         <w:t>，比如为什么该发明会被认为是“有源手术器械”，而不是“无源手术器械”。加强模型透明度可以提高监管部门对于自动化的接受程度，也可以帮助找到一些问题所在从而改进模型。</w:t>
       </w:r>
@@ -59057,7 +58791,7 @@
       <w:fldChar w:fldCharType="separate"/>
     </w:r>
     <w:r>
-      <w:t>总结与展望</w:t>
+      <w:t>ABSTRACT</w:t>
     </w:r>
     <w:r>
       <w:fldChar w:fldCharType="end"/>
@@ -59108,7 +58842,7 @@
       <w:fldChar w:fldCharType="separate"/>
     </w:r>
     <w:r>
-      <w:t>总结与展望</w:t>
+      <w:t>ABSTRACT</w:t>
     </w:r>
     <w:r>
       <w:fldChar w:fldCharType="end"/>
@@ -59225,7 +58959,7 @@
       <w:fldChar w:fldCharType="separate"/>
     </w:r>
     <w:r>
-      <w:t>总结与展望</w:t>
+      <w:t>ABSTRACT</w:t>
     </w:r>
     <w:r>
       <w:fldChar w:fldCharType="end"/>
@@ -60720,6 +60454,10 @@
 </file>
 
 <file path=customXml/item2.xml><?xml version="1.0" encoding="utf-8"?>
+<b:Sources xmlns:b="http://schemas.openxmlformats.org/officeDocument/2006/bibliography" xmlns="http://schemas.openxmlformats.org/officeDocument/2006/bibliography" SelectedStyle="\APASixthEditionOfficeOnline.xsl" StyleName="APA" Version="6"/>
+</file>
+
+<file path=customXml/item3.xml><?xml version="1.0" encoding="utf-8"?>
 <contractReview xmlns="http://schemas.wps.cn/vas-ai-hub/contract-review">
   <reviewItems>
     <reviewItem>
@@ -61423,10 +61161,6 @@
 </contractReview>
 </file>
 
-<file path=customXml/item3.xml><?xml version="1.0" encoding="utf-8"?>
-<b:Sources xmlns:b="http://schemas.openxmlformats.org/officeDocument/2006/bibliography" xmlns="http://schemas.openxmlformats.org/officeDocument/2006/bibliography" SelectedStyle="\APASixthEditionOfficeOnline.xsl" StyleName="APA" Version="6"/>
-</file>
-
 <file path=customXml/itemProps1.xml><?xml version="1.0" encoding="utf-8"?>
 <ds:datastoreItem xmlns:ds="http://schemas.openxmlformats.org/officeDocument/2006/customXml" ds:itemID="{B1977F7D-205B-4081-913C-38D41E755F92}">
   <ds:schemaRefs>
@@ -61436,13 +61170,13 @@
 </file>
 
 <file path=customXml/itemProps2.xml><?xml version="1.0" encoding="utf-8"?>
-<ds:datastoreItem xmlns:ds="http://schemas.openxmlformats.org/officeDocument/2006/customXml" ds:itemID="{1679644C-F32D-4626-8FF3-25390B2B985C}">
+<ds:datastoreItem xmlns:ds="http://schemas.openxmlformats.org/officeDocument/2006/customXml" ds:itemID="{901CA8C6-9177-4863-A1A1-91270CEA385B}">
   <ds:schemaRefs/>
 </ds:datastoreItem>
 </file>
 
 <file path=customXml/itemProps3.xml><?xml version="1.0" encoding="utf-8"?>
-<ds:datastoreItem xmlns:ds="http://schemas.openxmlformats.org/officeDocument/2006/customXml" ds:itemID="{901CA8C6-9177-4863-A1A1-91270CEA385B}">
+<ds:datastoreItem xmlns:ds="http://schemas.openxmlformats.org/officeDocument/2006/customXml" ds:itemID="{1679644C-F32D-4626-8FF3-25390B2B985C}">
   <ds:schemaRefs/>
 </ds:datastoreItem>
 </file>
--- a/docs/论文/v1/v1完整内容.docx
+++ b/docs/论文/v1/v1完整内容.docx
@@ -7583,16 +7583,7 @@
           <w:rFonts w:hint="eastAsia"/>
           <w:color w:val="auto"/>
         </w:rPr>
-        <w:t>In terms of classification modeling, this paper constructs and evaluates a BERT-TextCNN model. The model uses Chinese-RoBERTa-WWM-Ext as the text encoder to extract contextual semantic representations, and uses TextCNN to supplement local phrase and key term features. The experimental results show that BERT-TextCNN achieves an Accuracy of 0.9261, a Macro F1-score of 0.8792 and a Weighted F1-score of 0.9249 on the test set, outperforming KNN, DeepPatent, PatentSBERTa, PaECTER and RAMHA as a whole. The external validation results show that the model achieves an Accuracy of 0.8424 and a Macro F1-score of 0.8546 on 330 invention patents from Yizhiqiao in 2025. Based on this model, this paper develops an automatic classification system for medical device patents using a B/S architecture, providing support for patent data classif</w:t>
-      </w:r>
-      <w:bookmarkStart w:id="184" w:name="_GoBack"/>
-      <w:bookmarkEnd w:id="184"/>
-      <w:r>
-        <w:rPr>
-          <w:rFonts w:hint="eastAsia"/>
-          <w:color w:val="auto"/>
-        </w:rPr>
-        <w:t>ication management, result review and subsequent analysis.</w:t>
+        <w:t>In terms of classification modeling, this paper constructs and evaluates a BERT-TextCNN model. The model uses Chinese-RoBERTa-WWM-Ext as the text encoder to extract contextual semantic representations, and uses TextCNN to supplement local phrase and key term features. The experimental results show that BERT-TextCNN achieves an Accuracy of 0.9261, a Macro F1-score of 0.8792 and a Weighted F1-score of 0.9249 on the test set, outperforming KNN, DeepPatent, PatentSBERTa, PaECTER and RAMHA as a whole. The external validation results show that the model achieves an Accuracy of 0.8424 and a Macro F1-score of 0.8546 on 330 invention patents from Yizhiqiao in 2025. Based on this model, this paper develops an automatic classification system for medical device patents using a B/S architecture, providing support for patent data classification management, result review and subsequent analysis.</w:t>
       </w:r>
     </w:p>
     <w:p>
@@ -8113,7 +8104,7 @@
         <w:rPr>
           <w:rFonts w:hint="eastAsia"/>
         </w:rPr>
-        <w:t>为实现实现对特定行业语义特征的精准对齐，预训练模型逐渐向垂直领域专用预训练模型发展。针对专利文本特有的层级结构与语义复杂性，研究界提出了多种改进模型。Lee等提出的PatentBERT是在大量专利文献上进行领域适应性预训练，使它能更好地理解专业技术词汇，在IPC和CPC分类上PatentBERT也表现良好[26]。Bekamiri团队设计的PatentSBERTa基于Sentence-BERT架构，生成的句向量足以胜任基于语义相似度的多标签分类及检索任务[27]。RoBERTa则通过剔除NSP任务、引入动态掩码并扩大Batch Size，显著增强了多标签专利分类的鲁棒性[28]。而在处理长文本依赖方面，XLNet凭借自回归预训练方式，性能表现甚至优于BERT[29]。Xie等构建的专利专用对比学习模型则通过引入对比学习，在预训练阶段强化对硬负样本的判别能力，显著增强了模型对“有源”与“无源”等语义高度相似医疗器械类别的区分度[12]。</w:t>
+        <w:t>为实现对特定行业语义特征的精准对齐，预训练模型逐渐向垂直领域专用预训练模型发展。针对专利文本特有的层级结构与语义复杂性，研究界提出了多种改进模型。Lee等提出的PatentBERT是在大量专利文献上进行领域适应性预训练，使它能更好地理解专业技术词汇，在IPC和CPC分类上PatentBERT也表现良好[26]。Bekamiri团队设计的PatentSBERTa基于Sentence-BERT架构，生成的句向量足以胜任基于语义相似度的多标签分类及检索任务[27]。RoBERTa则通过剔除NSP任务、引入动态掩码并扩大Batch Size，显著增强了多标签专利分类的鲁棒性[28]。而在处理长文本依赖方面，XLNet凭借自回归预训练方式，性能表现甚至优于BERT[29]。Xie等构建的专利专用对比学习模型则通过引入对比学习，在预训练阶段强化对硬负样本的判别能力，显著增强了模型对“有源”与“无源”等语义高度相似医疗器械类别的区分度[12]。</w:t>
       </w:r>
     </w:p>
     <w:p>
@@ -8354,7 +8345,7 @@
         <w:rPr>
           <w:rFonts w:hint="eastAsia"/>
         </w:rPr>
-        <w:t>本文针对实现医疗器械专利与《医疗器械分类目录》自动映射研究中存在的专利技术体系与行业监管体系逻辑断层、高质量标注数据匮乏以及以及预训练模型对垂直领域专业技术感知力不足等瓶颈问题，主要开展以下研究工作：</w:t>
+        <w:t>本文针对实现医疗器械专利与《医疗器械分类目录》自动映射研究中存在的专利技术体系与行业监管体系逻辑断层、高质量标注数据匮乏以及预训练模型对垂直领域专业技术感知力不足等瓶颈问题，主要开展以下研究工作：</w:t>
       </w:r>
     </w:p>
     <w:p>
@@ -8588,7 +8579,21 @@
         <w:rPr>
           <w:color w:val="auto"/>
         </w:rPr>
-        <w:t>图1-1研究流程</w:t>
+        <w:t>图1-1</w:t>
+      </w:r>
+      <w:r>
+        <w:rPr>
+          <w:rFonts w:hint="eastAsia"/>
+          <w:color w:val="auto"/>
+          <w:lang w:val="en-US" w:eastAsia="zh-CN"/>
+        </w:rPr>
+        <w:t xml:space="preserve">  </w:t>
+      </w:r>
+      <w:r>
+        <w:rPr>
+          <w:color w:val="auto"/>
+        </w:rPr>
+        <w:t>研究流程</w:t>
       </w:r>
     </w:p>
     <w:p>
@@ -9370,7 +9375,27 @@
         </w:rPr>
       </w:pPr>
       <w:r>
-        <w:t>表2-1A61B1/005IPC代码示例</w:t>
+        <w:t>表2-1</w:t>
+      </w:r>
+      <w:r>
+        <w:rPr>
+          <w:rFonts w:hint="eastAsia"/>
+          <w:lang w:val="en-US" w:eastAsia="zh-CN"/>
+        </w:rPr>
+        <w:t xml:space="preserve">  </w:t>
+      </w:r>
+      <w:r>
+        <w:t>A61B1/005</w:t>
+      </w:r>
+      <w:r>
+        <w:rPr>
+          <w:rFonts w:hint="eastAsia"/>
+          <w:lang w:val="en-US" w:eastAsia="zh-CN"/>
+        </w:rPr>
+        <w:t xml:space="preserve"> </w:t>
+      </w:r>
+      <w:r>
+        <w:t>IPC代码示例</w:t>
       </w:r>
     </w:p>
     <w:tbl>
@@ -10195,7 +10220,17 @@
         </w:rPr>
       </w:pPr>
       <w:r>
-        <w:t>表2-2《医疗器械分类目录》一级产品类别</w:t>
+        <w:t>表2-2</w:t>
+      </w:r>
+      <w:r>
+        <w:rPr>
+          <w:rFonts w:hint="eastAsia"/>
+          <w:lang w:val="en-US" w:eastAsia="zh-CN"/>
+        </w:rPr>
+        <w:t xml:space="preserve">  </w:t>
+      </w:r>
+      <w:r>
+        <w:t>《医疗器械分类目录》一级产品类别</w:t>
       </w:r>
     </w:p>
     <w:tbl>
@@ -13606,7 +13641,17 @@
         </w:rPr>
       </w:pPr>
       <w:r>
-        <w:t>图2-1TextCNN</w:t>
+        <w:t>图2-1</w:t>
+      </w:r>
+      <w:r>
+        <w:rPr>
+          <w:rFonts w:hint="eastAsia"/>
+          <w:lang w:val="en-US" w:eastAsia="zh-CN"/>
+        </w:rPr>
+        <w:t xml:space="preserve">  </w:t>
+      </w:r>
+      <w:r>
+        <w:t>TextCNN</w:t>
       </w:r>
     </w:p>
     <w:p>
@@ -13924,7 +13969,7 @@
         <w:rPr>
           <w:rFonts w:hint="eastAsia"/>
         </w:rPr>
-        <w:t>TextCNN是一个非常有效的N-gram特征提取器，有较好的并行性和低的时间复杂度。在医疗器械专利文本中包含如“有源手术器械”、“超声换能器”或“血管支架”等专业术语，这些短语特征通常是界定分类的核心依据。TextCNN 利用多尺度卷积核可以有效提取这些具有强判别性的局部语义特征，然而，受限于卷积感受野的固定宽度，在处理复杂的长程语义时仍存在局限性。</w:t>
+        <w:t>TextCNN是常用的N-gram特征提取器，具有较好的并行性和较低的时间复杂度。在医疗器械专利文本中包含如“有源手术器械”、“超声换能器”或“血管支架”等专业术语，这些短语特征通常是界定分类的核心依据。TextCNN 利用多尺度卷积核可以有效提取这些具有强判别性的局部语义特征，然而，受限于卷积感受野的固定宽度，在处理复杂的长程语义时仍存在局限性。</w:t>
       </w:r>
     </w:p>
     <w:p>
@@ -14625,7 +14670,17 @@
         </w:rPr>
       </w:pPr>
       <w:r>
-        <w:t>图2-2自注意力机制</w:t>
+        <w:t>图2-2</w:t>
+      </w:r>
+      <w:r>
+        <w:rPr>
+          <w:rFonts w:hint="eastAsia"/>
+          <w:lang w:val="en-US" w:eastAsia="zh-CN"/>
+        </w:rPr>
+        <w:t xml:space="preserve">  </w:t>
+      </w:r>
+      <w:r>
+        <w:t>自注意力机制</w:t>
       </w:r>
     </w:p>
     <w:p>
@@ -14758,7 +14813,17 @@
         </w:rPr>
       </w:pPr>
       <w:r>
-        <w:t>表2-3模型对比</w:t>
+        <w:t>表2-3</w:t>
+      </w:r>
+      <w:r>
+        <w:rPr>
+          <w:rFonts w:hint="eastAsia"/>
+          <w:lang w:val="en-US" w:eastAsia="zh-CN"/>
+        </w:rPr>
+        <w:t xml:space="preserve">  </w:t>
+      </w:r>
+      <w:r>
+        <w:t>模型对比</w:t>
       </w:r>
     </w:p>
     <w:tbl>
@@ -15650,7 +15715,7 @@
         <w:rPr>
           <w:rFonts w:hint="eastAsia"/>
         </w:rPr>
-        <w:t>PatentBERT与PatentRoBERTa为代表的专利领域专用预训练模型主要针对IPC分类号所表征的技术原理进行预训练，而在医疗器械专利文本与《医疗器械分类目录》这样的临床监管规则之间的映射任务中，由于监管类别的划分往往依赖于例如是否有源、是否接触中枢神经等个别关键技术特征，擅长全局语义表征的专利领域专业预训练模型会存在弱化局部特征的潜在风险。因此，本研究采用构建BERT-TextCNN混合架构，以避免现有专业预训练模型在医疗器械专利与监管分类映射过程中产生局部语义弱化的问题。</w:t>
+        <w:t>PatentBERT与PatentRoBERTa为代表的专利领域专用预训练模型主要面向IPC、CPC等通用专利分类任务进行预训练，能够增强模型对专利技术语义的理解。但本文研究对象并不是单一专利分类体系内部的类别预测，而是医疗器械专利文本与《医疗器械分类目录》之间的跨体系映射。该任务除技术原理外，还需要关注分类目录、监管规则以及“有源”“无源”“接触部位”等局部判别特征。因此，本文在第四章实验中引入专利表示模型作为对比方法，同时构建BERT-TextCNN模型，以检验全局语义表示与局部短语特征结合后在本文任务中的适用性。</w:t>
       </w:r>
     </w:p>
     <w:p>
@@ -15908,7 +15973,17 @@
         </w:rPr>
       </w:pPr>
       <w:r>
-        <w:t>图2-3RAG流程</w:t>
+        <w:t>图2-3</w:t>
+      </w:r>
+      <w:r>
+        <w:rPr>
+          <w:rFonts w:hint="eastAsia"/>
+          <w:lang w:val="en-US" w:eastAsia="zh-CN"/>
+        </w:rPr>
+        <w:t xml:space="preserve">  </w:t>
+      </w:r>
+      <w:r>
+        <w:t>RAG流程</w:t>
       </w:r>
     </w:p>
     <w:p>
@@ -16081,7 +16156,17 @@
         </w:rPr>
       </w:pPr>
       <w:r>
-        <w:t>图2-4Dify架构图</w:t>
+        <w:t>图2-4</w:t>
+      </w:r>
+      <w:r>
+        <w:rPr>
+          <w:rFonts w:hint="eastAsia"/>
+          <w:lang w:val="en-US" w:eastAsia="zh-CN"/>
+        </w:rPr>
+        <w:t xml:space="preserve">  </w:t>
+      </w:r>
+      <w:r>
+        <w:t>Dify架构图</w:t>
       </w:r>
     </w:p>
     <w:p>
@@ -16307,34 +16392,32 @@
     <w:p>
       <w:pPr>
         <w:ind w:firstLine="480"/>
-        <w:rPr>
-          <w:rFonts w:hint="eastAsia"/>
-        </w:rPr>
-      </w:pPr>
-      <w:r>
-        <w:rPr>
-          <w:rFonts w:hint="eastAsia"/>
-        </w:rPr>
-        <w:t>尽管HiTIN与HGCLR等模型在标准的文本层次分类任务上表现优异，但在医疗器械专利跨体系语义映射中，实现IPC体系向监管分类体系的对齐并非单一体系内的细分任务。在一级类别尚未实现高置信度自动化标注的情况下，直接扩展到二级、三级目录分类面临着严重的样本不均衡，从而增加监督信号的噪声。为建立稳定的、高质量的标注底座，为后续更好的开展层级化扩展提供高质量的基础监督信号，本研究并未采用层次分类架构。</w:t>
-      </w:r>
-    </w:p>
-    <w:p>
-      <w:pPr>
-        <w:ind w:firstLine="480"/>
-        <w:rPr>
-          <w:rFonts w:hint="eastAsia"/>
-        </w:rPr>
-      </w:pPr>
-    </w:p>
-    <w:p>
-      <w:pPr>
-        <w:widowControl/>
-        <w:spacing w:line="240" w:lineRule="auto"/>
-        <w:ind w:firstLine="0" w:firstLineChars="0"/>
-        <w:jc w:val="left"/>
-      </w:pPr>
-      <w:r>
-        <w:br w:type="page"/>
+      </w:pPr>
+      <w:r>
+        <w:rPr>
+          <w:rFonts w:hint="eastAsia"/>
+        </w:rPr>
+        <w:t>尽管HiTIN与HGCLR等模型在标准的文本层次分类任务上表现优异，但在医疗器械专利跨体系语义映射中，实现IPC体系向监管分类体系的对齐并非单一体系内的细分任务。在一级类别尚未实现高置信度自动化标注的情况下，直接扩展到二级、三级目录分类面临着严重的样本不均衡，从而增加监督信号的噪声。因此，本文将研究范围限定在一级产品类别映射，先建立稳定的高质量标注基础和分类基准</w:t>
+      </w:r>
+      <w:r>
+        <w:rPr>
+          <w:rFonts w:hint="eastAsia"/>
+          <w:lang w:eastAsia="zh-CN"/>
+        </w:rPr>
+        <w:t>，</w:t>
+      </w:r>
+      <w:r>
+        <w:rPr>
+          <w:rFonts w:hint="eastAsia"/>
+        </w:rPr>
+        <w:t>二级、三级目录的层次化分类则作为后续研究方向展开</w:t>
+      </w:r>
+      <w:r>
+        <w:rPr>
+          <w:rFonts w:hint="eastAsia"/>
+          <w:lang w:eastAsia="zh-CN"/>
+        </w:rPr>
+        <w:t>。</w:t>
       </w:r>
     </w:p>
     <w:p>
@@ -16739,7 +16822,17 @@
         </w:rPr>
       </w:pPr>
       <w:r>
-        <w:t>图3-12024年IPC分类表A部节选</w:t>
+        <w:t>图3-1</w:t>
+      </w:r>
+      <w:r>
+        <w:rPr>
+          <w:rFonts w:hint="eastAsia"/>
+          <w:lang w:val="en-US" w:eastAsia="zh-CN"/>
+        </w:rPr>
+        <w:t xml:space="preserve">  </w:t>
+      </w:r>
+      <w:r>
+        <w:t>2024年IPC分类表A部节选</w:t>
       </w:r>
     </w:p>
     <w:p>
@@ -17215,6 +17308,13 @@
       </w:pPr>
       <w:r>
         <w:t>表3-1</w:t>
+      </w:r>
+      <w:r>
+        <w:rPr>
+          <w:rFonts w:hint="eastAsia"/>
+          <w:lang w:val="en-US" w:eastAsia="zh-CN"/>
+        </w:rPr>
+        <w:t xml:space="preserve">  </w:t>
       </w:r>
       <w:r>
         <w:rPr>
@@ -17384,6 +17484,7 @@
             <w:insideH w:val="none" w:color="auto" w:sz="0" w:space="0"/>
             <w:insideV w:val="none" w:color="auto" w:sz="0" w:space="0"/>
           </w:tblBorders>
+          <w:shd w:val="clear" w:color="auto" w:fill="auto"/>
           <w:tblCellMar>
             <w:top w:w="0" w:type="dxa"/>
             <w:left w:w="108" w:type="dxa"/>
@@ -17503,135 +17604,6 @@
                 <w:lang w:val="en-US" w:eastAsia="zh-CN"/>
               </w:rPr>
               <w:t>9732</w:t>
-            </w:r>
-          </w:p>
-        </w:tc>
-      </w:tr>
-      <w:tr>
-        <w:tblPrEx>
-          <w:tblBorders>
-            <w:top w:val="single" w:color="auto" w:sz="8" w:space="0"/>
-            <w:left w:val="none" w:color="auto" w:sz="0" w:space="0"/>
-            <w:bottom w:val="single" w:color="auto" w:sz="8" w:space="0"/>
-            <w:right w:val="none" w:color="auto" w:sz="0" w:space="0"/>
-            <w:insideH w:val="none" w:color="auto" w:sz="0" w:space="0"/>
-            <w:insideV w:val="none" w:color="auto" w:sz="0" w:space="0"/>
-          </w:tblBorders>
-          <w:tblCellMar>
-            <w:top w:w="0" w:type="dxa"/>
-            <w:left w:w="108" w:type="dxa"/>
-            <w:bottom w:w="0" w:type="dxa"/>
-            <w:right w:w="108" w:type="dxa"/>
-          </w:tblCellMar>
-        </w:tblPrEx>
-        <w:trPr>
-          <w:trHeight w:val="471" w:hRule="atLeast"/>
-        </w:trPr>
-        <w:tc>
-          <w:tcPr>
-            <w:tcW w:w="2118" w:type="pct"/>
-            <w:tcBorders>
-              <w:tl2br w:val="nil"/>
-              <w:tr2bl w:val="nil"/>
-            </w:tcBorders>
-            <w:shd w:val="clear" w:color="auto" w:fill="FFFFFF"/>
-            <w:vAlign w:val="top"/>
-          </w:tcPr>
-          <w:p>
-            <w:pPr>
-              <w:pStyle w:val="26"/>
-              <w:bidi w:val="0"/>
-              <w:rPr>
-                <w:rFonts w:hint="default"/>
-              </w:rPr>
-            </w:pPr>
-            <w:r>
-              <w:rPr>
-                <w:rFonts w:hint="default"/>
-                <w:lang w:val="en-US" w:eastAsia="zh-CN"/>
-              </w:rPr>
-              <w:t>医用诊察和监护器械</w:t>
-            </w:r>
-          </w:p>
-        </w:tc>
-        <w:tc>
-          <w:tcPr>
-            <w:tcW w:w="1061" w:type="pct"/>
-            <w:tcBorders>
-              <w:tl2br w:val="nil"/>
-              <w:tr2bl w:val="nil"/>
-            </w:tcBorders>
-            <w:shd w:val="clear" w:color="auto" w:fill="FFFFFF"/>
-            <w:vAlign w:val="top"/>
-          </w:tcPr>
-          <w:p>
-            <w:pPr>
-              <w:pStyle w:val="26"/>
-              <w:bidi w:val="0"/>
-              <w:rPr>
-                <w:rFonts w:hint="default"/>
-              </w:rPr>
-            </w:pPr>
-            <w:r>
-              <w:rPr>
-                <w:rFonts w:hint="default"/>
-                <w:lang w:val="en-US" w:eastAsia="zh-CN"/>
-              </w:rPr>
-              <w:t>6115</w:t>
-            </w:r>
-          </w:p>
-        </w:tc>
-        <w:tc>
-          <w:tcPr>
-            <w:tcW w:w="910" w:type="pct"/>
-            <w:tcBorders>
-              <w:tl2br w:val="nil"/>
-              <w:tr2bl w:val="nil"/>
-            </w:tcBorders>
-            <w:shd w:val="clear" w:color="auto" w:fill="FFFFFF"/>
-            <w:vAlign w:val="top"/>
-          </w:tcPr>
-          <w:p>
-            <w:pPr>
-              <w:pStyle w:val="26"/>
-              <w:bidi w:val="0"/>
-              <w:rPr>
-                <w:rFonts w:hint="default"/>
-              </w:rPr>
-            </w:pPr>
-            <w:r>
-              <w:rPr>
-                <w:rFonts w:hint="default"/>
-                <w:lang w:val="en-US" w:eastAsia="zh-CN"/>
-              </w:rPr>
-              <w:t>0</w:t>
-            </w:r>
-          </w:p>
-        </w:tc>
-        <w:tc>
-          <w:tcPr>
-            <w:tcW w:w="910" w:type="pct"/>
-            <w:tcBorders>
-              <w:tl2br w:val="nil"/>
-              <w:tr2bl w:val="nil"/>
-            </w:tcBorders>
-            <w:shd w:val="clear" w:color="auto" w:fill="FFFFFF"/>
-            <w:vAlign w:val="top"/>
-          </w:tcPr>
-          <w:p>
-            <w:pPr>
-              <w:pStyle w:val="26"/>
-              <w:bidi w:val="0"/>
-              <w:rPr>
-                <w:rFonts w:hint="default"/>
-              </w:rPr>
-            </w:pPr>
-            <w:r>
-              <w:rPr>
-                <w:rFonts w:hint="default"/>
-                <w:lang w:val="en-US" w:eastAsia="zh-CN"/>
-              </w:rPr>
-              <w:t>6115</w:t>
             </w:r>
           </w:p>
         </w:tc>
@@ -17680,7 +17652,7 @@
                 <w:rFonts w:hint="default"/>
                 <w:lang w:val="en-US" w:eastAsia="zh-CN"/>
               </w:rPr>
-              <w:t>无源手术器械</w:t>
+              <w:t>医用诊察和监护器械</w:t>
             </w:r>
           </w:p>
         </w:tc>
@@ -17707,7 +17679,7 @@
                 <w:rFonts w:hint="default"/>
                 <w:lang w:val="en-US" w:eastAsia="zh-CN"/>
               </w:rPr>
-              <w:t>4288</w:t>
+              <w:t>6115</w:t>
             </w:r>
           </w:p>
         </w:tc>
@@ -17761,136 +17733,7 @@
                 <w:rFonts w:hint="default"/>
                 <w:lang w:val="en-US" w:eastAsia="zh-CN"/>
               </w:rPr>
-              <w:t>4288</w:t>
-            </w:r>
-          </w:p>
-        </w:tc>
-      </w:tr>
-      <w:tr>
-        <w:tblPrEx>
-          <w:tblBorders>
-            <w:top w:val="single" w:color="auto" w:sz="8" w:space="0"/>
-            <w:left w:val="none" w:color="auto" w:sz="0" w:space="0"/>
-            <w:bottom w:val="single" w:color="auto" w:sz="8" w:space="0"/>
-            <w:right w:val="none" w:color="auto" w:sz="0" w:space="0"/>
-            <w:insideH w:val="none" w:color="auto" w:sz="0" w:space="0"/>
-            <w:insideV w:val="none" w:color="auto" w:sz="0" w:space="0"/>
-          </w:tblBorders>
-          <w:tblCellMar>
-            <w:top w:w="0" w:type="dxa"/>
-            <w:left w:w="108" w:type="dxa"/>
-            <w:bottom w:w="0" w:type="dxa"/>
-            <w:right w:w="108" w:type="dxa"/>
-          </w:tblCellMar>
-        </w:tblPrEx>
-        <w:trPr>
-          <w:trHeight w:val="471" w:hRule="atLeast"/>
-        </w:trPr>
-        <w:tc>
-          <w:tcPr>
-            <w:tcW w:w="2118" w:type="pct"/>
-            <w:tcBorders>
-              <w:tl2br w:val="nil"/>
-              <w:tr2bl w:val="nil"/>
-            </w:tcBorders>
-            <w:shd w:val="clear" w:color="auto" w:fill="FFFFFF"/>
-            <w:vAlign w:val="top"/>
-          </w:tcPr>
-          <w:p>
-            <w:pPr>
-              <w:pStyle w:val="26"/>
-              <w:bidi w:val="0"/>
-              <w:rPr>
-                <w:rFonts w:hint="default"/>
-              </w:rPr>
-            </w:pPr>
-            <w:r>
-              <w:rPr>
-                <w:rFonts w:hint="default"/>
-                <w:lang w:val="en-US" w:eastAsia="zh-CN"/>
-              </w:rPr>
-              <w:t>骨科手术器械</w:t>
-            </w:r>
-          </w:p>
-        </w:tc>
-        <w:tc>
-          <w:tcPr>
-            <w:tcW w:w="1061" w:type="pct"/>
-            <w:tcBorders>
-              <w:tl2br w:val="nil"/>
-              <w:tr2bl w:val="nil"/>
-            </w:tcBorders>
-            <w:shd w:val="clear" w:color="auto" w:fill="FFFFFF"/>
-            <w:vAlign w:val="top"/>
-          </w:tcPr>
-          <w:p>
-            <w:pPr>
-              <w:pStyle w:val="26"/>
-              <w:bidi w:val="0"/>
-              <w:rPr>
-                <w:rFonts w:hint="default"/>
-              </w:rPr>
-            </w:pPr>
-            <w:r>
-              <w:rPr>
-                <w:rFonts w:hint="default"/>
-                <w:lang w:val="en-US" w:eastAsia="zh-CN"/>
-              </w:rPr>
-              <w:t>2992</w:t>
-            </w:r>
-          </w:p>
-        </w:tc>
-        <w:tc>
-          <w:tcPr>
-            <w:tcW w:w="910" w:type="pct"/>
-            <w:tcBorders>
-              <w:tl2br w:val="nil"/>
-              <w:tr2bl w:val="nil"/>
-            </w:tcBorders>
-            <w:shd w:val="clear" w:color="auto" w:fill="FFFFFF"/>
-            <w:vAlign w:val="top"/>
-          </w:tcPr>
-          <w:p>
-            <w:pPr>
-              <w:pStyle w:val="26"/>
-              <w:bidi w:val="0"/>
-              <w:rPr>
-                <w:rFonts w:hint="default"/>
-              </w:rPr>
-            </w:pPr>
-            <w:r>
-              <w:rPr>
-                <w:rFonts w:hint="default"/>
-                <w:lang w:val="en-US" w:eastAsia="zh-CN"/>
-              </w:rPr>
-              <w:t>0</w:t>
-            </w:r>
-          </w:p>
-        </w:tc>
-        <w:tc>
-          <w:tcPr>
-            <w:tcW w:w="910" w:type="pct"/>
-            <w:tcBorders>
-              <w:tl2br w:val="nil"/>
-              <w:tr2bl w:val="nil"/>
-            </w:tcBorders>
-            <w:shd w:val="clear" w:color="auto" w:fill="FFFFFF"/>
-            <w:vAlign w:val="top"/>
-          </w:tcPr>
-          <w:p>
-            <w:pPr>
-              <w:pStyle w:val="26"/>
-              <w:bidi w:val="0"/>
-              <w:rPr>
-                <w:rFonts w:hint="default"/>
-              </w:rPr>
-            </w:pPr>
-            <w:r>
-              <w:rPr>
-                <w:rFonts w:hint="default"/>
-                <w:lang w:val="en-US" w:eastAsia="zh-CN"/>
-              </w:rPr>
-              <w:t>2992</w:t>
+              <w:t>6115</w:t>
             </w:r>
           </w:p>
         </w:tc>
@@ -17939,7 +17782,7 @@
                 <w:rFonts w:hint="default"/>
                 <w:lang w:val="en-US" w:eastAsia="zh-CN"/>
               </w:rPr>
-              <w:t>有源手术器械</w:t>
+              <w:t>无源手术器械</w:t>
             </w:r>
           </w:p>
         </w:tc>
@@ -17966,7 +17809,7 @@
                 <w:rFonts w:hint="default"/>
                 <w:lang w:val="en-US" w:eastAsia="zh-CN"/>
               </w:rPr>
-              <w:t>2949</w:t>
+              <w:t>4288</w:t>
             </w:r>
           </w:p>
         </w:tc>
@@ -18020,7 +17863,7 @@
                 <w:rFonts w:hint="default"/>
                 <w:lang w:val="en-US" w:eastAsia="zh-CN"/>
               </w:rPr>
-              <w:t>2949</w:t>
+              <w:t>4288</w:t>
             </w:r>
           </w:p>
         </w:tc>
@@ -18069,7 +17912,7 @@
                 <w:rFonts w:hint="default"/>
                 <w:lang w:val="en-US" w:eastAsia="zh-CN"/>
               </w:rPr>
-              <w:t>眼科器械</w:t>
+              <w:t>骨科手术器械</w:t>
             </w:r>
           </w:p>
         </w:tc>
@@ -18096,7 +17939,7 @@
                 <w:rFonts w:hint="default"/>
                 <w:lang w:val="en-US" w:eastAsia="zh-CN"/>
               </w:rPr>
-              <w:t>1591</w:t>
+              <w:t>2992</w:t>
             </w:r>
           </w:p>
         </w:tc>
@@ -18150,7 +17993,7 @@
                 <w:rFonts w:hint="default"/>
                 <w:lang w:val="en-US" w:eastAsia="zh-CN"/>
               </w:rPr>
-              <w:t>1591</w:t>
+              <w:t>2992</w:t>
             </w:r>
           </w:p>
         </w:tc>
@@ -18199,7 +18042,7 @@
                 <w:rFonts w:hint="default"/>
                 <w:lang w:val="en-US" w:eastAsia="zh-CN"/>
               </w:rPr>
-              <w:t>注输、护理和防护器械</w:t>
+              <w:t>有源手术器械</w:t>
             </w:r>
           </w:p>
         </w:tc>
@@ -18226,7 +18069,7 @@
                 <w:rFonts w:hint="default"/>
                 <w:lang w:val="en-US" w:eastAsia="zh-CN"/>
               </w:rPr>
-              <w:t>1063</w:t>
+              <w:t>2949</w:t>
             </w:r>
           </w:p>
         </w:tc>
@@ -18280,7 +18123,7 @@
                 <w:rFonts w:hint="default"/>
                 <w:lang w:val="en-US" w:eastAsia="zh-CN"/>
               </w:rPr>
-              <w:t>1063</w:t>
+              <w:t>2949</w:t>
             </w:r>
           </w:p>
         </w:tc>
@@ -18329,7 +18172,7 @@
                 <w:rFonts w:hint="default"/>
                 <w:lang w:val="en-US" w:eastAsia="zh-CN"/>
               </w:rPr>
-              <w:t>临床检验器械</w:t>
+              <w:t>眼科器械</w:t>
             </w:r>
           </w:p>
         </w:tc>
@@ -18356,7 +18199,7 @@
                 <w:rFonts w:hint="default"/>
                 <w:lang w:val="en-US" w:eastAsia="zh-CN"/>
               </w:rPr>
-              <w:t>1002</w:t>
+              <w:t>1591</w:t>
             </w:r>
           </w:p>
         </w:tc>
@@ -18410,136 +18253,7 @@
                 <w:rFonts w:hint="default"/>
                 <w:lang w:val="en-US" w:eastAsia="zh-CN"/>
               </w:rPr>
-              <w:t>1002</w:t>
-            </w:r>
-          </w:p>
-        </w:tc>
-      </w:tr>
-      <w:tr>
-        <w:tblPrEx>
-          <w:tblBorders>
-            <w:top w:val="single" w:color="auto" w:sz="8" w:space="0"/>
-            <w:left w:val="none" w:color="auto" w:sz="0" w:space="0"/>
-            <w:bottom w:val="single" w:color="auto" w:sz="8" w:space="0"/>
-            <w:right w:val="none" w:color="auto" w:sz="0" w:space="0"/>
-            <w:insideH w:val="none" w:color="auto" w:sz="0" w:space="0"/>
-            <w:insideV w:val="none" w:color="auto" w:sz="0" w:space="0"/>
-          </w:tblBorders>
-          <w:tblCellMar>
-            <w:top w:w="0" w:type="dxa"/>
-            <w:left w:w="108" w:type="dxa"/>
-            <w:bottom w:w="0" w:type="dxa"/>
-            <w:right w:w="108" w:type="dxa"/>
-          </w:tblCellMar>
-        </w:tblPrEx>
-        <w:trPr>
-          <w:trHeight w:val="471" w:hRule="atLeast"/>
-        </w:trPr>
-        <w:tc>
-          <w:tcPr>
-            <w:tcW w:w="2118" w:type="pct"/>
-            <w:tcBorders>
-              <w:tl2br w:val="nil"/>
-              <w:tr2bl w:val="nil"/>
-            </w:tcBorders>
-            <w:shd w:val="clear" w:color="auto" w:fill="FFFFFF"/>
-            <w:vAlign w:val="top"/>
-          </w:tcPr>
-          <w:p>
-            <w:pPr>
-              <w:pStyle w:val="26"/>
-              <w:bidi w:val="0"/>
-              <w:rPr>
-                <w:rFonts w:hint="default"/>
-              </w:rPr>
-            </w:pPr>
-            <w:r>
-              <w:rPr>
-                <w:rFonts w:hint="default"/>
-                <w:lang w:val="en-US" w:eastAsia="zh-CN"/>
-              </w:rPr>
-              <w:t>医用软件</w:t>
-            </w:r>
-          </w:p>
-        </w:tc>
-        <w:tc>
-          <w:tcPr>
-            <w:tcW w:w="1061" w:type="pct"/>
-            <w:tcBorders>
-              <w:tl2br w:val="nil"/>
-              <w:tr2bl w:val="nil"/>
-            </w:tcBorders>
-            <w:shd w:val="clear" w:color="auto" w:fill="FFFFFF"/>
-            <w:vAlign w:val="top"/>
-          </w:tcPr>
-          <w:p>
-            <w:pPr>
-              <w:pStyle w:val="26"/>
-              <w:bidi w:val="0"/>
-              <w:rPr>
-                <w:rFonts w:hint="default"/>
-              </w:rPr>
-            </w:pPr>
-            <w:r>
-              <w:rPr>
-                <w:rFonts w:hint="default"/>
-                <w:lang w:val="en-US" w:eastAsia="zh-CN"/>
-              </w:rPr>
-              <w:t>911</w:t>
-            </w:r>
-          </w:p>
-        </w:tc>
-        <w:tc>
-          <w:tcPr>
-            <w:tcW w:w="910" w:type="pct"/>
-            <w:tcBorders>
-              <w:tl2br w:val="nil"/>
-              <w:tr2bl w:val="nil"/>
-            </w:tcBorders>
-            <w:shd w:val="clear" w:color="auto" w:fill="FFFFFF"/>
-            <w:vAlign w:val="top"/>
-          </w:tcPr>
-          <w:p>
-            <w:pPr>
-              <w:pStyle w:val="26"/>
-              <w:bidi w:val="0"/>
-              <w:rPr>
-                <w:rFonts w:hint="default"/>
-              </w:rPr>
-            </w:pPr>
-            <w:r>
-              <w:rPr>
-                <w:rFonts w:hint="default"/>
-                <w:lang w:val="en-US" w:eastAsia="zh-CN"/>
-              </w:rPr>
-              <w:t>0</w:t>
-            </w:r>
-          </w:p>
-        </w:tc>
-        <w:tc>
-          <w:tcPr>
-            <w:tcW w:w="910" w:type="pct"/>
-            <w:tcBorders>
-              <w:tl2br w:val="nil"/>
-              <w:tr2bl w:val="nil"/>
-            </w:tcBorders>
-            <w:shd w:val="clear" w:color="auto" w:fill="FFFFFF"/>
-            <w:vAlign w:val="top"/>
-          </w:tcPr>
-          <w:p>
-            <w:pPr>
-              <w:pStyle w:val="26"/>
-              <w:bidi w:val="0"/>
-              <w:rPr>
-                <w:rFonts w:hint="default"/>
-              </w:rPr>
-            </w:pPr>
-            <w:r>
-              <w:rPr>
-                <w:rFonts w:hint="default"/>
-                <w:lang w:val="en-US" w:eastAsia="zh-CN"/>
-              </w:rPr>
-              <w:t>911</w:t>
+              <w:t>1591</w:t>
             </w:r>
           </w:p>
         </w:tc>
@@ -18588,7 +18302,7 @@
                 <w:rFonts w:hint="default"/>
                 <w:lang w:val="en-US" w:eastAsia="zh-CN"/>
               </w:rPr>
-              <w:t>无源植入器械</w:t>
+              <w:t>注输、护理和防护器械</w:t>
             </w:r>
           </w:p>
         </w:tc>
@@ -18615,7 +18329,7 @@
                 <w:rFonts w:hint="default"/>
                 <w:lang w:val="en-US" w:eastAsia="zh-CN"/>
               </w:rPr>
-              <w:t>663</w:t>
+              <w:t>1063</w:t>
             </w:r>
           </w:p>
         </w:tc>
@@ -18669,7 +18383,7 @@
                 <w:rFonts w:hint="default"/>
                 <w:lang w:val="en-US" w:eastAsia="zh-CN"/>
               </w:rPr>
-              <w:t>663</w:t>
+              <w:t>1063</w:t>
             </w:r>
           </w:p>
         </w:tc>
@@ -18718,7 +18432,7 @@
                 <w:rFonts w:hint="default"/>
                 <w:lang w:val="en-US" w:eastAsia="zh-CN"/>
               </w:rPr>
-              <w:t>神经和心血管手术器械</w:t>
+              <w:t>临床检验器械</w:t>
             </w:r>
           </w:p>
         </w:tc>
@@ -18745,7 +18459,7 @@
                 <w:rFonts w:hint="default"/>
                 <w:lang w:val="en-US" w:eastAsia="zh-CN"/>
               </w:rPr>
-              <w:t>616</w:t>
+              <w:t>1002</w:t>
             </w:r>
           </w:p>
         </w:tc>
@@ -18799,394 +18513,7 @@
                 <w:rFonts w:hint="default"/>
                 <w:lang w:val="en-US" w:eastAsia="zh-CN"/>
               </w:rPr>
-              <w:t>616</w:t>
-            </w:r>
-          </w:p>
-        </w:tc>
-      </w:tr>
-      <w:tr>
-        <w:tblPrEx>
-          <w:tblBorders>
-            <w:top w:val="single" w:color="auto" w:sz="8" w:space="0"/>
-            <w:left w:val="none" w:color="auto" w:sz="0" w:space="0"/>
-            <w:bottom w:val="single" w:color="auto" w:sz="8" w:space="0"/>
-            <w:right w:val="none" w:color="auto" w:sz="0" w:space="0"/>
-            <w:insideH w:val="none" w:color="auto" w:sz="0" w:space="0"/>
-            <w:insideV w:val="none" w:color="auto" w:sz="0" w:space="0"/>
-          </w:tblBorders>
-          <w:tblCellMar>
-            <w:top w:w="0" w:type="dxa"/>
-            <w:left w:w="108" w:type="dxa"/>
-            <w:bottom w:w="0" w:type="dxa"/>
-            <w:right w:w="108" w:type="dxa"/>
-          </w:tblCellMar>
-        </w:tblPrEx>
-        <w:trPr>
-          <w:trHeight w:val="471" w:hRule="atLeast"/>
-        </w:trPr>
-        <w:tc>
-          <w:tcPr>
-            <w:tcW w:w="2118" w:type="pct"/>
-            <w:tcBorders>
-              <w:tl2br w:val="nil"/>
-              <w:tr2bl w:val="nil"/>
-            </w:tcBorders>
-            <w:shd w:val="clear" w:color="auto" w:fill="FFFFFF"/>
-            <w:vAlign w:val="top"/>
-          </w:tcPr>
-          <w:p>
-            <w:pPr>
-              <w:pStyle w:val="26"/>
-              <w:bidi w:val="0"/>
-              <w:rPr>
-                <w:rFonts w:hint="default"/>
-              </w:rPr>
-            </w:pPr>
-            <w:r>
-              <w:rPr>
-                <w:rFonts w:hint="default"/>
-                <w:lang w:val="en-US" w:eastAsia="zh-CN"/>
-              </w:rPr>
-              <w:t>妇产科、辅助生殖和避孕器械</w:t>
-            </w:r>
-          </w:p>
-        </w:tc>
-        <w:tc>
-          <w:tcPr>
-            <w:tcW w:w="1061" w:type="pct"/>
-            <w:tcBorders>
-              <w:tl2br w:val="nil"/>
-              <w:tr2bl w:val="nil"/>
-            </w:tcBorders>
-            <w:shd w:val="clear" w:color="auto" w:fill="FFFFFF"/>
-            <w:vAlign w:val="top"/>
-          </w:tcPr>
-          <w:p>
-            <w:pPr>
-              <w:pStyle w:val="26"/>
-              <w:bidi w:val="0"/>
-              <w:rPr>
-                <w:rFonts w:hint="default"/>
-              </w:rPr>
-            </w:pPr>
-            <w:r>
-              <w:rPr>
-                <w:rFonts w:hint="default"/>
-                <w:lang w:val="en-US" w:eastAsia="zh-CN"/>
-              </w:rPr>
-              <w:t>584</w:t>
-            </w:r>
-          </w:p>
-        </w:tc>
-        <w:tc>
-          <w:tcPr>
-            <w:tcW w:w="910" w:type="pct"/>
-            <w:tcBorders>
-              <w:tl2br w:val="nil"/>
-              <w:tr2bl w:val="nil"/>
-            </w:tcBorders>
-            <w:shd w:val="clear" w:color="auto" w:fill="FFFFFF"/>
-            <w:vAlign w:val="top"/>
-          </w:tcPr>
-          <w:p>
-            <w:pPr>
-              <w:pStyle w:val="26"/>
-              <w:bidi w:val="0"/>
-              <w:rPr>
-                <w:rFonts w:hint="default"/>
-              </w:rPr>
-            </w:pPr>
-            <w:r>
-              <w:rPr>
-                <w:rFonts w:hint="default"/>
-                <w:lang w:val="en-US" w:eastAsia="zh-CN"/>
-              </w:rPr>
-              <w:t>0</w:t>
-            </w:r>
-          </w:p>
-        </w:tc>
-        <w:tc>
-          <w:tcPr>
-            <w:tcW w:w="910" w:type="pct"/>
-            <w:tcBorders>
-              <w:tl2br w:val="nil"/>
-              <w:tr2bl w:val="nil"/>
-            </w:tcBorders>
-            <w:shd w:val="clear" w:color="auto" w:fill="FFFFFF"/>
-            <w:vAlign w:val="top"/>
-          </w:tcPr>
-          <w:p>
-            <w:pPr>
-              <w:pStyle w:val="26"/>
-              <w:bidi w:val="0"/>
-              <w:rPr>
-                <w:rFonts w:hint="default"/>
-              </w:rPr>
-            </w:pPr>
-            <w:r>
-              <w:rPr>
-                <w:rFonts w:hint="default"/>
-                <w:lang w:val="en-US" w:eastAsia="zh-CN"/>
-              </w:rPr>
-              <w:t>584</w:t>
-            </w:r>
-          </w:p>
-        </w:tc>
-      </w:tr>
-      <w:tr>
-        <w:tblPrEx>
-          <w:tblBorders>
-            <w:top w:val="single" w:color="auto" w:sz="8" w:space="0"/>
-            <w:left w:val="none" w:color="auto" w:sz="0" w:space="0"/>
-            <w:bottom w:val="single" w:color="auto" w:sz="8" w:space="0"/>
-            <w:right w:val="none" w:color="auto" w:sz="0" w:space="0"/>
-            <w:insideH w:val="none" w:color="auto" w:sz="0" w:space="0"/>
-            <w:insideV w:val="none" w:color="auto" w:sz="0" w:space="0"/>
-          </w:tblBorders>
-          <w:tblCellMar>
-            <w:top w:w="0" w:type="dxa"/>
-            <w:left w:w="108" w:type="dxa"/>
-            <w:bottom w:w="0" w:type="dxa"/>
-            <w:right w:w="108" w:type="dxa"/>
-          </w:tblCellMar>
-        </w:tblPrEx>
-        <w:trPr>
-          <w:trHeight w:val="471" w:hRule="atLeast"/>
-        </w:trPr>
-        <w:tc>
-          <w:tcPr>
-            <w:tcW w:w="2118" w:type="pct"/>
-            <w:tcBorders>
-              <w:tl2br w:val="nil"/>
-              <w:tr2bl w:val="nil"/>
-            </w:tcBorders>
-            <w:shd w:val="clear" w:color="auto" w:fill="FFFFFF"/>
-            <w:vAlign w:val="top"/>
-          </w:tcPr>
-          <w:p>
-            <w:pPr>
-              <w:pStyle w:val="26"/>
-              <w:bidi w:val="0"/>
-              <w:rPr>
-                <w:rFonts w:hint="default"/>
-              </w:rPr>
-            </w:pPr>
-            <w:r>
-              <w:rPr>
-                <w:rFonts w:hint="default"/>
-                <w:lang w:val="en-US" w:eastAsia="zh-CN"/>
-              </w:rPr>
-              <w:t>口腔科器械</w:t>
-            </w:r>
-          </w:p>
-        </w:tc>
-        <w:tc>
-          <w:tcPr>
-            <w:tcW w:w="1061" w:type="pct"/>
-            <w:tcBorders>
-              <w:tl2br w:val="nil"/>
-              <w:tr2bl w:val="nil"/>
-            </w:tcBorders>
-            <w:shd w:val="clear" w:color="auto" w:fill="FFFFFF"/>
-            <w:vAlign w:val="top"/>
-          </w:tcPr>
-          <w:p>
-            <w:pPr>
-              <w:pStyle w:val="26"/>
-              <w:bidi w:val="0"/>
-              <w:rPr>
-                <w:rFonts w:hint="default"/>
-              </w:rPr>
-            </w:pPr>
-            <w:r>
-              <w:rPr>
-                <w:rFonts w:hint="default"/>
-                <w:lang w:val="en-US" w:eastAsia="zh-CN"/>
-              </w:rPr>
-              <w:t>308</w:t>
-            </w:r>
-          </w:p>
-        </w:tc>
-        <w:tc>
-          <w:tcPr>
-            <w:tcW w:w="910" w:type="pct"/>
-            <w:tcBorders>
-              <w:tl2br w:val="nil"/>
-              <w:tr2bl w:val="nil"/>
-            </w:tcBorders>
-            <w:shd w:val="clear" w:color="auto" w:fill="FFFFFF"/>
-            <w:vAlign w:val="top"/>
-          </w:tcPr>
-          <w:p>
-            <w:pPr>
-              <w:pStyle w:val="26"/>
-              <w:bidi w:val="0"/>
-              <w:rPr>
-                <w:rFonts w:hint="default"/>
-              </w:rPr>
-            </w:pPr>
-            <w:r>
-              <w:rPr>
-                <w:rFonts w:hint="default"/>
-                <w:lang w:val="en-US" w:eastAsia="zh-CN"/>
-              </w:rPr>
-              <w:t>0</w:t>
-            </w:r>
-          </w:p>
-        </w:tc>
-        <w:tc>
-          <w:tcPr>
-            <w:tcW w:w="910" w:type="pct"/>
-            <w:tcBorders>
-              <w:tl2br w:val="nil"/>
-              <w:tr2bl w:val="nil"/>
-            </w:tcBorders>
-            <w:shd w:val="clear" w:color="auto" w:fill="FFFFFF"/>
-            <w:vAlign w:val="top"/>
-          </w:tcPr>
-          <w:p>
-            <w:pPr>
-              <w:pStyle w:val="26"/>
-              <w:bidi w:val="0"/>
-              <w:rPr>
-                <w:rFonts w:hint="default"/>
-              </w:rPr>
-            </w:pPr>
-            <w:r>
-              <w:rPr>
-                <w:rFonts w:hint="default"/>
-                <w:lang w:val="en-US" w:eastAsia="zh-CN"/>
-              </w:rPr>
-              <w:t>308</w:t>
-            </w:r>
-          </w:p>
-        </w:tc>
-      </w:tr>
-      <w:tr>
-        <w:tblPrEx>
-          <w:tblBorders>
-            <w:top w:val="single" w:color="auto" w:sz="8" w:space="0"/>
-            <w:left w:val="none" w:color="auto" w:sz="0" w:space="0"/>
-            <w:bottom w:val="single" w:color="auto" w:sz="8" w:space="0"/>
-            <w:right w:val="none" w:color="auto" w:sz="0" w:space="0"/>
-            <w:insideH w:val="none" w:color="auto" w:sz="0" w:space="0"/>
-            <w:insideV w:val="none" w:color="auto" w:sz="0" w:space="0"/>
-          </w:tblBorders>
-          <w:tblCellMar>
-            <w:top w:w="0" w:type="dxa"/>
-            <w:left w:w="108" w:type="dxa"/>
-            <w:bottom w:w="0" w:type="dxa"/>
-            <w:right w:w="108" w:type="dxa"/>
-          </w:tblCellMar>
-        </w:tblPrEx>
-        <w:trPr>
-          <w:trHeight w:val="471" w:hRule="atLeast"/>
-        </w:trPr>
-        <w:tc>
-          <w:tcPr>
-            <w:tcW w:w="2118" w:type="pct"/>
-            <w:tcBorders>
-              <w:tl2br w:val="nil"/>
-              <w:tr2bl w:val="nil"/>
-            </w:tcBorders>
-            <w:shd w:val="clear" w:color="auto" w:fill="FFFFFF"/>
-            <w:vAlign w:val="top"/>
-          </w:tcPr>
-          <w:p>
-            <w:pPr>
-              <w:pStyle w:val="26"/>
-              <w:bidi w:val="0"/>
-              <w:rPr>
-                <w:rFonts w:hint="default"/>
-              </w:rPr>
-            </w:pPr>
-            <w:r>
-              <w:rPr>
-                <w:rFonts w:hint="default"/>
-                <w:lang w:val="en-US" w:eastAsia="zh-CN"/>
-              </w:rPr>
-              <w:t>物理治疗器械</w:t>
-            </w:r>
-          </w:p>
-        </w:tc>
-        <w:tc>
-          <w:tcPr>
-            <w:tcW w:w="1061" w:type="pct"/>
-            <w:tcBorders>
-              <w:tl2br w:val="nil"/>
-              <w:tr2bl w:val="nil"/>
-            </w:tcBorders>
-            <w:shd w:val="clear" w:color="auto" w:fill="FFFFFF"/>
-            <w:vAlign w:val="top"/>
-          </w:tcPr>
-          <w:p>
-            <w:pPr>
-              <w:pStyle w:val="26"/>
-              <w:bidi w:val="0"/>
-              <w:rPr>
-                <w:rFonts w:hint="default"/>
-              </w:rPr>
-            </w:pPr>
-            <w:r>
-              <w:rPr>
-                <w:rFonts w:hint="default"/>
-                <w:lang w:val="en-US" w:eastAsia="zh-CN"/>
-              </w:rPr>
-              <w:t>282</w:t>
-            </w:r>
-          </w:p>
-        </w:tc>
-        <w:tc>
-          <w:tcPr>
-            <w:tcW w:w="910" w:type="pct"/>
-            <w:tcBorders>
-              <w:tl2br w:val="nil"/>
-              <w:tr2bl w:val="nil"/>
-            </w:tcBorders>
-            <w:shd w:val="clear" w:color="auto" w:fill="FFFFFF"/>
-            <w:vAlign w:val="top"/>
-          </w:tcPr>
-          <w:p>
-            <w:pPr>
-              <w:pStyle w:val="26"/>
-              <w:bidi w:val="0"/>
-              <w:rPr>
-                <w:rFonts w:hint="default"/>
-              </w:rPr>
-            </w:pPr>
-            <w:r>
-              <w:rPr>
-                <w:rFonts w:hint="default"/>
-                <w:lang w:val="en-US" w:eastAsia="zh-CN"/>
-              </w:rPr>
-              <w:t>0</w:t>
-            </w:r>
-          </w:p>
-        </w:tc>
-        <w:tc>
-          <w:tcPr>
-            <w:tcW w:w="910" w:type="pct"/>
-            <w:tcBorders>
-              <w:tl2br w:val="nil"/>
-              <w:tr2bl w:val="nil"/>
-            </w:tcBorders>
-            <w:shd w:val="clear" w:color="auto" w:fill="FFFFFF"/>
-            <w:vAlign w:val="top"/>
-          </w:tcPr>
-          <w:p>
-            <w:pPr>
-              <w:pStyle w:val="26"/>
-              <w:bidi w:val="0"/>
-              <w:rPr>
-                <w:rFonts w:hint="default"/>
-              </w:rPr>
-            </w:pPr>
-            <w:r>
-              <w:rPr>
-                <w:rFonts w:hint="default"/>
-                <w:lang w:val="en-US" w:eastAsia="zh-CN"/>
-              </w:rPr>
-              <w:t>282</w:t>
+              <w:t>1002</w:t>
             </w:r>
           </w:p>
         </w:tc>
@@ -19235,7 +18562,7 @@
                 <w:rFonts w:hint="default"/>
                 <w:lang w:val="en-US" w:eastAsia="zh-CN"/>
               </w:rPr>
-              <w:t>中医器械</w:t>
+              <w:t>医用软件</w:t>
             </w:r>
           </w:p>
         </w:tc>
@@ -19262,7 +18589,7 @@
                 <w:rFonts w:hint="default"/>
                 <w:lang w:val="en-US" w:eastAsia="zh-CN"/>
               </w:rPr>
-              <w:t>263</w:t>
+              <w:t>911</w:t>
             </w:r>
           </w:p>
         </w:tc>
@@ -19316,7 +18643,7 @@
                 <w:rFonts w:hint="default"/>
                 <w:lang w:val="en-US" w:eastAsia="zh-CN"/>
               </w:rPr>
-              <w:t>263</w:t>
+              <w:t>911</w:t>
             </w:r>
           </w:p>
         </w:tc>
@@ -19365,7 +18692,7 @@
                 <w:rFonts w:hint="default"/>
                 <w:lang w:val="en-US" w:eastAsia="zh-CN"/>
               </w:rPr>
-              <w:t>呼吸、麻醉和急救器械</w:t>
+              <w:t>无源植入器械</w:t>
             </w:r>
           </w:p>
         </w:tc>
@@ -19392,7 +18719,7 @@
                 <w:rFonts w:hint="default"/>
                 <w:lang w:val="en-US" w:eastAsia="zh-CN"/>
               </w:rPr>
-              <w:t>220</w:t>
+              <w:t>663</w:t>
             </w:r>
           </w:p>
         </w:tc>
@@ -19446,7 +18773,7 @@
                 <w:rFonts w:hint="default"/>
                 <w:lang w:val="en-US" w:eastAsia="zh-CN"/>
               </w:rPr>
-              <w:t>220</w:t>
+              <w:t>663</w:t>
             </w:r>
           </w:p>
         </w:tc>
@@ -19495,7 +18822,7 @@
                 <w:rFonts w:hint="default"/>
                 <w:lang w:val="en-US" w:eastAsia="zh-CN"/>
               </w:rPr>
-              <w:t>医用康复器械</w:t>
+              <w:t>神经和心血管手术器械</w:t>
             </w:r>
           </w:p>
         </w:tc>
@@ -19522,7 +18849,7 @@
                 <w:rFonts w:hint="default"/>
                 <w:lang w:val="en-US" w:eastAsia="zh-CN"/>
               </w:rPr>
-              <w:t>220</w:t>
+              <w:t>616</w:t>
             </w:r>
           </w:p>
         </w:tc>
@@ -19576,7 +18903,7 @@
                 <w:rFonts w:hint="default"/>
                 <w:lang w:val="en-US" w:eastAsia="zh-CN"/>
               </w:rPr>
-              <w:t>220</w:t>
+              <w:t>616</w:t>
             </w:r>
           </w:p>
         </w:tc>
@@ -19625,7 +18952,7 @@
                 <w:rFonts w:hint="default"/>
                 <w:lang w:val="en-US" w:eastAsia="zh-CN"/>
               </w:rPr>
-              <w:t>放射治疗器械</w:t>
+              <w:t>妇产科、辅助生殖和避孕器械</w:t>
             </w:r>
           </w:p>
         </w:tc>
@@ -19652,7 +18979,7 @@
                 <w:rFonts w:hint="default"/>
                 <w:lang w:val="en-US" w:eastAsia="zh-CN"/>
               </w:rPr>
-              <w:t>203</w:t>
+              <w:t>584</w:t>
             </w:r>
           </w:p>
         </w:tc>
@@ -19706,394 +19033,7 @@
                 <w:rFonts w:hint="default"/>
                 <w:lang w:val="en-US" w:eastAsia="zh-CN"/>
               </w:rPr>
-              <w:t>203</w:t>
-            </w:r>
-          </w:p>
-        </w:tc>
-      </w:tr>
-      <w:tr>
-        <w:tblPrEx>
-          <w:tblBorders>
-            <w:top w:val="single" w:color="auto" w:sz="8" w:space="0"/>
-            <w:left w:val="none" w:color="auto" w:sz="0" w:space="0"/>
-            <w:bottom w:val="single" w:color="auto" w:sz="8" w:space="0"/>
-            <w:right w:val="none" w:color="auto" w:sz="0" w:space="0"/>
-            <w:insideH w:val="none" w:color="auto" w:sz="0" w:space="0"/>
-            <w:insideV w:val="none" w:color="auto" w:sz="0" w:space="0"/>
-          </w:tblBorders>
-          <w:tblCellMar>
-            <w:top w:w="0" w:type="dxa"/>
-            <w:left w:w="108" w:type="dxa"/>
-            <w:bottom w:w="0" w:type="dxa"/>
-            <w:right w:w="108" w:type="dxa"/>
-          </w:tblCellMar>
-        </w:tblPrEx>
-        <w:trPr>
-          <w:trHeight w:val="471" w:hRule="atLeast"/>
-        </w:trPr>
-        <w:tc>
-          <w:tcPr>
-            <w:tcW w:w="2118" w:type="pct"/>
-            <w:tcBorders>
-              <w:tl2br w:val="nil"/>
-              <w:tr2bl w:val="nil"/>
-            </w:tcBorders>
-            <w:shd w:val="clear" w:color="auto" w:fill="FFFFFF"/>
-            <w:vAlign w:val="top"/>
-          </w:tcPr>
-          <w:p>
-            <w:pPr>
-              <w:pStyle w:val="26"/>
-              <w:bidi w:val="0"/>
-              <w:rPr>
-                <w:rFonts w:hint="default"/>
-              </w:rPr>
-            </w:pPr>
-            <w:r>
-              <w:rPr>
-                <w:rFonts w:hint="default"/>
-                <w:lang w:val="en-US" w:eastAsia="zh-CN"/>
-              </w:rPr>
-              <w:t>有源植入器械</w:t>
-            </w:r>
-          </w:p>
-        </w:tc>
-        <w:tc>
-          <w:tcPr>
-            <w:tcW w:w="1061" w:type="pct"/>
-            <w:tcBorders>
-              <w:tl2br w:val="nil"/>
-              <w:tr2bl w:val="nil"/>
-            </w:tcBorders>
-            <w:shd w:val="clear" w:color="auto" w:fill="FFFFFF"/>
-            <w:vAlign w:val="top"/>
-          </w:tcPr>
-          <w:p>
-            <w:pPr>
-              <w:pStyle w:val="26"/>
-              <w:bidi w:val="0"/>
-              <w:rPr>
-                <w:rFonts w:hint="default"/>
-              </w:rPr>
-            </w:pPr>
-            <w:r>
-              <w:rPr>
-                <w:rFonts w:hint="default"/>
-                <w:lang w:val="en-US" w:eastAsia="zh-CN"/>
-              </w:rPr>
-              <w:t>193</w:t>
-            </w:r>
-          </w:p>
-        </w:tc>
-        <w:tc>
-          <w:tcPr>
-            <w:tcW w:w="910" w:type="pct"/>
-            <w:tcBorders>
-              <w:tl2br w:val="nil"/>
-              <w:tr2bl w:val="nil"/>
-            </w:tcBorders>
-            <w:shd w:val="clear" w:color="auto" w:fill="FFFFFF"/>
-            <w:vAlign w:val="top"/>
-          </w:tcPr>
-          <w:p>
-            <w:pPr>
-              <w:pStyle w:val="26"/>
-              <w:bidi w:val="0"/>
-              <w:rPr>
-                <w:rFonts w:hint="default"/>
-              </w:rPr>
-            </w:pPr>
-            <w:r>
-              <w:rPr>
-                <w:rFonts w:hint="default"/>
-                <w:lang w:val="en-US" w:eastAsia="zh-CN"/>
-              </w:rPr>
-              <w:t>0</w:t>
-            </w:r>
-          </w:p>
-        </w:tc>
-        <w:tc>
-          <w:tcPr>
-            <w:tcW w:w="910" w:type="pct"/>
-            <w:tcBorders>
-              <w:tl2br w:val="nil"/>
-              <w:tr2bl w:val="nil"/>
-            </w:tcBorders>
-            <w:shd w:val="clear" w:color="auto" w:fill="FFFFFF"/>
-            <w:vAlign w:val="top"/>
-          </w:tcPr>
-          <w:p>
-            <w:pPr>
-              <w:pStyle w:val="26"/>
-              <w:bidi w:val="0"/>
-              <w:rPr>
-                <w:rFonts w:hint="default"/>
-              </w:rPr>
-            </w:pPr>
-            <w:r>
-              <w:rPr>
-                <w:rFonts w:hint="default"/>
-                <w:lang w:val="en-US" w:eastAsia="zh-CN"/>
-              </w:rPr>
-              <w:t>193</w:t>
-            </w:r>
-          </w:p>
-        </w:tc>
-      </w:tr>
-      <w:tr>
-        <w:tblPrEx>
-          <w:tblBorders>
-            <w:top w:val="single" w:color="auto" w:sz="8" w:space="0"/>
-            <w:left w:val="none" w:color="auto" w:sz="0" w:space="0"/>
-            <w:bottom w:val="single" w:color="auto" w:sz="8" w:space="0"/>
-            <w:right w:val="none" w:color="auto" w:sz="0" w:space="0"/>
-            <w:insideH w:val="none" w:color="auto" w:sz="0" w:space="0"/>
-            <w:insideV w:val="none" w:color="auto" w:sz="0" w:space="0"/>
-          </w:tblBorders>
-          <w:tblCellMar>
-            <w:top w:w="0" w:type="dxa"/>
-            <w:left w:w="108" w:type="dxa"/>
-            <w:bottom w:w="0" w:type="dxa"/>
-            <w:right w:w="108" w:type="dxa"/>
-          </w:tblCellMar>
-        </w:tblPrEx>
-        <w:trPr>
-          <w:trHeight w:val="471" w:hRule="atLeast"/>
-        </w:trPr>
-        <w:tc>
-          <w:tcPr>
-            <w:tcW w:w="2118" w:type="pct"/>
-            <w:tcBorders>
-              <w:tl2br w:val="nil"/>
-              <w:tr2bl w:val="nil"/>
-            </w:tcBorders>
-            <w:shd w:val="clear" w:color="auto" w:fill="FFFFFF"/>
-            <w:vAlign w:val="top"/>
-          </w:tcPr>
-          <w:p>
-            <w:pPr>
-              <w:pStyle w:val="26"/>
-              <w:bidi w:val="0"/>
-              <w:rPr>
-                <w:rFonts w:hint="default"/>
-              </w:rPr>
-            </w:pPr>
-            <w:r>
-              <w:rPr>
-                <w:rFonts w:hint="default"/>
-                <w:lang w:val="en-US" w:eastAsia="zh-CN"/>
-              </w:rPr>
-              <w:t>患者承载器械</w:t>
-            </w:r>
-          </w:p>
-        </w:tc>
-        <w:tc>
-          <w:tcPr>
-            <w:tcW w:w="1061" w:type="pct"/>
-            <w:tcBorders>
-              <w:tl2br w:val="nil"/>
-              <w:tr2bl w:val="nil"/>
-            </w:tcBorders>
-            <w:shd w:val="clear" w:color="auto" w:fill="FFFFFF"/>
-            <w:vAlign w:val="top"/>
-          </w:tcPr>
-          <w:p>
-            <w:pPr>
-              <w:pStyle w:val="26"/>
-              <w:bidi w:val="0"/>
-              <w:rPr>
-                <w:rFonts w:hint="default"/>
-              </w:rPr>
-            </w:pPr>
-            <w:r>
-              <w:rPr>
-                <w:rFonts w:hint="default"/>
-                <w:lang w:val="en-US" w:eastAsia="zh-CN"/>
-              </w:rPr>
-              <w:t>107</w:t>
-            </w:r>
-          </w:p>
-        </w:tc>
-        <w:tc>
-          <w:tcPr>
-            <w:tcW w:w="910" w:type="pct"/>
-            <w:tcBorders>
-              <w:tl2br w:val="nil"/>
-              <w:tr2bl w:val="nil"/>
-            </w:tcBorders>
-            <w:shd w:val="clear" w:color="auto" w:fill="FFFFFF"/>
-            <w:vAlign w:val="top"/>
-          </w:tcPr>
-          <w:p>
-            <w:pPr>
-              <w:pStyle w:val="26"/>
-              <w:bidi w:val="0"/>
-              <w:rPr>
-                <w:rFonts w:hint="default"/>
-              </w:rPr>
-            </w:pPr>
-            <w:r>
-              <w:rPr>
-                <w:rFonts w:hint="default"/>
-                <w:lang w:val="en-US" w:eastAsia="zh-CN"/>
-              </w:rPr>
-              <w:t>0</w:t>
-            </w:r>
-          </w:p>
-        </w:tc>
-        <w:tc>
-          <w:tcPr>
-            <w:tcW w:w="910" w:type="pct"/>
-            <w:tcBorders>
-              <w:tl2br w:val="nil"/>
-              <w:tr2bl w:val="nil"/>
-            </w:tcBorders>
-            <w:shd w:val="clear" w:color="auto" w:fill="FFFFFF"/>
-            <w:vAlign w:val="top"/>
-          </w:tcPr>
-          <w:p>
-            <w:pPr>
-              <w:pStyle w:val="26"/>
-              <w:bidi w:val="0"/>
-              <w:rPr>
-                <w:rFonts w:hint="default"/>
-              </w:rPr>
-            </w:pPr>
-            <w:r>
-              <w:rPr>
-                <w:rFonts w:hint="default"/>
-                <w:lang w:val="en-US" w:eastAsia="zh-CN"/>
-              </w:rPr>
-              <w:t>107</w:t>
-            </w:r>
-          </w:p>
-        </w:tc>
-      </w:tr>
-      <w:tr>
-        <w:tblPrEx>
-          <w:tblBorders>
-            <w:top w:val="single" w:color="auto" w:sz="8" w:space="0"/>
-            <w:left w:val="none" w:color="auto" w:sz="0" w:space="0"/>
-            <w:bottom w:val="single" w:color="auto" w:sz="8" w:space="0"/>
-            <w:right w:val="none" w:color="auto" w:sz="0" w:space="0"/>
-            <w:insideH w:val="none" w:color="auto" w:sz="0" w:space="0"/>
-            <w:insideV w:val="none" w:color="auto" w:sz="0" w:space="0"/>
-          </w:tblBorders>
-          <w:tblCellMar>
-            <w:top w:w="0" w:type="dxa"/>
-            <w:left w:w="108" w:type="dxa"/>
-            <w:bottom w:w="0" w:type="dxa"/>
-            <w:right w:w="108" w:type="dxa"/>
-          </w:tblCellMar>
-        </w:tblPrEx>
-        <w:trPr>
-          <w:trHeight w:val="471" w:hRule="atLeast"/>
-        </w:trPr>
-        <w:tc>
-          <w:tcPr>
-            <w:tcW w:w="2118" w:type="pct"/>
-            <w:tcBorders>
-              <w:tl2br w:val="nil"/>
-              <w:tr2bl w:val="nil"/>
-            </w:tcBorders>
-            <w:shd w:val="clear" w:color="auto" w:fill="FFFFFF"/>
-            <w:vAlign w:val="top"/>
-          </w:tcPr>
-          <w:p>
-            <w:pPr>
-              <w:pStyle w:val="26"/>
-              <w:bidi w:val="0"/>
-              <w:rPr>
-                <w:rFonts w:hint="default"/>
-              </w:rPr>
-            </w:pPr>
-            <w:r>
-              <w:rPr>
-                <w:rFonts w:hint="default"/>
-                <w:lang w:val="en-US" w:eastAsia="zh-CN"/>
-              </w:rPr>
-              <w:t>医疗器械消毒灭菌器械</w:t>
-            </w:r>
-          </w:p>
-        </w:tc>
-        <w:tc>
-          <w:tcPr>
-            <w:tcW w:w="1061" w:type="pct"/>
-            <w:tcBorders>
-              <w:tl2br w:val="nil"/>
-              <w:tr2bl w:val="nil"/>
-            </w:tcBorders>
-            <w:shd w:val="clear" w:color="auto" w:fill="FFFFFF"/>
-            <w:vAlign w:val="top"/>
-          </w:tcPr>
-          <w:p>
-            <w:pPr>
-              <w:pStyle w:val="26"/>
-              <w:bidi w:val="0"/>
-              <w:rPr>
-                <w:rFonts w:hint="default"/>
-              </w:rPr>
-            </w:pPr>
-            <w:r>
-              <w:rPr>
-                <w:rFonts w:hint="default"/>
-                <w:lang w:val="en-US" w:eastAsia="zh-CN"/>
-              </w:rPr>
-              <w:t>98</w:t>
-            </w:r>
-          </w:p>
-        </w:tc>
-        <w:tc>
-          <w:tcPr>
-            <w:tcW w:w="910" w:type="pct"/>
-            <w:tcBorders>
-              <w:tl2br w:val="nil"/>
-              <w:tr2bl w:val="nil"/>
-            </w:tcBorders>
-            <w:shd w:val="clear" w:color="auto" w:fill="FFFFFF"/>
-            <w:vAlign w:val="top"/>
-          </w:tcPr>
-          <w:p>
-            <w:pPr>
-              <w:pStyle w:val="26"/>
-              <w:bidi w:val="0"/>
-              <w:rPr>
-                <w:rFonts w:hint="default"/>
-              </w:rPr>
-            </w:pPr>
-            <w:r>
-              <w:rPr>
-                <w:rFonts w:hint="default"/>
-                <w:lang w:val="en-US" w:eastAsia="zh-CN"/>
-              </w:rPr>
-              <w:t>0</w:t>
-            </w:r>
-          </w:p>
-        </w:tc>
-        <w:tc>
-          <w:tcPr>
-            <w:tcW w:w="910" w:type="pct"/>
-            <w:tcBorders>
-              <w:tl2br w:val="nil"/>
-              <w:tr2bl w:val="nil"/>
-            </w:tcBorders>
-            <w:shd w:val="clear" w:color="auto" w:fill="FFFFFF"/>
-            <w:vAlign w:val="top"/>
-          </w:tcPr>
-          <w:p>
-            <w:pPr>
-              <w:pStyle w:val="26"/>
-              <w:bidi w:val="0"/>
-              <w:rPr>
-                <w:rFonts w:hint="default"/>
-              </w:rPr>
-            </w:pPr>
-            <w:r>
-              <w:rPr>
-                <w:rFonts w:hint="default"/>
-                <w:lang w:val="en-US" w:eastAsia="zh-CN"/>
-              </w:rPr>
-              <w:t>98</w:t>
+              <w:t>584</w:t>
             </w:r>
           </w:p>
         </w:tc>
@@ -20142,7 +19082,7 @@
                 <w:rFonts w:hint="default"/>
                 <w:lang w:val="en-US" w:eastAsia="zh-CN"/>
               </w:rPr>
-              <w:t>输血、透析和体外循环器械</w:t>
+              <w:t>口腔科器械</w:t>
             </w:r>
           </w:p>
         </w:tc>
@@ -20169,7 +19109,7 @@
                 <w:rFonts w:hint="default"/>
                 <w:lang w:val="en-US" w:eastAsia="zh-CN"/>
               </w:rPr>
-              <w:t>31</w:t>
+              <w:t>308</w:t>
             </w:r>
           </w:p>
         </w:tc>
@@ -20196,7 +19136,7 @@
                 <w:rFonts w:hint="default"/>
                 <w:lang w:val="en-US" w:eastAsia="zh-CN"/>
               </w:rPr>
-              <w:t>62</w:t>
+              <w:t>0</w:t>
             </w:r>
           </w:p>
         </w:tc>
@@ -20223,7 +19163,7 @@
                 <w:rFonts w:hint="default"/>
                 <w:lang w:val="en-US" w:eastAsia="zh-CN"/>
               </w:rPr>
-              <w:t>93</w:t>
+              <w:t>308</w:t>
             </w:r>
           </w:p>
         </w:tc>
@@ -20238,6 +19178,7 @@
             <w:insideH w:val="none" w:color="auto" w:sz="0" w:space="0"/>
             <w:insideV w:val="none" w:color="auto" w:sz="0" w:space="0"/>
           </w:tblBorders>
+          <w:shd w:val="clear" w:color="auto" w:fill="auto"/>
           <w:tblCellMar>
             <w:top w:w="0" w:type="dxa"/>
             <w:left w:w="108" w:type="dxa"/>
@@ -20271,6 +19212,1176 @@
                 <w:rFonts w:hint="default"/>
                 <w:lang w:val="en-US" w:eastAsia="zh-CN"/>
               </w:rPr>
+              <w:t>物理治疗器械</w:t>
+            </w:r>
+          </w:p>
+        </w:tc>
+        <w:tc>
+          <w:tcPr>
+            <w:tcW w:w="1061" w:type="pct"/>
+            <w:tcBorders>
+              <w:tl2br w:val="nil"/>
+              <w:tr2bl w:val="nil"/>
+            </w:tcBorders>
+            <w:shd w:val="clear" w:color="auto" w:fill="FFFFFF"/>
+            <w:vAlign w:val="top"/>
+          </w:tcPr>
+          <w:p>
+            <w:pPr>
+              <w:pStyle w:val="26"/>
+              <w:bidi w:val="0"/>
+              <w:rPr>
+                <w:rFonts w:hint="default"/>
+              </w:rPr>
+            </w:pPr>
+            <w:r>
+              <w:rPr>
+                <w:rFonts w:hint="default"/>
+                <w:lang w:val="en-US" w:eastAsia="zh-CN"/>
+              </w:rPr>
+              <w:t>282</w:t>
+            </w:r>
+          </w:p>
+        </w:tc>
+        <w:tc>
+          <w:tcPr>
+            <w:tcW w:w="910" w:type="pct"/>
+            <w:tcBorders>
+              <w:tl2br w:val="nil"/>
+              <w:tr2bl w:val="nil"/>
+            </w:tcBorders>
+            <w:shd w:val="clear" w:color="auto" w:fill="FFFFFF"/>
+            <w:vAlign w:val="top"/>
+          </w:tcPr>
+          <w:p>
+            <w:pPr>
+              <w:pStyle w:val="26"/>
+              <w:bidi w:val="0"/>
+              <w:rPr>
+                <w:rFonts w:hint="default"/>
+              </w:rPr>
+            </w:pPr>
+            <w:r>
+              <w:rPr>
+                <w:rFonts w:hint="default"/>
+                <w:lang w:val="en-US" w:eastAsia="zh-CN"/>
+              </w:rPr>
+              <w:t>0</w:t>
+            </w:r>
+          </w:p>
+        </w:tc>
+        <w:tc>
+          <w:tcPr>
+            <w:tcW w:w="910" w:type="pct"/>
+            <w:tcBorders>
+              <w:tl2br w:val="nil"/>
+              <w:tr2bl w:val="nil"/>
+            </w:tcBorders>
+            <w:shd w:val="clear" w:color="auto" w:fill="FFFFFF"/>
+            <w:vAlign w:val="top"/>
+          </w:tcPr>
+          <w:p>
+            <w:pPr>
+              <w:pStyle w:val="26"/>
+              <w:bidi w:val="0"/>
+              <w:rPr>
+                <w:rFonts w:hint="default"/>
+              </w:rPr>
+            </w:pPr>
+            <w:r>
+              <w:rPr>
+                <w:rFonts w:hint="default"/>
+                <w:lang w:val="en-US" w:eastAsia="zh-CN"/>
+              </w:rPr>
+              <w:t>282</w:t>
+            </w:r>
+          </w:p>
+        </w:tc>
+      </w:tr>
+      <w:tr>
+        <w:tblPrEx>
+          <w:tblBorders>
+            <w:top w:val="single" w:color="auto" w:sz="8" w:space="0"/>
+            <w:left w:val="none" w:color="auto" w:sz="0" w:space="0"/>
+            <w:bottom w:val="single" w:color="auto" w:sz="8" w:space="0"/>
+            <w:right w:val="none" w:color="auto" w:sz="0" w:space="0"/>
+            <w:insideH w:val="none" w:color="auto" w:sz="0" w:space="0"/>
+            <w:insideV w:val="none" w:color="auto" w:sz="0" w:space="0"/>
+          </w:tblBorders>
+          <w:shd w:val="clear" w:color="auto" w:fill="auto"/>
+          <w:tblCellMar>
+            <w:top w:w="0" w:type="dxa"/>
+            <w:left w:w="108" w:type="dxa"/>
+            <w:bottom w:w="0" w:type="dxa"/>
+            <w:right w:w="108" w:type="dxa"/>
+          </w:tblCellMar>
+        </w:tblPrEx>
+        <w:trPr>
+          <w:trHeight w:val="471" w:hRule="atLeast"/>
+        </w:trPr>
+        <w:tc>
+          <w:tcPr>
+            <w:tcW w:w="2118" w:type="pct"/>
+            <w:tcBorders>
+              <w:tl2br w:val="nil"/>
+              <w:tr2bl w:val="nil"/>
+            </w:tcBorders>
+            <w:shd w:val="clear" w:color="auto" w:fill="FFFFFF"/>
+            <w:vAlign w:val="top"/>
+          </w:tcPr>
+          <w:p>
+            <w:pPr>
+              <w:pStyle w:val="26"/>
+              <w:bidi w:val="0"/>
+              <w:rPr>
+                <w:rFonts w:hint="default"/>
+              </w:rPr>
+            </w:pPr>
+            <w:r>
+              <w:rPr>
+                <w:rFonts w:hint="default"/>
+                <w:lang w:val="en-US" w:eastAsia="zh-CN"/>
+              </w:rPr>
+              <w:t>中医器械</w:t>
+            </w:r>
+          </w:p>
+        </w:tc>
+        <w:tc>
+          <w:tcPr>
+            <w:tcW w:w="1061" w:type="pct"/>
+            <w:tcBorders>
+              <w:tl2br w:val="nil"/>
+              <w:tr2bl w:val="nil"/>
+            </w:tcBorders>
+            <w:shd w:val="clear" w:color="auto" w:fill="FFFFFF"/>
+            <w:vAlign w:val="top"/>
+          </w:tcPr>
+          <w:p>
+            <w:pPr>
+              <w:pStyle w:val="26"/>
+              <w:bidi w:val="0"/>
+              <w:rPr>
+                <w:rFonts w:hint="default"/>
+              </w:rPr>
+            </w:pPr>
+            <w:r>
+              <w:rPr>
+                <w:rFonts w:hint="default"/>
+                <w:lang w:val="en-US" w:eastAsia="zh-CN"/>
+              </w:rPr>
+              <w:t>263</w:t>
+            </w:r>
+          </w:p>
+        </w:tc>
+        <w:tc>
+          <w:tcPr>
+            <w:tcW w:w="910" w:type="pct"/>
+            <w:tcBorders>
+              <w:tl2br w:val="nil"/>
+              <w:tr2bl w:val="nil"/>
+            </w:tcBorders>
+            <w:shd w:val="clear" w:color="auto" w:fill="FFFFFF"/>
+            <w:vAlign w:val="top"/>
+          </w:tcPr>
+          <w:p>
+            <w:pPr>
+              <w:pStyle w:val="26"/>
+              <w:bidi w:val="0"/>
+              <w:rPr>
+                <w:rFonts w:hint="default"/>
+              </w:rPr>
+            </w:pPr>
+            <w:r>
+              <w:rPr>
+                <w:rFonts w:hint="default"/>
+                <w:lang w:val="en-US" w:eastAsia="zh-CN"/>
+              </w:rPr>
+              <w:t>0</w:t>
+            </w:r>
+          </w:p>
+        </w:tc>
+        <w:tc>
+          <w:tcPr>
+            <w:tcW w:w="910" w:type="pct"/>
+            <w:tcBorders>
+              <w:tl2br w:val="nil"/>
+              <w:tr2bl w:val="nil"/>
+            </w:tcBorders>
+            <w:shd w:val="clear" w:color="auto" w:fill="FFFFFF"/>
+            <w:vAlign w:val="top"/>
+          </w:tcPr>
+          <w:p>
+            <w:pPr>
+              <w:pStyle w:val="26"/>
+              <w:bidi w:val="0"/>
+              <w:rPr>
+                <w:rFonts w:hint="default"/>
+              </w:rPr>
+            </w:pPr>
+            <w:r>
+              <w:rPr>
+                <w:rFonts w:hint="default"/>
+                <w:lang w:val="en-US" w:eastAsia="zh-CN"/>
+              </w:rPr>
+              <w:t>263</w:t>
+            </w:r>
+          </w:p>
+        </w:tc>
+      </w:tr>
+      <w:tr>
+        <w:tblPrEx>
+          <w:tblBorders>
+            <w:top w:val="single" w:color="auto" w:sz="8" w:space="0"/>
+            <w:left w:val="none" w:color="auto" w:sz="0" w:space="0"/>
+            <w:bottom w:val="single" w:color="auto" w:sz="8" w:space="0"/>
+            <w:right w:val="none" w:color="auto" w:sz="0" w:space="0"/>
+            <w:insideH w:val="none" w:color="auto" w:sz="0" w:space="0"/>
+            <w:insideV w:val="none" w:color="auto" w:sz="0" w:space="0"/>
+          </w:tblBorders>
+          <w:shd w:val="clear" w:color="auto" w:fill="auto"/>
+          <w:tblCellMar>
+            <w:top w:w="0" w:type="dxa"/>
+            <w:left w:w="108" w:type="dxa"/>
+            <w:bottom w:w="0" w:type="dxa"/>
+            <w:right w:w="108" w:type="dxa"/>
+          </w:tblCellMar>
+        </w:tblPrEx>
+        <w:trPr>
+          <w:trHeight w:val="471" w:hRule="atLeast"/>
+        </w:trPr>
+        <w:tc>
+          <w:tcPr>
+            <w:tcW w:w="2118" w:type="pct"/>
+            <w:tcBorders>
+              <w:tl2br w:val="nil"/>
+              <w:tr2bl w:val="nil"/>
+            </w:tcBorders>
+            <w:shd w:val="clear" w:color="auto" w:fill="FFFFFF"/>
+            <w:vAlign w:val="top"/>
+          </w:tcPr>
+          <w:p>
+            <w:pPr>
+              <w:pStyle w:val="26"/>
+              <w:bidi w:val="0"/>
+              <w:rPr>
+                <w:rFonts w:hint="default"/>
+              </w:rPr>
+            </w:pPr>
+            <w:r>
+              <w:rPr>
+                <w:rFonts w:hint="default"/>
+                <w:lang w:val="en-US" w:eastAsia="zh-CN"/>
+              </w:rPr>
+              <w:t>呼吸、麻醉和急救器械</w:t>
+            </w:r>
+          </w:p>
+        </w:tc>
+        <w:tc>
+          <w:tcPr>
+            <w:tcW w:w="1061" w:type="pct"/>
+            <w:tcBorders>
+              <w:tl2br w:val="nil"/>
+              <w:tr2bl w:val="nil"/>
+            </w:tcBorders>
+            <w:shd w:val="clear" w:color="auto" w:fill="FFFFFF"/>
+            <w:vAlign w:val="top"/>
+          </w:tcPr>
+          <w:p>
+            <w:pPr>
+              <w:pStyle w:val="26"/>
+              <w:bidi w:val="0"/>
+              <w:rPr>
+                <w:rFonts w:hint="default"/>
+              </w:rPr>
+            </w:pPr>
+            <w:r>
+              <w:rPr>
+                <w:rFonts w:hint="default"/>
+                <w:lang w:val="en-US" w:eastAsia="zh-CN"/>
+              </w:rPr>
+              <w:t>220</w:t>
+            </w:r>
+          </w:p>
+        </w:tc>
+        <w:tc>
+          <w:tcPr>
+            <w:tcW w:w="910" w:type="pct"/>
+            <w:tcBorders>
+              <w:tl2br w:val="nil"/>
+              <w:tr2bl w:val="nil"/>
+            </w:tcBorders>
+            <w:shd w:val="clear" w:color="auto" w:fill="FFFFFF"/>
+            <w:vAlign w:val="top"/>
+          </w:tcPr>
+          <w:p>
+            <w:pPr>
+              <w:pStyle w:val="26"/>
+              <w:bidi w:val="0"/>
+              <w:rPr>
+                <w:rFonts w:hint="default"/>
+              </w:rPr>
+            </w:pPr>
+            <w:r>
+              <w:rPr>
+                <w:rFonts w:hint="default"/>
+                <w:lang w:val="en-US" w:eastAsia="zh-CN"/>
+              </w:rPr>
+              <w:t>0</w:t>
+            </w:r>
+          </w:p>
+        </w:tc>
+        <w:tc>
+          <w:tcPr>
+            <w:tcW w:w="910" w:type="pct"/>
+            <w:tcBorders>
+              <w:tl2br w:val="nil"/>
+              <w:tr2bl w:val="nil"/>
+            </w:tcBorders>
+            <w:shd w:val="clear" w:color="auto" w:fill="FFFFFF"/>
+            <w:vAlign w:val="top"/>
+          </w:tcPr>
+          <w:p>
+            <w:pPr>
+              <w:pStyle w:val="26"/>
+              <w:bidi w:val="0"/>
+              <w:rPr>
+                <w:rFonts w:hint="default"/>
+              </w:rPr>
+            </w:pPr>
+            <w:r>
+              <w:rPr>
+                <w:rFonts w:hint="default"/>
+                <w:lang w:val="en-US" w:eastAsia="zh-CN"/>
+              </w:rPr>
+              <w:t>220</w:t>
+            </w:r>
+          </w:p>
+        </w:tc>
+      </w:tr>
+      <w:tr>
+        <w:tblPrEx>
+          <w:tblBorders>
+            <w:top w:val="single" w:color="auto" w:sz="8" w:space="0"/>
+            <w:left w:val="none" w:color="auto" w:sz="0" w:space="0"/>
+            <w:bottom w:val="single" w:color="auto" w:sz="8" w:space="0"/>
+            <w:right w:val="none" w:color="auto" w:sz="0" w:space="0"/>
+            <w:insideH w:val="none" w:color="auto" w:sz="0" w:space="0"/>
+            <w:insideV w:val="none" w:color="auto" w:sz="0" w:space="0"/>
+          </w:tblBorders>
+          <w:shd w:val="clear" w:color="auto" w:fill="auto"/>
+          <w:tblCellMar>
+            <w:top w:w="0" w:type="dxa"/>
+            <w:left w:w="108" w:type="dxa"/>
+            <w:bottom w:w="0" w:type="dxa"/>
+            <w:right w:w="108" w:type="dxa"/>
+          </w:tblCellMar>
+        </w:tblPrEx>
+        <w:trPr>
+          <w:trHeight w:val="471" w:hRule="atLeast"/>
+        </w:trPr>
+        <w:tc>
+          <w:tcPr>
+            <w:tcW w:w="2118" w:type="pct"/>
+            <w:tcBorders>
+              <w:tl2br w:val="nil"/>
+              <w:tr2bl w:val="nil"/>
+            </w:tcBorders>
+            <w:shd w:val="clear" w:color="auto" w:fill="FFFFFF"/>
+            <w:vAlign w:val="top"/>
+          </w:tcPr>
+          <w:p>
+            <w:pPr>
+              <w:pStyle w:val="26"/>
+              <w:bidi w:val="0"/>
+              <w:rPr>
+                <w:rFonts w:hint="default"/>
+              </w:rPr>
+            </w:pPr>
+            <w:r>
+              <w:rPr>
+                <w:rFonts w:hint="default"/>
+                <w:lang w:val="en-US" w:eastAsia="zh-CN"/>
+              </w:rPr>
+              <w:t>医用康复器械</w:t>
+            </w:r>
+          </w:p>
+        </w:tc>
+        <w:tc>
+          <w:tcPr>
+            <w:tcW w:w="1061" w:type="pct"/>
+            <w:tcBorders>
+              <w:tl2br w:val="nil"/>
+              <w:tr2bl w:val="nil"/>
+            </w:tcBorders>
+            <w:shd w:val="clear" w:color="auto" w:fill="FFFFFF"/>
+            <w:vAlign w:val="top"/>
+          </w:tcPr>
+          <w:p>
+            <w:pPr>
+              <w:pStyle w:val="26"/>
+              <w:bidi w:val="0"/>
+              <w:rPr>
+                <w:rFonts w:hint="default"/>
+              </w:rPr>
+            </w:pPr>
+            <w:r>
+              <w:rPr>
+                <w:rFonts w:hint="default"/>
+                <w:lang w:val="en-US" w:eastAsia="zh-CN"/>
+              </w:rPr>
+              <w:t>220</w:t>
+            </w:r>
+          </w:p>
+        </w:tc>
+        <w:tc>
+          <w:tcPr>
+            <w:tcW w:w="910" w:type="pct"/>
+            <w:tcBorders>
+              <w:tl2br w:val="nil"/>
+              <w:tr2bl w:val="nil"/>
+            </w:tcBorders>
+            <w:shd w:val="clear" w:color="auto" w:fill="FFFFFF"/>
+            <w:vAlign w:val="top"/>
+          </w:tcPr>
+          <w:p>
+            <w:pPr>
+              <w:pStyle w:val="26"/>
+              <w:bidi w:val="0"/>
+              <w:rPr>
+                <w:rFonts w:hint="default"/>
+              </w:rPr>
+            </w:pPr>
+            <w:r>
+              <w:rPr>
+                <w:rFonts w:hint="default"/>
+                <w:lang w:val="en-US" w:eastAsia="zh-CN"/>
+              </w:rPr>
+              <w:t>0</w:t>
+            </w:r>
+          </w:p>
+        </w:tc>
+        <w:tc>
+          <w:tcPr>
+            <w:tcW w:w="910" w:type="pct"/>
+            <w:tcBorders>
+              <w:tl2br w:val="nil"/>
+              <w:tr2bl w:val="nil"/>
+            </w:tcBorders>
+            <w:shd w:val="clear" w:color="auto" w:fill="FFFFFF"/>
+            <w:vAlign w:val="top"/>
+          </w:tcPr>
+          <w:p>
+            <w:pPr>
+              <w:pStyle w:val="26"/>
+              <w:bidi w:val="0"/>
+              <w:rPr>
+                <w:rFonts w:hint="default"/>
+              </w:rPr>
+            </w:pPr>
+            <w:r>
+              <w:rPr>
+                <w:rFonts w:hint="default"/>
+                <w:lang w:val="en-US" w:eastAsia="zh-CN"/>
+              </w:rPr>
+              <w:t>220</w:t>
+            </w:r>
+          </w:p>
+        </w:tc>
+      </w:tr>
+      <w:tr>
+        <w:tblPrEx>
+          <w:tblBorders>
+            <w:top w:val="single" w:color="auto" w:sz="8" w:space="0"/>
+            <w:left w:val="none" w:color="auto" w:sz="0" w:space="0"/>
+            <w:bottom w:val="single" w:color="auto" w:sz="8" w:space="0"/>
+            <w:right w:val="none" w:color="auto" w:sz="0" w:space="0"/>
+            <w:insideH w:val="none" w:color="auto" w:sz="0" w:space="0"/>
+            <w:insideV w:val="none" w:color="auto" w:sz="0" w:space="0"/>
+          </w:tblBorders>
+          <w:shd w:val="clear" w:color="auto" w:fill="auto"/>
+          <w:tblCellMar>
+            <w:top w:w="0" w:type="dxa"/>
+            <w:left w:w="108" w:type="dxa"/>
+            <w:bottom w:w="0" w:type="dxa"/>
+            <w:right w:w="108" w:type="dxa"/>
+          </w:tblCellMar>
+        </w:tblPrEx>
+        <w:trPr>
+          <w:trHeight w:val="471" w:hRule="atLeast"/>
+        </w:trPr>
+        <w:tc>
+          <w:tcPr>
+            <w:tcW w:w="2118" w:type="pct"/>
+            <w:tcBorders>
+              <w:tl2br w:val="nil"/>
+              <w:tr2bl w:val="nil"/>
+            </w:tcBorders>
+            <w:shd w:val="clear" w:color="auto" w:fill="FFFFFF"/>
+            <w:vAlign w:val="top"/>
+          </w:tcPr>
+          <w:p>
+            <w:pPr>
+              <w:pStyle w:val="26"/>
+              <w:bidi w:val="0"/>
+              <w:rPr>
+                <w:rFonts w:hint="default"/>
+              </w:rPr>
+            </w:pPr>
+            <w:r>
+              <w:rPr>
+                <w:rFonts w:hint="default"/>
+                <w:lang w:val="en-US" w:eastAsia="zh-CN"/>
+              </w:rPr>
+              <w:t>放射治疗器械</w:t>
+            </w:r>
+          </w:p>
+        </w:tc>
+        <w:tc>
+          <w:tcPr>
+            <w:tcW w:w="1061" w:type="pct"/>
+            <w:tcBorders>
+              <w:tl2br w:val="nil"/>
+              <w:tr2bl w:val="nil"/>
+            </w:tcBorders>
+            <w:shd w:val="clear" w:color="auto" w:fill="FFFFFF"/>
+            <w:vAlign w:val="top"/>
+          </w:tcPr>
+          <w:p>
+            <w:pPr>
+              <w:pStyle w:val="26"/>
+              <w:bidi w:val="0"/>
+              <w:rPr>
+                <w:rFonts w:hint="default"/>
+              </w:rPr>
+            </w:pPr>
+            <w:r>
+              <w:rPr>
+                <w:rFonts w:hint="default"/>
+                <w:lang w:val="en-US" w:eastAsia="zh-CN"/>
+              </w:rPr>
+              <w:t>203</w:t>
+            </w:r>
+          </w:p>
+        </w:tc>
+        <w:tc>
+          <w:tcPr>
+            <w:tcW w:w="910" w:type="pct"/>
+            <w:tcBorders>
+              <w:tl2br w:val="nil"/>
+              <w:tr2bl w:val="nil"/>
+            </w:tcBorders>
+            <w:shd w:val="clear" w:color="auto" w:fill="FFFFFF"/>
+            <w:vAlign w:val="top"/>
+          </w:tcPr>
+          <w:p>
+            <w:pPr>
+              <w:pStyle w:val="26"/>
+              <w:bidi w:val="0"/>
+              <w:rPr>
+                <w:rFonts w:hint="default"/>
+              </w:rPr>
+            </w:pPr>
+            <w:r>
+              <w:rPr>
+                <w:rFonts w:hint="default"/>
+                <w:lang w:val="en-US" w:eastAsia="zh-CN"/>
+              </w:rPr>
+              <w:t>0</w:t>
+            </w:r>
+          </w:p>
+        </w:tc>
+        <w:tc>
+          <w:tcPr>
+            <w:tcW w:w="910" w:type="pct"/>
+            <w:tcBorders>
+              <w:tl2br w:val="nil"/>
+              <w:tr2bl w:val="nil"/>
+            </w:tcBorders>
+            <w:shd w:val="clear" w:color="auto" w:fill="FFFFFF"/>
+            <w:vAlign w:val="top"/>
+          </w:tcPr>
+          <w:p>
+            <w:pPr>
+              <w:pStyle w:val="26"/>
+              <w:bidi w:val="0"/>
+              <w:rPr>
+                <w:rFonts w:hint="default"/>
+              </w:rPr>
+            </w:pPr>
+            <w:r>
+              <w:rPr>
+                <w:rFonts w:hint="default"/>
+                <w:lang w:val="en-US" w:eastAsia="zh-CN"/>
+              </w:rPr>
+              <w:t>203</w:t>
+            </w:r>
+          </w:p>
+        </w:tc>
+      </w:tr>
+      <w:tr>
+        <w:tblPrEx>
+          <w:tblBorders>
+            <w:top w:val="single" w:color="auto" w:sz="8" w:space="0"/>
+            <w:left w:val="none" w:color="auto" w:sz="0" w:space="0"/>
+            <w:bottom w:val="single" w:color="auto" w:sz="8" w:space="0"/>
+            <w:right w:val="none" w:color="auto" w:sz="0" w:space="0"/>
+            <w:insideH w:val="none" w:color="auto" w:sz="0" w:space="0"/>
+            <w:insideV w:val="none" w:color="auto" w:sz="0" w:space="0"/>
+          </w:tblBorders>
+          <w:shd w:val="clear" w:color="auto" w:fill="auto"/>
+          <w:tblCellMar>
+            <w:top w:w="0" w:type="dxa"/>
+            <w:left w:w="108" w:type="dxa"/>
+            <w:bottom w:w="0" w:type="dxa"/>
+            <w:right w:w="108" w:type="dxa"/>
+          </w:tblCellMar>
+        </w:tblPrEx>
+        <w:trPr>
+          <w:trHeight w:val="471" w:hRule="atLeast"/>
+        </w:trPr>
+        <w:tc>
+          <w:tcPr>
+            <w:tcW w:w="2118" w:type="pct"/>
+            <w:tcBorders>
+              <w:tl2br w:val="nil"/>
+              <w:tr2bl w:val="nil"/>
+            </w:tcBorders>
+            <w:shd w:val="clear" w:color="auto" w:fill="FFFFFF"/>
+            <w:vAlign w:val="top"/>
+          </w:tcPr>
+          <w:p>
+            <w:pPr>
+              <w:pStyle w:val="26"/>
+              <w:bidi w:val="0"/>
+              <w:rPr>
+                <w:rFonts w:hint="default"/>
+              </w:rPr>
+            </w:pPr>
+            <w:r>
+              <w:rPr>
+                <w:rFonts w:hint="default"/>
+                <w:lang w:val="en-US" w:eastAsia="zh-CN"/>
+              </w:rPr>
+              <w:t>有源植入器械</w:t>
+            </w:r>
+          </w:p>
+        </w:tc>
+        <w:tc>
+          <w:tcPr>
+            <w:tcW w:w="1061" w:type="pct"/>
+            <w:tcBorders>
+              <w:tl2br w:val="nil"/>
+              <w:tr2bl w:val="nil"/>
+            </w:tcBorders>
+            <w:shd w:val="clear" w:color="auto" w:fill="FFFFFF"/>
+            <w:vAlign w:val="top"/>
+          </w:tcPr>
+          <w:p>
+            <w:pPr>
+              <w:pStyle w:val="26"/>
+              <w:bidi w:val="0"/>
+              <w:rPr>
+                <w:rFonts w:hint="default"/>
+              </w:rPr>
+            </w:pPr>
+            <w:r>
+              <w:rPr>
+                <w:rFonts w:hint="default"/>
+                <w:lang w:val="en-US" w:eastAsia="zh-CN"/>
+              </w:rPr>
+              <w:t>193</w:t>
+            </w:r>
+          </w:p>
+        </w:tc>
+        <w:tc>
+          <w:tcPr>
+            <w:tcW w:w="910" w:type="pct"/>
+            <w:tcBorders>
+              <w:tl2br w:val="nil"/>
+              <w:tr2bl w:val="nil"/>
+            </w:tcBorders>
+            <w:shd w:val="clear" w:color="auto" w:fill="FFFFFF"/>
+            <w:vAlign w:val="top"/>
+          </w:tcPr>
+          <w:p>
+            <w:pPr>
+              <w:pStyle w:val="26"/>
+              <w:bidi w:val="0"/>
+              <w:rPr>
+                <w:rFonts w:hint="default"/>
+              </w:rPr>
+            </w:pPr>
+            <w:r>
+              <w:rPr>
+                <w:rFonts w:hint="default"/>
+                <w:lang w:val="en-US" w:eastAsia="zh-CN"/>
+              </w:rPr>
+              <w:t>0</w:t>
+            </w:r>
+          </w:p>
+        </w:tc>
+        <w:tc>
+          <w:tcPr>
+            <w:tcW w:w="910" w:type="pct"/>
+            <w:tcBorders>
+              <w:tl2br w:val="nil"/>
+              <w:tr2bl w:val="nil"/>
+            </w:tcBorders>
+            <w:shd w:val="clear" w:color="auto" w:fill="FFFFFF"/>
+            <w:vAlign w:val="top"/>
+          </w:tcPr>
+          <w:p>
+            <w:pPr>
+              <w:pStyle w:val="26"/>
+              <w:bidi w:val="0"/>
+              <w:rPr>
+                <w:rFonts w:hint="default"/>
+              </w:rPr>
+            </w:pPr>
+            <w:r>
+              <w:rPr>
+                <w:rFonts w:hint="default"/>
+                <w:lang w:val="en-US" w:eastAsia="zh-CN"/>
+              </w:rPr>
+              <w:t>193</w:t>
+            </w:r>
+          </w:p>
+        </w:tc>
+      </w:tr>
+      <w:tr>
+        <w:tblPrEx>
+          <w:tblBorders>
+            <w:top w:val="single" w:color="auto" w:sz="8" w:space="0"/>
+            <w:left w:val="none" w:color="auto" w:sz="0" w:space="0"/>
+            <w:bottom w:val="single" w:color="auto" w:sz="8" w:space="0"/>
+            <w:right w:val="none" w:color="auto" w:sz="0" w:space="0"/>
+            <w:insideH w:val="none" w:color="auto" w:sz="0" w:space="0"/>
+            <w:insideV w:val="none" w:color="auto" w:sz="0" w:space="0"/>
+          </w:tblBorders>
+          <w:shd w:val="clear" w:color="auto" w:fill="auto"/>
+          <w:tblCellMar>
+            <w:top w:w="0" w:type="dxa"/>
+            <w:left w:w="108" w:type="dxa"/>
+            <w:bottom w:w="0" w:type="dxa"/>
+            <w:right w:w="108" w:type="dxa"/>
+          </w:tblCellMar>
+        </w:tblPrEx>
+        <w:trPr>
+          <w:trHeight w:val="471" w:hRule="atLeast"/>
+        </w:trPr>
+        <w:tc>
+          <w:tcPr>
+            <w:tcW w:w="2118" w:type="pct"/>
+            <w:tcBorders>
+              <w:tl2br w:val="nil"/>
+              <w:tr2bl w:val="nil"/>
+            </w:tcBorders>
+            <w:shd w:val="clear" w:color="auto" w:fill="FFFFFF"/>
+            <w:vAlign w:val="top"/>
+          </w:tcPr>
+          <w:p>
+            <w:pPr>
+              <w:pStyle w:val="26"/>
+              <w:bidi w:val="0"/>
+              <w:rPr>
+                <w:rFonts w:hint="default"/>
+              </w:rPr>
+            </w:pPr>
+            <w:r>
+              <w:rPr>
+                <w:rFonts w:hint="default"/>
+                <w:lang w:val="en-US" w:eastAsia="zh-CN"/>
+              </w:rPr>
+              <w:t>患者承载器械</w:t>
+            </w:r>
+          </w:p>
+        </w:tc>
+        <w:tc>
+          <w:tcPr>
+            <w:tcW w:w="1061" w:type="pct"/>
+            <w:tcBorders>
+              <w:tl2br w:val="nil"/>
+              <w:tr2bl w:val="nil"/>
+            </w:tcBorders>
+            <w:shd w:val="clear" w:color="auto" w:fill="FFFFFF"/>
+            <w:vAlign w:val="top"/>
+          </w:tcPr>
+          <w:p>
+            <w:pPr>
+              <w:pStyle w:val="26"/>
+              <w:bidi w:val="0"/>
+              <w:rPr>
+                <w:rFonts w:hint="default"/>
+              </w:rPr>
+            </w:pPr>
+            <w:r>
+              <w:rPr>
+                <w:rFonts w:hint="default"/>
+                <w:lang w:val="en-US" w:eastAsia="zh-CN"/>
+              </w:rPr>
+              <w:t>107</w:t>
+            </w:r>
+          </w:p>
+        </w:tc>
+        <w:tc>
+          <w:tcPr>
+            <w:tcW w:w="910" w:type="pct"/>
+            <w:tcBorders>
+              <w:tl2br w:val="nil"/>
+              <w:tr2bl w:val="nil"/>
+            </w:tcBorders>
+            <w:shd w:val="clear" w:color="auto" w:fill="FFFFFF"/>
+            <w:vAlign w:val="top"/>
+          </w:tcPr>
+          <w:p>
+            <w:pPr>
+              <w:pStyle w:val="26"/>
+              <w:bidi w:val="0"/>
+              <w:rPr>
+                <w:rFonts w:hint="default"/>
+              </w:rPr>
+            </w:pPr>
+            <w:r>
+              <w:rPr>
+                <w:rFonts w:hint="default"/>
+                <w:lang w:val="en-US" w:eastAsia="zh-CN"/>
+              </w:rPr>
+              <w:t>0</w:t>
+            </w:r>
+          </w:p>
+        </w:tc>
+        <w:tc>
+          <w:tcPr>
+            <w:tcW w:w="910" w:type="pct"/>
+            <w:tcBorders>
+              <w:tl2br w:val="nil"/>
+              <w:tr2bl w:val="nil"/>
+            </w:tcBorders>
+            <w:shd w:val="clear" w:color="auto" w:fill="FFFFFF"/>
+            <w:vAlign w:val="top"/>
+          </w:tcPr>
+          <w:p>
+            <w:pPr>
+              <w:pStyle w:val="26"/>
+              <w:bidi w:val="0"/>
+              <w:rPr>
+                <w:rFonts w:hint="default"/>
+              </w:rPr>
+            </w:pPr>
+            <w:r>
+              <w:rPr>
+                <w:rFonts w:hint="default"/>
+                <w:lang w:val="en-US" w:eastAsia="zh-CN"/>
+              </w:rPr>
+              <w:t>107</w:t>
+            </w:r>
+          </w:p>
+        </w:tc>
+      </w:tr>
+      <w:tr>
+        <w:tblPrEx>
+          <w:tblBorders>
+            <w:top w:val="single" w:color="auto" w:sz="8" w:space="0"/>
+            <w:left w:val="none" w:color="auto" w:sz="0" w:space="0"/>
+            <w:bottom w:val="single" w:color="auto" w:sz="8" w:space="0"/>
+            <w:right w:val="none" w:color="auto" w:sz="0" w:space="0"/>
+            <w:insideH w:val="none" w:color="auto" w:sz="0" w:space="0"/>
+            <w:insideV w:val="none" w:color="auto" w:sz="0" w:space="0"/>
+          </w:tblBorders>
+          <w:shd w:val="clear" w:color="auto" w:fill="auto"/>
+          <w:tblCellMar>
+            <w:top w:w="0" w:type="dxa"/>
+            <w:left w:w="108" w:type="dxa"/>
+            <w:bottom w:w="0" w:type="dxa"/>
+            <w:right w:w="108" w:type="dxa"/>
+          </w:tblCellMar>
+        </w:tblPrEx>
+        <w:trPr>
+          <w:trHeight w:val="471" w:hRule="atLeast"/>
+        </w:trPr>
+        <w:tc>
+          <w:tcPr>
+            <w:tcW w:w="2118" w:type="pct"/>
+            <w:tcBorders>
+              <w:tl2br w:val="nil"/>
+              <w:tr2bl w:val="nil"/>
+            </w:tcBorders>
+            <w:shd w:val="clear" w:color="auto" w:fill="FFFFFF"/>
+            <w:vAlign w:val="top"/>
+          </w:tcPr>
+          <w:p>
+            <w:pPr>
+              <w:pStyle w:val="26"/>
+              <w:bidi w:val="0"/>
+              <w:rPr>
+                <w:rFonts w:hint="default"/>
+              </w:rPr>
+            </w:pPr>
+            <w:r>
+              <w:rPr>
+                <w:rFonts w:hint="default"/>
+                <w:lang w:val="en-US" w:eastAsia="zh-CN"/>
+              </w:rPr>
+              <w:t>医疗器械消毒灭菌器械</w:t>
+            </w:r>
+          </w:p>
+        </w:tc>
+        <w:tc>
+          <w:tcPr>
+            <w:tcW w:w="1061" w:type="pct"/>
+            <w:tcBorders>
+              <w:tl2br w:val="nil"/>
+              <w:tr2bl w:val="nil"/>
+            </w:tcBorders>
+            <w:shd w:val="clear" w:color="auto" w:fill="FFFFFF"/>
+            <w:vAlign w:val="top"/>
+          </w:tcPr>
+          <w:p>
+            <w:pPr>
+              <w:pStyle w:val="26"/>
+              <w:bidi w:val="0"/>
+              <w:rPr>
+                <w:rFonts w:hint="default"/>
+              </w:rPr>
+            </w:pPr>
+            <w:r>
+              <w:rPr>
+                <w:rFonts w:hint="default"/>
+                <w:lang w:val="en-US" w:eastAsia="zh-CN"/>
+              </w:rPr>
+              <w:t>98</w:t>
+            </w:r>
+          </w:p>
+        </w:tc>
+        <w:tc>
+          <w:tcPr>
+            <w:tcW w:w="910" w:type="pct"/>
+            <w:tcBorders>
+              <w:tl2br w:val="nil"/>
+              <w:tr2bl w:val="nil"/>
+            </w:tcBorders>
+            <w:shd w:val="clear" w:color="auto" w:fill="FFFFFF"/>
+            <w:vAlign w:val="top"/>
+          </w:tcPr>
+          <w:p>
+            <w:pPr>
+              <w:pStyle w:val="26"/>
+              <w:bidi w:val="0"/>
+              <w:rPr>
+                <w:rFonts w:hint="default"/>
+              </w:rPr>
+            </w:pPr>
+            <w:r>
+              <w:rPr>
+                <w:rFonts w:hint="default"/>
+                <w:lang w:val="en-US" w:eastAsia="zh-CN"/>
+              </w:rPr>
+              <w:t>0</w:t>
+            </w:r>
+          </w:p>
+        </w:tc>
+        <w:tc>
+          <w:tcPr>
+            <w:tcW w:w="910" w:type="pct"/>
+            <w:tcBorders>
+              <w:tl2br w:val="nil"/>
+              <w:tr2bl w:val="nil"/>
+            </w:tcBorders>
+            <w:shd w:val="clear" w:color="auto" w:fill="FFFFFF"/>
+            <w:vAlign w:val="top"/>
+          </w:tcPr>
+          <w:p>
+            <w:pPr>
+              <w:pStyle w:val="26"/>
+              <w:bidi w:val="0"/>
+              <w:rPr>
+                <w:rFonts w:hint="default"/>
+              </w:rPr>
+            </w:pPr>
+            <w:r>
+              <w:rPr>
+                <w:rFonts w:hint="default"/>
+                <w:lang w:val="en-US" w:eastAsia="zh-CN"/>
+              </w:rPr>
+              <w:t>98</w:t>
+            </w:r>
+          </w:p>
+        </w:tc>
+      </w:tr>
+      <w:tr>
+        <w:tblPrEx>
+          <w:tblBorders>
+            <w:top w:val="single" w:color="auto" w:sz="8" w:space="0"/>
+            <w:left w:val="none" w:color="auto" w:sz="0" w:space="0"/>
+            <w:bottom w:val="single" w:color="auto" w:sz="8" w:space="0"/>
+            <w:right w:val="none" w:color="auto" w:sz="0" w:space="0"/>
+            <w:insideH w:val="none" w:color="auto" w:sz="0" w:space="0"/>
+            <w:insideV w:val="none" w:color="auto" w:sz="0" w:space="0"/>
+          </w:tblBorders>
+          <w:shd w:val="clear" w:color="auto" w:fill="auto"/>
+          <w:tblCellMar>
+            <w:top w:w="0" w:type="dxa"/>
+            <w:left w:w="108" w:type="dxa"/>
+            <w:bottom w:w="0" w:type="dxa"/>
+            <w:right w:w="108" w:type="dxa"/>
+          </w:tblCellMar>
+        </w:tblPrEx>
+        <w:trPr>
+          <w:trHeight w:val="471" w:hRule="atLeast"/>
+        </w:trPr>
+        <w:tc>
+          <w:tcPr>
+            <w:tcW w:w="2118" w:type="pct"/>
+            <w:tcBorders>
+              <w:tl2br w:val="nil"/>
+              <w:tr2bl w:val="nil"/>
+            </w:tcBorders>
+            <w:shd w:val="clear" w:color="auto" w:fill="FFFFFF"/>
+            <w:vAlign w:val="top"/>
+          </w:tcPr>
+          <w:p>
+            <w:pPr>
+              <w:pStyle w:val="26"/>
+              <w:bidi w:val="0"/>
+              <w:rPr>
+                <w:rFonts w:hint="default"/>
+              </w:rPr>
+            </w:pPr>
+            <w:r>
+              <w:rPr>
+                <w:rFonts w:hint="default"/>
+                <w:lang w:val="en-US" w:eastAsia="zh-CN"/>
+              </w:rPr>
+              <w:t>输血、透析和体外循环器械</w:t>
+            </w:r>
+          </w:p>
+        </w:tc>
+        <w:tc>
+          <w:tcPr>
+            <w:tcW w:w="1061" w:type="pct"/>
+            <w:tcBorders>
+              <w:tl2br w:val="nil"/>
+              <w:tr2bl w:val="nil"/>
+            </w:tcBorders>
+            <w:shd w:val="clear" w:color="auto" w:fill="FFFFFF"/>
+            <w:vAlign w:val="top"/>
+          </w:tcPr>
+          <w:p>
+            <w:pPr>
+              <w:pStyle w:val="26"/>
+              <w:bidi w:val="0"/>
+              <w:rPr>
+                <w:rFonts w:hint="default"/>
+              </w:rPr>
+            </w:pPr>
+            <w:r>
+              <w:rPr>
+                <w:rFonts w:hint="default"/>
+                <w:lang w:val="en-US" w:eastAsia="zh-CN"/>
+              </w:rPr>
+              <w:t>31</w:t>
+            </w:r>
+          </w:p>
+        </w:tc>
+        <w:tc>
+          <w:tcPr>
+            <w:tcW w:w="910" w:type="pct"/>
+            <w:tcBorders>
+              <w:tl2br w:val="nil"/>
+              <w:tr2bl w:val="nil"/>
+            </w:tcBorders>
+            <w:shd w:val="clear" w:color="auto" w:fill="FFFFFF"/>
+            <w:vAlign w:val="top"/>
+          </w:tcPr>
+          <w:p>
+            <w:pPr>
+              <w:pStyle w:val="26"/>
+              <w:bidi w:val="0"/>
+              <w:rPr>
+                <w:rFonts w:hint="default"/>
+              </w:rPr>
+            </w:pPr>
+            <w:r>
+              <w:rPr>
+                <w:rFonts w:hint="default"/>
+                <w:lang w:val="en-US" w:eastAsia="zh-CN"/>
+              </w:rPr>
+              <w:t>62</w:t>
+            </w:r>
+          </w:p>
+        </w:tc>
+        <w:tc>
+          <w:tcPr>
+            <w:tcW w:w="910" w:type="pct"/>
+            <w:tcBorders>
+              <w:tl2br w:val="nil"/>
+              <w:tr2bl w:val="nil"/>
+            </w:tcBorders>
+            <w:shd w:val="clear" w:color="auto" w:fill="FFFFFF"/>
+            <w:vAlign w:val="top"/>
+          </w:tcPr>
+          <w:p>
+            <w:pPr>
+              <w:pStyle w:val="26"/>
+              <w:bidi w:val="0"/>
+              <w:rPr>
+                <w:rFonts w:hint="default"/>
+              </w:rPr>
+            </w:pPr>
+            <w:r>
+              <w:rPr>
+                <w:rFonts w:hint="default"/>
+                <w:lang w:val="en-US" w:eastAsia="zh-CN"/>
+              </w:rPr>
+              <w:t>93</w:t>
+            </w:r>
+          </w:p>
+        </w:tc>
+      </w:tr>
+      <w:tr>
+        <w:tblPrEx>
+          <w:tblBorders>
+            <w:top w:val="single" w:color="auto" w:sz="8" w:space="0"/>
+            <w:left w:val="none" w:color="auto" w:sz="0" w:space="0"/>
+            <w:bottom w:val="single" w:color="auto" w:sz="8" w:space="0"/>
+            <w:right w:val="none" w:color="auto" w:sz="0" w:space="0"/>
+            <w:insideH w:val="none" w:color="auto" w:sz="0" w:space="0"/>
+            <w:insideV w:val="none" w:color="auto" w:sz="0" w:space="0"/>
+          </w:tblBorders>
+          <w:shd w:val="clear" w:color="auto" w:fill="auto"/>
+          <w:tblCellMar>
+            <w:top w:w="0" w:type="dxa"/>
+            <w:left w:w="108" w:type="dxa"/>
+            <w:bottom w:w="0" w:type="dxa"/>
+            <w:right w:w="108" w:type="dxa"/>
+          </w:tblCellMar>
+        </w:tblPrEx>
+        <w:trPr>
+          <w:trHeight w:val="471" w:hRule="atLeast"/>
+        </w:trPr>
+        <w:tc>
+          <w:tcPr>
+            <w:tcW w:w="2118" w:type="pct"/>
+            <w:tcBorders>
+              <w:tl2br w:val="nil"/>
+              <w:tr2bl w:val="nil"/>
+            </w:tcBorders>
+            <w:shd w:val="clear" w:color="auto" w:fill="FFFFFF"/>
+            <w:vAlign w:val="top"/>
+          </w:tcPr>
+          <w:p>
+            <w:pPr>
+              <w:pStyle w:val="26"/>
+              <w:bidi w:val="0"/>
+              <w:rPr>
+                <w:rFonts w:hint="default"/>
+              </w:rPr>
+            </w:pPr>
+            <w:r>
+              <w:rPr>
+                <w:rFonts w:hint="default"/>
+                <w:lang w:val="en-US" w:eastAsia="zh-CN"/>
+              </w:rPr>
               <w:t>合计</w:t>
             </w:r>
           </w:p>
@@ -20606,7 +20717,17 @@
         </w:rPr>
       </w:pPr>
       <w:r>
-        <w:t>表3-2《医疗器械分类目录》的字段和值</w:t>
+        <w:t>表3-2</w:t>
+      </w:r>
+      <w:r>
+        <w:rPr>
+          <w:rFonts w:hint="eastAsia"/>
+          <w:lang w:val="en-US" w:eastAsia="zh-CN"/>
+        </w:rPr>
+        <w:t xml:space="preserve">  </w:t>
+      </w:r>
+      <w:r>
+        <w:t>《医疗器械分类目录》的字段和值</w:t>
       </w:r>
     </w:p>
     <w:tbl>
@@ -21247,7 +21368,17 @@
         </w:rPr>
       </w:pPr>
       <w:r>
-        <w:t>图3-2二级产品类别分类模型</w:t>
+        <w:t>图3-2</w:t>
+      </w:r>
+      <w:r>
+        <w:rPr>
+          <w:rFonts w:hint="eastAsia"/>
+          <w:lang w:val="en-US" w:eastAsia="zh-CN"/>
+        </w:rPr>
+        <w:t xml:space="preserve">  </w:t>
+      </w:r>
+      <w:r>
+        <w:t>二级产品类别分类模型</w:t>
       </w:r>
     </w:p>
     <w:p>
@@ -21476,7 +21607,17 @@
         </w:rPr>
       </w:pPr>
       <w:r>
-        <w:t>表3-3模型结果</w:t>
+        <w:t>表3-3</w:t>
+      </w:r>
+      <w:r>
+        <w:rPr>
+          <w:rFonts w:hint="eastAsia"/>
+          <w:lang w:val="en-US" w:eastAsia="zh-CN"/>
+        </w:rPr>
+        <w:t xml:space="preserve">  </w:t>
+      </w:r>
+      <w:r>
+        <w:t>模型结果</w:t>
       </w:r>
     </w:p>
     <w:tbl>
@@ -23225,7 +23366,17 @@
         </w:rPr>
       </w:pPr>
       <w:r>
-        <w:t>算法3-1抽样算法伪代码</w:t>
+        <w:t>算法3-1</w:t>
+      </w:r>
+      <w:r>
+        <w:rPr>
+          <w:rFonts w:hint="eastAsia"/>
+          <w:lang w:val="en-US" w:eastAsia="zh-CN"/>
+        </w:rPr>
+        <w:t xml:space="preserve">  </w:t>
+      </w:r>
+      <w:r>
+        <w:t>抽样算法伪代码</w:t>
       </w:r>
     </w:p>
     <w:tbl>
@@ -28767,7 +28918,17 @@
         </w:rPr>
       </w:pPr>
       <w:r>
-        <w:t>表3-4基于不同模型预测结果的抽样JS散度均值对比</w:t>
+        <w:t>表3-4</w:t>
+      </w:r>
+      <w:r>
+        <w:rPr>
+          <w:rFonts w:hint="eastAsia"/>
+          <w:lang w:val="en-US" w:eastAsia="zh-CN"/>
+        </w:rPr>
+        <w:t xml:space="preserve">  </w:t>
+      </w:r>
+      <w:r>
+        <w:t>基于不同模型预测结果的抽样JS散度均值对比</w:t>
       </w:r>
     </w:p>
     <w:tbl>
@@ -29921,14 +30082,6 @@
       </w:tr>
       <w:tr>
         <w:tblPrEx>
-          <w:tblBorders>
-            <w:top w:val="single" w:color="auto" w:sz="8" w:space="0"/>
-            <w:left w:val="none" w:color="auto" w:sz="0" w:space="0"/>
-            <w:bottom w:val="single" w:color="auto" w:sz="8" w:space="0"/>
-            <w:right w:val="none" w:color="auto" w:sz="0" w:space="0"/>
-            <w:insideH w:val="none" w:color="auto" w:sz="0" w:space="0"/>
-            <w:insideV w:val="none" w:color="auto" w:sz="0" w:space="0"/>
-          </w:tblBorders>
           <w:tblCellMar>
             <w:top w:w="0" w:type="dxa"/>
             <w:left w:w="108" w:type="dxa"/>
@@ -31319,7 +31472,17 @@
         </w:rPr>
       </w:pPr>
       <w:r>
-        <w:t>表3-5基于MLP的最终抽样结果</w:t>
+        <w:t>表3-5</w:t>
+      </w:r>
+      <w:r>
+        <w:rPr>
+          <w:rFonts w:hint="eastAsia"/>
+          <w:lang w:val="en-US" w:eastAsia="zh-CN"/>
+        </w:rPr>
+        <w:t xml:space="preserve">  </w:t>
+      </w:r>
+      <w:r>
+        <w:t>基于MLP的最终抽样结果</w:t>
       </w:r>
     </w:p>
     <w:tbl>
@@ -33986,7 +34149,17 @@
         </w:rPr>
       </w:pPr>
       <w:r>
-        <w:t>表3-6硬件详情</w:t>
+        <w:t>表3-6</w:t>
+      </w:r>
+      <w:r>
+        <w:rPr>
+          <w:rFonts w:hint="eastAsia"/>
+          <w:lang w:val="en-US" w:eastAsia="zh-CN"/>
+        </w:rPr>
+        <w:t xml:space="preserve">  </w:t>
+      </w:r>
+      <w:r>
+        <w:t>硬件详情</w:t>
       </w:r>
     </w:p>
     <w:tbl>
@@ -34286,7 +34459,17 @@
         </w:rPr>
       </w:pPr>
       <w:r>
-        <w:t>表3-7软件详情</w:t>
+        <w:t>表3-7</w:t>
+      </w:r>
+      <w:r>
+        <w:rPr>
+          <w:rFonts w:hint="eastAsia"/>
+          <w:lang w:val="en-US" w:eastAsia="zh-CN"/>
+        </w:rPr>
+        <w:t xml:space="preserve">  </w:t>
+      </w:r>
+      <w:r>
+        <w:t>软件详情</w:t>
       </w:r>
     </w:p>
     <w:tbl>
@@ -34324,6 +34507,12 @@
             <w:insideH w:val="single" w:color="auto" w:sz="4" w:space="0"/>
             <w:insideV w:val="single" w:color="auto" w:sz="4" w:space="0"/>
           </w:tblBorders>
+          <w:tblCellMar>
+            <w:top w:w="0" w:type="dxa"/>
+            <w:left w:w="108" w:type="dxa"/>
+            <w:bottom w:w="0" w:type="dxa"/>
+            <w:right w:w="108" w:type="dxa"/>
+          </w:tblCellMar>
         </w:tblPrEx>
         <w:tc>
           <w:tcPr>
@@ -34575,6 +34764,12 @@
             <w:insideH w:val="single" w:color="auto" w:sz="4" w:space="0"/>
             <w:insideV w:val="single" w:color="auto" w:sz="4" w:space="0"/>
           </w:tblBorders>
+          <w:tblCellMar>
+            <w:top w:w="0" w:type="dxa"/>
+            <w:left w:w="108" w:type="dxa"/>
+            <w:bottom w:w="0" w:type="dxa"/>
+            <w:right w:w="108" w:type="dxa"/>
+          </w:tblCellMar>
         </w:tblPrEx>
         <w:tc>
           <w:tcPr>
@@ -34838,7 +35033,17 @@
         </w:rPr>
       </w:pPr>
       <w:r>
-        <w:t>图3-3自动标注工作流</w:t>
+        <w:t>图3-3</w:t>
+      </w:r>
+      <w:r>
+        <w:rPr>
+          <w:rFonts w:hint="eastAsia"/>
+          <w:lang w:val="en-US" w:eastAsia="zh-CN"/>
+        </w:rPr>
+        <w:t xml:space="preserve">  </w:t>
+      </w:r>
+      <w:r>
+        <w:t>自动标注工作流</w:t>
       </w:r>
     </w:p>
     <w:p>
@@ -34975,7 +35180,17 @@
         </w:rPr>
       </w:pPr>
       <w:r>
-        <w:t>表3-8各分支及作用</w:t>
+        <w:t>表3-8</w:t>
+      </w:r>
+      <w:r>
+        <w:rPr>
+          <w:rFonts w:hint="eastAsia"/>
+          <w:lang w:val="en-US" w:eastAsia="zh-CN"/>
+        </w:rPr>
+        <w:t xml:space="preserve">  </w:t>
+      </w:r>
+      <w:r>
+        <w:t>各分支及作用</w:t>
       </w:r>
     </w:p>
     <w:tbl>
@@ -35474,59 +35689,7 @@
         <w:rPr>
           <w:rFonts w:hint="eastAsia"/>
         </w:rPr>
-        <w:t>由于LLM生成具有一定随机性，为获得较稳定的标注结果，本文将LLM的温度和Top-P均设为0.5，使模型输出相对保守。随后，在</w:t>
-      </w:r>
-      <m:oMath>
-        <m:sSub>
-          <m:sSubPr>
-            <m:ctrlPr>
-              <w:rPr>
-                <w:rFonts w:ascii="Cambria Math" w:hAnsi="Cambria Math"/>
-                <w:iCs/>
-              </w:rPr>
-            </m:ctrlPr>
-          </m:sSubPr>
-          <m:e>
-            <m:r>
-              <m:rPr>
-                <m:sty m:val="p"/>
-              </m:rPr>
-              <w:rPr>
-                <w:rFonts w:ascii="Cambria Math" w:hAnsi="Cambria Math"/>
-              </w:rPr>
-              <m:t>D</m:t>
-            </m:r>
-            <m:ctrlPr>
-              <w:rPr>
-                <w:rFonts w:ascii="Cambria Math" w:hAnsi="Cambria Math"/>
-                <w:iCs/>
-              </w:rPr>
-            </m:ctrlPr>
-          </m:e>
-          <m:sub>
-            <m:r>
-              <m:rPr>
-                <m:sty m:val="p"/>
-              </m:rPr>
-              <w:rPr>
-                <w:rFonts w:hint="eastAsia" w:ascii="Cambria Math" w:hAnsi="Cambria Math"/>
-              </w:rPr>
-              <m:t>2</m:t>
-            </m:r>
-            <m:ctrlPr>
-              <w:rPr>
-                <w:rFonts w:ascii="Cambria Math" w:hAnsi="Cambria Math"/>
-                <w:iCs/>
-              </w:rPr>
-            </m:ctrlPr>
-          </m:sub>
-        </m:sSub>
-      </m:oMath>
-      <w:r>
-        <w:rPr>
-          <w:rFonts w:hint="eastAsia"/>
-        </w:rPr>
-        <w:t>上重复运行10轮自动标注工作流，并以10次结果中的众数作为该样本的最终工作流标签。若多轮输出高度一致，说明该工作流对同一输入的判定较稳定；若多轮结果分散，则说明该样本可能处于类间边界或提示词约束不足。</w:t>
+        <w:t>由于LLM生成具有一定随机性，为获得较稳定的标注结果，本文将LLM的温度和Top-P均设为0.5，使模型输出相对保守。随后，本文在D2上重复运行10轮自动标注工作流，并以10次结果中的众数作为该样本的最终工作流标签。若多轮输出高度一致，说明该工作流对同一输入的判定较稳定；若多轮结果分散，则说明该样本可能处于类间边界或提示词约束不足。</w:t>
       </w:r>
     </w:p>
     <w:p>
@@ -35636,7 +35799,7 @@
           <w:rFonts w:hint="eastAsia"/>
           <w:lang w:val="en-US" w:eastAsia="zh-CN"/>
         </w:rPr>
-        <w:t xml:space="preserve">9 </w:t>
+        <w:t xml:space="preserve">9  </w:t>
       </w:r>
       <w:r>
         <w:rPr>
@@ -35683,6 +35846,7 @@
             <w:insideH w:val="none" w:color="auto" w:sz="0" w:space="0"/>
             <w:insideV w:val="none" w:color="auto" w:sz="0" w:space="0"/>
           </w:tblBorders>
+          <w:shd w:val="clear" w:color="auto" w:fill="auto"/>
           <w:tblCellMar>
             <w:top w:w="0" w:type="dxa"/>
             <w:left w:w="108" w:type="dxa"/>
@@ -35803,6 +35967,143 @@
                 <w:lang w:val="en-US" w:eastAsia="zh-CN"/>
               </w:rPr>
               <w:t>说明</w:t>
+            </w:r>
+          </w:p>
+        </w:tc>
+      </w:tr>
+      <w:tr>
+        <w:tblPrEx>
+          <w:tblBorders>
+            <w:top w:val="none" w:color="auto" w:sz="0" w:space="0"/>
+            <w:left w:val="none" w:color="auto" w:sz="0" w:space="0"/>
+            <w:bottom w:val="none" w:color="auto" w:sz="0" w:space="0"/>
+            <w:right w:val="none" w:color="auto" w:sz="0" w:space="0"/>
+            <w:insideH w:val="none" w:color="auto" w:sz="0" w:space="0"/>
+            <w:insideV w:val="none" w:color="auto" w:sz="0" w:space="0"/>
+          </w:tblBorders>
+          <w:tblCellMar>
+            <w:top w:w="0" w:type="dxa"/>
+            <w:left w:w="108" w:type="dxa"/>
+            <w:bottom w:w="0" w:type="dxa"/>
+            <w:right w:w="108" w:type="dxa"/>
+          </w:tblCellMar>
+        </w:tblPrEx>
+        <w:trPr>
+          <w:trHeight w:val="471" w:hRule="atLeast"/>
+        </w:trPr>
+        <w:tc>
+          <w:tcPr>
+            <w:tcW w:w="834" w:type="pct"/>
+            <w:tcBorders>
+              <w:top w:val="single" w:color="auto" w:sz="6" w:space="0"/>
+              <w:left w:val="nil"/>
+              <w:bottom w:val="nil"/>
+              <w:right w:val="nil"/>
+            </w:tcBorders>
+            <w:shd w:val="clear" w:color="auto" w:fill="FFFFFF"/>
+            <w:vAlign w:val="top"/>
+          </w:tcPr>
+          <w:p>
+            <w:pPr>
+              <w:pStyle w:val="26"/>
+              <w:bidi w:val="0"/>
+              <w:rPr>
+                <w:rFonts w:hint="default"/>
+              </w:rPr>
+            </w:pPr>
+            <w:r>
+              <w:rPr>
+                <w:rFonts w:hint="default"/>
+                <w:lang w:val="en-US" w:eastAsia="zh-CN"/>
+              </w:rPr>
+              <w:t>Original</w:t>
+            </w:r>
+          </w:p>
+        </w:tc>
+        <w:tc>
+          <w:tcPr>
+            <w:tcW w:w="703" w:type="pct"/>
+            <w:tcBorders>
+              <w:top w:val="single" w:color="auto" w:sz="6" w:space="0"/>
+              <w:left w:val="nil"/>
+              <w:bottom w:val="nil"/>
+              <w:right w:val="nil"/>
+            </w:tcBorders>
+            <w:shd w:val="clear" w:color="auto" w:fill="FFFFFF"/>
+            <w:vAlign w:val="top"/>
+          </w:tcPr>
+          <w:p>
+            <w:pPr>
+              <w:pStyle w:val="26"/>
+              <w:bidi w:val="0"/>
+              <w:rPr>
+                <w:rFonts w:hint="default"/>
+              </w:rPr>
+            </w:pPr>
+            <w:r>
+              <w:rPr>
+                <w:rFonts w:hint="default"/>
+                <w:lang w:val="en-US" w:eastAsia="zh-CN"/>
+              </w:rPr>
+              <w:t>0.5833</w:t>
+            </w:r>
+          </w:p>
+        </w:tc>
+        <w:tc>
+          <w:tcPr>
+            <w:tcW w:w="1069" w:type="pct"/>
+            <w:tcBorders>
+              <w:top w:val="single" w:color="auto" w:sz="6" w:space="0"/>
+              <w:left w:val="nil"/>
+              <w:bottom w:val="nil"/>
+              <w:right w:val="nil"/>
+            </w:tcBorders>
+            <w:shd w:val="clear" w:color="auto" w:fill="FFFFFF"/>
+            <w:vAlign w:val="top"/>
+          </w:tcPr>
+          <w:p>
+            <w:pPr>
+              <w:pStyle w:val="26"/>
+              <w:bidi w:val="0"/>
+              <w:rPr>
+                <w:rFonts w:hint="default"/>
+              </w:rPr>
+            </w:pPr>
+            <w:r>
+              <w:rPr>
+                <w:rFonts w:hint="default"/>
+                <w:lang w:val="en-US" w:eastAsia="zh-CN"/>
+              </w:rPr>
+              <w:t>0.5535</w:t>
+            </w:r>
+          </w:p>
+        </w:tc>
+        <w:tc>
+          <w:tcPr>
+            <w:tcW w:w="2392" w:type="pct"/>
+            <w:tcBorders>
+              <w:top w:val="single" w:color="auto" w:sz="6" w:space="0"/>
+              <w:left w:val="nil"/>
+              <w:bottom w:val="nil"/>
+              <w:right w:val="nil"/>
+            </w:tcBorders>
+            <w:shd w:val="clear" w:color="auto" w:fill="FFFFFF"/>
+            <w:vAlign w:val="top"/>
+          </w:tcPr>
+          <w:p>
+            <w:pPr>
+              <w:pStyle w:val="26"/>
+              <w:bidi w:val="0"/>
+              <w:rPr>
+                <w:rFonts w:hint="default"/>
+              </w:rPr>
+            </w:pPr>
+            <w:r>
+              <w:rPr>
+                <w:rFonts w:hint="default"/>
+                <w:lang w:val="en-US" w:eastAsia="zh-CN"/>
+              </w:rPr>
+              <w:t>数据原始标签</w:t>
             </w:r>
           </w:p>
         </w:tc>
@@ -35832,7 +36133,7 @@
           <w:tcPr>
             <w:tcW w:w="834" w:type="pct"/>
             <w:tcBorders>
-              <w:top w:val="single" w:color="auto" w:sz="6" w:space="0"/>
+              <w:top w:val="nil"/>
               <w:left w:val="nil"/>
               <w:bottom w:val="nil"/>
               <w:right w:val="nil"/>
@@ -35853,7 +36154,7 @@
                 <w:rFonts w:hint="default"/>
                 <w:lang w:val="en-US" w:eastAsia="zh-CN"/>
               </w:rPr>
-              <w:t>Original</w:t>
+              <w:t>Keyword</w:t>
             </w:r>
           </w:p>
         </w:tc>
@@ -35861,7 +36162,7 @@
           <w:tcPr>
             <w:tcW w:w="703" w:type="pct"/>
             <w:tcBorders>
-              <w:top w:val="single" w:color="auto" w:sz="6" w:space="0"/>
+              <w:top w:val="nil"/>
               <w:left w:val="nil"/>
               <w:bottom w:val="nil"/>
               <w:right w:val="nil"/>
@@ -35882,7 +36183,7 @@
                 <w:rFonts w:hint="default"/>
                 <w:lang w:val="en-US" w:eastAsia="zh-CN"/>
               </w:rPr>
-              <w:t>0.5833</w:t>
+              <w:t>0.3324</w:t>
             </w:r>
           </w:p>
         </w:tc>
@@ -35890,7 +36191,7 @@
           <w:tcPr>
             <w:tcW w:w="1069" w:type="pct"/>
             <w:tcBorders>
-              <w:top w:val="single" w:color="auto" w:sz="6" w:space="0"/>
+              <w:top w:val="nil"/>
               <w:left w:val="nil"/>
               <w:bottom w:val="nil"/>
               <w:right w:val="nil"/>
@@ -35911,7 +36212,7 @@
                 <w:rFonts w:hint="default"/>
                 <w:lang w:val="en-US" w:eastAsia="zh-CN"/>
               </w:rPr>
-              <w:t>0.5535</w:t>
+              <w:t>0.2428</w:t>
             </w:r>
           </w:p>
         </w:tc>
@@ -35919,7 +36220,7 @@
           <w:tcPr>
             <w:tcW w:w="2392" w:type="pct"/>
             <w:tcBorders>
-              <w:top w:val="single" w:color="auto" w:sz="6" w:space="0"/>
+              <w:top w:val="nil"/>
               <w:left w:val="nil"/>
               <w:bottom w:val="nil"/>
               <w:right w:val="nil"/>
@@ -35940,7 +36241,7 @@
                 <w:rFonts w:hint="default"/>
                 <w:lang w:val="en-US" w:eastAsia="zh-CN"/>
               </w:rPr>
-              <w:t>数据原始标签</w:t>
+              <w:t>BM25关键词匹配</w:t>
             </w:r>
           </w:p>
         </w:tc>
@@ -35991,7 +36292,7 @@
                 <w:rFonts w:hint="default"/>
                 <w:lang w:val="en-US" w:eastAsia="zh-CN"/>
               </w:rPr>
-              <w:t>Keyword</w:t>
+              <w:t>KNN+BGE</w:t>
             </w:r>
           </w:p>
         </w:tc>
@@ -36020,7 +36321,7 @@
                 <w:rFonts w:hint="default"/>
                 <w:lang w:val="en-US" w:eastAsia="zh-CN"/>
               </w:rPr>
-              <w:t>0.3324</w:t>
+              <w:t>0.6141</w:t>
             </w:r>
           </w:p>
         </w:tc>
@@ -36049,7 +36350,7 @@
                 <w:rFonts w:hint="default"/>
                 <w:lang w:val="en-US" w:eastAsia="zh-CN"/>
               </w:rPr>
-              <w:t>0.2428</w:t>
+              <w:t>0.5454</w:t>
             </w:r>
           </w:p>
         </w:tc>
@@ -36078,7 +36379,7 @@
                 <w:rFonts w:hint="default"/>
                 <w:lang w:val="en-US" w:eastAsia="zh-CN"/>
               </w:rPr>
-              <w:t>BM25关键词匹配</w:t>
+              <w:t>基于目录嵌入的KNN加权投票</w:t>
             </w:r>
           </w:p>
         </w:tc>
@@ -36093,7 +36394,6 @@
             <w:insideH w:val="none" w:color="auto" w:sz="0" w:space="0"/>
             <w:insideV w:val="none" w:color="auto" w:sz="0" w:space="0"/>
           </w:tblBorders>
-          <w:shd w:val="clear" w:color="auto" w:fill="auto"/>
           <w:tblCellMar>
             <w:top w:w="0" w:type="dxa"/>
             <w:left w:w="108" w:type="dxa"/>
@@ -36110,7 +36410,7 @@
             <w:tcBorders>
               <w:top w:val="nil"/>
               <w:left w:val="nil"/>
-              <w:bottom w:val="nil"/>
+              <w:bottom w:val="single" w:color="auto" w:sz="8" w:space="0"/>
               <w:right w:val="nil"/>
             </w:tcBorders>
             <w:shd w:val="clear" w:color="auto" w:fill="FFFFFF"/>
@@ -36122,129 +36422,21 @@
               <w:bidi w:val="0"/>
               <w:rPr>
                 <w:rFonts w:hint="default"/>
-              </w:rPr>
-            </w:pPr>
-            <w:r>
-              <w:rPr>
-                <w:rFonts w:hint="default"/>
+                <w:lang w:val="en-US"/>
+              </w:rPr>
+            </w:pPr>
+            <w:r>
+              <w:rPr>
+                <w:rFonts w:hint="eastAsia"/>
                 <w:lang w:val="en-US" w:eastAsia="zh-CN"/>
               </w:rPr>
-              <w:t>KNN+BGE</w:t>
+              <w:t>本文工作流</w:t>
             </w:r>
           </w:p>
         </w:tc>
         <w:tc>
           <w:tcPr>
             <w:tcW w:w="703" w:type="pct"/>
-            <w:tcBorders>
-              <w:top w:val="nil"/>
-              <w:left w:val="nil"/>
-              <w:bottom w:val="nil"/>
-              <w:right w:val="nil"/>
-            </w:tcBorders>
-            <w:shd w:val="clear" w:color="auto" w:fill="FFFFFF"/>
-            <w:vAlign w:val="top"/>
-          </w:tcPr>
-          <w:p>
-            <w:pPr>
-              <w:pStyle w:val="26"/>
-              <w:bidi w:val="0"/>
-              <w:rPr>
-                <w:rFonts w:hint="default"/>
-              </w:rPr>
-            </w:pPr>
-            <w:r>
-              <w:rPr>
-                <w:rFonts w:hint="default"/>
-                <w:lang w:val="en-US" w:eastAsia="zh-CN"/>
-              </w:rPr>
-              <w:t>0.6141</w:t>
-            </w:r>
-          </w:p>
-        </w:tc>
-        <w:tc>
-          <w:tcPr>
-            <w:tcW w:w="1069" w:type="pct"/>
-            <w:tcBorders>
-              <w:top w:val="nil"/>
-              <w:left w:val="nil"/>
-              <w:bottom w:val="nil"/>
-              <w:right w:val="nil"/>
-            </w:tcBorders>
-            <w:shd w:val="clear" w:color="auto" w:fill="FFFFFF"/>
-            <w:vAlign w:val="top"/>
-          </w:tcPr>
-          <w:p>
-            <w:pPr>
-              <w:pStyle w:val="26"/>
-              <w:bidi w:val="0"/>
-              <w:rPr>
-                <w:rFonts w:hint="default"/>
-              </w:rPr>
-            </w:pPr>
-            <w:r>
-              <w:rPr>
-                <w:rFonts w:hint="default"/>
-                <w:lang w:val="en-US" w:eastAsia="zh-CN"/>
-              </w:rPr>
-              <w:t>0.5454</w:t>
-            </w:r>
-          </w:p>
-        </w:tc>
-        <w:tc>
-          <w:tcPr>
-            <w:tcW w:w="2392" w:type="pct"/>
-            <w:tcBorders>
-              <w:top w:val="nil"/>
-              <w:left w:val="nil"/>
-              <w:bottom w:val="nil"/>
-              <w:right w:val="nil"/>
-            </w:tcBorders>
-            <w:shd w:val="clear" w:color="auto" w:fill="FFFFFF"/>
-            <w:vAlign w:val="top"/>
-          </w:tcPr>
-          <w:p>
-            <w:pPr>
-              <w:pStyle w:val="26"/>
-              <w:bidi w:val="0"/>
-              <w:rPr>
-                <w:rFonts w:hint="default"/>
-              </w:rPr>
-            </w:pPr>
-            <w:r>
-              <w:rPr>
-                <w:rFonts w:hint="default"/>
-                <w:lang w:val="en-US" w:eastAsia="zh-CN"/>
-              </w:rPr>
-              <w:t>基于目录嵌入的KNN加权投票</w:t>
-            </w:r>
-          </w:p>
-        </w:tc>
-      </w:tr>
-      <w:tr>
-        <w:tblPrEx>
-          <w:tblBorders>
-            <w:top w:val="none" w:color="auto" w:sz="0" w:space="0"/>
-            <w:left w:val="none" w:color="auto" w:sz="0" w:space="0"/>
-            <w:bottom w:val="none" w:color="auto" w:sz="0" w:space="0"/>
-            <w:right w:val="none" w:color="auto" w:sz="0" w:space="0"/>
-            <w:insideH w:val="none" w:color="auto" w:sz="0" w:space="0"/>
-            <w:insideV w:val="none" w:color="auto" w:sz="0" w:space="0"/>
-          </w:tblBorders>
-          <w:shd w:val="clear" w:color="auto" w:fill="auto"/>
-          <w:tblCellMar>
-            <w:top w:w="0" w:type="dxa"/>
-            <w:left w:w="108" w:type="dxa"/>
-            <w:bottom w:w="0" w:type="dxa"/>
-            <w:right w:w="108" w:type="dxa"/>
-          </w:tblCellMar>
-        </w:tblPrEx>
-        <w:trPr>
-          <w:trHeight w:val="471" w:hRule="atLeast"/>
-        </w:trPr>
-        <w:tc>
-          <w:tcPr>
-            <w:tcW w:w="834" w:type="pct"/>
             <w:tcBorders>
               <w:top w:val="nil"/>
               <w:left w:val="nil"/>
@@ -36260,21 +36452,24 @@
               <w:bidi w:val="0"/>
               <w:rPr>
                 <w:rFonts w:hint="default"/>
-                <w:lang w:val="en-US"/>
-              </w:rPr>
-            </w:pPr>
-            <w:r>
-              <w:rPr>
-                <w:rFonts w:hint="eastAsia"/>
+                <w:b/>
+                <w:bCs/>
+              </w:rPr>
+            </w:pPr>
+            <w:r>
+              <w:rPr>
+                <w:rFonts w:hint="default"/>
+                <w:b/>
+                <w:bCs/>
                 <w:lang w:val="en-US" w:eastAsia="zh-CN"/>
               </w:rPr>
-              <w:t>本文工作流</w:t>
-            </w:r>
-          </w:p>
-        </w:tc>
-        <w:tc>
-          <w:tcPr>
-            <w:tcW w:w="703" w:type="pct"/>
+              <w:t>0.9321</w:t>
+            </w:r>
+          </w:p>
+        </w:tc>
+        <w:tc>
+          <w:tcPr>
+            <w:tcW w:w="1069" w:type="pct"/>
             <w:tcBorders>
               <w:top w:val="nil"/>
               <w:left w:val="nil"/>
@@ -36292,6 +36487,7 @@
                 <w:rFonts w:hint="default"/>
                 <w:b/>
                 <w:bCs/>
+                <w:lang w:val="en-US"/>
               </w:rPr>
             </w:pPr>
             <w:r>
@@ -36301,13 +36497,22 @@
                 <w:bCs/>
                 <w:lang w:val="en-US" w:eastAsia="zh-CN"/>
               </w:rPr>
-              <w:t>0.9321</w:t>
-            </w:r>
-          </w:p>
-        </w:tc>
-        <w:tc>
-          <w:tcPr>
-            <w:tcW w:w="1069" w:type="pct"/>
+              <w:t>0.922</w:t>
+            </w:r>
+            <w:r>
+              <w:rPr>
+                <w:rFonts w:hint="eastAsia"/>
+                <w:b/>
+                <w:bCs/>
+                <w:lang w:val="en-US" w:eastAsia="zh-CN"/>
+              </w:rPr>
+              <w:t>0</w:t>
+            </w:r>
+          </w:p>
+        </w:tc>
+        <w:tc>
+          <w:tcPr>
+            <w:tcW w:w="2392" w:type="pct"/>
             <w:tcBorders>
               <w:top w:val="nil"/>
               <w:left w:val="nil"/>
@@ -36323,49 +36528,6 @@
               <w:bidi w:val="0"/>
               <w:rPr>
                 <w:rFonts w:hint="default"/>
-                <w:b/>
-                <w:bCs/>
-                <w:lang w:val="en-US"/>
-              </w:rPr>
-            </w:pPr>
-            <w:r>
-              <w:rPr>
-                <w:rFonts w:hint="default"/>
-                <w:b/>
-                <w:bCs/>
-                <w:lang w:val="en-US" w:eastAsia="zh-CN"/>
-              </w:rPr>
-              <w:t>0.922</w:t>
-            </w:r>
-            <w:r>
-              <w:rPr>
-                <w:rFonts w:hint="eastAsia"/>
-                <w:b/>
-                <w:bCs/>
-                <w:lang w:val="en-US" w:eastAsia="zh-CN"/>
-              </w:rPr>
-              <w:t>0</w:t>
-            </w:r>
-          </w:p>
-        </w:tc>
-        <w:tc>
-          <w:tcPr>
-            <w:tcW w:w="2392" w:type="pct"/>
-            <w:tcBorders>
-              <w:top w:val="nil"/>
-              <w:left w:val="nil"/>
-              <w:bottom w:val="single" w:color="auto" w:sz="8" w:space="0"/>
-              <w:right w:val="nil"/>
-            </w:tcBorders>
-            <w:shd w:val="clear" w:color="auto" w:fill="FFFFFF"/>
-            <w:vAlign w:val="top"/>
-          </w:tcPr>
-          <w:p>
-            <w:pPr>
-              <w:pStyle w:val="26"/>
-              <w:bidi w:val="0"/>
-              <w:rPr>
-                <w:rFonts w:hint="default"/>
               </w:rPr>
             </w:pPr>
             <w:r>
@@ -36390,20 +36552,7 @@
         <w:rPr>
           <w:rFonts w:hint="eastAsia"/>
         </w:rPr>
-        <w:t>从表3-9可以看出，原始标签的Accuracy为0.5833，说明</w:t>
-      </w:r>
-      <w:r>
-        <w:rPr>
-          <w:rFonts w:hint="eastAsia"/>
-          <w:lang w:val="en-US" w:eastAsia="zh-CN"/>
-        </w:rPr>
-        <w:t>原始</w:t>
-      </w:r>
-      <w:r>
-        <w:rPr>
-          <w:rFonts w:hint="eastAsia"/>
-        </w:rPr>
-        <w:t>标签不能直接作为高质量训练真值。Keyword方法受限于词面匹配，Macro F1-score仅为0.2428；KNN+BGE引入语义嵌入后Accuracy提升到0.6141，但仍难以处理功能边界复杂的专利摘要。完整结构的Accuracy达到0.9321，Macro F1-score达到0.9220，明显高于原始标签、词法匹配和语义向量匹配方法。这说明，医疗器械专利一级产品类别标注不能只依赖词面重合或向量近邻，还需要引入分类规则、目录知识和针对易混类别的纠错判断。</w:t>
+        <w:t>表3-9结果显示，原始标签的Accuracy为0.5833，说明原始标签不能直接作为高质量训练真值。Keyword方法受限于词面匹配，Macro F1-score仅为0.2428；KNN+BGE引入语义嵌入后Accuracy提升到0.6141，但仍难以处理功能边界复杂的专利摘要。完整结构的Accuracy达到0.9321，Macro F1-score达到0.9220，明显高于原始标签、词法匹配和语义向量匹配方法。这说明，医疗器械专利一级产品类别标注不能只依赖词面重合或向量近邻，还需要引入分类规则、目录知识和针对易混类别的纠错判断。</w:t>
       </w:r>
     </w:p>
     <w:p>
@@ -36432,7 +36581,20 @@
         <w:rPr>
           <w:rFonts w:hint="eastAsia"/>
         </w:rPr>
-        <w:t>表3-10 自动标注工作流的领域知识消融结果</w:t>
+        <w:t xml:space="preserve">表3-10 </w:t>
+      </w:r>
+      <w:r>
+        <w:rPr>
+          <w:rFonts w:hint="eastAsia"/>
+          <w:lang w:val="en-US" w:eastAsia="zh-CN"/>
+        </w:rPr>
+        <w:t xml:space="preserve"> </w:t>
+      </w:r>
+      <w:r>
+        <w:rPr>
+          <w:rFonts w:hint="eastAsia"/>
+        </w:rPr>
+        <w:t>自动标注工作流的领域知识消融结果</w:t>
       </w:r>
     </w:p>
     <w:tbl>
@@ -36698,7 +36860,6 @@
             <w:insideH w:val="none" w:color="auto" w:sz="0" w:space="0"/>
             <w:insideV w:val="none" w:color="auto" w:sz="0" w:space="0"/>
           </w:tblBorders>
-          <w:shd w:val="clear" w:color="auto" w:fill="auto"/>
           <w:tblCellMar>
             <w:top w:w="0" w:type="dxa"/>
             <w:left w:w="108" w:type="dxa"/>
@@ -36909,230 +37070,6 @@
                 <w:lang w:val="en-US" w:eastAsia="zh-CN"/>
               </w:rPr>
               <w:t>0.9943</w:t>
-            </w:r>
-          </w:p>
-        </w:tc>
-      </w:tr>
-      <w:tr>
-        <w:tblPrEx>
-          <w:tblBorders>
-            <w:top w:val="none" w:color="auto" w:sz="0" w:space="0"/>
-            <w:left w:val="none" w:color="auto" w:sz="0" w:space="0"/>
-            <w:bottom w:val="none" w:color="auto" w:sz="0" w:space="0"/>
-            <w:right w:val="none" w:color="auto" w:sz="0" w:space="0"/>
-            <w:insideH w:val="none" w:color="auto" w:sz="0" w:space="0"/>
-            <w:insideV w:val="none" w:color="auto" w:sz="0" w:space="0"/>
-          </w:tblBorders>
-          <w:tblCellMar>
-            <w:top w:w="0" w:type="dxa"/>
-            <w:left w:w="108" w:type="dxa"/>
-            <w:bottom w:w="0" w:type="dxa"/>
-            <w:right w:w="108" w:type="dxa"/>
-          </w:tblCellMar>
-        </w:tblPrEx>
-        <w:trPr>
-          <w:trHeight w:val="471" w:hRule="atLeast"/>
-        </w:trPr>
-        <w:tc>
-          <w:tcPr>
-            <w:tcW w:w="1091" w:type="pct"/>
-            <w:tcBorders>
-              <w:top w:val="nil"/>
-              <w:left w:val="nil"/>
-              <w:bottom w:val="nil"/>
-              <w:right w:val="nil"/>
-            </w:tcBorders>
-            <w:shd w:val="clear" w:color="auto" w:fill="FFFFFF"/>
-            <w:vAlign w:val="top"/>
-          </w:tcPr>
-          <w:p>
-            <w:pPr>
-              <w:pStyle w:val="26"/>
-              <w:bidi w:val="0"/>
-              <w:rPr>
-                <w:rFonts w:hint="default"/>
-              </w:rPr>
-            </w:pPr>
-            <w:r>
-              <w:rPr>
-                <w:rFonts w:hint="default"/>
-                <w:lang w:val="en-US" w:eastAsia="zh-CN"/>
-              </w:rPr>
-              <w:t>LLM-Prompt</w:t>
-            </w:r>
-          </w:p>
-        </w:tc>
-        <w:tc>
-          <w:tcPr>
-            <w:tcW w:w="626" w:type="pct"/>
-            <w:tcBorders>
-              <w:top w:val="nil"/>
-              <w:left w:val="nil"/>
-              <w:bottom w:val="nil"/>
-              <w:right w:val="nil"/>
-            </w:tcBorders>
-            <w:shd w:val="clear" w:color="auto" w:fill="FFFFFF"/>
-            <w:vAlign w:val="top"/>
-          </w:tcPr>
-          <w:p>
-            <w:pPr>
-              <w:pStyle w:val="26"/>
-              <w:bidi w:val="0"/>
-              <w:rPr>
-                <w:rFonts w:hint="default"/>
-              </w:rPr>
-            </w:pPr>
-            <w:r>
-              <w:rPr>
-                <w:rFonts w:hint="default"/>
-                <w:lang w:val="en-US" w:eastAsia="zh-CN"/>
-              </w:rPr>
-              <w:t>是</w:t>
-            </w:r>
-          </w:p>
-        </w:tc>
-        <w:tc>
-          <w:tcPr>
-            <w:tcW w:w="654" w:type="pct"/>
-            <w:tcBorders>
-              <w:top w:val="nil"/>
-              <w:left w:val="nil"/>
-              <w:bottom w:val="nil"/>
-              <w:right w:val="nil"/>
-            </w:tcBorders>
-            <w:shd w:val="clear" w:color="auto" w:fill="FFFFFF"/>
-            <w:vAlign w:val="top"/>
-          </w:tcPr>
-          <w:p>
-            <w:pPr>
-              <w:pStyle w:val="26"/>
-              <w:bidi w:val="0"/>
-              <w:rPr>
-                <w:rFonts w:hint="default"/>
-              </w:rPr>
-            </w:pPr>
-            <w:r>
-              <w:rPr>
-                <w:rFonts w:hint="default"/>
-                <w:lang w:val="en-US" w:eastAsia="zh-CN"/>
-              </w:rPr>
-              <w:t>否</w:t>
-            </w:r>
-          </w:p>
-        </w:tc>
-        <w:tc>
-          <w:tcPr>
-            <w:tcW w:w="516" w:type="pct"/>
-            <w:tcBorders>
-              <w:top w:val="nil"/>
-              <w:left w:val="nil"/>
-              <w:bottom w:val="nil"/>
-              <w:right w:val="nil"/>
-            </w:tcBorders>
-            <w:shd w:val="clear" w:color="auto" w:fill="FFFFFF"/>
-            <w:vAlign w:val="top"/>
-          </w:tcPr>
-          <w:p>
-            <w:pPr>
-              <w:pStyle w:val="26"/>
-              <w:bidi w:val="0"/>
-              <w:rPr>
-                <w:rFonts w:hint="default"/>
-              </w:rPr>
-            </w:pPr>
-            <w:r>
-              <w:rPr>
-                <w:rFonts w:hint="default"/>
-                <w:lang w:val="en-US" w:eastAsia="zh-CN"/>
-              </w:rPr>
-              <w:t>否</w:t>
-            </w:r>
-          </w:p>
-        </w:tc>
-        <w:tc>
-          <w:tcPr>
-            <w:tcW w:w="718" w:type="pct"/>
-            <w:tcBorders>
-              <w:top w:val="nil"/>
-              <w:left w:val="nil"/>
-              <w:bottom w:val="nil"/>
-              <w:right w:val="nil"/>
-            </w:tcBorders>
-            <w:shd w:val="clear" w:color="auto" w:fill="FFFFFF"/>
-            <w:vAlign w:val="top"/>
-          </w:tcPr>
-          <w:p>
-            <w:pPr>
-              <w:pStyle w:val="26"/>
-              <w:bidi w:val="0"/>
-              <w:rPr>
-                <w:rFonts w:hint="default"/>
-              </w:rPr>
-            </w:pPr>
-            <w:r>
-              <w:rPr>
-                <w:rFonts w:hint="default"/>
-                <w:lang w:val="en-US" w:eastAsia="zh-CN"/>
-              </w:rPr>
-              <w:t>0.7032</w:t>
-            </w:r>
-          </w:p>
-        </w:tc>
-        <w:tc>
-          <w:tcPr>
-            <w:tcW w:w="693" w:type="pct"/>
-            <w:tcBorders>
-              <w:top w:val="nil"/>
-              <w:left w:val="nil"/>
-              <w:bottom w:val="nil"/>
-              <w:right w:val="nil"/>
-            </w:tcBorders>
-            <w:shd w:val="clear" w:color="auto" w:fill="FFFFFF"/>
-            <w:vAlign w:val="top"/>
-          </w:tcPr>
-          <w:p>
-            <w:pPr>
-              <w:pStyle w:val="26"/>
-              <w:bidi w:val="0"/>
-              <w:rPr>
-                <w:rFonts w:hint="default"/>
-              </w:rPr>
-            </w:pPr>
-            <w:r>
-              <w:rPr>
-                <w:rFonts w:hint="default"/>
-                <w:lang w:val="en-US" w:eastAsia="zh-CN"/>
-              </w:rPr>
-              <w:t>0.6127</w:t>
-            </w:r>
-          </w:p>
-        </w:tc>
-        <w:tc>
-          <w:tcPr>
-            <w:tcW w:w="699" w:type="pct"/>
-            <w:tcBorders>
-              <w:top w:val="nil"/>
-              <w:left w:val="nil"/>
-              <w:bottom w:val="nil"/>
-              <w:right w:val="nil"/>
-            </w:tcBorders>
-            <w:shd w:val="clear" w:color="auto" w:fill="FFFFFF"/>
-            <w:vAlign w:val="top"/>
-          </w:tcPr>
-          <w:p>
-            <w:pPr>
-              <w:pStyle w:val="26"/>
-              <w:bidi w:val="0"/>
-              <w:rPr>
-                <w:rFonts w:hint="default"/>
-              </w:rPr>
-            </w:pPr>
-            <w:r>
-              <w:rPr>
-                <w:rFonts w:hint="default"/>
-                <w:lang w:val="en-US" w:eastAsia="zh-CN"/>
-              </w:rPr>
-              <w:t>0.9958</w:t>
             </w:r>
           </w:p>
         </w:tc>
@@ -37183,7 +37120,7 @@
                 <w:rFonts w:hint="default"/>
                 <w:lang w:val="en-US" w:eastAsia="zh-CN"/>
               </w:rPr>
-              <w:t>LLM-Prompt-RAG</w:t>
+              <w:t>LLM-Prompt</w:t>
             </w:r>
           </w:p>
         </w:tc>
@@ -37241,7 +37178,7 @@
                 <w:rFonts w:hint="default"/>
                 <w:lang w:val="en-US" w:eastAsia="zh-CN"/>
               </w:rPr>
-              <w:t>是</w:t>
+              <w:t>否</w:t>
             </w:r>
           </w:p>
         </w:tc>
@@ -37299,7 +37236,7 @@
                 <w:rFonts w:hint="default"/>
                 <w:lang w:val="en-US" w:eastAsia="zh-CN"/>
               </w:rPr>
-              <w:t>0.8958</w:t>
+              <w:t>0.7032</w:t>
             </w:r>
           </w:p>
         </w:tc>
@@ -37328,7 +37265,7 @@
                 <w:rFonts w:hint="default"/>
                 <w:lang w:val="en-US" w:eastAsia="zh-CN"/>
               </w:rPr>
-              <w:t>0.8801</w:t>
+              <w:t>0.6127</w:t>
             </w:r>
           </w:p>
         </w:tc>
@@ -37357,7 +37294,7 @@
                 <w:rFonts w:hint="default"/>
                 <w:lang w:val="en-US" w:eastAsia="zh-CN"/>
               </w:rPr>
-              <w:t>0.9972</w:t>
+              <w:t>0.9958</w:t>
             </w:r>
           </w:p>
         </w:tc>
@@ -37372,7 +37309,230 @@
             <w:insideH w:val="none" w:color="auto" w:sz="0" w:space="0"/>
             <w:insideV w:val="none" w:color="auto" w:sz="0" w:space="0"/>
           </w:tblBorders>
-          <w:shd w:val="clear" w:color="auto" w:fill="auto"/>
+          <w:tblCellMar>
+            <w:top w:w="0" w:type="dxa"/>
+            <w:left w:w="108" w:type="dxa"/>
+            <w:bottom w:w="0" w:type="dxa"/>
+            <w:right w:w="108" w:type="dxa"/>
+          </w:tblCellMar>
+        </w:tblPrEx>
+        <w:trPr>
+          <w:trHeight w:val="471" w:hRule="atLeast"/>
+        </w:trPr>
+        <w:tc>
+          <w:tcPr>
+            <w:tcW w:w="1091" w:type="pct"/>
+            <w:tcBorders>
+              <w:top w:val="nil"/>
+              <w:left w:val="nil"/>
+              <w:bottom w:val="nil"/>
+              <w:right w:val="nil"/>
+            </w:tcBorders>
+            <w:shd w:val="clear" w:color="auto" w:fill="FFFFFF"/>
+            <w:vAlign w:val="top"/>
+          </w:tcPr>
+          <w:p>
+            <w:pPr>
+              <w:pStyle w:val="26"/>
+              <w:bidi w:val="0"/>
+              <w:rPr>
+                <w:rFonts w:hint="default"/>
+              </w:rPr>
+            </w:pPr>
+            <w:r>
+              <w:rPr>
+                <w:rFonts w:hint="default"/>
+                <w:lang w:val="en-US" w:eastAsia="zh-CN"/>
+              </w:rPr>
+              <w:t>LLM-Prompt-RAG</w:t>
+            </w:r>
+          </w:p>
+        </w:tc>
+        <w:tc>
+          <w:tcPr>
+            <w:tcW w:w="626" w:type="pct"/>
+            <w:tcBorders>
+              <w:top w:val="nil"/>
+              <w:left w:val="nil"/>
+              <w:bottom w:val="nil"/>
+              <w:right w:val="nil"/>
+            </w:tcBorders>
+            <w:shd w:val="clear" w:color="auto" w:fill="FFFFFF"/>
+            <w:vAlign w:val="top"/>
+          </w:tcPr>
+          <w:p>
+            <w:pPr>
+              <w:pStyle w:val="26"/>
+              <w:bidi w:val="0"/>
+              <w:rPr>
+                <w:rFonts w:hint="default"/>
+              </w:rPr>
+            </w:pPr>
+            <w:r>
+              <w:rPr>
+                <w:rFonts w:hint="default"/>
+                <w:lang w:val="en-US" w:eastAsia="zh-CN"/>
+              </w:rPr>
+              <w:t>是</w:t>
+            </w:r>
+          </w:p>
+        </w:tc>
+        <w:tc>
+          <w:tcPr>
+            <w:tcW w:w="654" w:type="pct"/>
+            <w:tcBorders>
+              <w:top w:val="nil"/>
+              <w:left w:val="nil"/>
+              <w:bottom w:val="nil"/>
+              <w:right w:val="nil"/>
+            </w:tcBorders>
+            <w:shd w:val="clear" w:color="auto" w:fill="FFFFFF"/>
+            <w:vAlign w:val="top"/>
+          </w:tcPr>
+          <w:p>
+            <w:pPr>
+              <w:pStyle w:val="26"/>
+              <w:bidi w:val="0"/>
+              <w:rPr>
+                <w:rFonts w:hint="default"/>
+              </w:rPr>
+            </w:pPr>
+            <w:r>
+              <w:rPr>
+                <w:rFonts w:hint="default"/>
+                <w:lang w:val="en-US" w:eastAsia="zh-CN"/>
+              </w:rPr>
+              <w:t>是</w:t>
+            </w:r>
+          </w:p>
+        </w:tc>
+        <w:tc>
+          <w:tcPr>
+            <w:tcW w:w="516" w:type="pct"/>
+            <w:tcBorders>
+              <w:top w:val="nil"/>
+              <w:left w:val="nil"/>
+              <w:bottom w:val="nil"/>
+              <w:right w:val="nil"/>
+            </w:tcBorders>
+            <w:shd w:val="clear" w:color="auto" w:fill="FFFFFF"/>
+            <w:vAlign w:val="top"/>
+          </w:tcPr>
+          <w:p>
+            <w:pPr>
+              <w:pStyle w:val="26"/>
+              <w:bidi w:val="0"/>
+              <w:rPr>
+                <w:rFonts w:hint="default"/>
+              </w:rPr>
+            </w:pPr>
+            <w:r>
+              <w:rPr>
+                <w:rFonts w:hint="default"/>
+                <w:lang w:val="en-US" w:eastAsia="zh-CN"/>
+              </w:rPr>
+              <w:t>否</w:t>
+            </w:r>
+          </w:p>
+        </w:tc>
+        <w:tc>
+          <w:tcPr>
+            <w:tcW w:w="718" w:type="pct"/>
+            <w:tcBorders>
+              <w:top w:val="nil"/>
+              <w:left w:val="nil"/>
+              <w:bottom w:val="nil"/>
+              <w:right w:val="nil"/>
+            </w:tcBorders>
+            <w:shd w:val="clear" w:color="auto" w:fill="FFFFFF"/>
+            <w:vAlign w:val="top"/>
+          </w:tcPr>
+          <w:p>
+            <w:pPr>
+              <w:pStyle w:val="26"/>
+              <w:bidi w:val="0"/>
+              <w:rPr>
+                <w:rFonts w:hint="default"/>
+              </w:rPr>
+            </w:pPr>
+            <w:r>
+              <w:rPr>
+                <w:rFonts w:hint="default"/>
+                <w:lang w:val="en-US" w:eastAsia="zh-CN"/>
+              </w:rPr>
+              <w:t>0.8958</w:t>
+            </w:r>
+          </w:p>
+        </w:tc>
+        <w:tc>
+          <w:tcPr>
+            <w:tcW w:w="693" w:type="pct"/>
+            <w:tcBorders>
+              <w:top w:val="nil"/>
+              <w:left w:val="nil"/>
+              <w:bottom w:val="nil"/>
+              <w:right w:val="nil"/>
+            </w:tcBorders>
+            <w:shd w:val="clear" w:color="auto" w:fill="FFFFFF"/>
+            <w:vAlign w:val="top"/>
+          </w:tcPr>
+          <w:p>
+            <w:pPr>
+              <w:pStyle w:val="26"/>
+              <w:bidi w:val="0"/>
+              <w:rPr>
+                <w:rFonts w:hint="default"/>
+              </w:rPr>
+            </w:pPr>
+            <w:r>
+              <w:rPr>
+                <w:rFonts w:hint="default"/>
+                <w:lang w:val="en-US" w:eastAsia="zh-CN"/>
+              </w:rPr>
+              <w:t>0.8801</w:t>
+            </w:r>
+          </w:p>
+        </w:tc>
+        <w:tc>
+          <w:tcPr>
+            <w:tcW w:w="699" w:type="pct"/>
+            <w:tcBorders>
+              <w:top w:val="nil"/>
+              <w:left w:val="nil"/>
+              <w:bottom w:val="nil"/>
+              <w:right w:val="nil"/>
+            </w:tcBorders>
+            <w:shd w:val="clear" w:color="auto" w:fill="FFFFFF"/>
+            <w:vAlign w:val="top"/>
+          </w:tcPr>
+          <w:p>
+            <w:pPr>
+              <w:pStyle w:val="26"/>
+              <w:bidi w:val="0"/>
+              <w:rPr>
+                <w:rFonts w:hint="default"/>
+              </w:rPr>
+            </w:pPr>
+            <w:r>
+              <w:rPr>
+                <w:rFonts w:hint="default"/>
+                <w:lang w:val="en-US" w:eastAsia="zh-CN"/>
+              </w:rPr>
+              <w:t>0.9972</w:t>
+            </w:r>
+          </w:p>
+        </w:tc>
+      </w:tr>
+      <w:tr>
+        <w:tblPrEx>
+          <w:tblBorders>
+            <w:top w:val="none" w:color="auto" w:sz="0" w:space="0"/>
+            <w:left w:val="none" w:color="auto" w:sz="0" w:space="0"/>
+            <w:bottom w:val="none" w:color="auto" w:sz="0" w:space="0"/>
+            <w:right w:val="none" w:color="auto" w:sz="0" w:space="0"/>
+            <w:insideH w:val="none" w:color="auto" w:sz="0" w:space="0"/>
+            <w:insideV w:val="none" w:color="auto" w:sz="0" w:space="0"/>
+          </w:tblBorders>
           <w:tblCellMar>
             <w:top w:w="0" w:type="dxa"/>
             <w:left w:w="108" w:type="dxa"/>
@@ -37749,7 +37909,21 @@
         <w:rPr>
           <w:color w:val="auto"/>
         </w:rPr>
-        <w:t>图3-4工作流</w:t>
+        <w:t>图3-4</w:t>
+      </w:r>
+      <w:r>
+        <w:rPr>
+          <w:rFonts w:hint="eastAsia"/>
+          <w:color w:val="auto"/>
+          <w:lang w:val="en-US" w:eastAsia="zh-CN"/>
+        </w:rPr>
+        <w:t xml:space="preserve">  </w:t>
+      </w:r>
+      <w:r>
+        <w:rPr>
+          <w:color w:val="auto"/>
+        </w:rPr>
+        <w:t>工作流</w:t>
       </w:r>
       <w:r>
         <w:rPr>
@@ -37924,7 +38098,21 @@
           <w:rFonts w:hint="eastAsia"/>
           <w:lang w:eastAsia="zh-CN"/>
         </w:rPr>
-        <w:t>表3-11 D2中原始标签与工作流标签一致性的置信度统计</w:t>
+        <w:t>表3-11</w:t>
+      </w:r>
+      <w:r>
+        <w:rPr>
+          <w:rFonts w:hint="eastAsia"/>
+          <w:lang w:val="en-US" w:eastAsia="zh-CN"/>
+        </w:rPr>
+        <w:t xml:space="preserve">  </w:t>
+      </w:r>
+      <w:r>
+        <w:rPr>
+          <w:rFonts w:hint="eastAsia"/>
+          <w:lang w:eastAsia="zh-CN"/>
+        </w:rPr>
+        <w:t>D2中原始标签与工作流标签一致性的置信度统计</w:t>
       </w:r>
     </w:p>
     <w:tbl>
@@ -37966,7 +38154,6 @@
             <w:insideH w:val="none" w:color="auto" w:sz="0" w:space="0"/>
             <w:insideV w:val="none" w:color="auto" w:sz="0" w:space="0"/>
           </w:tblBorders>
-          <w:shd w:val="clear" w:color="auto" w:fill="auto"/>
           <w:tblCellMar>
             <w:top w:w="0" w:type="dxa"/>
             <w:left w:w="108" w:type="dxa"/>
@@ -38297,7 +38484,6 @@
             <w:insideH w:val="none" w:color="auto" w:sz="0" w:space="0"/>
             <w:insideV w:val="none" w:color="auto" w:sz="0" w:space="0"/>
           </w:tblBorders>
-          <w:shd w:val="clear" w:color="auto" w:fill="auto"/>
           <w:tblCellMar>
             <w:top w:w="0" w:type="dxa"/>
             <w:left w:w="108" w:type="dxa"/>
@@ -38501,7 +38687,21 @@
           <w:rFonts w:hint="eastAsia"/>
           <w:lang w:eastAsia="zh-CN"/>
         </w:rPr>
-        <w:t>表3-12 D3置信层抽样验证结果</w:t>
+        <w:t>表3-12</w:t>
+      </w:r>
+      <w:r>
+        <w:rPr>
+          <w:rFonts w:hint="eastAsia"/>
+          <w:lang w:val="en-US" w:eastAsia="zh-CN"/>
+        </w:rPr>
+        <w:t xml:space="preserve">  </w:t>
+      </w:r>
+      <w:r>
+        <w:rPr>
+          <w:rFonts w:hint="eastAsia"/>
+          <w:lang w:eastAsia="zh-CN"/>
+        </w:rPr>
+        <w:t>D3置信层抽样验证结果</w:t>
       </w:r>
     </w:p>
     <w:tbl>
@@ -38889,7 +39089,21 @@
           <w:rFonts w:hint="eastAsia"/>
           <w:lang w:eastAsia="zh-CN"/>
         </w:rPr>
-        <w:t>表3-13 D3置信层TOST等价性检验结果</w:t>
+        <w:t>表3-13</w:t>
+      </w:r>
+      <w:r>
+        <w:rPr>
+          <w:rFonts w:hint="eastAsia"/>
+          <w:lang w:val="en-US" w:eastAsia="zh-CN"/>
+        </w:rPr>
+        <w:t xml:space="preserve">  </w:t>
+      </w:r>
+      <w:r>
+        <w:rPr>
+          <w:rFonts w:hint="eastAsia"/>
+          <w:lang w:eastAsia="zh-CN"/>
+        </w:rPr>
+        <w:t>D3置信层TOST等价性检验结果</w:t>
       </w:r>
     </w:p>
     <w:tbl>
@@ -39262,6 +39476,7 @@
             <w:insideH w:val="none" w:color="auto" w:sz="0" w:space="0"/>
             <w:insideV w:val="none" w:color="auto" w:sz="0" w:space="0"/>
           </w:tblBorders>
+          <w:shd w:val="clear" w:color="auto" w:fill="auto"/>
           <w:tblCellMar>
             <w:top w:w="0" w:type="dxa"/>
             <w:left w:w="108" w:type="dxa"/>
@@ -39587,7 +39802,7 @@
     </w:p>
     <w:p>
       <w:pPr>
-        <w:ind w:firstLine="420" w:firstLineChars="0"/>
+        <w:bidi w:val="0"/>
         <w:rPr>
           <w:rFonts w:hint="eastAsia"/>
           <w:lang w:val="en-US" w:eastAsia="zh-CN"/>
@@ -39598,7 +39813,7 @@
           <w:rFonts w:hint="eastAsia"/>
           <w:lang w:val="en-US" w:eastAsia="zh-CN"/>
         </w:rPr>
-        <w:t>从表3-14可以看出，生成摘要与对应原文的平均相似度为0.8310，高于原始同类专利之间的平均相似度0.5637。这说明生成摘要与其来源专利的语义关系，比同类别中两件不同真实专利之间的语义关系更接近。即使在最低值处，生成摘要与对应原文的相似度仍为0.6360，高于原始同类专利之间的平均水平。与此同时，生成摘要之间的平均相似度为0.6397，低于生成摘要与对应原文的0.8310，说明生成样本没有简单聚集为高度重复的文本。</w:t>
+        <w:t>表3-14结果显示，生成摘要与对应原文的平均相似度为0.8310，高于原始同类专利之间的平均相似度0.5637。这说明生成摘要与其来源专利的语义关系，比同类别中两件不同真实专利之间的语义关系更接近。即使在最低值处，生成摘要与对应原文的相似度仍为0.6360，高于原始同类专利之间的平均水平。与此同时，生成摘要之间的平均相似度为0.6397，低于生成摘要与对应原文的0.8310，说明生成样本没有简单聚集为高度重复的文本。</w:t>
       </w:r>
     </w:p>
     <w:p>
@@ -39629,7 +39844,7 @@
           <w:rFonts w:hint="default"/>
           <w:lang w:val="en-US" w:eastAsia="zh-CN"/>
         </w:rPr>
-        <w:t xml:space="preserve"> LLM增强摘要与原始摘要的BGE相似度分析</w:t>
+        <w:t>LLM增强摘要与原始摘要的BGE相似度分析</w:t>
       </w:r>
     </w:p>
     <w:tbl>
@@ -39670,6 +39885,7 @@
             <w:insideH w:val="none" w:color="auto" w:sz="0" w:space="0"/>
             <w:insideV w:val="none" w:color="auto" w:sz="0" w:space="0"/>
           </w:tblBorders>
+          <w:shd w:val="clear" w:color="auto" w:fill="auto"/>
           <w:tblCellMar>
             <w:top w:w="0" w:type="dxa"/>
             <w:left w:w="108" w:type="dxa"/>
@@ -40088,6 +40304,7 @@
             <w:insideH w:val="none" w:color="auto" w:sz="0" w:space="0"/>
             <w:insideV w:val="none" w:color="auto" w:sz="0" w:space="0"/>
           </w:tblBorders>
+          <w:shd w:val="clear" w:color="auto" w:fill="auto"/>
           <w:tblCellMar>
             <w:top w:w="0" w:type="dxa"/>
             <w:left w:w="108" w:type="dxa"/>
@@ -40379,6 +40596,7 @@
             <w:insideH w:val="none" w:color="auto" w:sz="0" w:space="0"/>
             <w:insideV w:val="none" w:color="auto" w:sz="0" w:space="0"/>
           </w:tblBorders>
+          <w:shd w:val="clear" w:color="auto" w:fill="auto"/>
           <w:tblCellMar>
             <w:top w:w="0" w:type="dxa"/>
             <w:left w:w="108" w:type="dxa"/>
@@ -40516,6 +40734,7 @@
             <w:insideH w:val="none" w:color="auto" w:sz="0" w:space="0"/>
             <w:insideV w:val="none" w:color="auto" w:sz="0" w:space="0"/>
           </w:tblBorders>
+          <w:shd w:val="clear" w:color="auto" w:fill="auto"/>
           <w:tblCellMar>
             <w:top w:w="0" w:type="dxa"/>
             <w:left w:w="108" w:type="dxa"/>
@@ -40661,6 +40880,7 @@
             <w:insideH w:val="none" w:color="auto" w:sz="0" w:space="0"/>
             <w:insideV w:val="none" w:color="auto" w:sz="0" w:space="0"/>
           </w:tblBorders>
+          <w:shd w:val="clear" w:color="auto" w:fill="auto"/>
           <w:tblCellMar>
             <w:top w:w="0" w:type="dxa"/>
             <w:left w:w="108" w:type="dxa"/>
@@ -41032,7 +41252,17 @@
         </w:rPr>
       </w:pPr>
       <w:r>
-        <w:t>图4-1机器学习分类流程</w:t>
+        <w:t>图4-1</w:t>
+      </w:r>
+      <w:r>
+        <w:rPr>
+          <w:rFonts w:hint="eastAsia"/>
+          <w:lang w:val="en-US" w:eastAsia="zh-CN"/>
+        </w:rPr>
+        <w:t xml:space="preserve">  </w:t>
+      </w:r>
+      <w:r>
+        <w:t>机器学习分类流程</w:t>
       </w:r>
     </w:p>
     <w:p>
@@ -41156,7 +41386,17 @@
         </w:rPr>
       </w:pPr>
       <w:r>
-        <w:t>图4-2预训练模型泛化性能评估</w:t>
+        <w:t>图4-2</w:t>
+      </w:r>
+      <w:r>
+        <w:rPr>
+          <w:rFonts w:hint="eastAsia"/>
+          <w:lang w:val="en-US" w:eastAsia="zh-CN"/>
+        </w:rPr>
+        <w:t xml:space="preserve">  </w:t>
+      </w:r>
+      <w:r>
+        <w:t>预训练模型泛化性能评估</w:t>
       </w:r>
     </w:p>
     <w:p>
@@ -41167,85 +41407,7 @@
         <w:rPr>
           <w:rFonts w:hint="eastAsia"/>
         </w:rPr>
-        <w:t>如图4-2所示，在所有轮次上，chinese-roberta-wwm-ext都表现得非常优秀，在第一个Epoch,chinese-roberta-wwm-ext就已经有</w:t>
-      </w:r>
-      <w:r>
-        <w:rPr>
-          <w:rFonts w:hint="eastAsia"/>
-          <w:lang w:val="en-US" w:eastAsia="zh-CN"/>
-        </w:rPr>
-        <w:t>0.</w:t>
-      </w:r>
-      <w:r>
-        <w:rPr>
-          <w:rFonts w:hint="eastAsia"/>
-        </w:rPr>
-        <w:t>3242的平均测试准确率，比bert-base-chinese的</w:t>
-      </w:r>
-      <w:r>
-        <w:rPr>
-          <w:rFonts w:hint="eastAsia"/>
-          <w:lang w:val="en-US" w:eastAsia="zh-CN"/>
-        </w:rPr>
-        <w:t>0.</w:t>
-      </w:r>
-      <w:r>
-        <w:rPr>
-          <w:rFonts w:hint="eastAsia"/>
-        </w:rPr>
-        <w:t>2680、chinese-macbert-base的</w:t>
-      </w:r>
-      <w:r>
-        <w:rPr>
-          <w:rFonts w:hint="eastAsia"/>
-          <w:lang w:val="en-US" w:eastAsia="zh-CN"/>
-        </w:rPr>
-        <w:t>0.</w:t>
-      </w:r>
-      <w:r>
-        <w:rPr>
-          <w:rFonts w:hint="eastAsia"/>
-        </w:rPr>
-        <w:t>2264分别高出约5.6%、9.8%，说明它对于此类任务具有较好的学习能力；经过10个Epoch后,chinese-roberta-wwm-ext的平均准确率为</w:t>
-      </w:r>
-      <w:r>
-        <w:rPr>
-          <w:rFonts w:hint="eastAsia"/>
-          <w:lang w:val="en-US" w:eastAsia="zh-CN"/>
-        </w:rPr>
-        <w:t>0.</w:t>
-      </w:r>
-      <w:r>
-        <w:rPr>
-          <w:rFonts w:hint="eastAsia"/>
-        </w:rPr>
-        <w:t>5526，始终处于首位，而bert-base-chinese最终成绩为</w:t>
-      </w:r>
-      <w:r>
-        <w:rPr>
-          <w:rFonts w:hint="eastAsia"/>
-          <w:lang w:val="en-US" w:eastAsia="zh-CN"/>
-        </w:rPr>
-        <w:t>0.</w:t>
-      </w:r>
-      <w:r>
-        <w:rPr>
-          <w:rFonts w:hint="eastAsia"/>
-        </w:rPr>
-        <w:t>4936，chinese-macbert-base则较低只有</w:t>
-      </w:r>
-      <w:r>
-        <w:rPr>
-          <w:rFonts w:hint="eastAsia"/>
-          <w:lang w:val="en-US" w:eastAsia="zh-CN"/>
-        </w:rPr>
-        <w:t>0.</w:t>
-      </w:r>
-      <w:r>
-        <w:rPr>
-          <w:rFonts w:hint="eastAsia"/>
-        </w:rPr>
-        <w:t>4273。</w:t>
+        <w:t>如图4-2所示，chinese-roberta-wwm-ext在各轮测试中均保持较高的平均准确率。第1个Epoch时，该模型的平均测试准确率为0.3242，分别高于bert-base-chinese的0.2680和chinese-macbert-base的0.2264；训练至第10个Epoch后，其平均准确率达到0.5526，仍高于bert-base-chinese的0.4936和chinese-macbert-base的0.4273。该结果说明，chinese-roberta-wwm-ext在本文任务中具有较好的初始表征能力和持续学习能力。</w:t>
       </w:r>
     </w:p>
     <w:p>
@@ -41329,7 +41491,17 @@
         </w:rPr>
       </w:pPr>
       <w:r>
-        <w:t>图4-3BERT-TextCNN架构</w:t>
+        <w:t>图4-3</w:t>
+      </w:r>
+      <w:r>
+        <w:rPr>
+          <w:rFonts w:hint="eastAsia"/>
+          <w:lang w:val="en-US" w:eastAsia="zh-CN"/>
+        </w:rPr>
+        <w:t xml:space="preserve">  </w:t>
+      </w:r>
+      <w:r>
+        <w:t>BERT-TextCNN架构</w:t>
       </w:r>
     </w:p>
     <w:p>
@@ -42942,7 +43114,7 @@
         <w:rPr>
           <w:rFonts w:hint="eastAsia"/>
         </w:rPr>
-        <w:t>为了检验BERT-TextCNN在医疗器械专利分类任务中的实际效果，本文设置了多类对比模型。传统机器学习方法先在KNN、LR、RF和XGBoost中进行预实验，最终选取测试集中表现最好的KNN作为传统方法代表；深度学习对比方法包括DeepPatent、PatentSBERTa、PaECTER和RAMHA。其中，DeepPatent属于较早的专利分类深度学习结构，采用词嵌入与卷积网络进行文本建模；PatentSBERTa和PaECTER均与专利文本表示学习相关，本文将其迁移到医疗器械专利数据集上进行微调；RAMHA虽然并非专利领域方法，但属于近年文本分类模型，其结构在文本分类任务中具有一定代表性，故作为近年文本分类方法的参照组。</w:t>
+        <w:t>为了检验BERT-TextCNN在医疗器械专利分类任务中的实际效果，结合第二章对专利表示模型和近年文本分类模型的梳理，本文的对比实验覆盖传统机器学习方法、专利文本表示模型和近年文本分类模型三类方法。传统机器学习方法先在KNN、LR、RF和XGBoost中进行预实验，最终选取测试集中表现最好的KNN作为传统方法代表；深度学习对比方法包括DeepPatent、PatentSBERTa、PaECTER和RAMHA。其中，DeepPatent属于较早的专利分类深度学习结构，采用词嵌入与卷积网络进行文本建模；PatentSBERTa和PaECTER均与专利文本表示学习相关，本文将其迁移到医疗器械专利数据集上进行微调；RAMHA虽然并非专利领域方法，但属于近年文本分类模型，其结构在文本分类任务中具有一定代表性，故作为近年文本分类方法的参照组。</w:t>
       </w:r>
     </w:p>
     <w:p>
@@ -44028,7 +44200,20 @@
         <w:rPr>
           <w:rFonts w:hint="eastAsia"/>
         </w:rPr>
-        <w:t>从表4-1可以看出，BERT-TextCNN在Accuracy、Macro F1-score和Weighted F1-score上均取得最高值。其中，本文模型的Accuracy为0.9261，比KNN高3.19个百分点；Macro F1-score为0.8792，比KNN高13.31个百分点。这个差距在Macro F1-score上更明显。换言之，本文模型并非只在样本较多的类别上获得较高正确率，也对样本量较少的类别保持了更稳的识别能力。</w:t>
+        <w:t>表4-1</w:t>
+      </w:r>
+      <w:r>
+        <w:rPr>
+          <w:rFonts w:hint="eastAsia"/>
+          <w:lang w:val="en-US" w:eastAsia="zh-CN"/>
+        </w:rPr>
+        <w:t>结果显示</w:t>
+      </w:r>
+      <w:r>
+        <w:rPr>
+          <w:rFonts w:hint="eastAsia"/>
+        </w:rPr>
+        <w:t>，BERT-TextCNN在Accuracy、Macro F1-score和Weighted F1-score上均取得最高值。其中，本文模型的Accuracy为0.9261，比KNN高3.19个百分点；Macro F1-score为0.8792，比KNN高13.31个百分点。这个差距在Macro F1-score上更明显。换言之，本文模型并非只在样本较多的类别上获得较高正确率，也对样本量较少的类别保持了更稳的识别能力。</w:t>
       </w:r>
     </w:p>
     <w:p>
@@ -44249,7 +44434,17 @@
         </w:rPr>
       </w:pPr>
       <w:r>
-        <w:t>图4-4BERT-TextCNN模型的混淆矩阵</w:t>
+        <w:t>图4-4</w:t>
+      </w:r>
+      <w:r>
+        <w:rPr>
+          <w:rFonts w:hint="eastAsia"/>
+          <w:lang w:val="en-US" w:eastAsia="zh-CN"/>
+        </w:rPr>
+        <w:t xml:space="preserve">  </w:t>
+      </w:r>
+      <w:r>
+        <w:t>BERT-TextCNN模型的混淆矩阵</w:t>
       </w:r>
     </w:p>
     <w:p>
@@ -44334,7 +44529,17 @@
         </w:rPr>
       </w:pPr>
       <w:r>
-        <w:t>表4-2训练参数</w:t>
+        <w:t>表4-2</w:t>
+      </w:r>
+      <w:r>
+        <w:rPr>
+          <w:rFonts w:hint="eastAsia"/>
+          <w:lang w:val="en-US" w:eastAsia="zh-CN"/>
+        </w:rPr>
+        <w:t xml:space="preserve">  </w:t>
+      </w:r>
+      <w:r>
+        <w:t>训练参数</w:t>
       </w:r>
     </w:p>
     <w:tbl>
@@ -45027,7 +45232,17 @@
         </w:rPr>
       </w:pPr>
       <w:r>
-        <w:t>表4-3硬件环境</w:t>
+        <w:t>表4-3</w:t>
+      </w:r>
+      <w:r>
+        <w:rPr>
+          <w:rFonts w:hint="eastAsia"/>
+          <w:lang w:val="en-US" w:eastAsia="zh-CN"/>
+        </w:rPr>
+        <w:t xml:space="preserve">  </w:t>
+      </w:r>
+      <w:r>
+        <w:t>硬件环境</w:t>
       </w:r>
     </w:p>
     <w:tbl>
@@ -45321,7 +45536,17 @@
         </w:rPr>
       </w:pPr>
       <w:r>
-        <w:t>表4-4软件环境</w:t>
+        <w:t>表4-4</w:t>
+      </w:r>
+      <w:r>
+        <w:rPr>
+          <w:rFonts w:hint="eastAsia"/>
+          <w:lang w:val="en-US" w:eastAsia="zh-CN"/>
+        </w:rPr>
+        <w:t xml:space="preserve">  </w:t>
+      </w:r>
+      <w:r>
+        <w:t>软件环境</w:t>
       </w:r>
     </w:p>
     <w:tbl>
@@ -45359,6 +45584,12 @@
             <w:insideH w:val="single" w:color="auto" w:sz="4" w:space="0"/>
             <w:insideV w:val="single" w:color="auto" w:sz="4" w:space="0"/>
           </w:tblBorders>
+          <w:tblCellMar>
+            <w:top w:w="0" w:type="dxa"/>
+            <w:left w:w="108" w:type="dxa"/>
+            <w:bottom w:w="0" w:type="dxa"/>
+            <w:right w:w="108" w:type="dxa"/>
+          </w:tblCellMar>
         </w:tblPrEx>
         <w:tc>
           <w:tcPr>
@@ -46056,7 +46287,20 @@
         <w:rPr>
           <w:rFonts w:hint="eastAsia"/>
         </w:rPr>
-        <w:t>从表4-5可以看出，使用定向数据增强后，Accuracy由0.9245提升至0.9261，Weighted F1-score由0.9235提升至0.9249，变化幅度较小</w:t>
+        <w:t>表4-5</w:t>
+      </w:r>
+      <w:r>
+        <w:rPr>
+          <w:rFonts w:hint="eastAsia"/>
+          <w:lang w:val="en-US" w:eastAsia="zh-CN"/>
+        </w:rPr>
+        <w:t>结果显示</w:t>
+      </w:r>
+      <w:r>
+        <w:rPr>
+          <w:rFonts w:hint="eastAsia"/>
+        </w:rPr>
+        <w:t>，使用定向数据增强后，Accuracy由0.9245提升至0.9261，Weighted F1-score由0.9235提升至0.9249，变化幅度较小</w:t>
       </w:r>
       <w:r>
         <w:rPr>
@@ -46096,33 +46340,7 @@
         <w:rPr>
           <w:rFonts w:hint="eastAsia"/>
         </w:rPr>
-        <w:t>进一步观察训练过程可知，“输血、透析和体外循环器械”在未增强时多轮训练中召回率为0，模型难以形成稳定分类边界</w:t>
-      </w:r>
-      <w:r>
-        <w:rPr>
-          <w:rFonts w:hint="eastAsia"/>
-          <w:lang w:eastAsia="zh-CN"/>
-        </w:rPr>
-        <w:t>，</w:t>
-      </w:r>
-      <w:r>
-        <w:rPr>
-          <w:rFonts w:hint="eastAsia"/>
-        </w:rPr>
-        <w:t>增强</w:t>
-      </w:r>
-      <w:r>
-        <w:rPr>
-          <w:rFonts w:hint="eastAsia"/>
-          <w:lang w:val="en-US" w:eastAsia="zh-CN"/>
-        </w:rPr>
-        <w:t>的</w:t>
-      </w:r>
-      <w:r>
-        <w:rPr>
-          <w:rFonts w:hint="eastAsia"/>
-        </w:rPr>
-        <w:t>该类在后续训练中逐步被识别。由此可见，数据增强在本文中的作用并不是全面提高所有类别的分类结果，而是缓解极少数类别因样本不足导致的不可学习问题。</w:t>
+        <w:t>进一步观察训练过程可知，“输血、透析和体外循环器械”在未增强时多轮训练中召回率为0，模型难以形成稳定分类边界；加入增强样本后，该类别在后续训练中逐步被识别。该结果表明，数据增强在本文中的作用并不是全面提高所有类别的分类结果，而是缓解极少数类别因样本不足导致的不可学习问题。</w:t>
       </w:r>
     </w:p>
     <w:p>
@@ -48022,7 +48240,7 @@
           <w:rFonts w:hint="eastAsia"/>
           <w:lang w:val="en-US" w:eastAsia="zh-CN"/>
         </w:rPr>
-        <w:t>表5-1系统非功能性需求</w:t>
+        <w:t>表5-1  系统非功能性需求</w:t>
       </w:r>
     </w:p>
     <w:tbl>
@@ -48146,7 +48364,6 @@
             <w:insideH w:val="none" w:color="auto" w:sz="0" w:space="0"/>
             <w:insideV w:val="none" w:color="auto" w:sz="0" w:space="0"/>
           </w:tblBorders>
-          <w:shd w:val="clear" w:color="auto" w:fill="auto"/>
           <w:tblCellMar>
             <w:top w:w="0" w:type="dxa"/>
             <w:left w:w="108" w:type="dxa"/>
@@ -48206,6 +48423,73 @@
                 <w:lang w:val="en-US" w:eastAsia="zh-CN"/>
               </w:rPr>
               <w:t>模型预加载后，单条分类接口t95响应时间不超过3s</w:t>
+            </w:r>
+          </w:p>
+        </w:tc>
+      </w:tr>
+      <w:tr>
+        <w:tblPrEx>
+          <w:tblBorders>
+            <w:top w:val="single" w:color="auto" w:sz="8" w:space="0"/>
+            <w:left w:val="none" w:color="auto" w:sz="0" w:space="0"/>
+            <w:bottom w:val="single" w:color="auto" w:sz="8" w:space="0"/>
+            <w:right w:val="none" w:color="auto" w:sz="0" w:space="0"/>
+            <w:insideH w:val="none" w:color="auto" w:sz="0" w:space="0"/>
+            <w:insideV w:val="none" w:color="auto" w:sz="0" w:space="0"/>
+          </w:tblBorders>
+          <w:tblCellMar>
+            <w:top w:w="0" w:type="dxa"/>
+            <w:left w:w="108" w:type="dxa"/>
+            <w:bottom w:w="0" w:type="dxa"/>
+            <w:right w:w="108" w:type="dxa"/>
+          </w:tblCellMar>
+        </w:tblPrEx>
+        <w:trPr>
+          <w:trHeight w:val="471" w:hRule="atLeast"/>
+        </w:trPr>
+        <w:tc>
+          <w:tcPr>
+            <w:tcW w:w="1778" w:type="dxa"/>
+            <w:shd w:val="clear" w:color="auto" w:fill="FFFFFF"/>
+            <w:vAlign w:val="top"/>
+          </w:tcPr>
+          <w:p>
+            <w:pPr>
+              <w:pStyle w:val="26"/>
+              <w:bidi w:val="0"/>
+              <w:rPr>
+                <w:rFonts w:hint="default"/>
+              </w:rPr>
+            </w:pPr>
+            <w:r>
+              <w:rPr>
+                <w:rFonts w:hint="default"/>
+                <w:lang w:val="en-US" w:eastAsia="zh-CN"/>
+              </w:rPr>
+              <w:t>批量分类能力</w:t>
+            </w:r>
+          </w:p>
+        </w:tc>
+        <w:tc>
+          <w:tcPr>
+            <w:tcW w:w="6645" w:type="dxa"/>
+            <w:shd w:val="clear" w:color="auto" w:fill="FFFFFF"/>
+            <w:vAlign w:val="top"/>
+          </w:tcPr>
+          <w:p>
+            <w:pPr>
+              <w:pStyle w:val="26"/>
+              <w:bidi w:val="0"/>
+              <w:rPr>
+                <w:rFonts w:hint="default"/>
+              </w:rPr>
+            </w:pPr>
+            <w:r>
+              <w:rPr>
+                <w:rFonts w:hint="default"/>
+                <w:lang w:val="en-US" w:eastAsia="zh-CN"/>
+              </w:rPr>
+              <w:t>单次批量分类不超过50条，任务应在5min内完成</w:t>
             </w:r>
           </w:p>
         </w:tc>
@@ -48250,7 +48534,7 @@
                 <w:rFonts w:hint="default"/>
                 <w:lang w:val="en-US" w:eastAsia="zh-CN"/>
               </w:rPr>
-              <w:t>批量分类能力</w:t>
+              <w:t>历史查询与导出</w:t>
             </w:r>
           </w:p>
         </w:tc>
@@ -48273,7 +48557,7 @@
                 <w:rFonts w:hint="default"/>
                 <w:lang w:val="en-US" w:eastAsia="zh-CN"/>
               </w:rPr>
-              <w:t>单次批量分类不超过50条，任务应在5min内完成</w:t>
+              <w:t>常规筛选查询t95响应时间不超过2s；单次导出不超过200条</w:t>
             </w:r>
           </w:p>
         </w:tc>
@@ -48288,7 +48572,6 @@
             <w:insideH w:val="none" w:color="auto" w:sz="0" w:space="0"/>
             <w:insideV w:val="none" w:color="auto" w:sz="0" w:space="0"/>
           </w:tblBorders>
-          <w:shd w:val="clear" w:color="auto" w:fill="auto"/>
           <w:tblCellMar>
             <w:top w:w="0" w:type="dxa"/>
             <w:left w:w="108" w:type="dxa"/>
@@ -48318,7 +48601,7 @@
                 <w:rFonts w:hint="default"/>
                 <w:lang w:val="en-US" w:eastAsia="zh-CN"/>
               </w:rPr>
-              <w:t>历史查询与导出</w:t>
+              <w:t>用户数据隔离</w:t>
             </w:r>
           </w:p>
         </w:tc>
@@ -48341,7 +48624,7 @@
                 <w:rFonts w:hint="default"/>
                 <w:lang w:val="en-US" w:eastAsia="zh-CN"/>
               </w:rPr>
-              <w:t>常规筛选查询t95响应时间不超过2s；单次导出不超过200条</w:t>
+              <w:t>历史记录、详情和导出接口均需校验Token，用户只能访问本人记录</w:t>
             </w:r>
           </w:p>
         </w:tc>
@@ -48356,7 +48639,6 @@
             <w:insideH w:val="none" w:color="auto" w:sz="0" w:space="0"/>
             <w:insideV w:val="none" w:color="auto" w:sz="0" w:space="0"/>
           </w:tblBorders>
-          <w:shd w:val="clear" w:color="auto" w:fill="auto"/>
           <w:tblCellMar>
             <w:top w:w="0" w:type="dxa"/>
             <w:left w:w="108" w:type="dxa"/>
@@ -48386,7 +48668,7 @@
                 <w:rFonts w:hint="default"/>
                 <w:lang w:val="en-US" w:eastAsia="zh-CN"/>
               </w:rPr>
-              <w:t>用户数据隔离</w:t>
+              <w:t>异常处理</w:t>
             </w:r>
           </w:p>
         </w:tc>
@@ -48409,74 +48691,6 @@
                 <w:rFonts w:hint="default"/>
                 <w:lang w:val="en-US" w:eastAsia="zh-CN"/>
               </w:rPr>
-              <w:t>历史记录、详情和导出接口均需校验Token，用户只能访问本人记录</w:t>
-            </w:r>
-          </w:p>
-        </w:tc>
-      </w:tr>
-      <w:tr>
-        <w:tblPrEx>
-          <w:tblBorders>
-            <w:top w:val="single" w:color="auto" w:sz="8" w:space="0"/>
-            <w:left w:val="none" w:color="auto" w:sz="0" w:space="0"/>
-            <w:bottom w:val="single" w:color="auto" w:sz="8" w:space="0"/>
-            <w:right w:val="none" w:color="auto" w:sz="0" w:space="0"/>
-            <w:insideH w:val="none" w:color="auto" w:sz="0" w:space="0"/>
-            <w:insideV w:val="none" w:color="auto" w:sz="0" w:space="0"/>
-          </w:tblBorders>
-          <w:shd w:val="clear" w:color="auto" w:fill="auto"/>
-          <w:tblCellMar>
-            <w:top w:w="0" w:type="dxa"/>
-            <w:left w:w="108" w:type="dxa"/>
-            <w:bottom w:w="0" w:type="dxa"/>
-            <w:right w:w="108" w:type="dxa"/>
-          </w:tblCellMar>
-        </w:tblPrEx>
-        <w:trPr>
-          <w:trHeight w:val="471" w:hRule="atLeast"/>
-        </w:trPr>
-        <w:tc>
-          <w:tcPr>
-            <w:tcW w:w="1778" w:type="dxa"/>
-            <w:shd w:val="clear" w:color="auto" w:fill="FFFFFF"/>
-            <w:vAlign w:val="top"/>
-          </w:tcPr>
-          <w:p>
-            <w:pPr>
-              <w:pStyle w:val="26"/>
-              <w:bidi w:val="0"/>
-              <w:rPr>
-                <w:rFonts w:hint="default"/>
-              </w:rPr>
-            </w:pPr>
-            <w:r>
-              <w:rPr>
-                <w:rFonts w:hint="default"/>
-                <w:lang w:val="en-US" w:eastAsia="zh-CN"/>
-              </w:rPr>
-              <w:t>异常处理</w:t>
-            </w:r>
-          </w:p>
-        </w:tc>
-        <w:tc>
-          <w:tcPr>
-            <w:tcW w:w="6645" w:type="dxa"/>
-            <w:shd w:val="clear" w:color="auto" w:fill="FFFFFF"/>
-            <w:vAlign w:val="top"/>
-          </w:tcPr>
-          <w:p>
-            <w:pPr>
-              <w:pStyle w:val="26"/>
-              <w:bidi w:val="0"/>
-              <w:rPr>
-                <w:rFonts w:hint="default"/>
-              </w:rPr>
-            </w:pPr>
-            <w:r>
-              <w:rPr>
-                <w:rFonts w:hint="default"/>
-                <w:lang w:val="en-US" w:eastAsia="zh-CN"/>
-              </w:rPr>
               <w:t>Python服务异常或任务失败时，系统应返回错误提示，批量任务不中断</w:t>
             </w:r>
           </w:p>
@@ -48496,14 +48710,7 @@
           <w:rFonts w:hint="default"/>
           <w:lang w:val="en-US" w:eastAsia="zh-CN"/>
         </w:rPr>
-        <w:t>从表5-1可以看出，本文未单独设置高并发吞吐指标，而是围绕用户完成分类任务时最直接感知到的环节进行约束，t95表示95%请求的响应时间不超过给定阈值。上述需求也为后续系统测试提供了可检查的依据</w:t>
-      </w:r>
-      <w:r>
-        <w:rPr>
-          <w:rFonts w:hint="eastAsia"/>
-          <w:lang w:val="en-US" w:eastAsia="zh-CN"/>
-        </w:rPr>
-        <w:t>。</w:t>
+        <w:t>表5-1列出了系统非功能性需求。本文未单独设置高并发吞吐指标，而是围绕用户完成分类任务时直接感知到的环节进行约束；其中，t95表示95%请求的响应时间不超过给定阈值。</w:t>
       </w:r>
     </w:p>
     <w:p>
@@ -48667,7 +48874,17 @@
         </w:rPr>
       </w:pPr>
       <w:r>
-        <w:t>图5-1系统架构图</w:t>
+        <w:t>图5-1</w:t>
+      </w:r>
+      <w:r>
+        <w:rPr>
+          <w:rFonts w:hint="eastAsia"/>
+          <w:lang w:val="en-US" w:eastAsia="zh-CN"/>
+        </w:rPr>
+        <w:t xml:space="preserve">  </w:t>
+      </w:r>
+      <w:r>
+        <w:t>系统架构图</w:t>
       </w:r>
     </w:p>
     <w:p>
@@ -48863,7 +49080,17 @@
         <w:bidi w:val="0"/>
       </w:pPr>
       <w:r>
-        <w:t>图5-2数据库ER图</w:t>
+        <w:t>图5-2</w:t>
+      </w:r>
+      <w:r>
+        <w:rPr>
+          <w:rFonts w:hint="eastAsia"/>
+          <w:lang w:val="en-US" w:eastAsia="zh-CN"/>
+        </w:rPr>
+        <w:t xml:space="preserve">  </w:t>
+      </w:r>
+      <w:r>
+        <w:t>数据库ER图</w:t>
       </w:r>
     </w:p>
     <w:p>
@@ -48908,7 +49135,7 @@
           <w:rFonts w:hint="eastAsia"/>
           <w:lang w:val="en-US" w:eastAsia="zh-CN"/>
         </w:rPr>
-        <w:t>2</w:t>
+        <w:t xml:space="preserve">2  </w:t>
       </w:r>
       <w:r>
         <w:t>用户信息表</w:t>
@@ -49836,7 +50063,7 @@
           <w:rFonts w:hint="eastAsia"/>
           <w:lang w:val="en-US" w:eastAsia="zh-CN"/>
         </w:rPr>
-        <w:t>表5-3分类记录表</w:t>
+        <w:t>表5-3  分类记录表</w:t>
       </w:r>
       <w:bookmarkStart w:id="154" w:name="_Toc216114526"/>
     </w:p>
@@ -51463,7 +51690,7 @@
           <w:rFonts w:hint="eastAsia"/>
           <w:lang w:val="en-US" w:eastAsia="zh-CN"/>
         </w:rPr>
-        <w:t>4</w:t>
+        <w:t xml:space="preserve">4  </w:t>
       </w:r>
       <w:r>
         <w:t>开发环境及工具配置一览</w:t>
@@ -52398,7 +52625,7 @@
           <w:rFonts w:hint="eastAsia"/>
           <w:lang w:val="en-US" w:eastAsia="zh-CN"/>
         </w:rPr>
-        <w:t>3</w:t>
+        <w:t xml:space="preserve">3  </w:t>
       </w:r>
       <w:r>
         <w:t>用户</w:t>
@@ -52599,7 +52826,7 @@
           <w:rFonts w:hint="eastAsia"/>
           <w:lang w:val="en-US" w:eastAsia="zh-CN"/>
         </w:rPr>
-        <w:t>4单条</w:t>
+        <w:t>4  单条</w:t>
       </w:r>
       <w:r>
         <w:t>分类</w:t>
@@ -52823,7 +53050,7 @@
           <w:rFonts w:hint="eastAsia"/>
           <w:lang w:val="en-US" w:eastAsia="zh-CN"/>
         </w:rPr>
-        <w:t>图5-5批量分类功能界面</w:t>
+        <w:t>图5-5  批量分类功能界面</w:t>
       </w:r>
     </w:p>
     <w:p>
@@ -52959,7 +53186,7 @@
           <w:rFonts w:hint="eastAsia"/>
           <w:lang w:val="en-US" w:eastAsia="zh-CN"/>
         </w:rPr>
-        <w:t>图5-6</w:t>
+        <w:t xml:space="preserve">图5-6  </w:t>
       </w:r>
       <w:r>
         <w:t>分类历史与结果导出功能界面</w:t>
@@ -53063,7 +53290,7 @@
           <w:rFonts w:hint="eastAsia"/>
           <w:lang w:val="en-US" w:eastAsia="zh-CN"/>
         </w:rPr>
-        <w:t>表5-5系统功能测试用例</w:t>
+        <w:t>表5-5  系统功能测试用例</w:t>
       </w:r>
     </w:p>
     <w:tbl>
@@ -53491,7 +53718,12 @@
             <w:insideH w:val="none" w:color="auto" w:sz="0" w:space="0"/>
             <w:insideV w:val="none" w:color="auto" w:sz="0" w:space="0"/>
           </w:tblBorders>
-          <w:shd w:val="clear" w:color="auto" w:fill="auto"/>
+          <w:tblCellMar>
+            <w:top w:w="0" w:type="dxa"/>
+            <w:left w:w="108" w:type="dxa"/>
+            <w:bottom w:w="0" w:type="dxa"/>
+            <w:right w:w="108" w:type="dxa"/>
+          </w:tblCellMar>
         </w:tblPrEx>
         <w:trPr>
           <w:trHeight w:val="471" w:hRule="atLeast"/>
@@ -53601,130 +53833,6 @@
                 <w:lang w:val="en-US" w:eastAsia="zh-CN"/>
               </w:rPr>
               <w:t>返回预测类别、置信度和概率分布</w:t>
-            </w:r>
-          </w:p>
-        </w:tc>
-      </w:tr>
-      <w:tr>
-        <w:tblPrEx>
-          <w:tblBorders>
-            <w:top w:val="single" w:color="auto" w:sz="8" w:space="0"/>
-            <w:left w:val="none" w:color="auto" w:sz="0" w:space="0"/>
-            <w:bottom w:val="single" w:color="auto" w:sz="8" w:space="0"/>
-            <w:right w:val="none" w:color="auto" w:sz="0" w:space="0"/>
-            <w:insideH w:val="none" w:color="auto" w:sz="0" w:space="0"/>
-            <w:insideV w:val="none" w:color="auto" w:sz="0" w:space="0"/>
-          </w:tblBorders>
-          <w:shd w:val="clear" w:color="auto" w:fill="auto"/>
-        </w:tblPrEx>
-        <w:trPr>
-          <w:trHeight w:val="471" w:hRule="atLeast"/>
-        </w:trPr>
-        <w:tc>
-          <w:tcPr>
-            <w:tcW w:w="1096" w:type="dxa"/>
-            <w:tcBorders>
-              <w:tl2br w:val="nil"/>
-              <w:tr2bl w:val="nil"/>
-            </w:tcBorders>
-            <w:shd w:val="clear" w:color="auto" w:fill="FFFFFF"/>
-            <w:vAlign w:val="top"/>
-          </w:tcPr>
-          <w:p>
-            <w:pPr>
-              <w:pStyle w:val="26"/>
-              <w:bidi w:val="0"/>
-              <w:rPr>
-                <w:rFonts w:hint="default"/>
-              </w:rPr>
-            </w:pPr>
-            <w:r>
-              <w:rPr>
-                <w:rFonts w:hint="default"/>
-                <w:lang w:val="en-US" w:eastAsia="zh-CN"/>
-              </w:rPr>
-              <w:t>TC-004</w:t>
-            </w:r>
-          </w:p>
-        </w:tc>
-        <w:tc>
-          <w:tcPr>
-            <w:tcW w:w="1104" w:type="dxa"/>
-            <w:tcBorders>
-              <w:tl2br w:val="nil"/>
-              <w:tr2bl w:val="nil"/>
-            </w:tcBorders>
-            <w:shd w:val="clear" w:color="auto" w:fill="FFFFFF"/>
-            <w:vAlign w:val="top"/>
-          </w:tcPr>
-          <w:p>
-            <w:pPr>
-              <w:pStyle w:val="26"/>
-              <w:bidi w:val="0"/>
-              <w:rPr>
-                <w:rFonts w:hint="default"/>
-              </w:rPr>
-            </w:pPr>
-            <w:r>
-              <w:rPr>
-                <w:rFonts w:hint="default"/>
-                <w:lang w:val="en-US" w:eastAsia="zh-CN"/>
-              </w:rPr>
-              <w:t>输入校验</w:t>
-            </w:r>
-          </w:p>
-        </w:tc>
-        <w:tc>
-          <w:tcPr>
-            <w:tcW w:w="3009" w:type="dxa"/>
-            <w:tcBorders>
-              <w:tl2br w:val="nil"/>
-              <w:tr2bl w:val="nil"/>
-            </w:tcBorders>
-            <w:shd w:val="clear" w:color="auto" w:fill="FFFFFF"/>
-            <w:vAlign w:val="top"/>
-          </w:tcPr>
-          <w:p>
-            <w:pPr>
-              <w:pStyle w:val="26"/>
-              <w:bidi w:val="0"/>
-              <w:rPr>
-                <w:rFonts w:hint="default"/>
-              </w:rPr>
-            </w:pPr>
-            <w:r>
-              <w:rPr>
-                <w:rFonts w:hint="default"/>
-                <w:lang w:val="en-US" w:eastAsia="zh-CN"/>
-              </w:rPr>
-              <w:t>空摘要或不符合要求的文件</w:t>
-            </w:r>
-          </w:p>
-        </w:tc>
-        <w:tc>
-          <w:tcPr>
-            <w:tcW w:w="0" w:type="auto"/>
-            <w:tcBorders>
-              <w:tl2br w:val="nil"/>
-              <w:tr2bl w:val="nil"/>
-            </w:tcBorders>
-            <w:shd w:val="clear" w:color="auto" w:fill="FFFFFF"/>
-            <w:vAlign w:val="top"/>
-          </w:tcPr>
-          <w:p>
-            <w:pPr>
-              <w:pStyle w:val="26"/>
-              <w:bidi w:val="0"/>
-              <w:rPr>
-                <w:rFonts w:hint="default"/>
-              </w:rPr>
-            </w:pPr>
-            <w:r>
-              <w:rPr>
-                <w:rFonts w:hint="default"/>
-                <w:lang w:val="en-US" w:eastAsia="zh-CN"/>
-              </w:rPr>
-              <w:t>返回明确错误提示</w:t>
             </w:r>
           </w:p>
         </w:tc>
@@ -53773,7 +53881,7 @@
                 <w:rFonts w:hint="default"/>
                 <w:lang w:val="en-US" w:eastAsia="zh-CN"/>
               </w:rPr>
-              <w:t>TC-005</w:t>
+              <w:t>TC-004</w:t>
             </w:r>
           </w:p>
         </w:tc>
@@ -53800,7 +53908,7 @@
                 <w:rFonts w:hint="default"/>
                 <w:lang w:val="en-US" w:eastAsia="zh-CN"/>
               </w:rPr>
-              <w:t>批量分类</w:t>
+              <w:t>输入校验</w:t>
             </w:r>
           </w:p>
         </w:tc>
@@ -53827,7 +53935,7 @@
                 <w:rFonts w:hint="default"/>
                 <w:lang w:val="en-US" w:eastAsia="zh-CN"/>
               </w:rPr>
-              <w:t>上传包含摘要列且不超过50条的Excel文件</w:t>
+              <w:t>空摘要或不符合要求的文件</w:t>
             </w:r>
           </w:p>
         </w:tc>
@@ -53854,7 +53962,7 @@
                 <w:rFonts w:hint="default"/>
                 <w:lang w:val="en-US" w:eastAsia="zh-CN"/>
               </w:rPr>
-              <w:t>返回批次ID、成功数和失败数</w:t>
+              <w:t>返回明确错误提示</w:t>
             </w:r>
           </w:p>
         </w:tc>
@@ -53903,6 +54011,135 @@
                 <w:rFonts w:hint="default"/>
                 <w:lang w:val="en-US" w:eastAsia="zh-CN"/>
               </w:rPr>
+              <w:t>TC-005</w:t>
+            </w:r>
+          </w:p>
+        </w:tc>
+        <w:tc>
+          <w:tcPr>
+            <w:tcW w:w="1104" w:type="dxa"/>
+            <w:tcBorders>
+              <w:tl2br w:val="nil"/>
+              <w:tr2bl w:val="nil"/>
+            </w:tcBorders>
+            <w:shd w:val="clear" w:color="auto" w:fill="FFFFFF"/>
+            <w:vAlign w:val="top"/>
+          </w:tcPr>
+          <w:p>
+            <w:pPr>
+              <w:pStyle w:val="26"/>
+              <w:bidi w:val="0"/>
+              <w:rPr>
+                <w:rFonts w:hint="default"/>
+              </w:rPr>
+            </w:pPr>
+            <w:r>
+              <w:rPr>
+                <w:rFonts w:hint="default"/>
+                <w:lang w:val="en-US" w:eastAsia="zh-CN"/>
+              </w:rPr>
+              <w:t>批量分类</w:t>
+            </w:r>
+          </w:p>
+        </w:tc>
+        <w:tc>
+          <w:tcPr>
+            <w:tcW w:w="3009" w:type="dxa"/>
+            <w:tcBorders>
+              <w:tl2br w:val="nil"/>
+              <w:tr2bl w:val="nil"/>
+            </w:tcBorders>
+            <w:shd w:val="clear" w:color="auto" w:fill="FFFFFF"/>
+            <w:vAlign w:val="top"/>
+          </w:tcPr>
+          <w:p>
+            <w:pPr>
+              <w:pStyle w:val="26"/>
+              <w:bidi w:val="0"/>
+              <w:rPr>
+                <w:rFonts w:hint="default"/>
+              </w:rPr>
+            </w:pPr>
+            <w:r>
+              <w:rPr>
+                <w:rFonts w:hint="default"/>
+                <w:lang w:val="en-US" w:eastAsia="zh-CN"/>
+              </w:rPr>
+              <w:t>上传包含摘要列且不超过50条的Excel文件</w:t>
+            </w:r>
+          </w:p>
+        </w:tc>
+        <w:tc>
+          <w:tcPr>
+            <w:tcW w:w="0" w:type="auto"/>
+            <w:tcBorders>
+              <w:tl2br w:val="nil"/>
+              <w:tr2bl w:val="nil"/>
+            </w:tcBorders>
+            <w:shd w:val="clear" w:color="auto" w:fill="FFFFFF"/>
+            <w:vAlign w:val="top"/>
+          </w:tcPr>
+          <w:p>
+            <w:pPr>
+              <w:pStyle w:val="26"/>
+              <w:bidi w:val="0"/>
+              <w:rPr>
+                <w:rFonts w:hint="default"/>
+              </w:rPr>
+            </w:pPr>
+            <w:r>
+              <w:rPr>
+                <w:rFonts w:hint="default"/>
+                <w:lang w:val="en-US" w:eastAsia="zh-CN"/>
+              </w:rPr>
+              <w:t>返回批次ID、成功数和失败数</w:t>
+            </w:r>
+          </w:p>
+        </w:tc>
+      </w:tr>
+      <w:tr>
+        <w:tblPrEx>
+          <w:tblBorders>
+            <w:top w:val="single" w:color="auto" w:sz="8" w:space="0"/>
+            <w:left w:val="none" w:color="auto" w:sz="0" w:space="0"/>
+            <w:bottom w:val="single" w:color="auto" w:sz="8" w:space="0"/>
+            <w:right w:val="none" w:color="auto" w:sz="0" w:space="0"/>
+            <w:insideH w:val="none" w:color="auto" w:sz="0" w:space="0"/>
+            <w:insideV w:val="none" w:color="auto" w:sz="0" w:space="0"/>
+          </w:tblBorders>
+          <w:tblCellMar>
+            <w:top w:w="0" w:type="dxa"/>
+            <w:left w:w="108" w:type="dxa"/>
+            <w:bottom w:w="0" w:type="dxa"/>
+            <w:right w:w="108" w:type="dxa"/>
+          </w:tblCellMar>
+        </w:tblPrEx>
+        <w:trPr>
+          <w:trHeight w:val="471" w:hRule="atLeast"/>
+        </w:trPr>
+        <w:tc>
+          <w:tcPr>
+            <w:tcW w:w="1096" w:type="dxa"/>
+            <w:tcBorders>
+              <w:tl2br w:val="nil"/>
+              <w:tr2bl w:val="nil"/>
+            </w:tcBorders>
+            <w:shd w:val="clear" w:color="auto" w:fill="FFFFFF"/>
+            <w:vAlign w:val="top"/>
+          </w:tcPr>
+          <w:p>
+            <w:pPr>
+              <w:pStyle w:val="26"/>
+              <w:bidi w:val="0"/>
+              <w:rPr>
+                <w:rFonts w:hint="default"/>
+              </w:rPr>
+            </w:pPr>
+            <w:r>
+              <w:rPr>
+                <w:rFonts w:hint="default"/>
+                <w:lang w:val="en-US" w:eastAsia="zh-CN"/>
+              </w:rPr>
               <w:t>TC-006</w:t>
             </w:r>
           </w:p>
@@ -54301,7 +54538,21 @@
           <w:rFonts w:hint="default"/>
           <w:lang w:val="en-US" w:eastAsia="zh-CN"/>
         </w:rPr>
-        <w:t>表5-6系统非功能测试结果</w:t>
+        <w:t>表5-6</w:t>
+      </w:r>
+      <w:r>
+        <w:rPr>
+          <w:rFonts w:hint="eastAsia"/>
+          <w:lang w:val="en-US" w:eastAsia="zh-CN"/>
+        </w:rPr>
+        <w:t xml:space="preserve">  </w:t>
+      </w:r>
+      <w:r>
+        <w:rPr>
+          <w:rFonts w:hint="default"/>
+          <w:lang w:val="en-US" w:eastAsia="zh-CN"/>
+        </w:rPr>
+        <w:t>系统非功能测试结果</w:t>
       </w:r>
     </w:p>
     <w:tbl>
@@ -54665,6 +54916,7 @@
             <w:insideH w:val="none" w:color="auto" w:sz="0" w:space="0"/>
             <w:insideV w:val="none" w:color="auto" w:sz="0" w:space="0"/>
           </w:tblBorders>
+          <w:shd w:val="clear" w:color="auto" w:fill="auto"/>
           <w:tblCellMar>
             <w:top w:w="0" w:type="dxa"/>
             <w:left w:w="108" w:type="dxa"/>
@@ -54759,6 +55011,114 @@
                 <w:lang w:val="en-US" w:eastAsia="zh-CN"/>
               </w:rPr>
               <w:t>筛选查询正常返回，200条以内数据可导出</w:t>
+            </w:r>
+          </w:p>
+        </w:tc>
+      </w:tr>
+      <w:tr>
+        <w:tblPrEx>
+          <w:tblBorders>
+            <w:top w:val="none" w:color="auto" w:sz="0" w:space="0"/>
+            <w:left w:val="none" w:color="auto" w:sz="0" w:space="0"/>
+            <w:bottom w:val="none" w:color="auto" w:sz="0" w:space="0"/>
+            <w:right w:val="none" w:color="auto" w:sz="0" w:space="0"/>
+            <w:insideH w:val="none" w:color="auto" w:sz="0" w:space="0"/>
+            <w:insideV w:val="none" w:color="auto" w:sz="0" w:space="0"/>
+          </w:tblBorders>
+          <w:tblCellMar>
+            <w:top w:w="0" w:type="dxa"/>
+            <w:left w:w="108" w:type="dxa"/>
+            <w:bottom w:w="0" w:type="dxa"/>
+            <w:right w:w="108" w:type="dxa"/>
+          </w:tblCellMar>
+        </w:tblPrEx>
+        <w:trPr>
+          <w:trHeight w:val="170" w:hRule="atLeast"/>
+        </w:trPr>
+        <w:tc>
+          <w:tcPr>
+            <w:tcW w:w="955" w:type="pct"/>
+            <w:tcBorders>
+              <w:top w:val="nil"/>
+              <w:left w:val="nil"/>
+              <w:bottom w:val="nil"/>
+              <w:right w:val="nil"/>
+            </w:tcBorders>
+            <w:shd w:val="clear" w:color="auto" w:fill="FFFFFF"/>
+            <w:vAlign w:val="top"/>
+          </w:tcPr>
+          <w:p>
+            <w:pPr>
+              <w:pStyle w:val="26"/>
+              <w:bidi w:val="0"/>
+              <w:rPr>
+                <w:rFonts w:hint="default"/>
+              </w:rPr>
+            </w:pPr>
+            <w:r>
+              <w:rPr>
+                <w:rFonts w:hint="default"/>
+                <w:lang w:val="en-US" w:eastAsia="zh-CN"/>
+              </w:rPr>
+              <w:t>用户数据隔离</w:t>
+            </w:r>
+          </w:p>
+        </w:tc>
+        <w:tc>
+          <w:tcPr>
+            <w:tcW w:w="1666" w:type="pct"/>
+            <w:tcBorders>
+              <w:top w:val="nil"/>
+              <w:left w:val="nil"/>
+              <w:bottom w:val="nil"/>
+              <w:right w:val="nil"/>
+            </w:tcBorders>
+            <w:shd w:val="clear" w:color="auto" w:fill="FFFFFF"/>
+            <w:vAlign w:val="top"/>
+          </w:tcPr>
+          <w:p>
+            <w:pPr>
+              <w:pStyle w:val="26"/>
+              <w:bidi w:val="0"/>
+              <w:rPr>
+                <w:rFonts w:hint="default"/>
+              </w:rPr>
+            </w:pPr>
+            <w:r>
+              <w:rPr>
+                <w:rFonts w:hint="default"/>
+                <w:lang w:val="en-US" w:eastAsia="zh-CN"/>
+              </w:rPr>
+              <w:t>未登录请求被拒绝，用户不能访问他人记录</w:t>
+            </w:r>
+          </w:p>
+        </w:tc>
+        <w:tc>
+          <w:tcPr>
+            <w:tcW w:w="2377" w:type="pct"/>
+            <w:tcBorders>
+              <w:top w:val="nil"/>
+              <w:left w:val="nil"/>
+              <w:bottom w:val="nil"/>
+              <w:right w:val="nil"/>
+            </w:tcBorders>
+            <w:shd w:val="clear" w:color="auto" w:fill="FFFFFF"/>
+            <w:vAlign w:val="top"/>
+          </w:tcPr>
+          <w:p>
+            <w:pPr>
+              <w:pStyle w:val="26"/>
+              <w:bidi w:val="0"/>
+              <w:rPr>
+                <w:rFonts w:hint="default"/>
+              </w:rPr>
+            </w:pPr>
+            <w:r>
+              <w:rPr>
+                <w:rFonts w:hint="default"/>
+                <w:lang w:val="en-US" w:eastAsia="zh-CN"/>
+              </w:rPr>
+              <w:t>历史记录、详情和导出接口均按用户ID过滤</w:t>
             </w:r>
           </w:p>
         </w:tc>
@@ -54790,115 +55150,6 @@
             <w:tcBorders>
               <w:top w:val="nil"/>
               <w:left w:val="nil"/>
-              <w:bottom w:val="nil"/>
-              <w:right w:val="nil"/>
-            </w:tcBorders>
-            <w:shd w:val="clear" w:color="auto" w:fill="FFFFFF"/>
-            <w:vAlign w:val="top"/>
-          </w:tcPr>
-          <w:p>
-            <w:pPr>
-              <w:pStyle w:val="26"/>
-              <w:bidi w:val="0"/>
-              <w:rPr>
-                <w:rFonts w:hint="default"/>
-              </w:rPr>
-            </w:pPr>
-            <w:r>
-              <w:rPr>
-                <w:rFonts w:hint="default"/>
-                <w:lang w:val="en-US" w:eastAsia="zh-CN"/>
-              </w:rPr>
-              <w:t>用户数据隔离</w:t>
-            </w:r>
-          </w:p>
-        </w:tc>
-        <w:tc>
-          <w:tcPr>
-            <w:tcW w:w="1666" w:type="pct"/>
-            <w:tcBorders>
-              <w:top w:val="nil"/>
-              <w:left w:val="nil"/>
-              <w:bottom w:val="nil"/>
-              <w:right w:val="nil"/>
-            </w:tcBorders>
-            <w:shd w:val="clear" w:color="auto" w:fill="FFFFFF"/>
-            <w:vAlign w:val="top"/>
-          </w:tcPr>
-          <w:p>
-            <w:pPr>
-              <w:pStyle w:val="26"/>
-              <w:bidi w:val="0"/>
-              <w:rPr>
-                <w:rFonts w:hint="default"/>
-              </w:rPr>
-            </w:pPr>
-            <w:r>
-              <w:rPr>
-                <w:rFonts w:hint="default"/>
-                <w:lang w:val="en-US" w:eastAsia="zh-CN"/>
-              </w:rPr>
-              <w:t>未登录请求被拒绝，用户不能访问他人记录</w:t>
-            </w:r>
-          </w:p>
-        </w:tc>
-        <w:tc>
-          <w:tcPr>
-            <w:tcW w:w="2377" w:type="pct"/>
-            <w:tcBorders>
-              <w:top w:val="nil"/>
-              <w:left w:val="nil"/>
-              <w:bottom w:val="nil"/>
-              <w:right w:val="nil"/>
-            </w:tcBorders>
-            <w:shd w:val="clear" w:color="auto" w:fill="FFFFFF"/>
-            <w:vAlign w:val="top"/>
-          </w:tcPr>
-          <w:p>
-            <w:pPr>
-              <w:pStyle w:val="26"/>
-              <w:bidi w:val="0"/>
-              <w:rPr>
-                <w:rFonts w:hint="default"/>
-              </w:rPr>
-            </w:pPr>
-            <w:r>
-              <w:rPr>
-                <w:rFonts w:hint="default"/>
-                <w:lang w:val="en-US" w:eastAsia="zh-CN"/>
-              </w:rPr>
-              <w:t>历史记录、详情和导出接口均按用户ID过滤</w:t>
-            </w:r>
-          </w:p>
-        </w:tc>
-      </w:tr>
-      <w:tr>
-        <w:tblPrEx>
-          <w:tblBorders>
-            <w:top w:val="none" w:color="auto" w:sz="0" w:space="0"/>
-            <w:left w:val="none" w:color="auto" w:sz="0" w:space="0"/>
-            <w:bottom w:val="none" w:color="auto" w:sz="0" w:space="0"/>
-            <w:right w:val="none" w:color="auto" w:sz="0" w:space="0"/>
-            <w:insideH w:val="none" w:color="auto" w:sz="0" w:space="0"/>
-            <w:insideV w:val="none" w:color="auto" w:sz="0" w:space="0"/>
-          </w:tblBorders>
-          <w:shd w:val="clear" w:color="auto" w:fill="auto"/>
-          <w:tblCellMar>
-            <w:top w:w="0" w:type="dxa"/>
-            <w:left w:w="108" w:type="dxa"/>
-            <w:bottom w:w="0" w:type="dxa"/>
-            <w:right w:w="108" w:type="dxa"/>
-          </w:tblCellMar>
-        </w:tblPrEx>
-        <w:trPr>
-          <w:trHeight w:val="170" w:hRule="atLeast"/>
-        </w:trPr>
-        <w:tc>
-          <w:tcPr>
-            <w:tcW w:w="955" w:type="pct"/>
-            <w:tcBorders>
-              <w:top w:val="nil"/>
-              <w:left w:val="nil"/>
               <w:bottom w:val="single" w:color="auto" w:sz="8" w:space="0"/>
               <w:right w:val="nil"/>
             </w:tcBorders>
@@ -55641,7 +55892,7 @@
           <w:rFonts w:hint="eastAsia"/>
           <w:color w:val="auto"/>
         </w:rPr>
-        <w:t>本文主要是根据专利摘要来进行分类工作，在实际中，专利文件中的图片包含大量的形状以及结构上的内容，这对一些功能相同但是结构不同设备的区分是非常重要的，以后可以考虑使用图像领域的方法来处理专利图，利用多模态的方法融合文本以及图片的信息，提高分类效果</w:t>
+        <w:t>本文主要是根据专利摘要来进行分类工作，在实际中，专利文件中的图片包含大量的形状以及结构上的内容，这对功能相近但结构不同设备的区分具有参考价值，以后可以考虑使用图像领域的方法来处理专利图，利用多模态的方法融合文本以及图片的信息，提高分类效果</w:t>
       </w:r>
       <w:r>
         <w:rPr>
@@ -55907,7 +56158,16 @@
           <w:rFonts w:hint="eastAsia"/>
           <w:color w:val="auto"/>
         </w:rPr>
-        <w:t>，比如为什么该发明会被认为是“有源手术器械”，而不是“无源手术器械”。加强模型透明度可以提高监管部门对于自动化的接受程度，也可以帮助找到一些问题所在从而改进模型。</w:t>
+        <w:t>，比如为什么该发明会被认为是“有源手术器械”，而不</w:t>
+      </w:r>
+      <w:bookmarkStart w:id="184" w:name="_GoBack"/>
+      <w:bookmarkEnd w:id="184"/>
+      <w:r>
+        <w:rPr>
+          <w:rFonts w:hint="eastAsia"/>
+          <w:color w:val="auto"/>
+        </w:rPr>
+        <w:t>是“无源手术器械”。加强模型透明度可以提高监管部门对于自动化的接受程度，也可以帮助找到一些问题所在从而改进模型。</w:t>
       </w:r>
     </w:p>
     <w:p>
@@ -58791,7 +59051,7 @@
       <w:fldChar w:fldCharType="separate"/>
     </w:r>
     <w:r>
-      <w:t>ABSTRACT</w:t>
+      <w:t>总结与展望</w:t>
     </w:r>
     <w:r>
       <w:fldChar w:fldCharType="end"/>
@@ -58842,7 +59102,7 @@
       <w:fldChar w:fldCharType="separate"/>
     </w:r>
     <w:r>
-      <w:t>ABSTRACT</w:t>
+      <w:t>总结与展望</w:t>
     </w:r>
     <w:r>
       <w:fldChar w:fldCharType="end"/>
@@ -58959,7 +59219,7 @@
       <w:fldChar w:fldCharType="separate"/>
     </w:r>
     <w:r>
-      <w:t>ABSTRACT</w:t>
+      <w:t>总结与展望</w:t>
     </w:r>
     <w:r>
       <w:fldChar w:fldCharType="end"/>
